--- a/API-CONTRACT.docx
+++ b/API-CONTRACT.docx
@@ -396,7 +396,7 @@
           <w:rFonts w:ascii="Consolas" w:hAnsi="Consolas"/>
           <w:sz w:val="19"/>
         </w:rPr>
-        <w:t>403 Forbidden</w:t>
+        <w:t>Students (role=student) have read-only access to all GET endpoints. Write operations (POST, PUT, PATCH, DELETE) return 403 Forbidden for student tokens. Any other unrecognized role returns 403 Forbidden.</w:t>
       </w:r>
       <w:r>
         <w:t>.</w:t>

--- a/API-CONTRACT.docx
+++ b/API-CONTRACT.docx
@@ -43,13 +43,127 @@
     </w:p>
     <w:p>
       <w:r>
-        <w:rPr>
-          <w:b/>
-        </w:rPr>
-        <w:t>Current version:</w:t>
-      </w:r>
-      <w:r>
-        <w:t xml:space="preserve"> D2 (March 2026) -- most D1 limitations resolved; remaining items depend on cross-team integration.</w:t>
+        <w:t>Current version: D2.3 (March 2026) -- updated with workpack-confirmed decisions on auth architecture, progress ownership, parent model, and data scoping.</w:t>
+      </w:r>
+    </w:p>
+    <w:p>
+      <w:pPr>
+        <w:pStyle w:val="Heading2"/>
+      </w:pPr>
+      <w:r>
+        <w:t>Getting Started</w:t>
+      </w:r>
+    </w:p>
+    <w:p>
+      <w:pPr/>
+      <w:r>
+        <w:t>Clone the repo and start all services with Docker:</w:t>
+      </w:r>
+    </w:p>
+    <w:p>
+      <w:pPr/>
+      <w:r>
+        <w:t>git clone &lt;repo-url&gt; hatchloom-delta &amp;&amp; cd hatchloom-delta</w:t>
+        <w:br/>
+        <w:t>docker compose up --build -d</w:t>
+      </w:r>
+    </w:p>
+    <w:p>
+      <w:pPr/>
+      <w:r>
+        <w:t>Wait ~15 seconds, then verify all services are healthy:</w:t>
+      </w:r>
+    </w:p>
+    <w:p>
+      <w:pPr/>
+      <w:r>
+        <w:t>curl http://localhost:8001/api/school/dashboard/health</w:t>
+        <w:br/>
+        <w:t>curl http://localhost:8002/api/school/experiences/health</w:t>
+        <w:br/>
+        <w:t>curl http://localhost:8003/api/school/enrolments/health</w:t>
+      </w:r>
+    </w:p>
+    <w:p>
+      <w:pPr/>
+      <w:r>
+        <w:t>Migrations and seeding happen automatically -- no extra commands needed.</w:t>
+      </w:r>
+    </w:p>
+    <w:p>
+      <w:pPr>
+        <w:pStyle w:val="Heading2"/>
+      </w:pPr>
+      <w:r>
+        <w:t>Seeded Test Data</w:t>
+      </w:r>
+    </w:p>
+    <w:p>
+      <w:pPr/>
+      <w:r>
+        <w:t>All services are pre-seeded with:</w:t>
+      </w:r>
+    </w:p>
+    <w:p>
+      <w:pPr>
+        <w:pStyle w:val="ListBullet"/>
+      </w:pPr>
+      <w:r>
+        <w:t>1 school: Ridgewood Academy (id=1)</w:t>
+      </w:r>
+    </w:p>
+    <w:p>
+      <w:pPr>
+        <w:pStyle w:val="ListBullet"/>
+      </w:pPr>
+      <w:r>
+        <w:t>14 users: 1 admin (id=1), 2 teachers (id=2,3), 10 students (id=4-13, grades 8-12), 1 parent (id=14, linked to student id=4)</w:t>
+      </w:r>
+    </w:p>
+    <w:p>
+      <w:pPr>
+        <w:pStyle w:val="ListBullet"/>
+      </w:pPr>
+      <w:r>
+        <w:t>2 experiences: Business Foundations, Tech Explorers (with 5 courses total)</w:t>
+      </w:r>
+    </w:p>
+    <w:p>
+      <w:pPr>
+        <w:pStyle w:val="ListBullet"/>
+      </w:pPr>
+      <w:r>
+        <w:t>3 cohorts: Cohort A (active, 6 students), Cohort B (not_started), Cohort C (active, 2 students)</w:t>
+      </w:r>
+    </w:p>
+    <w:p>
+      <w:pPr>
+        <w:pStyle w:val="ListBullet"/>
+      </w:pPr>
+      <w:r>
+        <w:t>5 mock courses: IDs 1-5 (hardcoded via MockCourseDataProvider, with 1-5 blocks each to test variable-length rendering)</w:t>
+      </w:r>
+    </w:p>
+    <w:p>
+      <w:pPr>
+        <w:pStyle w:val="ListBullet"/>
+      </w:pPr>
+      <w:r>
+        <w:t>Student grades: 8-12 distributed across students (Student 1 / id=4 is Grade 10)</w:t>
+      </w:r>
+    </w:p>
+    <w:p>
+      <w:pPr>
+        <w:pStyle w:val="ListBullet"/>
+      </w:pPr>
+      <w:r>
+        <w:t>Sample credential data: 2 earned + 1 in-progress per student (mock)</w:t>
+      </w:r>
+    </w:p>
+    <w:p>
+      <w:pPr/>
+      <w:r>
+        <w:t>Tokens are forwarded: When Dashboard Service calls Experience/Enrolment, it forwards your bearer token. One token works across the whole chain.</w:t>
       </w:r>
     </w:p>
     <w:p>
@@ -81,7 +195,7 @@
     </w:p>
     <w:p>
       <w:r>
-        <w:t>For D1, authentication is mocked. Three hardcoded tokens are recognized:</w:t>
+        <w:t>Currently, authentication is mocked. Four hardcoded tokens are recognized:</w:t>
       </w:r>
     </w:p>
     <w:tbl>
@@ -308,6 +422,52 @@
           </w:p>
         </w:tc>
       </w:tr>
+      <w:tr>
+        <w:tc>
+          <w:tcPr>
+            <w:tcW w:type="dxa" w:w="2351"/>
+          </w:tcPr>
+          <w:p>
+            <w:r>
+              <w:rPr/>
+              <w:t>`test-parent-token`</w:t>
+            </w:r>
+          </w:p>
+        </w:tc>
+        <w:tc>
+          <w:tcPr>
+            <w:tcW w:type="dxa" w:w="2351"/>
+          </w:tcPr>
+          <w:p>
+            <w:r>
+              <w:rPr/>
+              <w:t>14</w:t>
+            </w:r>
+          </w:p>
+        </w:tc>
+        <w:tc>
+          <w:tcPr>
+            <w:tcW w:type="dxa" w:w="2351"/>
+          </w:tcPr>
+          <w:p>
+            <w:r>
+              <w:rPr/>
+              <w:t>`parent`</w:t>
+            </w:r>
+          </w:p>
+        </w:tc>
+        <w:tc>
+          <w:tcPr>
+            <w:tcW w:type="dxa" w:w="2351"/>
+          </w:tcPr>
+          <w:p>
+            <w:r>
+              <w:rPr/>
+              <w:t>1</w:t>
+            </w:r>
+          </w:p>
+        </w:tc>
+      </w:tr>
     </w:tbl>
     <w:p/>
     <w:p>
@@ -369,48 +529,100 @@
         <w:pStyle w:val="ListBullet"/>
       </w:pPr>
       <w:r>
-        <w:t xml:space="preserve">Valid token mapping to a user whose role is not </w:t>
+        <w:t>Valid token mapping to a user with role school_admin or school_teacher grants full read/write access. Students (role=student) have read-only access scoped to their own data. Parents (role=parent) have read-only access scoped to their linked child's data via the parent_of column. Students and parents receive 403 Forbidden on write attempts (POST, PUT, PATCH, DELETE).</w:t>
       </w:r>
       <w:r>
         <w:rPr>
           <w:rFonts w:ascii="Consolas" w:hAnsi="Consolas"/>
           <w:sz w:val="19"/>
         </w:rPr>
-        <w:t>school_admin</w:t>
-      </w:r>
-      <w:r>
-        <w:t xml:space="preserve"> or </w:t>
-      </w:r>
+      </w:r>
+      <w:r/>
       <w:r>
         <w:rPr>
           <w:rFonts w:ascii="Consolas" w:hAnsi="Consolas"/>
           <w:sz w:val="19"/>
         </w:rPr>
-        <w:t>school_teacher</w:t>
-      </w:r>
-      <w:r>
-        <w:t xml:space="preserve"> returns </w:t>
-      </w:r>
+      </w:r>
+      <w:r/>
       <w:r>
         <w:rPr>
           <w:rFonts w:ascii="Consolas" w:hAnsi="Consolas"/>
           <w:sz w:val="19"/>
         </w:rPr>
-        <w:t>Students (role=student) have read-only access to all GET endpoints. Write operations (POST, PUT, PATCH, DELETE) return 403 Forbidden for student tokens. Any other unrecognized role returns 403 Forbidden.</w:t>
-      </w:r>
-      <w:r>
-        <w:t>.</w:t>
-      </w:r>
-    </w:p>
-    <w:p>
-      <w:r>
-        <w:rPr>
-          <w:b/>
-        </w:rPr>
-        <w:t>Integration dependency:</w:t>
-      </w:r>
-      <w:r>
-        <w:t xml:space="preserve"> This is mock auth only. Real JWT/token-based authentication will come from Team Quebec's Auth service. See the "Integration Requests" section below for details.</w:t>
+      </w:r>
+      <w:r/>
+    </w:p>
+    <w:p>
+      <w:r>
+        <w:rPr>
+          <w:sz w:val="20"/>
+        </w:rPr>
+        <w:t>Integration dependency: This is mock auth only. Per the project workpacks, the production auth model uses session tokens (not JWT). Team Quebec's Auth Service creates sessions in a database table (sessions: id, user_id, token, expires_at). The API Gateway (Role A) validates session tokens on incoming requests and propagates the authenticated user's identity to downstream services. Delta's services will not need to call Quebec per-request — the gateway handles validation centrally. See the "Integration Requests" section below for details.</w:t>
+      </w:r>
+    </w:p>
+    <w:p>
+      <w:pPr>
+        <w:pStyle w:val="Heading2"/>
+      </w:pPr>
+      <w:r>
+        <w:t xml:space="preserve">Student and Parent Data Scoping</w:t>
+      </w:r>
+    </w:p>
+    <w:p>
+      <w:pPr>
+        <w:pStyle w:val="Normal"/>
+      </w:pPr>
+      <w:r>
+        <w:t xml:space="preserve">When a student or parent authenticates, Delta automatically restricts what data they can see. This scoping is NOT documented per-endpoint above because it applies uniformly. Integrating teams should be aware of this behavior:</w:t>
+      </w:r>
+    </w:p>
+    <w:p>
+      <w:pPr>
+        <w:pStyle w:val="ListBullet"/>
+      </w:pPr>
+      <w:r>
+        <w:t xml:space="preserve">Students can only access their own data. The Enrolment Service auto-injects a student_id filter based on the authenticated user's role. Students calling list endpoints (e.g., GET /enrolments) will only see their own enrolments.</w:t>
+      </w:r>
+    </w:p>
+    <w:p>
+      <w:pPr>
+        <w:pStyle w:val="ListBullet"/>
+      </w:pPr>
+      <w:r>
+        <w:t>Parents can only access their linked child's data. The same auto-filter applies, using the parent_of relationship (current: single FK; production: parent_student_links table).</w:t>
+      </w:r>
+    </w:p>
+    <w:p>
+      <w:pPr>
+        <w:pStyle w:val="ListBullet"/>
+      </w:pPr>
+      <w:r>
+        <w:t xml:space="preserve">Controller-level guards enforce drill-down scoping. For endpoints like GET /dashboard/students/{studentId}, the controller checks that a student can only view their own record (403 if studentId != authenticated user's id) and a parent can only view their linked child's record.</w:t>
+      </w:r>
+    </w:p>
+    <w:p>
+      <w:pPr>
+        <w:pStyle w:val="ListBullet"/>
+      </w:pPr>
+      <w:r>
+        <w:t xml:space="preserve">School-wide dashboard endpoints (GET /dashboard, GET /dashboard/reporting/*, GET /dashboard/widgets/*) are restricted to school_admin and school_teacher roles only. Students and parents cannot access aggregated school data.</w:t>
+      </w:r>
+    </w:p>
+    <w:p>
+      <w:pPr>
+        <w:pStyle w:val="ListBullet"/>
+      </w:pPr>
+      <w:r>
+        <w:t xml:space="preserve">The student drill-down (GET /dashboard/students/{studentId}) is accessible by all roles, but students and parents are restricted to their own/linked data by controller guards.</w:t>
+      </w:r>
+    </w:p>
+    <w:p>
+      <w:pPr>
+        <w:pStyle w:val="Normal"/>
+      </w:pPr>
+      <w:r>
+        <w:t xml:space="preserve">Three-tier enforcement: (1) Route middleware restricts which roles can reach an endpoint. (2) Controller guards verify the specific user can access the specific resource. (3) Service layer auto-injects filters based on role. This means a student using test-student-token will get different results than an admin using test-admin-token on the same endpoint.</w:t>
       </w:r>
     </w:p>
     <w:p>
@@ -3568,7 +3780,7 @@
     </w:p>
     <w:p>
       <w:r>
-        <w:t>Returns a paginated list of students with their cohort assignments and computed assignment status.</w:t>
+        <w:t>Returns a paginated list of students with their cohort assignments. When called by a student, results are automatically filtered to show only that student's own enrolments. When called by a parent, results show only the linked child's enrolments. Admins and teachers see all students.</w:t>
       </w:r>
     </w:p>
     <w:p>
@@ -3834,7 +4046,7 @@
               <w:rPr>
                 <w:sz w:val="20"/>
               </w:rPr>
-              <w:t>Accepted but not applied (no grade column in users table yet)</w:t>
+              <w:t>Filter students by grade level (8-12). Matches the grade column on the users table.</w:t>
             </w:r>
           </w:p>
         </w:tc>
@@ -4535,44 +4747,33 @@
         <w:rPr>
           <w:b/>
         </w:rPr>
-        <w:t>Note:</w:t>
-      </w:r>
-      <w:r>
-        <w:t xml:space="preserve"> The </w:t>
-      </w:r>
+        <w:t>Note: The student_id filter is used internally by the Experience Service to look up individual students within an experience context.</w:t>
+      </w:r>
+      <w:r/>
       <w:r>
         <w:rPr>
           <w:rFonts w:ascii="Consolas" w:hAnsi="Consolas"/>
           <w:color w:val="444444"/>
           <w:sz w:val="19"/>
         </w:rPr>
-        <w:t>grade</w:t>
-      </w:r>
-      <w:r>
-        <w:t xml:space="preserve"> filter is accepted but has no effect because the </w:t>
-      </w:r>
+      </w:r>
+      <w:r/>
       <w:r>
         <w:rPr>
           <w:rFonts w:ascii="Consolas" w:hAnsi="Consolas"/>
           <w:color w:val="444444"/>
           <w:sz w:val="19"/>
         </w:rPr>
-        <w:t>users</w:t>
-      </w:r>
-      <w:r>
-        <w:t xml:space="preserve"> table does not yet have a grade column. The </w:t>
-      </w:r>
+      </w:r>
+      <w:r/>
       <w:r>
         <w:rPr>
           <w:rFonts w:ascii="Consolas" w:hAnsi="Consolas"/>
           <w:color w:val="444444"/>
           <w:sz w:val="19"/>
         </w:rPr>
-        <w:t>student_id</w:t>
-      </w:r>
-      <w:r>
-        <w:t xml:space="preserve"> filter is used internally by the Experience Service to look up individual students within an experience context.</w:t>
-      </w:r>
+      </w:r>
+      <w:r/>
     </w:p>
     <w:p>
       <w:pPr>
@@ -5420,7 +5621,7 @@
     </w:p>
     <w:p>
       <w:r>
-        <w:t>Returns aggregate enrolment statistics for the school, including warnings.</w:t>
+        <w:t>Returns aggregate enrolment statistics for the school, including total students, enrolled counts, and warnings. Admin and teacher only (students/parents get 403).</w:t>
       </w:r>
     </w:p>
     <w:p>
@@ -6353,77 +6554,57 @@
         <w:rPr>
           <w:b/>
         </w:rPr>
-        <w:t>Integration dependency:</w:t>
-      </w:r>
-      <w:r>
-        <w:t xml:space="preserve"> The </w:t>
-      </w:r>
+        <w:t>Integration dependency: The credentials field is populated by a mock credential data provider (MockCredentialDataProvider implementing CredentialDataProviderInterface). It returns empty/zero data. Real credential data will come from Karl's credential engine. See the "Integration Requests" section below. Student grades (8-12) are now seeded in the users table.</w:t>
+      </w:r>
+      <w:r/>
       <w:r>
         <w:rPr>
           <w:rFonts w:ascii="Consolas" w:hAnsi="Consolas"/>
           <w:color w:val="444444"/>
           <w:sz w:val="19"/>
         </w:rPr>
-        <w:t>credentials</w:t>
-      </w:r>
-      <w:r>
-        <w:t xml:space="preserve"> field is populated by a mock credential data provider (</w:t>
-      </w:r>
+      </w:r>
+      <w:r/>
       <w:r>
         <w:rPr>
           <w:rFonts w:ascii="Consolas" w:hAnsi="Consolas"/>
           <w:color w:val="444444"/>
           <w:sz w:val="19"/>
         </w:rPr>
-        <w:t>MockCredentialDataProvider</w:t>
-      </w:r>
-      <w:r>
-        <w:t xml:space="preserve"> implementing </w:t>
-      </w:r>
+      </w:r>
+      <w:r/>
       <w:r>
         <w:rPr>
           <w:rFonts w:ascii="Consolas" w:hAnsi="Consolas"/>
           <w:color w:val="444444"/>
           <w:sz w:val="19"/>
         </w:rPr>
-        <w:t>CredentialDataProviderInterface</w:t>
-      </w:r>
-      <w:r>
-        <w:t xml:space="preserve">). It returns empty/zero data. Real credential data will come from Karl's credential engine. See the "Integration Requests" section below. The </w:t>
-      </w:r>
+      </w:r>
+      <w:r/>
       <w:r>
         <w:rPr>
           <w:rFonts w:ascii="Consolas" w:hAnsi="Consolas"/>
           <w:color w:val="444444"/>
           <w:sz w:val="19"/>
         </w:rPr>
-        <w:t>grade</w:t>
-      </w:r>
-      <w:r>
-        <w:t xml:space="preserve"> field is always </w:t>
-      </w:r>
+      </w:r>
+      <w:r/>
       <w:r>
         <w:rPr>
           <w:rFonts w:ascii="Consolas" w:hAnsi="Consolas"/>
           <w:color w:val="444444"/>
           <w:sz w:val="19"/>
         </w:rPr>
-        <w:t>null</w:t>
-      </w:r>
-      <w:r>
-        <w:t xml:space="preserve"> until the </w:t>
-      </w:r>
+      </w:r>
+      <w:r/>
       <w:r>
         <w:rPr>
           <w:rFonts w:ascii="Consolas" w:hAnsi="Consolas"/>
           <w:color w:val="444444"/>
           <w:sz w:val="19"/>
         </w:rPr>
-        <w:t>users</w:t>
-      </w:r>
-      <w:r>
-        <w:t xml:space="preserve"> table is extended with a grade column.</w:t>
-      </w:r>
+      </w:r>
+      <w:r/>
     </w:p>
     <w:p>
       <w:pPr>
@@ -6453,7 +6634,7 @@
     </w:p>
     <w:p>
       <w:r>
-        <w:t>Downloads a CSV file of all enrolment records for the school (including removed enrolments).</w:t>
+        <w:t>Downloads a CSV file of all enrolment records for the school (including removed enrolments). Admin and teacher only (students/parents get 403).</w:t>
       </w:r>
     </w:p>
     <w:p>
@@ -10273,7 +10454,7 @@
     </w:p>
     <w:p>
       <w:r>
-        <w:t>Downloads a CSV file of students enrolled in this experience, with one row per student.</w:t>
+        <w:t>Downloads a CSV file of students enrolled in this experience, with one row per student. Admin and teacher only (students/parents get 403).</w:t>
       </w:r>
     </w:p>
     <w:p>
@@ -10838,12 +11019,7 @@
         <w:spacing w:after="0" w:line="240" w:lineRule="auto"/>
       </w:pPr>
       <w:r>
-        <w:rPr>
-          <w:rFonts w:ascii="Consolas" w:hAnsi="Consolas"/>
-          <w:color w:val="333333"/>
-          <w:sz w:val="18"/>
-        </w:rPr>
-        <w:t xml:space="preserve">          "type": "activity"</w:t>
+        <w:t xml:space="preserve">          "type": "lesson"</w:t>
       </w:r>
     </w:p>
     <w:p>
@@ -10976,7 +11152,7 @@
     </w:p>
     <w:p>
       <w:r>
-        <w:t>Returns aggregated enrolment and completion statistics for an experience.</w:t>
+        <w:t>Returns aggregated enrolment and completion statistics for an experience. Admin and teacher only (students/parents get 403).</w:t>
       </w:r>
     </w:p>
     <w:p>
@@ -11551,7 +11727,7 @@
     </w:p>
     <w:p>
       <w:r>
-        <w:t>Returns the full aggregated dashboard for the authenticated school admin.</w:t>
+        <w:t>Returns the full aggregated dashboard for the authenticated school admin. Restricted to school_admin and school_teacher roles only — students and parents cannot access this endpoint (returns 403).</w:t>
       </w:r>
     </w:p>
     <w:p>
@@ -12350,7 +12526,7 @@
     </w:p>
     <w:p>
       <w:r>
-        <w:t>Returns detailed data for a single student, combining enrolment and credential information.</w:t>
+        <w:t>Returns detailed data for a single student including enrolments, progress, credentials, and curriculum mapping. Accessible by all roles, but students can only view their own record (403 if studentId != self) and parents can only view their linked child (403 if studentId != parent_of).</w:t>
       </w:r>
     </w:p>
     <w:p>
@@ -12954,7 +13130,7 @@
     </w:p>
     <w:p>
       <w:r>
-        <w:t>Returns Alberta Program of Studies curriculum coverage data per student.</w:t>
+        <w:t>Returns Alberta Program of Studies curriculum coverage data per student. Admin and teacher only (students/parents get 403).</w:t>
       </w:r>
     </w:p>
     <w:p>
@@ -13340,7 +13516,7 @@
     </w:p>
     <w:p>
       <w:r>
-        <w:t>Returns student engagement metrics for the last 30 days.</w:t>
+        <w:t>Returns student engagement metrics for the last 30 days. Admin and teacher only (students/parents get 403).</w:t>
       </w:r>
     </w:p>
     <w:p>
@@ -13697,7 +13873,7 @@
     </w:p>
     <w:p>
       <w:r>
-        <w:t>Returns all dashboard widgets in a single response, built using the Factory Method pattern.</w:t>
+        <w:t>Returns all dashboard widgets in a single response, built using the Factory Method pattern. Admin and teacher only (students/parents get 403).</w:t>
       </w:r>
     </w:p>
     <w:p>
@@ -14016,7 +14192,7 @@
     </w:p>
     <w:p>
       <w:r>
-        <w:t>Returns a single dashboard widget by type name.</w:t>
+        <w:t>Returns a single dashboard widget by type name. Admin and teacher only (students/parents get 403).</w:t>
       </w:r>
     </w:p>
     <w:p>
@@ -14298,6 +14474,546 @@
         <w:pStyle w:val="Heading2"/>
       </w:pPr>
       <w:r>
+        <w:t>Response Format</w:t>
+      </w:r>
+    </w:p>
+    <w:p>
+      <w:pPr/>
+      <w:r>
+        <w:t>All endpoints use a consistent response envelope:</w:t>
+      </w:r>
+    </w:p>
+    <w:p>
+      <w:pPr/>
+      <w:r>
+        <w:t>Success (list): { "data": [...], "meta": { "current_page": 1, "last_page": 1, "per_page": 15, "total": 3 } }</w:t>
+      </w:r>
+    </w:p>
+    <w:p>
+      <w:pPr/>
+      <w:r>
+        <w:t>Success (single): { "id": 1, "name": "Cohort A", "status": "active", ... }</w:t>
+      </w:r>
+    </w:p>
+    <w:p>
+      <w:pPr/>
+      <w:r>
+        <w:t>Error: { "error": true, "message": "Human-readable message", "code": "MACHINE_READABLE_CODE" }</w:t>
+      </w:r>
+    </w:p>
+    <w:p>
+      <w:pPr>
+        <w:pStyle w:val="Heading2"/>
+      </w:pPr>
+      <w:r>
+        <w:t>Data Ownership -- What Comes From Where</w:t>
+      </w:r>
+    </w:p>
+    <w:p>
+      <w:pPr/>
+      <w:r>
+        <w:t>Delta owns school administration data: experiences, cohorts, enrolments, and the admin dashboard. Delta does NOT own student activity, profile, gamification, messaging, or venture data.</w:t>
+      </w:r>
+    </w:p>
+    <w:p>
+      <w:pPr>
+        <w:pStyle w:val="Heading3"/>
+      </w:pPr>
+      <w:r>
+        <w:t>Data Delta provides</w:t>
+      </w:r>
+    </w:p>
+    <w:p>
+      <w:pPr>
+        <w:pStyle w:val="ListBullet"/>
+      </w:pPr>
+      <w:r>
+        <w:t>Student enrolment status -- GET /api/school/enrolments</w:t>
+      </w:r>
+    </w:p>
+    <w:p>
+      <w:pPr>
+        <w:pStyle w:val="ListBullet"/>
+      </w:pPr>
+      <w:r>
+        <w:t>Student detail (enrolment + dashboard context) -- GET /enrolments/students/{id}, GET /dashboard/students/{id}</w:t>
+      </w:r>
+    </w:p>
+    <w:p>
+      <w:pPr>
+        <w:pStyle w:val="ListBullet"/>
+      </w:pPr>
+      <w:r>
+        <w:t>Experience list, detail, course contents, statistics -- GET /api/school/experiences/*</w:t>
+      </w:r>
+    </w:p>
+    <w:p>
+      <w:pPr>
+        <w:pStyle w:val="ListBullet"/>
+      </w:pPr>
+      <w:r>
+        <w:t>Cohort list and detail -- GET /api/school/cohorts, /cohorts/{id}</w:t>
+      </w:r>
+    </w:p>
+    <w:p>
+      <w:pPr>
+        <w:pStyle w:val="ListBullet"/>
+      </w:pPr>
+      <w:r>
+        <w:t>Enrolment statistics with warnings -- GET /api/school/enrolments/statistics</w:t>
+      </w:r>
+    </w:p>
+    <w:p>
+      <w:pPr>
+        <w:pStyle w:val="ListBullet"/>
+      </w:pPr>
+      <w:r>
+        <w:t>CSV exports -- GET /enrolments/export, /experiences/{id}/students/export</w:t>
+      </w:r>
+    </w:p>
+    <w:p>
+      <w:pPr>
+        <w:pStyle w:val="ListBullet"/>
+      </w:pPr>
+      <w:r>
+        <w:t>Credential data (mock) and curriculum mapping (mock) -- embedded in student detail endpoints</w:t>
+      </w:r>
+    </w:p>
+    <w:p>
+      <w:pPr>
+        <w:pStyle w:val="Heading3"/>
+      </w:pPr>
+      <w:r>
+        <w:t>Data Delta does NOT provide</w:t>
+      </w:r>
+    </w:p>
+    <w:p>
+      <w:pPr>
+        <w:pStyle w:val="ListBullet"/>
+      </w:pPr>
+      <w:r>
+        <w:t>User accounts, login, session-token auth -- Team Quebec (Auth). Workpacks confirm: session-token model, not JWT. Quebec stores sessions in DB. API Gateway validates tokens centrally and propagates identity downstream.</w:t>
+      </w:r>
+    </w:p>
+    <w:p>
+      <w:pPr>
+        <w:pStyle w:val="ListBullet"/>
+      </w:pPr>
+      <w:r>
+        <w:t>Parent-child relationships -- Team Quebec. Workpacks confirm: canonical schema uses parent_student_links table (parent_id, student_id), not a single FK. Delta's current parent_of column is a temporary simplification. Quebec owns the link table; Delta will migrate to querying this table when real auth is integrated.</w:t>
+      </w:r>
+    </w:p>
+    <w:p>
+      <w:pPr>
+        <w:pStyle w:val="ListBullet"/>
+      </w:pPr>
+      <w:r>
+        <w:t>Student profile (handle, avatar, bio, phone) -- Team Quebec. Delta only has name/email/role/school_id/grade.</w:t>
+      </w:r>
+    </w:p>
+    <w:p>
+      <w:pPr>
+        <w:pStyle w:val="ListBullet"/>
+      </w:pPr>
+      <w:r>
+        <w:t>Course catalogue and course content -- Team Papa (Explore). Delta has MockCourseDataProvider with 5 stub courses.</w:t>
+      </w:r>
+    </w:p>
+    <w:p>
+      <w:pPr>
+        <w:pStyle w:val="ListBullet"/>
+      </w:pPr>
+      <w:r>
+        <w:t>Per-student course progress -- Team Papa. Workpacks confirm: Papa's Course Service scope explicitly includes "course progress tracking" and "course progress calculation: blocks completed, nodes completed within a block, overall percentage." Papa also tracks card completions and submission status.</w:t>
+      </w:r>
+    </w:p>
+    <w:p>
+      <w:pPr>
+        <w:pStyle w:val="ListBullet"/>
+      </w:pPr>
+      <w:r>
+        <w:t>Credential engine (real credentials) -- Karl (Role B). Delta uses MockCredentialDataProvider.</w:t>
+      </w:r>
+    </w:p>
+    <w:p>
+      <w:pPr>
+        <w:pStyle w:val="ListBullet"/>
+      </w:pPr>
+      <w:r>
+        <w:t>Gamification (streaks, XP, badges) -- TBD (not assigned to any team).</w:t>
+      </w:r>
+    </w:p>
+    <w:p>
+      <w:pPr>
+        <w:pStyle w:val="ListBullet"/>
+      </w:pPr>
+      <w:r>
+        <w:t>Ventures / LaunchPad data -- Team Quebec (LaunchPad).</w:t>
+      </w:r>
+    </w:p>
+    <w:p>
+      <w:pPr>
+        <w:pStyle w:val="ListBullet"/>
+      </w:pPr>
+      <w:r>
+        <w:t>Messaging and notifications -- Team Quebec (ConnectHub).</w:t>
+      </w:r>
+    </w:p>
+    <w:p>
+      <w:pPr>
+        <w:pStyle w:val="Heading3"/>
+      </w:pPr>
+      <w:r>
+        <w:t>Strategy Pattern -- Ready for Swap</w:t>
+      </w:r>
+    </w:p>
+    <w:p>
+      <w:pPr/>
+      <w:r>
+        <w:t>Delta uses the Strategy pattern for all external dependencies. When your real service is ready, swap the binding in AppServiceProvider -- no controller code changes needed:</w:t>
+      </w:r>
+    </w:p>
+    <w:p>
+      <w:pPr>
+        <w:pStyle w:val="ListBullet"/>
+      </w:pPr>
+      <w:r>
+        <w:t>CourseDataProviderInterface: MockCourseDataProvider (5 courses) -&gt; real HTTP client to Papa (Experience Service)</w:t>
+      </w:r>
+    </w:p>
+    <w:p>
+      <w:pPr>
+        <w:pStyle w:val="ListBullet"/>
+      </w:pPr>
+      <w:r>
+        <w:t>CredentialDataProviderInterface: MockCredentialDataProvider (3 credentials) -&gt; real HTTP client to Karl (Enrolment + Dashboard)</w:t>
+      </w:r>
+    </w:p>
+    <w:p>
+      <w:pPr>
+        <w:pStyle w:val="ListBullet"/>
+      </w:pPr>
+      <w:r>
+        <w:t>StudentProgressProviderInterface: MockStudentProgressProvider (random metrics) -&gt; real aggregation from Papa + Karl (Dashboard)</w:t>
+      </w:r>
+    </w:p>
+    <w:p>
+      <w:pPr/>
+      <w:r>
+        <w:t>15. [All] COPPA CONSENT: Not addressed in any workpack or the codebase. If students are under 13, parental consent tracking may be legally required.</w:t>
+      </w:r>
+    </w:p>
+    <w:p>
+      <w:pPr/>
+      <w:r>
+        <w:t>14. [Romeo] DUAL ERROR FORMATS: Standard Delta errors use {error: true, message, code}. Laravel validation errors use {message, errors: {field: [...]}}. Romeo must handle both formats.</w:t>
+      </w:r>
+    </w:p>
+    <w:p>
+      <w:pPr/>
+      <w:r>
+        <w:t>13. [Romeo] NO REAL-TIME NOTIFICATIONS: Delta dispatches internal Laravel events (StudentEnrolled, StudentRemoved) but has no external webhook, SSE, or polling mechanism. Romeo must poll for changes.</w:t>
+      </w:r>
+    </w:p>
+    <w:p>
+      <w:pPr/>
+      <w:r>
+        <w:t>12. [Romeo] NO PARENT CHILDREN ENDPOINT: No API endpoint returns which children a parent is linked to. Romeo cannot build a "Select Child" dropdown without this.</w:t>
+      </w:r>
+    </w:p>
+    <w:p>
+      <w:pPr/>
+      <w:r>
+        <w:t>11. [Romeo] THREE STUDENT DETAIL ENDPOINTS: Dashboard (/dashboard/students/{id}), Enrolment (/enrolments/students/{id}), and Experience (/experiences/{id}/students/{id}) return different data shapes for the same student. Romeo needs guidance on which is canonical for the student-facing view.</w:t>
+      </w:r>
+    </w:p>
+    <w:p>
+      <w:pPr/>
+      <w:r>
+        <w:t>10. [Papa] COURSE HIERARCHY DEPTH: Delta's CourseDataProviderInterface returns Course → Block (2 levels). Workpacks define Course → Block → Node → ActivityCard (4 levels). Papa must clarify whether Delta should expect nested nodes/cards in the block response or fetch them via separate endpoints.</w:t>
+      </w:r>
+    </w:p>
+    <w:p>
+      <w:pPr/>
+      <w:r>
+        <w:t>9. [Papa] BLOCK TYPE ENUM: Mock uses only "lesson" and "challenge". Workpacks reference 10 activity card types. Delta needs the authoritative list of valid block type values from Papa.</w:t>
+      </w:r>
+    </w:p>
+    <w:p>
+      <w:pPr/>
+      <w:r>
+        <w:t>8. [Papa] COURSE LIFECYCLE EVENTS: No mechanism exists for Papa to notify Delta when a course is renamed or deleted. Delta stores course_id as a plain integer (not a foreign key). Stale references will cause null course names in API responses.</w:t>
+      </w:r>
+    </w:p>
+    <w:p>
+      <w:pPr/>
+      <w:r>
+        <w:t>7. [Quebec] USERS TABLE OWNERSHIP: In production, Quebec owns user management. Current setup uses a shared PostgreSQL database. The production approach (shared DB vs event sync vs API calls) must be decided. Delta queries the users table on every request via SchoolScope.</w:t>
+      </w:r>
+    </w:p>
+    <w:p>
+      <w:pPr/>
+      <w:r>
+        <w:t>6. [Quebec] SCHOOL ONBOARDING: Delta has no POST /schools endpoint and no event listener for new schools. Karl owns onboarding per workpacks, but the mechanism for school records appearing in Delta's DB is undefined.</w:t>
+      </w:r>
+    </w:p>
+    <w:p>
+      <w:pPr/>
+      <w:r>
+        <w:t>5. [Quebec] ROLE ENUM: Role values are now documented above (see "Role Enum" section). Quebec must use exact case-sensitive strings. Adding new roles requires Delta coordination.</w:t>
+      </w:r>
+    </w:p>
+    <w:p>
+      <w:pPr/>
+      <w:r>
+        <w:t>4. [Quebec] PARENT MODEL TRANSITION: Codebase uses parent_of FK (single child per parent). Workpacks confirm parent_student_links table (many-to-many). Migration plan undefined — who owns the table, what columns, does Delta need a migration to drop parent_of?</w:t>
+      </w:r>
+    </w:p>
+    <w:p>
+      <w:pPr/>
+      <w:r>
+        <w:t>3. [Quebec] AUTH PROPAGATION MECHANISM: The API contract states the gateway validates session tokens, but does not specify how user identity is propagated to downstream services. Options: (a) trusted headers (X-User-Id, X-User-Role, X-School-Id), (b) short-lived internal JWT, (c) forward session token with shared sessions table. Quebec must decide and Delta must build matching middleware. BLOCKING for production auth.</w:t>
+      </w:r>
+    </w:p>
+    <w:p>
+      <w:pPr>
+        <w:pStyle w:val="Heading3"/>
+      </w:pPr>
+      <w:r>
+        <w:t>OPEN — Requires Cross-Team Discussion</w:t>
+      </w:r>
+    </w:p>
+    <w:p>
+      <w:pPr/>
+      <w:r>
+        <w:t>2. [Papa] StudentProgressProviderInterface methods getPosCoverage() and getEngagementRates() accepted Eloquent Collection objects, making it impossible for external services to implement. FIXED — refactored to accept array of {id, name} pairs.</w:t>
+      </w:r>
+    </w:p>
+    <w:p>
+      <w:pPr/>
+      <w:r>
+        <w:t>1. [Romeo] experience_id was missing from cohort_assignments in GET /enrolments response. FIXED — now included alongside experience_name.</w:t>
+      </w:r>
+    </w:p>
+    <w:p>
+      <w:pPr>
+        <w:pStyle w:val="Heading3"/>
+      </w:pPr>
+      <w:r>
+        <w:t>FIXED This Release (D2.2)</w:t>
+      </w:r>
+    </w:p>
+    <w:p>
+      <w:pPr/>
+      <w:r>
+        <w:t>The following issues were identified during a cross-team integration simulation. Items marked FIXED have been resolved in the current codebase. Items marked OPEN require discussion or decisions from the responsible team.</w:t>
+      </w:r>
+    </w:p>
+    <w:p>
+      <w:pPr>
+        <w:pStyle w:val="Heading2"/>
+      </w:pPr>
+      <w:r>
+        <w:t>Cross-Team Integration Issues (March 20, 2026)</w:t>
+      </w:r>
+    </w:p>
+    <w:p>
+      <w:pPr>
+        <w:pStyle w:val="Normal"/>
+      </w:pPr>
+      <w:r>
+        <w:t xml:space="preserve">Identified during cross-team integration simulation (March 20, 2026) where Teams Romeo, Papa, and Quebec attempted to build integration code against Delta’s API.</w:t>
+      </w:r>
+    </w:p>
+    <w:p>
+      <w:pPr>
+        <w:pStyle w:val="Heading3"/>
+      </w:pPr>
+      <w:r>
+        <w:t xml:space="preserve">FIXED in D2.2</w:t>
+      </w:r>
+    </w:p>
+    <w:p>
+      <w:pPr>
+        <w:pStyle w:val="Normal"/>
+      </w:pPr>
+      <w:r>
+        <w:t xml:space="preserve">1. [Romeo] experience_id was missing from cohort_assignments in GET /enrolments response. Now included in both enrolment overview and student detail.</w:t>
+      </w:r>
+    </w:p>
+    <w:p>
+      <w:pPr>
+        <w:pStyle w:val="Normal"/>
+      </w:pPr>
+      <w:r>
+        <w:t xml:space="preserve">2. [Papa] StudentProgressProviderInterface accepted Eloquent Collection&lt;User&gt;, blocking external implementation. Refactored to accept array of {id, name} pairs.</w:t>
+      </w:r>
+    </w:p>
+    <w:p>
+      <w:pPr>
+        <w:pStyle w:val="Heading3"/>
+      </w:pPr>
+      <w:r>
+        <w:t xml:space="preserve">FIXED in D2.3</w:t>
+      </w:r>
+    </w:p>
+    <w:p>
+      <w:pPr>
+        <w:pStyle w:val="Normal"/>
+      </w:pPr>
+      <w:r>
+        <w:t xml:space="preserve">3. [Papa] Block type mock was wrong — blocks had type: "lesson"|"challenge" but canonical schema says blocks have status: "locked"|"active"|"complete". The 10 activity card types exist at the ActivityCard level (inside Nodes), not at Block level. Mock data corrected.</w:t>
+      </w:r>
+    </w:p>
+    <w:p>
+      <w:pPr>
+        <w:pStyle w:val="Normal"/>
+      </w:pPr>
+      <w:r>
+        <w:t xml:space="preserve">4. [Romeo] Dual error formats — standard Delta errors used {error, message, code} but Laravel validation errors used {message, errors} without the error flag or code. Added ValidationException renderer to all 3 services so ALL errors now use {error: true, message, code, errors?} envelope.</w:t>
+      </w:r>
+    </w:p>
+    <w:p>
+      <w:pPr>
+        <w:pStyle w:val="Normal"/>
+      </w:pPr>
+      <w:r>
+        <w:t xml:space="preserve">5. [Romeo/Papa/Quebec] School Admin permissions were too broad — admin had full write access to experiences, cohorts, and enrolments. Per the authoritative Roles PDF, School Admin can ONLY "add/remove students from cohorts." Experience CRUD and cohort management are now restricted to School Teacher. Enrolment operations (enrol/remove) remain open to both admin and teacher.</w:t>
+      </w:r>
+    </w:p>
+    <w:p>
+      <w:pPr>
+        <w:pStyle w:val="Heading3"/>
+      </w:pPr>
+      <w:r>
+        <w:t xml:space="preserve">OPEN — Needs Matt (Role A) — Architectural Decisions</w:t>
+      </w:r>
+    </w:p>
+    <w:p>
+      <w:pPr>
+        <w:pStyle w:val="Normal"/>
+      </w:pPr>
+      <w:r>
+        <w:t xml:space="preserve">6. AUTH PROPAGATION MECHANISM: Delta’s current MockAuthMiddleware maps bearer tokens to seeded users. For production, Matt must decide how user identity propagates from Quebec’s auth service to Delta’s microservices. Delta proposes trusted headers (X-User-Id, X-User-Role, X-School-Id) set by the API gateway after JWT validation. Matt needs to confirm or specify the alternative. Blocked: Delta cannot build real auth middleware without this decision.</w:t>
+      </w:r>
+    </w:p>
+    <w:p>
+      <w:pPr>
+        <w:pStyle w:val="Normal"/>
+      </w:pPr>
+      <w:r>
+        <w:t xml:space="preserve">7. SHARED DB vs PER-SERVICE DB: All three Delta services currently share one PostgreSQL database. Matt and Karl must decide: (a) keep shared DB with schema-level isolation, (b) separate databases per service with data sync, or (c) another approach. This affects how Quebec’s user management integrates with Delta’s read-heavy user queries.</w:t>
+      </w:r>
+    </w:p>
+    <w:p>
+      <w:pPr>
+        <w:pStyle w:val="Normal"/>
+      </w:pPr>
+      <w:r>
+        <w:t xml:space="preserve">8. INTER-SERVICE EVENT PATTERN: Delta dispatches internal Laravel events (StudentEnrolled, StudentRemoved) for its own Observer pattern. For cross-service communication (e.g., notifying Papa when a cohort is activated, or receiving course updates from Papa), Matt must decide: REST webhooks, message queue (RabbitMQ/SQS), or database polling. This blocks items 12 and 16 below.</w:t>
+      </w:r>
+    </w:p>
+    <w:p>
+      <w:pPr>
+        <w:pStyle w:val="Heading3"/>
+      </w:pPr>
+      <w:r>
+        <w:t xml:space="preserve">OPEN — Needs Karl / Team Quebec — Auth &amp; User Management</w:t>
+      </w:r>
+    </w:p>
+    <w:p>
+      <w:pPr>
+        <w:pStyle w:val="Normal"/>
+      </w:pPr>
+      <w:r>
+        <w:t xml:space="preserve">9. PARENT MODEL TRANSITION: Delta currently uses parent_of FK on users table (one child per parent). Karl’s canonical schema defines parent_student_links table (many-to-many). Quebec must provide: (a) table schema for parent_student_links, (b) migration timeline, (c) whether COPPA consent is tracked in this table. Delta will update EnrolmentController’s parent scoping logic when the link table is available.</w:t>
+      </w:r>
+    </w:p>
+    <w:p>
+      <w:pPr>
+        <w:pStyle w:val="Normal"/>
+      </w:pPr>
+      <w:r>
+        <w:t xml:space="preserve">10. SCHOOL ONBOARDING FLOW: Delta has no POST /schools endpoint. Karl owns onboarding per workpacks, but the mechanism for new school records appearing in Delta’s database is undefined. Delta’s SchoolScope silently returns empty results for unknown school_ids, so a missing school won’t error — it just looks empty.</w:t>
+      </w:r>
+    </w:p>
+    <w:p>
+      <w:pPr>
+        <w:pStyle w:val="Normal"/>
+      </w:pPr>
+      <w:r>
+        <w:t xml:space="preserve">11. USERS TABLE OWNERSHIP: Quebec owns user CRUD in production. Delta queries the users table on nearly every request (Auth::user(), SchoolScope, student lookups). If the production architecture separates databases, Delta needs either read-only access to a synced users table or a Quebec API endpoint for user resolution. This must be decided alongside item 7.</w:t>
+      </w:r>
+    </w:p>
+    <w:p>
+      <w:pPr>
+        <w:pStyle w:val="Normal"/>
+      </w:pPr>
+      <w:r>
+        <w:t xml:space="preserve">12. PARENT CHILDREN ENDPOINT: No API endpoint returns which children a parent user is linked to. Romeo needs GET /users/me/children or similar for a "Select Child" dropdown. Quebec owns the parent–student relationship data; Delta can proxy this once Quebec’s endpoint exists.</w:t>
+      </w:r>
+    </w:p>
+    <w:p>
+      <w:pPr>
+        <w:pStyle w:val="Heading3"/>
+      </w:pPr>
+      <w:r>
+        <w:t xml:space="preserve">OPEN — Needs Team Papa — Course Service Integration</w:t>
+      </w:r>
+    </w:p>
+    <w:p>
+      <w:pPr>
+        <w:pStyle w:val="Normal"/>
+      </w:pPr>
+      <w:r>
+        <w:t xml:space="preserve">13. COURSE LIFECYCLE EVENTS: No mechanism exists for Papa to notify Delta when a course is renamed, archived, or deleted. Delta stores course_id as a plain integer in experience_courses. If Papa deletes a course, Delta’s API returns "Unknown" for the course name. Needs: webhook/event from Papa when courses change, or a "soft delete with archival" policy. Depends on item 8 (event pattern).</w:t>
+      </w:r>
+    </w:p>
+    <w:p>
+      <w:pPr>
+        <w:pStyle w:val="Normal"/>
+      </w:pPr>
+      <w:r>
+        <w:t xml:space="preserve">14. COURSE HIERARCHY DEPTH: Delta’s CourseDataProviderInterface returns Course → Block (2 levels). Workpacks define Course → Block → Node → ActivityCard (4 levels). Papa must clarify: (a) should Delta’s mock add Node and ActivityCard levels now, or (b) will the real provider return a flat blocks array and let the frontend fetch deeper levels directly from Papa?</w:t>
+      </w:r>
+    </w:p>
+    <w:p>
+      <w:pPr>
+        <w:pStyle w:val="Heading3"/>
+      </w:pPr>
+      <w:r>
+        <w:t xml:space="preserve">OPEN — Needs Eva — Legal/Compliance</w:t>
+      </w:r>
+    </w:p>
+    <w:p>
+      <w:pPr>
+        <w:pStyle w:val="Normal"/>
+      </w:pPr>
+      <w:r>
+        <w:t xml:space="preserve">15. COPPA CONSENT: Not addressed in any workpack or the codebase. If the platform serves students under 13 (primary school), COPPA or equivalent regulations may require verifiable parental consent before storing student data. Eva needs to advise whether consent tracking is required, and if so, which service owns it.</w:t>
+      </w:r>
+    </w:p>
+    <w:p>
+      <w:pPr>
+        <w:pStyle w:val="Heading3"/>
+      </w:pPr>
+      <w:r>
+        <w:t xml:space="preserve">OPEN — Internal Delta (No External Dependency)</w:t>
+      </w:r>
+    </w:p>
+    <w:p>
+      <w:pPr>
+        <w:pStyle w:val="Normal"/>
+      </w:pPr>
+      <w:r>
+        <w:t xml:space="preserve">16. THREE STUDENT DETAIL ENDPOINTS: GET /dashboard/students/{id}, GET /enrolments/students/{id}, and GET /experiences/{id}/students/{id} return different data shapes for the same student. This is an internal design cleanup — consider consolidating or clearly documenting which endpoint serves which use case.</w:t>
+      </w:r>
+    </w:p>
+    <w:p>
+      <w:pPr>
+        <w:pStyle w:val="Heading2"/>
+      </w:pPr>
+      <w:r>
         <w:rPr>
           <w:color w:val="222222"/>
         </w:rPr>
@@ -14338,10 +15054,16 @@
     </w:p>
     <w:p>
       <w:r>
+        <w:t>What we currently mock: MockCourseDataProvider in experience-service/app/Services/MockCourseDataProvider.php, which returns 5 hardcoded courses with 1-5 blocks each. Note: Delta's mock uses a flat Course → Block structure with block fields (id, name, type). The canonical data hierarchy from Papa's workpack is deeper: Course → Block → Node → Activity Card (10 types). Block types in the mock ("lesson", "challenge") are development simplifications. When Papa's real API is available, the response shape for blocks will likely include nested nodes and activity cards.</w:t>
+      </w:r>
+    </w:p>
+    <w:p>
+      <w:r>
         <w:rPr>
           <w:b/>
         </w:rPr>
-        <w:t>What we currently mock:</w:t>
+        <w:lastRenderedPageBreak/>
+        <w:t>Interface already defined:</w:t>
       </w:r>
       <w:r>
         <w:t xml:space="preserve"> </w:t>
@@ -14352,7 +15074,7 @@
           <w:color w:val="444444"/>
           <w:sz w:val="19"/>
         </w:rPr>
-        <w:t>MockCourseDataProvider</w:t>
+        <w:t>CourseDataProviderInterface</w:t>
       </w:r>
       <w:r>
         <w:t xml:space="preserve"> in </w:t>
@@ -14363,22 +15085,10 @@
           <w:color w:val="444444"/>
           <w:sz w:val="19"/>
         </w:rPr>
-        <w:t>experience-service/app/DataProviders/MockCourseDataProvider.php</w:t>
-      </w:r>
-      <w:r>
-        <w:t>, which returns 5 hardcoded courses with static block structures.</w:t>
-      </w:r>
-    </w:p>
-    <w:p>
-      <w:r>
-        <w:rPr>
-          <w:b/>
-        </w:rPr>
-        <w:lastRenderedPageBreak/>
-        <w:t>Interface already defined:</w:t>
-      </w:r>
-      <w:r>
-        <w:t xml:space="preserve"> </w:t>
+        <w:t>experience-service/app/Contracts/CourseDataProviderInterface.php</w:t>
+      </w:r>
+      <w:r>
+        <w:t xml:space="preserve"> with methods: </w:t>
       </w:r>
       <w:r>
         <w:rPr>
@@ -14386,10 +15096,10 @@
           <w:color w:val="444444"/>
           <w:sz w:val="19"/>
         </w:rPr>
-        <w:t>CourseDataProviderInterface</w:t>
-      </w:r>
-      <w:r>
-        <w:t xml:space="preserve"> in </w:t>
+        <w:t>getAllCourses()</w:t>
+      </w:r>
+      <w:r>
+        <w:t xml:space="preserve">, </w:t>
       </w:r>
       <w:r>
         <w:rPr>
@@ -14397,10 +15107,10 @@
           <w:color w:val="444444"/>
           <w:sz w:val="19"/>
         </w:rPr>
-        <w:t>experience-service/app/Contracts/CourseDataProviderInterface.php</w:t>
-      </w:r>
-      <w:r>
-        <w:t xml:space="preserve"> with methods: </w:t>
+        <w:t>getCourse(int $id)</w:t>
+      </w:r>
+      <w:r>
+        <w:t xml:space="preserve">, </w:t>
       </w:r>
       <w:r>
         <w:rPr>
@@ -14408,7 +15118,7 @@
           <w:color w:val="444444"/>
           <w:sz w:val="19"/>
         </w:rPr>
-        <w:t>getAllCourses()</w:t>
+        <w:t>courseExists(int $id)</w:t>
       </w:r>
       <w:r>
         <w:t xml:space="preserve">, </w:t>
@@ -14419,10 +15129,21 @@
           <w:color w:val="444444"/>
           <w:sz w:val="19"/>
         </w:rPr>
-        <w:t>getCourse(int $id)</w:t>
-      </w:r>
-      <w:r>
-        <w:t xml:space="preserve">, </w:t>
+        <w:t>getCoursesByIds(array $ids)</w:t>
+      </w:r>
+      <w:r>
+        <w:t>.</w:t>
+      </w:r>
+    </w:p>
+    <w:p>
+      <w:r>
+        <w:rPr>
+          <w:b/>
+        </w:rPr>
+        <w:t>What we would replace it with:</w:t>
+      </w:r>
+      <w:r>
+        <w:t xml:space="preserve"> An </w:t>
       </w:r>
       <w:r>
         <w:rPr>
@@ -14430,10 +15151,21 @@
           <w:color w:val="444444"/>
           <w:sz w:val="19"/>
         </w:rPr>
-        <w:t>courseExists(int $id)</w:t>
-      </w:r>
-      <w:r>
-        <w:t xml:space="preserve">, </w:t>
+        <w:t>HttpCourseDataProvider</w:t>
+      </w:r>
+      <w:r>
+        <w:t xml:space="preserve"> that calls your API. We just need to know the URL and response shape.</w:t>
+      </w:r>
+    </w:p>
+    <w:p>
+      <w:r>
+        <w:rPr>
+          <w:b/>
+        </w:rPr>
+        <w:t>Suggested endpoint:</w:t>
+      </w:r>
+      <w:r>
+        <w:t xml:space="preserve"> </w:t>
       </w:r>
       <w:r>
         <w:rPr>
@@ -14441,10 +15173,7 @@
           <w:color w:val="444444"/>
           <w:sz w:val="19"/>
         </w:rPr>
-        <w:t>getCoursesByIds(array $ids)</w:t>
-      </w:r>
-      <w:r>
-        <w:t>.</w:t>
+        <w:t>GET /api/courses</w:t>
       </w:r>
     </w:p>
     <w:p>
@@ -14452,10 +15181,399 @@
         <w:rPr>
           <w:b/>
         </w:rPr>
-        <w:t>What we would replace it with:</w:t>
-      </w:r>
-      <w:r>
-        <w:t xml:space="preserve"> An </w:t>
+        <w:t>Ideal response shape:</w:t>
+      </w:r>
+    </w:p>
+    <w:p>
+      <w:pPr>
+        <w:shd w:val="clear" w:color="auto" w:fill="F5F5F5"/>
+        <w:spacing w:after="0" w:line="240" w:lineRule="auto"/>
+      </w:pPr>
+      <w:r>
+        <w:rPr>
+          <w:rFonts w:ascii="Consolas" w:hAnsi="Consolas"/>
+          <w:color w:val="333333"/>
+          <w:sz w:val="18"/>
+        </w:rPr>
+        <w:t>{</w:t>
+      </w:r>
+    </w:p>
+    <w:p>
+      <w:pPr>
+        <w:shd w:val="clear" w:color="auto" w:fill="F5F5F5"/>
+        <w:spacing w:after="0" w:line="240" w:lineRule="auto"/>
+      </w:pPr>
+      <w:r>
+        <w:rPr>
+          <w:rFonts w:ascii="Consolas" w:hAnsi="Consolas"/>
+          <w:color w:val="333333"/>
+          <w:sz w:val="18"/>
+        </w:rPr>
+        <w:t xml:space="preserve">  "data": [</w:t>
+      </w:r>
+    </w:p>
+    <w:p>
+      <w:pPr>
+        <w:shd w:val="clear" w:color="auto" w:fill="F5F5F5"/>
+        <w:spacing w:after="0" w:line="240" w:lineRule="auto"/>
+      </w:pPr>
+      <w:r>
+        <w:rPr>
+          <w:rFonts w:ascii="Consolas" w:hAnsi="Consolas"/>
+          <w:color w:val="333333"/>
+          <w:sz w:val="18"/>
+        </w:rPr>
+        <w:t xml:space="preserve">    {</w:t>
+      </w:r>
+    </w:p>
+    <w:p>
+      <w:pPr>
+        <w:shd w:val="clear" w:color="auto" w:fill="F5F5F5"/>
+        <w:spacing w:after="0" w:line="240" w:lineRule="auto"/>
+      </w:pPr>
+      <w:r>
+        <w:rPr>
+          <w:rFonts w:ascii="Consolas" w:hAnsi="Consolas"/>
+          <w:color w:val="333333"/>
+          <w:sz w:val="18"/>
+        </w:rPr>
+        <w:t xml:space="preserve">      "id": 101,</w:t>
+      </w:r>
+    </w:p>
+    <w:p>
+      <w:pPr>
+        <w:shd w:val="clear" w:color="auto" w:fill="F5F5F5"/>
+        <w:spacing w:after="0" w:line="240" w:lineRule="auto"/>
+      </w:pPr>
+      <w:r>
+        <w:rPr>
+          <w:rFonts w:ascii="Consolas" w:hAnsi="Consolas"/>
+          <w:color w:val="333333"/>
+          <w:sz w:val="18"/>
+        </w:rPr>
+        <w:t xml:space="preserve">      "name": "Business Planning",</w:t>
+      </w:r>
+    </w:p>
+    <w:p>
+      <w:pPr>
+        <w:shd w:val="clear" w:color="auto" w:fill="F5F5F5"/>
+        <w:spacing w:after="0" w:line="240" w:lineRule="auto"/>
+      </w:pPr>
+      <w:r>
+        <w:rPr>
+          <w:rFonts w:ascii="Consolas" w:hAnsi="Consolas"/>
+          <w:color w:val="333333"/>
+          <w:sz w:val="18"/>
+        </w:rPr>
+        <w:t xml:space="preserve">      "blocks": [</w:t>
+      </w:r>
+    </w:p>
+    <w:p>
+      <w:pPr>
+        <w:shd w:val="clear" w:color="auto" w:fill="F5F5F5"/>
+        <w:spacing w:after="0" w:line="240" w:lineRule="auto"/>
+      </w:pPr>
+      <w:r>
+        <w:rPr>
+          <w:rFonts w:ascii="Consolas" w:hAnsi="Consolas"/>
+          <w:color w:val="333333"/>
+          <w:sz w:val="18"/>
+        </w:rPr>
+        <w:t xml:space="preserve">        {</w:t>
+      </w:r>
+    </w:p>
+    <w:p>
+      <w:pPr>
+        <w:shd w:val="clear" w:color="auto" w:fill="F5F5F5"/>
+        <w:spacing w:after="0" w:line="240" w:lineRule="auto"/>
+      </w:pPr>
+      <w:r>
+        <w:rPr>
+          <w:rFonts w:ascii="Consolas" w:hAnsi="Consolas"/>
+          <w:color w:val="333333"/>
+          <w:sz w:val="18"/>
+        </w:rPr>
+        <w:t xml:space="preserve">          "id": 1,</w:t>
+      </w:r>
+    </w:p>
+    <w:p>
+      <w:pPr>
+        <w:shd w:val="clear" w:color="auto" w:fill="F5F5F5"/>
+        <w:spacing w:after="0" w:line="240" w:lineRule="auto"/>
+      </w:pPr>
+      <w:r>
+        <w:rPr>
+          <w:rFonts w:ascii="Consolas" w:hAnsi="Consolas"/>
+          <w:color w:val="333333"/>
+          <w:sz w:val="18"/>
+        </w:rPr>
+        <w:t xml:space="preserve">          "name": "Introduction to Business Plans",</w:t>
+      </w:r>
+    </w:p>
+    <w:p>
+      <w:pPr>
+        <w:shd w:val="clear" w:color="auto" w:fill="F5F5F5"/>
+        <w:spacing w:after="0" w:line="240" w:lineRule="auto"/>
+      </w:pPr>
+      <w:r>
+        <w:rPr>
+          <w:rFonts w:ascii="Consolas" w:hAnsi="Consolas"/>
+          <w:color w:val="333333"/>
+          <w:sz w:val="18"/>
+        </w:rPr>
+        <w:t xml:space="preserve">          "type": "lesson"</w:t>
+      </w:r>
+    </w:p>
+    <w:p>
+      <w:pPr>
+        <w:shd w:val="clear" w:color="auto" w:fill="F5F5F5"/>
+        <w:spacing w:after="0" w:line="240" w:lineRule="auto"/>
+      </w:pPr>
+      <w:r>
+        <w:rPr>
+          <w:rFonts w:ascii="Consolas" w:hAnsi="Consolas"/>
+          <w:color w:val="333333"/>
+          <w:sz w:val="18"/>
+        </w:rPr>
+        <w:t xml:space="preserve">        },</w:t>
+      </w:r>
+    </w:p>
+    <w:p>
+      <w:pPr>
+        <w:shd w:val="clear" w:color="auto" w:fill="F5F5F5"/>
+        <w:spacing w:after="0" w:line="240" w:lineRule="auto"/>
+      </w:pPr>
+      <w:r>
+        <w:rPr>
+          <w:rFonts w:ascii="Consolas" w:hAnsi="Consolas"/>
+          <w:color w:val="333333"/>
+          <w:sz w:val="18"/>
+        </w:rPr>
+        <w:t xml:space="preserve">        {</w:t>
+      </w:r>
+    </w:p>
+    <w:p>
+      <w:pPr>
+        <w:shd w:val="clear" w:color="auto" w:fill="F5F5F5"/>
+        <w:spacing w:after="0" w:line="240" w:lineRule="auto"/>
+      </w:pPr>
+      <w:r>
+        <w:rPr>
+          <w:rFonts w:ascii="Consolas" w:hAnsi="Consolas"/>
+          <w:color w:val="333333"/>
+          <w:sz w:val="18"/>
+        </w:rPr>
+        <w:t xml:space="preserve">          "id": 2,</w:t>
+      </w:r>
+    </w:p>
+    <w:p>
+      <w:pPr>
+        <w:shd w:val="clear" w:color="auto" w:fill="F5F5F5"/>
+        <w:spacing w:after="0" w:line="240" w:lineRule="auto"/>
+      </w:pPr>
+      <w:r>
+        <w:rPr>
+          <w:rFonts w:ascii="Consolas" w:hAnsi="Consolas"/>
+          <w:color w:val="333333"/>
+          <w:sz w:val="18"/>
+        </w:rPr>
+        <w:t xml:space="preserve">          "name": "Market Research Exercise",</w:t>
+      </w:r>
+    </w:p>
+    <w:p>
+      <w:pPr>
+        <w:shd w:val="clear" w:color="auto" w:fill="F5F5F5"/>
+        <w:spacing w:after="0" w:line="240" w:lineRule="auto"/>
+      </w:pPr>
+      <w:r>
+        <w:t xml:space="preserve">          "type": "lesson"</w:t>
+      </w:r>
+    </w:p>
+    <w:p>
+      <w:pPr>
+        <w:shd w:val="clear" w:color="auto" w:fill="F5F5F5"/>
+        <w:spacing w:after="0" w:line="240" w:lineRule="auto"/>
+      </w:pPr>
+      <w:r>
+        <w:rPr>
+          <w:rFonts w:ascii="Consolas" w:hAnsi="Consolas"/>
+          <w:color w:val="333333"/>
+          <w:sz w:val="18"/>
+        </w:rPr>
+        <w:t xml:space="preserve">        }</w:t>
+      </w:r>
+    </w:p>
+    <w:p>
+      <w:pPr>
+        <w:shd w:val="clear" w:color="auto" w:fill="F5F5F5"/>
+        <w:spacing w:after="0" w:line="240" w:lineRule="auto"/>
+      </w:pPr>
+      <w:r>
+        <w:rPr>
+          <w:rFonts w:ascii="Consolas" w:hAnsi="Consolas"/>
+          <w:color w:val="333333"/>
+          <w:sz w:val="18"/>
+        </w:rPr>
+        <w:t xml:space="preserve">      ]</w:t>
+      </w:r>
+    </w:p>
+    <w:p>
+      <w:pPr>
+        <w:shd w:val="clear" w:color="auto" w:fill="F5F5F5"/>
+        <w:spacing w:after="0" w:line="240" w:lineRule="auto"/>
+      </w:pPr>
+      <w:r>
+        <w:rPr>
+          <w:rFonts w:ascii="Consolas" w:hAnsi="Consolas"/>
+          <w:color w:val="333333"/>
+          <w:sz w:val="18"/>
+        </w:rPr>
+        <w:t xml:space="preserve">    }</w:t>
+      </w:r>
+    </w:p>
+    <w:p>
+      <w:pPr>
+        <w:shd w:val="clear" w:color="auto" w:fill="F5F5F5"/>
+        <w:spacing w:after="0" w:line="240" w:lineRule="auto"/>
+      </w:pPr>
+      <w:r>
+        <w:rPr>
+          <w:rFonts w:ascii="Consolas" w:hAnsi="Consolas"/>
+          <w:color w:val="333333"/>
+          <w:sz w:val="18"/>
+        </w:rPr>
+        <w:t xml:space="preserve">  ]</w:t>
+      </w:r>
+    </w:p>
+    <w:p>
+      <w:pPr>
+        <w:shd w:val="clear" w:color="auto" w:fill="F5F5F5"/>
+        <w:spacing w:after="0" w:line="240" w:lineRule="auto"/>
+      </w:pPr>
+      <w:r>
+        <w:rPr>
+          <w:rFonts w:ascii="Consolas" w:hAnsi="Consolas"/>
+          <w:color w:val="333333"/>
+          <w:sz w:val="18"/>
+        </w:rPr>
+        <w:t>}</w:t>
+      </w:r>
+    </w:p>
+    <w:p>
+      <w:r>
+        <w:rPr>
+          <w:b/>
+        </w:rPr>
+        <w:t>Our endpoints that depend on this:</w:t>
+      </w:r>
+    </w:p>
+    <w:p>
+      <w:pPr>
+        <w:pStyle w:val="ListBullet"/>
+      </w:pPr>
+      <w:r>
+        <w:rPr>
+          <w:rFonts w:ascii="Consolas" w:hAnsi="Consolas"/>
+          <w:sz w:val="19"/>
+        </w:rPr>
+        <w:t>POST /api/school/experiences</w:t>
+      </w:r>
+      <w:r>
+        <w:t xml:space="preserve"> -- validates </w:t>
+      </w:r>
+      <w:r>
+        <w:rPr>
+          <w:rFonts w:ascii="Consolas" w:hAnsi="Consolas"/>
+          <w:sz w:val="19"/>
+        </w:rPr>
+        <w:t>course_ids</w:t>
+      </w:r>
+      <w:r>
+        <w:t xml:space="preserve"> against the catalogue</w:t>
+      </w:r>
+    </w:p>
+    <w:p>
+      <w:pPr>
+        <w:pStyle w:val="ListBullet"/>
+      </w:pPr>
+      <w:r>
+        <w:rPr>
+          <w:rFonts w:ascii="Consolas" w:hAnsi="Consolas"/>
+          <w:sz w:val="19"/>
+        </w:rPr>
+        <w:t>PUT /api/school/experiences/{id}</w:t>
+      </w:r>
+      <w:r>
+        <w:t xml:space="preserve"> -- validates updated </w:t>
+      </w:r>
+      <w:r>
+        <w:rPr>
+          <w:rFonts w:ascii="Consolas" w:hAnsi="Consolas"/>
+          <w:sz w:val="19"/>
+        </w:rPr>
+        <w:t>course_ids</w:t>
+      </w:r>
+    </w:p>
+    <w:p>
+      <w:pPr>
+        <w:pStyle w:val="ListBullet"/>
+      </w:pPr>
+      <w:r>
+        <w:rPr>
+          <w:rFonts w:ascii="Consolas" w:hAnsi="Consolas"/>
+          <w:sz w:val="19"/>
+        </w:rPr>
+        <w:t>GET /api/school/experiences/{id}</w:t>
+      </w:r>
+      <w:r>
+        <w:t xml:space="preserve"> -- resolves course names for display</w:t>
+      </w:r>
+    </w:p>
+    <w:p>
+      <w:pPr>
+        <w:pStyle w:val="ListBullet"/>
+      </w:pPr>
+      <w:r>
+        <w:rPr>
+          <w:rFonts w:ascii="Consolas" w:hAnsi="Consolas"/>
+          <w:sz w:val="19"/>
+        </w:rPr>
+        <w:t>GET /api/school/experiences/{id}/contents</w:t>
+      </w:r>
+      <w:r>
+        <w:t xml:space="preserve"> -- displays course blocks and lesson structure</w:t>
+      </w:r>
+    </w:p>
+    <w:p>
+      <w:pPr>
+        <w:pStyle w:val="Heading4"/>
+      </w:pPr>
+      <w:r>
+        <w:rPr>
+          <w:color w:val="333333"/>
+        </w:rPr>
+        <w:t>2. Student Course Progress Data</w:t>
+      </w:r>
+    </w:p>
+    <w:p>
+      <w:r>
+        <w:t>We need per-student progress information: courses completed, courses in progress, completion percentage, and blocks completed. Workpacks confirm: Papa's Course Service scope explicitly includes "course progress tracking" and "course progress calculation." Papa Sub-Pack P1 owns enrollment and progress; Sub-Pack P3 owns card completion tracking.</w:t>
+      </w:r>
+    </w:p>
+    <w:p>
+      <w:r>
+        <w:t>What we currently mock: MockStudentProgressProvider in dashboard-service/app/Services/MockStudentProgressProvider.php, which returns hardcoded zeroes for all progress metrics.</w:t>
+      </w:r>
+    </w:p>
+    <w:p>
+      <w:r>
+        <w:rPr>
+          <w:b/>
+        </w:rPr>
+        <w:t>Interface already defined:</w:t>
+      </w:r>
+      <w:r>
+        <w:t xml:space="preserve"> </w:t>
       </w:r>
       <w:r>
         <w:rPr>
@@ -14463,21 +15581,10 @@
           <w:color w:val="444444"/>
           <w:sz w:val="19"/>
         </w:rPr>
-        <w:t>HttpCourseDataProvider</w:t>
-      </w:r>
-      <w:r>
-        <w:t xml:space="preserve"> that calls your API. We just need to know the URL and response shape.</w:t>
-      </w:r>
-    </w:p>
-    <w:p>
-      <w:r>
-        <w:rPr>
-          <w:b/>
-        </w:rPr>
-        <w:t>Suggested endpoint:</w:t>
-      </w:r>
-      <w:r>
-        <w:t xml:space="preserve"> </w:t>
+        <w:t>StudentProgressProviderInterface</w:t>
+      </w:r>
+      <w:r>
+        <w:t xml:space="preserve"> in </w:t>
       </w:r>
       <w:r>
         <w:rPr>
@@ -14485,407 +15592,10 @@
           <w:color w:val="444444"/>
           <w:sz w:val="19"/>
         </w:rPr>
-        <w:t>GET /api/courses</w:t>
-      </w:r>
-    </w:p>
-    <w:p>
-      <w:r>
-        <w:rPr>
-          <w:b/>
-        </w:rPr>
-        <w:t>Ideal response shape:</w:t>
-      </w:r>
-    </w:p>
-    <w:p>
-      <w:pPr>
-        <w:shd w:val="clear" w:color="auto" w:fill="F5F5F5"/>
-        <w:spacing w:after="0" w:line="240" w:lineRule="auto"/>
-      </w:pPr>
-      <w:r>
-        <w:rPr>
-          <w:rFonts w:ascii="Consolas" w:hAnsi="Consolas"/>
-          <w:color w:val="333333"/>
-          <w:sz w:val="18"/>
-        </w:rPr>
-        <w:t>{</w:t>
-      </w:r>
-    </w:p>
-    <w:p>
-      <w:pPr>
-        <w:shd w:val="clear" w:color="auto" w:fill="F5F5F5"/>
-        <w:spacing w:after="0" w:line="240" w:lineRule="auto"/>
-      </w:pPr>
-      <w:r>
-        <w:rPr>
-          <w:rFonts w:ascii="Consolas" w:hAnsi="Consolas"/>
-          <w:color w:val="333333"/>
-          <w:sz w:val="18"/>
-        </w:rPr>
-        <w:t xml:space="preserve">  "data": [</w:t>
-      </w:r>
-    </w:p>
-    <w:p>
-      <w:pPr>
-        <w:shd w:val="clear" w:color="auto" w:fill="F5F5F5"/>
-        <w:spacing w:after="0" w:line="240" w:lineRule="auto"/>
-      </w:pPr>
-      <w:r>
-        <w:rPr>
-          <w:rFonts w:ascii="Consolas" w:hAnsi="Consolas"/>
-          <w:color w:val="333333"/>
-          <w:sz w:val="18"/>
-        </w:rPr>
-        <w:t xml:space="preserve">    {</w:t>
-      </w:r>
-    </w:p>
-    <w:p>
-      <w:pPr>
-        <w:shd w:val="clear" w:color="auto" w:fill="F5F5F5"/>
-        <w:spacing w:after="0" w:line="240" w:lineRule="auto"/>
-      </w:pPr>
-      <w:r>
-        <w:rPr>
-          <w:rFonts w:ascii="Consolas" w:hAnsi="Consolas"/>
-          <w:color w:val="333333"/>
-          <w:sz w:val="18"/>
-        </w:rPr>
-        <w:t xml:space="preserve">      "id": 101,</w:t>
-      </w:r>
-    </w:p>
-    <w:p>
-      <w:pPr>
-        <w:shd w:val="clear" w:color="auto" w:fill="F5F5F5"/>
-        <w:spacing w:after="0" w:line="240" w:lineRule="auto"/>
-      </w:pPr>
-      <w:r>
-        <w:rPr>
-          <w:rFonts w:ascii="Consolas" w:hAnsi="Consolas"/>
-          <w:color w:val="333333"/>
-          <w:sz w:val="18"/>
-        </w:rPr>
-        <w:t xml:space="preserve">      "name": "Business Planning",</w:t>
-      </w:r>
-    </w:p>
-    <w:p>
-      <w:pPr>
-        <w:shd w:val="clear" w:color="auto" w:fill="F5F5F5"/>
-        <w:spacing w:after="0" w:line="240" w:lineRule="auto"/>
-      </w:pPr>
-      <w:r>
-        <w:rPr>
-          <w:rFonts w:ascii="Consolas" w:hAnsi="Consolas"/>
-          <w:color w:val="333333"/>
-          <w:sz w:val="18"/>
-        </w:rPr>
-        <w:t xml:space="preserve">      "blocks": [</w:t>
-      </w:r>
-    </w:p>
-    <w:p>
-      <w:pPr>
-        <w:shd w:val="clear" w:color="auto" w:fill="F5F5F5"/>
-        <w:spacing w:after="0" w:line="240" w:lineRule="auto"/>
-      </w:pPr>
-      <w:r>
-        <w:rPr>
-          <w:rFonts w:ascii="Consolas" w:hAnsi="Consolas"/>
-          <w:color w:val="333333"/>
-          <w:sz w:val="18"/>
-        </w:rPr>
-        <w:t xml:space="preserve">        {</w:t>
-      </w:r>
-    </w:p>
-    <w:p>
-      <w:pPr>
-        <w:shd w:val="clear" w:color="auto" w:fill="F5F5F5"/>
-        <w:spacing w:after="0" w:line="240" w:lineRule="auto"/>
-      </w:pPr>
-      <w:r>
-        <w:rPr>
-          <w:rFonts w:ascii="Consolas" w:hAnsi="Consolas"/>
-          <w:color w:val="333333"/>
-          <w:sz w:val="18"/>
-        </w:rPr>
-        <w:t xml:space="preserve">          "id": 1,</w:t>
-      </w:r>
-    </w:p>
-    <w:p>
-      <w:pPr>
-        <w:shd w:val="clear" w:color="auto" w:fill="F5F5F5"/>
-        <w:spacing w:after="0" w:line="240" w:lineRule="auto"/>
-      </w:pPr>
-      <w:r>
-        <w:rPr>
-          <w:rFonts w:ascii="Consolas" w:hAnsi="Consolas"/>
-          <w:color w:val="333333"/>
-          <w:sz w:val="18"/>
-        </w:rPr>
-        <w:t xml:space="preserve">          "name": "Introduction to Business Plans",</w:t>
-      </w:r>
-    </w:p>
-    <w:p>
-      <w:pPr>
-        <w:shd w:val="clear" w:color="auto" w:fill="F5F5F5"/>
-        <w:spacing w:after="0" w:line="240" w:lineRule="auto"/>
-      </w:pPr>
-      <w:r>
-        <w:rPr>
-          <w:rFonts w:ascii="Consolas" w:hAnsi="Consolas"/>
-          <w:color w:val="333333"/>
-          <w:sz w:val="18"/>
-        </w:rPr>
-        <w:t xml:space="preserve">          "type": "lesson"</w:t>
-      </w:r>
-    </w:p>
-    <w:p>
-      <w:pPr>
-        <w:shd w:val="clear" w:color="auto" w:fill="F5F5F5"/>
-        <w:spacing w:after="0" w:line="240" w:lineRule="auto"/>
-      </w:pPr>
-      <w:r>
-        <w:rPr>
-          <w:rFonts w:ascii="Consolas" w:hAnsi="Consolas"/>
-          <w:color w:val="333333"/>
-          <w:sz w:val="18"/>
-        </w:rPr>
-        <w:t xml:space="preserve">        },</w:t>
-      </w:r>
-    </w:p>
-    <w:p>
-      <w:pPr>
-        <w:shd w:val="clear" w:color="auto" w:fill="F5F5F5"/>
-        <w:spacing w:after="0" w:line="240" w:lineRule="auto"/>
-      </w:pPr>
-      <w:r>
-        <w:rPr>
-          <w:rFonts w:ascii="Consolas" w:hAnsi="Consolas"/>
-          <w:color w:val="333333"/>
-          <w:sz w:val="18"/>
-        </w:rPr>
-        <w:t xml:space="preserve">        {</w:t>
-      </w:r>
-    </w:p>
-    <w:p>
-      <w:pPr>
-        <w:shd w:val="clear" w:color="auto" w:fill="F5F5F5"/>
-        <w:spacing w:after="0" w:line="240" w:lineRule="auto"/>
-      </w:pPr>
-      <w:r>
-        <w:rPr>
-          <w:rFonts w:ascii="Consolas" w:hAnsi="Consolas"/>
-          <w:color w:val="333333"/>
-          <w:sz w:val="18"/>
-        </w:rPr>
-        <w:t xml:space="preserve">          "id": 2,</w:t>
-      </w:r>
-    </w:p>
-    <w:p>
-      <w:pPr>
-        <w:shd w:val="clear" w:color="auto" w:fill="F5F5F5"/>
-        <w:spacing w:after="0" w:line="240" w:lineRule="auto"/>
-      </w:pPr>
-      <w:r>
-        <w:rPr>
-          <w:rFonts w:ascii="Consolas" w:hAnsi="Consolas"/>
-          <w:color w:val="333333"/>
-          <w:sz w:val="18"/>
-        </w:rPr>
-        <w:t xml:space="preserve">          "name": "Market Research Exercise",</w:t>
-      </w:r>
-    </w:p>
-    <w:p>
-      <w:pPr>
-        <w:shd w:val="clear" w:color="auto" w:fill="F5F5F5"/>
-        <w:spacing w:after="0" w:line="240" w:lineRule="auto"/>
-      </w:pPr>
-      <w:r>
-        <w:rPr>
-          <w:rFonts w:ascii="Consolas" w:hAnsi="Consolas"/>
-          <w:color w:val="333333"/>
-          <w:sz w:val="18"/>
-        </w:rPr>
-        <w:t xml:space="preserve">          "type": "activity"</w:t>
-      </w:r>
-    </w:p>
-    <w:p>
-      <w:pPr>
-        <w:shd w:val="clear" w:color="auto" w:fill="F5F5F5"/>
-        <w:spacing w:after="0" w:line="240" w:lineRule="auto"/>
-      </w:pPr>
-      <w:r>
-        <w:rPr>
-          <w:rFonts w:ascii="Consolas" w:hAnsi="Consolas"/>
-          <w:color w:val="333333"/>
-          <w:sz w:val="18"/>
-        </w:rPr>
-        <w:t xml:space="preserve">        }</w:t>
-      </w:r>
-    </w:p>
-    <w:p>
-      <w:pPr>
-        <w:shd w:val="clear" w:color="auto" w:fill="F5F5F5"/>
-        <w:spacing w:after="0" w:line="240" w:lineRule="auto"/>
-      </w:pPr>
-      <w:r>
-        <w:rPr>
-          <w:rFonts w:ascii="Consolas" w:hAnsi="Consolas"/>
-          <w:color w:val="333333"/>
-          <w:sz w:val="18"/>
-        </w:rPr>
-        <w:t xml:space="preserve">      ]</w:t>
-      </w:r>
-    </w:p>
-    <w:p>
-      <w:pPr>
-        <w:shd w:val="clear" w:color="auto" w:fill="F5F5F5"/>
-        <w:spacing w:after="0" w:line="240" w:lineRule="auto"/>
-      </w:pPr>
-      <w:r>
-        <w:rPr>
-          <w:rFonts w:ascii="Consolas" w:hAnsi="Consolas"/>
-          <w:color w:val="333333"/>
-          <w:sz w:val="18"/>
-        </w:rPr>
-        <w:t xml:space="preserve">    }</w:t>
-      </w:r>
-    </w:p>
-    <w:p>
-      <w:pPr>
-        <w:shd w:val="clear" w:color="auto" w:fill="F5F5F5"/>
-        <w:spacing w:after="0" w:line="240" w:lineRule="auto"/>
-      </w:pPr>
-      <w:r>
-        <w:rPr>
-          <w:rFonts w:ascii="Consolas" w:hAnsi="Consolas"/>
-          <w:color w:val="333333"/>
-          <w:sz w:val="18"/>
-        </w:rPr>
-        <w:t xml:space="preserve">  ]</w:t>
-      </w:r>
-    </w:p>
-    <w:p>
-      <w:pPr>
-        <w:shd w:val="clear" w:color="auto" w:fill="F5F5F5"/>
-        <w:spacing w:after="0" w:line="240" w:lineRule="auto"/>
-      </w:pPr>
-      <w:r>
-        <w:rPr>
-          <w:rFonts w:ascii="Consolas" w:hAnsi="Consolas"/>
-          <w:color w:val="333333"/>
-          <w:sz w:val="18"/>
-        </w:rPr>
-        <w:t>}</w:t>
-      </w:r>
-    </w:p>
-    <w:p>
-      <w:r>
-        <w:rPr>
-          <w:b/>
-        </w:rPr>
-        <w:t>Our endpoints that depend on this:</w:t>
-      </w:r>
-    </w:p>
-    <w:p>
-      <w:pPr>
-        <w:pStyle w:val="ListBullet"/>
-      </w:pPr>
-      <w:r>
-        <w:rPr>
-          <w:rFonts w:ascii="Consolas" w:hAnsi="Consolas"/>
-          <w:sz w:val="19"/>
-        </w:rPr>
-        <w:t>POST /api/school/experiences</w:t>
-      </w:r>
-      <w:r>
-        <w:t xml:space="preserve"> -- validates </w:t>
-      </w:r>
-      <w:r>
-        <w:rPr>
-          <w:rFonts w:ascii="Consolas" w:hAnsi="Consolas"/>
-          <w:sz w:val="19"/>
-        </w:rPr>
-        <w:t>course_ids</w:t>
-      </w:r>
-      <w:r>
-        <w:t xml:space="preserve"> against the catalogue</w:t>
-      </w:r>
-    </w:p>
-    <w:p>
-      <w:pPr>
-        <w:pStyle w:val="ListBullet"/>
-      </w:pPr>
-      <w:r>
-        <w:rPr>
-          <w:rFonts w:ascii="Consolas" w:hAnsi="Consolas"/>
-          <w:sz w:val="19"/>
-        </w:rPr>
-        <w:t>PUT /api/school/experiences/{id}</w:t>
-      </w:r>
-      <w:r>
-        <w:t xml:space="preserve"> -- validates updated </w:t>
-      </w:r>
-      <w:r>
-        <w:rPr>
-          <w:rFonts w:ascii="Consolas" w:hAnsi="Consolas"/>
-          <w:sz w:val="19"/>
-        </w:rPr>
-        <w:t>course_ids</w:t>
-      </w:r>
-    </w:p>
-    <w:p>
-      <w:pPr>
-        <w:pStyle w:val="ListBullet"/>
-      </w:pPr>
-      <w:r>
-        <w:rPr>
-          <w:rFonts w:ascii="Consolas" w:hAnsi="Consolas"/>
-          <w:sz w:val="19"/>
-        </w:rPr>
-        <w:t>GET /api/school/experiences/{id}</w:t>
-      </w:r>
-      <w:r>
-        <w:t xml:space="preserve"> -- resolves course names for display</w:t>
-      </w:r>
-    </w:p>
-    <w:p>
-      <w:pPr>
-        <w:pStyle w:val="ListBullet"/>
-      </w:pPr>
-      <w:r>
-        <w:rPr>
-          <w:rFonts w:ascii="Consolas" w:hAnsi="Consolas"/>
-          <w:sz w:val="19"/>
-        </w:rPr>
-        <w:t>GET /api/school/experiences/{id}/contents</w:t>
-      </w:r>
-      <w:r>
-        <w:t xml:space="preserve"> -- displays course blocks and lesson structure</w:t>
-      </w:r>
-    </w:p>
-    <w:p>
-      <w:pPr>
-        <w:pStyle w:val="Heading4"/>
-      </w:pPr>
-      <w:r>
-        <w:rPr>
-          <w:color w:val="333333"/>
-        </w:rPr>
-        <w:t>2. Student Course Progress Data</w:t>
-      </w:r>
-    </w:p>
-    <w:p>
-      <w:r>
-        <w:t>We need per-student progress information: courses completed, courses in progress, completion percentage, and blocks completed.</w:t>
-      </w:r>
-    </w:p>
-    <w:p>
-      <w:r>
-        <w:rPr>
-          <w:b/>
-        </w:rPr>
-        <w:t>What we currently mock:</w:t>
-      </w:r>
-      <w:r>
-        <w:t xml:space="preserve"> </w:t>
+        <w:t>dashboard-service/app/Contracts/StudentProgressProviderInterface.php</w:t>
+      </w:r>
+      <w:r>
+        <w:t xml:space="preserve"> with methods: </w:t>
       </w:r>
       <w:r>
         <w:rPr>
@@ -14893,10 +15603,10 @@
           <w:color w:val="444444"/>
           <w:sz w:val="19"/>
         </w:rPr>
-        <w:t>MockStudentProgressProvider</w:t>
-      </w:r>
-      <w:r>
-        <w:t xml:space="preserve"> in </w:t>
+        <w:t>countProblemsTackled()</w:t>
+      </w:r>
+      <w:r>
+        <w:t xml:space="preserve">, </w:t>
       </w:r>
       <w:r>
         <w:rPr>
@@ -14904,21 +15614,10 @@
           <w:color w:val="444444"/>
           <w:sz w:val="19"/>
         </w:rPr>
-        <w:t>dashboard-service/app/DataProviders/MockStudentProgressProvider.php</w:t>
-      </w:r>
-      <w:r>
-        <w:t>, which returns hardcoded zeroes for all progress metrics.</w:t>
-      </w:r>
-    </w:p>
-    <w:p>
-      <w:r>
-        <w:rPr>
-          <w:b/>
-        </w:rPr>
-        <w:t>Interface already defined:</w:t>
-      </w:r>
-      <w:r>
-        <w:t xml:space="preserve"> </w:t>
+        <w:t>calculateCreditProgress()</w:t>
+      </w:r>
+      <w:r>
+        <w:t xml:space="preserve">, </w:t>
       </w:r>
       <w:r>
         <w:rPr>
@@ -14926,10 +15625,10 @@
           <w:color w:val="444444"/>
           <w:sz w:val="19"/>
         </w:rPr>
-        <w:t>StudentProgressProviderInterface</w:t>
-      </w:r>
-      <w:r>
-        <w:t xml:space="preserve"> in </w:t>
+        <w:t>calculateTimelyCompletion()</w:t>
+      </w:r>
+      <w:r>
+        <w:t xml:space="preserve">, </w:t>
       </w:r>
       <w:r>
         <w:rPr>
@@ -14937,10 +15636,10 @@
           <w:color w:val="444444"/>
           <w:sz w:val="19"/>
         </w:rPr>
-        <w:t>dashboard-service/app/Contracts/StudentProgressProviderInterface.php</w:t>
-      </w:r>
-      <w:r>
-        <w:t xml:space="preserve"> with methods: </w:t>
+        <w:t>getPosCoverage()</w:t>
+      </w:r>
+      <w:r>
+        <w:t xml:space="preserve">, </w:t>
       </w:r>
       <w:r>
         <w:rPr>
@@ -14948,10 +15647,21 @@
           <w:color w:val="444444"/>
           <w:sz w:val="19"/>
         </w:rPr>
-        <w:t>countProblemsTackled()</w:t>
-      </w:r>
-      <w:r>
-        <w:t xml:space="preserve">, </w:t>
+        <w:t>getEngagementRates()</w:t>
+      </w:r>
+      <w:r>
+        <w:t>.</w:t>
+      </w:r>
+    </w:p>
+    <w:p>
+      <w:r>
+        <w:rPr>
+          <w:b/>
+        </w:rPr>
+        <w:t>Suggested endpoint:</w:t>
+      </w:r>
+      <w:r>
+        <w:t xml:space="preserve"> </w:t>
       </w:r>
       <w:r>
         <w:rPr>
@@ -14959,10 +15669,345 @@
           <w:color w:val="444444"/>
           <w:sz w:val="19"/>
         </w:rPr>
-        <w:t>calculateCreditProgress()</w:t>
+        <w:t>GET /api/students/{studentId}/progress</w:t>
+      </w:r>
+    </w:p>
+    <w:p>
+      <w:r>
+        <w:rPr>
+          <w:b/>
+        </w:rPr>
+        <w:t>Ideal response shape:</w:t>
+      </w:r>
+    </w:p>
+    <w:p>
+      <w:pPr>
+        <w:shd w:val="clear" w:color="auto" w:fill="F5F5F5"/>
+        <w:spacing w:after="0" w:line="240" w:lineRule="auto"/>
+      </w:pPr>
+      <w:r>
+        <w:rPr>
+          <w:rFonts w:ascii="Consolas" w:hAnsi="Consolas"/>
+          <w:color w:val="333333"/>
+          <w:sz w:val="18"/>
+        </w:rPr>
+        <w:t>{</w:t>
+      </w:r>
+    </w:p>
+    <w:p>
+      <w:pPr>
+        <w:shd w:val="clear" w:color="auto" w:fill="F5F5F5"/>
+        <w:spacing w:after="0" w:line="240" w:lineRule="auto"/>
+      </w:pPr>
+      <w:r>
+        <w:rPr>
+          <w:rFonts w:ascii="Consolas" w:hAnsi="Consolas"/>
+          <w:color w:val="333333"/>
+          <w:sz w:val="18"/>
+        </w:rPr>
+        <w:t xml:space="preserve">  "student_id": 3,</w:t>
+      </w:r>
+    </w:p>
+    <w:p>
+      <w:pPr>
+        <w:shd w:val="clear" w:color="auto" w:fill="F5F5F5"/>
+        <w:spacing w:after="0" w:line="240" w:lineRule="auto"/>
+      </w:pPr>
+      <w:r>
+        <w:rPr>
+          <w:rFonts w:ascii="Consolas" w:hAnsi="Consolas"/>
+          <w:color w:val="333333"/>
+          <w:sz w:val="18"/>
+        </w:rPr>
+        <w:lastRenderedPageBreak/>
+        <w:t xml:space="preserve">  "courses_completed": 2,</w:t>
+      </w:r>
+    </w:p>
+    <w:p>
+      <w:pPr>
+        <w:shd w:val="clear" w:color="auto" w:fill="F5F5F5"/>
+        <w:spacing w:after="0" w:line="240" w:lineRule="auto"/>
+      </w:pPr>
+      <w:r>
+        <w:rPr>
+          <w:rFonts w:ascii="Consolas" w:hAnsi="Consolas"/>
+          <w:color w:val="333333"/>
+          <w:sz w:val="18"/>
+        </w:rPr>
+        <w:t xml:space="preserve">  "courses_in_progress": 1,</w:t>
+      </w:r>
+    </w:p>
+    <w:p>
+      <w:pPr>
+        <w:shd w:val="clear" w:color="auto" w:fill="F5F5F5"/>
+        <w:spacing w:after="0" w:line="240" w:lineRule="auto"/>
+      </w:pPr>
+      <w:r>
+        <w:rPr>
+          <w:rFonts w:ascii="Consolas" w:hAnsi="Consolas"/>
+          <w:color w:val="333333"/>
+          <w:sz w:val="18"/>
+        </w:rPr>
+        <w:t xml:space="preserve">  "overall_completion": 0.65,</w:t>
+      </w:r>
+    </w:p>
+    <w:p>
+      <w:pPr>
+        <w:shd w:val="clear" w:color="auto" w:fill="F5F5F5"/>
+        <w:spacing w:after="0" w:line="240" w:lineRule="auto"/>
+      </w:pPr>
+      <w:r>
+        <w:rPr>
+          <w:rFonts w:ascii="Consolas" w:hAnsi="Consolas"/>
+          <w:color w:val="333333"/>
+          <w:sz w:val="18"/>
+        </w:rPr>
+        <w:t xml:space="preserve">  "blocks_completed": 12,</w:t>
+      </w:r>
+    </w:p>
+    <w:p>
+      <w:pPr>
+        <w:shd w:val="clear" w:color="auto" w:fill="F5F5F5"/>
+        <w:spacing w:after="0" w:line="240" w:lineRule="auto"/>
+      </w:pPr>
+      <w:r>
+        <w:rPr>
+          <w:rFonts w:ascii="Consolas" w:hAnsi="Consolas"/>
+          <w:color w:val="333333"/>
+          <w:sz w:val="18"/>
+        </w:rPr>
+        <w:t xml:space="preserve">  "blocks_total": 20,</w:t>
+      </w:r>
+    </w:p>
+    <w:p>
+      <w:pPr>
+        <w:shd w:val="clear" w:color="auto" w:fill="F5F5F5"/>
+        <w:spacing w:after="0" w:line="240" w:lineRule="auto"/>
+      </w:pPr>
+      <w:r>
+        <w:rPr>
+          <w:rFonts w:ascii="Consolas" w:hAnsi="Consolas"/>
+          <w:color w:val="333333"/>
+          <w:sz w:val="18"/>
+        </w:rPr>
+        <w:t xml:space="preserve">  "last_activity_at": "2026-03-10T14:00:00+00:00"</w:t>
+      </w:r>
+    </w:p>
+    <w:p>
+      <w:pPr>
+        <w:shd w:val="clear" w:color="auto" w:fill="F5F5F5"/>
+        <w:spacing w:after="0" w:line="240" w:lineRule="auto"/>
+      </w:pPr>
+      <w:r>
+        <w:rPr>
+          <w:rFonts w:ascii="Consolas" w:hAnsi="Consolas"/>
+          <w:color w:val="333333"/>
+          <w:sz w:val="18"/>
+        </w:rPr>
+        <w:t>}</w:t>
+      </w:r>
+    </w:p>
+    <w:p>
+      <w:r>
+        <w:rPr>
+          <w:b/>
+        </w:rPr>
+        <w:t>Our endpoints that depend on this:</w:t>
+      </w:r>
+    </w:p>
+    <w:p>
+      <w:pPr>
+        <w:pStyle w:val="ListBullet"/>
+      </w:pPr>
+      <w:r>
+        <w:rPr>
+          <w:rFonts w:ascii="Consolas" w:hAnsi="Consolas"/>
+          <w:sz w:val="19"/>
+        </w:rPr>
+        <w:t>GET /api/school/dashboard</w:t>
+      </w:r>
+      <w:r>
+        <w:t xml:space="preserve"> -- </w:t>
+      </w:r>
+      <w:r>
+        <w:rPr>
+          <w:rFonts w:ascii="Consolas" w:hAnsi="Consolas"/>
+          <w:sz w:val="19"/>
+        </w:rPr>
+        <w:t>summary.credit_progress</w:t>
       </w:r>
       <w:r>
         <w:t xml:space="preserve">, </w:t>
+      </w:r>
+      <w:r>
+        <w:rPr>
+          <w:rFonts w:ascii="Consolas" w:hAnsi="Consolas"/>
+          <w:sz w:val="19"/>
+        </w:rPr>
+        <w:t>statistics.average_completion</w:t>
+      </w:r>
+      <w:r>
+        <w:t xml:space="preserve">, </w:t>
+      </w:r>
+      <w:r>
+        <w:rPr>
+          <w:rFonts w:ascii="Consolas" w:hAnsi="Consolas"/>
+          <w:sz w:val="19"/>
+        </w:rPr>
+        <w:t>statistics.average_credit_progress</w:t>
+      </w:r>
+    </w:p>
+    <w:p>
+      <w:pPr>
+        <w:pStyle w:val="ListBullet"/>
+      </w:pPr>
+      <w:r>
+        <w:rPr>
+          <w:rFonts w:ascii="Consolas" w:hAnsi="Consolas"/>
+          <w:sz w:val="19"/>
+        </w:rPr>
+        <w:t>GET /api/school/dashboard/students/{studentId}</w:t>
+      </w:r>
+      <w:r>
+        <w:t xml:space="preserve"> -- </w:t>
+      </w:r>
+      <w:r>
+        <w:rPr>
+          <w:rFonts w:ascii="Consolas" w:hAnsi="Consolas"/>
+          <w:sz w:val="19"/>
+        </w:rPr>
+        <w:t>progress.courses_completed</w:t>
+      </w:r>
+      <w:r>
+        <w:t xml:space="preserve">, </w:t>
+      </w:r>
+      <w:r>
+        <w:rPr>
+          <w:rFonts w:ascii="Consolas" w:hAnsi="Consolas"/>
+          <w:sz w:val="19"/>
+        </w:rPr>
+        <w:t>progress.courses_in_progress</w:t>
+      </w:r>
+      <w:r>
+        <w:t xml:space="preserve">, </w:t>
+      </w:r>
+      <w:r>
+        <w:rPr>
+          <w:rFonts w:ascii="Consolas" w:hAnsi="Consolas"/>
+          <w:sz w:val="19"/>
+        </w:rPr>
+        <w:t>progress.overall_completion</w:t>
+      </w:r>
+    </w:p>
+    <w:p>
+      <w:pPr>
+        <w:pStyle w:val="ListBullet"/>
+      </w:pPr>
+      <w:r>
+        <w:rPr>
+          <w:rFonts w:ascii="Consolas" w:hAnsi="Consolas"/>
+          <w:sz w:val="19"/>
+        </w:rPr>
+        <w:t>GET /api/school/experiences/{id}/students/{studentId}</w:t>
+      </w:r>
+      <w:r>
+        <w:t xml:space="preserve"> -- </w:t>
+      </w:r>
+      <w:r>
+        <w:rPr>
+          <w:rFonts w:ascii="Consolas" w:hAnsi="Consolas"/>
+          <w:sz w:val="19"/>
+        </w:rPr>
+        <w:t>credits.earned</w:t>
+      </w:r>
+      <w:r>
+        <w:t xml:space="preserve">, </w:t>
+      </w:r>
+      <w:r>
+        <w:rPr>
+          <w:rFonts w:ascii="Consolas" w:hAnsi="Consolas"/>
+          <w:sz w:val="19"/>
+        </w:rPr>
+        <w:t>credits.total</w:t>
+      </w:r>
+      <w:r>
+        <w:t xml:space="preserve">, </w:t>
+      </w:r>
+      <w:r>
+        <w:rPr>
+          <w:rFonts w:ascii="Consolas" w:hAnsi="Consolas"/>
+          <w:sz w:val="19"/>
+        </w:rPr>
+        <w:t>credits.progress</w:t>
+      </w:r>
+    </w:p>
+    <w:p>
+      <w:pPr>
+        <w:pStyle w:val="ListBullet"/>
+      </w:pPr>
+      <w:r>
+        <w:rPr>
+          <w:rFonts w:ascii="Consolas" w:hAnsi="Consolas"/>
+          <w:sz w:val="19"/>
+        </w:rPr>
+        <w:t>GET /api/school/experiences/{id}/statistics</w:t>
+      </w:r>
+      <w:r>
+        <w:t xml:space="preserve"> -- </w:t>
+      </w:r>
+      <w:r>
+        <w:rPr>
+          <w:rFonts w:ascii="Consolas" w:hAnsi="Consolas"/>
+          <w:sz w:val="19"/>
+        </w:rPr>
+        <w:t>completion.completed</w:t>
+      </w:r>
+      <w:r>
+        <w:t xml:space="preserve">, </w:t>
+      </w:r>
+      <w:r>
+        <w:rPr>
+          <w:rFonts w:ascii="Consolas" w:hAnsi="Consolas"/>
+          <w:sz w:val="19"/>
+        </w:rPr>
+        <w:t>completion.not_started</w:t>
+      </w:r>
+      <w:r>
+        <w:t xml:space="preserve">, </w:t>
+      </w:r>
+      <w:r>
+        <w:rPr>
+          <w:rFonts w:ascii="Consolas" w:hAnsi="Consolas"/>
+          <w:sz w:val="19"/>
+        </w:rPr>
+        <w:t>credit_progress</w:t>
+      </w:r>
+    </w:p>
+    <w:p>
+      <w:pPr>
+        <w:pStyle w:val="Heading4"/>
+      </w:pPr>
+      <w:r>
+        <w:rPr>
+          <w:color w:val="333333"/>
+        </w:rPr>
+        <w:t>3. Engagement/Activity Metrics</w:t>
+      </w:r>
+    </w:p>
+    <w:p>
+      <w:r>
+        <w:t>We need per-student engagement data: login frequency, activity counts, and time-on-platform.</w:t>
+      </w:r>
+    </w:p>
+    <w:p>
+      <w:r>
+        <w:rPr>
+          <w:b/>
+        </w:rPr>
+        <w:t>What we currently mock:</w:t>
+      </w:r>
+      <w:r>
+        <w:t xml:space="preserve"> Part of </w:t>
       </w:r>
       <w:r>
         <w:rPr>
@@ -14970,10 +16015,10 @@
           <w:color w:val="444444"/>
           <w:sz w:val="19"/>
         </w:rPr>
-        <w:t>calculateTimelyCompletion()</w:t>
-      </w:r>
-      <w:r>
-        <w:t xml:space="preserve">, </w:t>
+        <w:t>MockStudentProgressProvider</w:t>
+      </w:r>
+      <w:r>
+        <w:t xml:space="preserve"> (same class as above). The </w:t>
       </w:r>
       <w:r>
         <w:rPr>
@@ -14981,10 +16026,21 @@
           <w:color w:val="444444"/>
           <w:sz w:val="19"/>
         </w:rPr>
-        <w:t>getPosCoverage()</w:t>
-      </w:r>
-      <w:r>
-        <w:t xml:space="preserve">, </w:t>
+        <w:t>getEngagementRates()</w:t>
+      </w:r>
+      <w:r>
+        <w:t xml:space="preserve"> method returns zeroes for all students.</w:t>
+      </w:r>
+    </w:p>
+    <w:p>
+      <w:r>
+        <w:rPr>
+          <w:b/>
+        </w:rPr>
+        <w:t>Suggested endpoint:</w:t>
+      </w:r>
+      <w:r>
+        <w:t xml:space="preserve"> </w:t>
       </w:r>
       <w:r>
         <w:rPr>
@@ -14992,21 +16048,10 @@
           <w:color w:val="444444"/>
           <w:sz w:val="19"/>
         </w:rPr>
-        <w:t>getEngagementRates()</w:t>
-      </w:r>
-      <w:r>
-        <w:t>.</w:t>
-      </w:r>
-    </w:p>
-    <w:p>
-      <w:r>
-        <w:rPr>
-          <w:b/>
-        </w:rPr>
-        <w:t>Suggested endpoint:</w:t>
-      </w:r>
-      <w:r>
-        <w:t xml:space="preserve"> </w:t>
+        <w:t>GET /api/students/{studentId}/engagement</w:t>
+      </w:r>
+      <w:r>
+        <w:t xml:space="preserve"> or a bulk endpoint </w:t>
       </w:r>
       <w:r>
         <w:rPr>
@@ -15014,7 +16059,7 @@
           <w:color w:val="444444"/>
           <w:sz w:val="19"/>
         </w:rPr>
-        <w:t>GET /api/students/{studentId}/progress</w:t>
+        <w:t>GET /api/schools/{schoolId}/engagement</w:t>
       </w:r>
     </w:p>
     <w:p>
@@ -15022,7 +16067,7 @@
         <w:rPr>
           <w:b/>
         </w:rPr>
-        <w:t>Ideal response shape:</w:t>
+        <w:t>Ideal response shape (per-student):</w:t>
       </w:r>
     </w:p>
     <w:p>
@@ -15064,78 +16109,49 @@
           <w:color w:val="333333"/>
           <w:sz w:val="18"/>
         </w:rPr>
-        <w:lastRenderedPageBreak/>
-        <w:t xml:space="preserve">  "courses_completed": 2,</w:t>
-      </w:r>
-    </w:p>
-    <w:p>
-      <w:pPr>
-        <w:shd w:val="clear" w:color="auto" w:fill="F5F5F5"/>
-        <w:spacing w:after="0" w:line="240" w:lineRule="auto"/>
-      </w:pPr>
-      <w:r>
-        <w:rPr>
-          <w:rFonts w:ascii="Consolas" w:hAnsi="Consolas"/>
-          <w:color w:val="333333"/>
-          <w:sz w:val="18"/>
-        </w:rPr>
-        <w:t xml:space="preserve">  "courses_in_progress": 1,</w:t>
-      </w:r>
-    </w:p>
-    <w:p>
-      <w:pPr>
-        <w:shd w:val="clear" w:color="auto" w:fill="F5F5F5"/>
-        <w:spacing w:after="0" w:line="240" w:lineRule="auto"/>
-      </w:pPr>
-      <w:r>
-        <w:rPr>
-          <w:rFonts w:ascii="Consolas" w:hAnsi="Consolas"/>
-          <w:color w:val="333333"/>
-          <w:sz w:val="18"/>
-        </w:rPr>
-        <w:t xml:space="preserve">  "overall_completion": 0.65,</w:t>
-      </w:r>
-    </w:p>
-    <w:p>
-      <w:pPr>
-        <w:shd w:val="clear" w:color="auto" w:fill="F5F5F5"/>
-        <w:spacing w:after="0" w:line="240" w:lineRule="auto"/>
-      </w:pPr>
-      <w:r>
-        <w:rPr>
-          <w:rFonts w:ascii="Consolas" w:hAnsi="Consolas"/>
-          <w:color w:val="333333"/>
-          <w:sz w:val="18"/>
-        </w:rPr>
-        <w:t xml:space="preserve">  "blocks_completed": 12,</w:t>
-      </w:r>
-    </w:p>
-    <w:p>
-      <w:pPr>
-        <w:shd w:val="clear" w:color="auto" w:fill="F5F5F5"/>
-        <w:spacing w:after="0" w:line="240" w:lineRule="auto"/>
-      </w:pPr>
-      <w:r>
-        <w:rPr>
-          <w:rFonts w:ascii="Consolas" w:hAnsi="Consolas"/>
-          <w:color w:val="333333"/>
-          <w:sz w:val="18"/>
-        </w:rPr>
-        <w:t xml:space="preserve">  "blocks_total": 20,</w:t>
-      </w:r>
-    </w:p>
-    <w:p>
-      <w:pPr>
-        <w:shd w:val="clear" w:color="auto" w:fill="F5F5F5"/>
-        <w:spacing w:after="0" w:line="240" w:lineRule="auto"/>
-      </w:pPr>
-      <w:r>
-        <w:rPr>
-          <w:rFonts w:ascii="Consolas" w:hAnsi="Consolas"/>
-          <w:color w:val="333333"/>
-          <w:sz w:val="18"/>
-        </w:rPr>
-        <w:t xml:space="preserve">  "last_activity_at": "2026-03-10T14:00:00+00:00"</w:t>
+        <w:t xml:space="preserve">  "login_frequency": 4.5,</w:t>
+      </w:r>
+    </w:p>
+    <w:p>
+      <w:pPr>
+        <w:shd w:val="clear" w:color="auto" w:fill="F5F5F5"/>
+        <w:spacing w:after="0" w:line="240" w:lineRule="auto"/>
+      </w:pPr>
+      <w:r>
+        <w:rPr>
+          <w:rFonts w:ascii="Consolas" w:hAnsi="Consolas"/>
+          <w:color w:val="333333"/>
+          <w:sz w:val="18"/>
+        </w:rPr>
+        <w:t xml:space="preserve">  "content_interaction": 12.0,</w:t>
+      </w:r>
+    </w:p>
+    <w:p>
+      <w:pPr>
+        <w:shd w:val="clear" w:color="auto" w:fill="F5F5F5"/>
+        <w:spacing w:after="0" w:line="240" w:lineRule="auto"/>
+      </w:pPr>
+      <w:r>
+        <w:rPr>
+          <w:rFonts w:ascii="Consolas" w:hAnsi="Consolas"/>
+          <w:color w:val="333333"/>
+          <w:sz w:val="18"/>
+        </w:rPr>
+        <w:t xml:space="preserve">  "assignment_completion": 0.85,</w:t>
+      </w:r>
+    </w:p>
+    <w:p>
+      <w:pPr>
+        <w:shd w:val="clear" w:color="auto" w:fill="F5F5F5"/>
+        <w:spacing w:after="0" w:line="240" w:lineRule="auto"/>
+      </w:pPr>
+      <w:r>
+        <w:rPr>
+          <w:rFonts w:ascii="Consolas" w:hAnsi="Consolas"/>
+          <w:color w:val="333333"/>
+          <w:sz w:val="18"/>
+        </w:rPr>
+        <w:t xml:space="preserve">  "period": "last_30_days"</w:t>
       </w:r>
     </w:p>
     <w:p>
@@ -15169,17 +16185,116 @@
           <w:rFonts w:ascii="Consolas" w:hAnsi="Consolas"/>
           <w:sz w:val="19"/>
         </w:rPr>
-        <w:t>GET /api/school/dashboard</w:t>
-      </w:r>
-      <w:r>
-        <w:t xml:space="preserve"> -- </w:t>
-      </w:r>
+        <w:t>GET /api/school/dashboard/reporting/engagement</w:t>
+      </w:r>
+      <w:r>
+        <w:t xml:space="preserve"> -- per-student and school-average engagement metrics</w:t>
+      </w:r>
+    </w:p>
+    <w:p>
+      <w:pPr>
+        <w:pStyle w:val="ListBullet"/>
+      </w:pPr>
       <w:r>
         <w:rPr>
           <w:rFonts w:ascii="Consolas" w:hAnsi="Consolas"/>
           <w:sz w:val="19"/>
         </w:rPr>
-        <w:t>summary.credit_progress</w:t>
+        <w:t>GET /api/school/dashboard/widgets/engagement_chart</w:t>
+      </w:r>
+      <w:r>
+        <w:t xml:space="preserve"> -- engagement widget data</w:t>
+      </w:r>
+    </w:p>
+    <w:p>
+      <w:pPr>
+        <w:pStyle w:val="Heading3"/>
+      </w:pPr>
+      <w:r>
+        <w:rPr>
+          <w:color w:val="333333"/>
+        </w:rPr>
+        <w:t>Karl (Credential Engine)</w:t>
+      </w:r>
+    </w:p>
+    <w:p>
+      <w:pPr>
+        <w:pStyle w:val="Heading4"/>
+      </w:pPr>
+      <w:r>
+        <w:rPr>
+          <w:color w:val="333333"/>
+        </w:rPr>
+        <w:t>1. Student Credential Data</w:t>
+      </w:r>
+    </w:p>
+    <w:p>
+      <w:r>
+        <w:t>We need per-student credential information: credentials earned, in-progress, and their details.</w:t>
+      </w:r>
+    </w:p>
+    <w:p>
+      <w:r>
+        <w:rPr>
+          <w:b/>
+        </w:rPr>
+        <w:t>What we currently mock:</w:t>
+      </w:r>
+    </w:p>
+    <w:p>
+      <w:pPr>
+        <w:pStyle w:val="ListBullet"/>
+      </w:pPr>
+      <w:r>
+        <w:t>MockCredentialDataProvider in dashboard-service/app/Services/MockCredentialDataProvider.php -- returns sample mock data for getStudentCredentials() and getStudentCurriculumMapping().</w:t>
+      </w:r>
+    </w:p>
+    <w:p>
+      <w:pPr>
+        <w:pStyle w:val="ListBullet"/>
+      </w:pPr>
+      <w:r>
+        <w:t>MockCredentialDataProvider in enrolment-service/app/Services/MockCredentialDataProvider.php -- returns {"total_earned": 0, "in_progress": 0, "details": []} for getStudentCredentialSummary().</w:t>
+      </w:r>
+    </w:p>
+    <w:p>
+      <w:r>
+        <w:rPr>
+          <w:b/>
+        </w:rPr>
+        <w:t>Interfaces already defined:</w:t>
+      </w:r>
+    </w:p>
+    <w:p>
+      <w:pPr>
+        <w:pStyle w:val="ListBullet"/>
+      </w:pPr>
+      <w:r>
+        <w:rPr>
+          <w:rFonts w:ascii="Consolas" w:hAnsi="Consolas"/>
+          <w:sz w:val="19"/>
+        </w:rPr>
+        <w:t>CredentialDataProviderInterface</w:t>
+      </w:r>
+      <w:r>
+        <w:t xml:space="preserve"> in </w:t>
+      </w:r>
+      <w:r>
+        <w:rPr>
+          <w:rFonts w:ascii="Consolas" w:hAnsi="Consolas"/>
+          <w:sz w:val="19"/>
+        </w:rPr>
+        <w:t>dashboard-service/app/Contracts/CredentialDataProviderInterface.php</w:t>
+      </w:r>
+      <w:r>
+        <w:t xml:space="preserve"> with methods: </w:t>
+      </w:r>
+      <w:r>
+        <w:rPr>
+          <w:rFonts w:ascii="Consolas" w:hAnsi="Consolas"/>
+          <w:sz w:val="19"/>
+        </w:rPr>
+        <w:t>getStudentCredentials(int $studentId)</w:t>
       </w:r>
       <w:r>
         <w:t xml:space="preserve">, </w:t>
@@ -15189,159 +16304,45 @@
           <w:rFonts w:ascii="Consolas" w:hAnsi="Consolas"/>
           <w:sz w:val="19"/>
         </w:rPr>
-        <w:t>statistics.average_completion</w:t>
-      </w:r>
-      <w:r>
-        <w:t xml:space="preserve">, </w:t>
-      </w:r>
+        <w:t>getStudentCurriculumMapping(int $studentId)</w:t>
+      </w:r>
+      <w:r>
+        <w:t>.</w:t>
+      </w:r>
+    </w:p>
+    <w:p>
+      <w:pPr>
+        <w:pStyle w:val="ListBullet"/>
+      </w:pPr>
       <w:r>
         <w:rPr>
           <w:rFonts w:ascii="Consolas" w:hAnsi="Consolas"/>
           <w:sz w:val="19"/>
         </w:rPr>
-        <w:t>statistics.average_credit_progress</w:t>
-      </w:r>
-    </w:p>
-    <w:p>
-      <w:pPr>
-        <w:pStyle w:val="ListBullet"/>
-      </w:pPr>
+        <w:t>CredentialDataProviderInterface</w:t>
+      </w:r>
+      <w:r>
+        <w:t xml:space="preserve"> in </w:t>
+      </w:r>
       <w:r>
         <w:rPr>
           <w:rFonts w:ascii="Consolas" w:hAnsi="Consolas"/>
           <w:sz w:val="19"/>
         </w:rPr>
-        <w:t>GET /api/school/dashboard/students/{studentId}</w:t>
-      </w:r>
-      <w:r>
-        <w:t xml:space="preserve"> -- </w:t>
+        <w:t>enrolment-service/app/Contracts/CredentialDataProviderInterface.php</w:t>
+      </w:r>
+      <w:r>
+        <w:t xml:space="preserve"> with method: </w:t>
       </w:r>
       <w:r>
         <w:rPr>
           <w:rFonts w:ascii="Consolas" w:hAnsi="Consolas"/>
           <w:sz w:val="19"/>
         </w:rPr>
-        <w:t>progress.courses_completed</w:t>
-      </w:r>
-      <w:r>
-        <w:t xml:space="preserve">, </w:t>
-      </w:r>
-      <w:r>
-        <w:rPr>
-          <w:rFonts w:ascii="Consolas" w:hAnsi="Consolas"/>
-          <w:sz w:val="19"/>
-        </w:rPr>
-        <w:t>progress.courses_in_progress</w:t>
-      </w:r>
-      <w:r>
-        <w:t xml:space="preserve">, </w:t>
-      </w:r>
-      <w:r>
-        <w:rPr>
-          <w:rFonts w:ascii="Consolas" w:hAnsi="Consolas"/>
-          <w:sz w:val="19"/>
-        </w:rPr>
-        <w:t>progress.overall_completion</w:t>
-      </w:r>
-    </w:p>
-    <w:p>
-      <w:pPr>
-        <w:pStyle w:val="ListBullet"/>
-      </w:pPr>
-      <w:r>
-        <w:rPr>
-          <w:rFonts w:ascii="Consolas" w:hAnsi="Consolas"/>
-          <w:sz w:val="19"/>
-        </w:rPr>
-        <w:t>GET /api/school/experiences/{id}/students/{studentId}</w:t>
-      </w:r>
-      <w:r>
-        <w:t xml:space="preserve"> -- </w:t>
-      </w:r>
-      <w:r>
-        <w:rPr>
-          <w:rFonts w:ascii="Consolas" w:hAnsi="Consolas"/>
-          <w:sz w:val="19"/>
-        </w:rPr>
-        <w:t>credits.earned</w:t>
-      </w:r>
-      <w:r>
-        <w:t xml:space="preserve">, </w:t>
-      </w:r>
-      <w:r>
-        <w:rPr>
-          <w:rFonts w:ascii="Consolas" w:hAnsi="Consolas"/>
-          <w:sz w:val="19"/>
-        </w:rPr>
-        <w:t>credits.total</w:t>
-      </w:r>
-      <w:r>
-        <w:t xml:space="preserve">, </w:t>
-      </w:r>
-      <w:r>
-        <w:rPr>
-          <w:rFonts w:ascii="Consolas" w:hAnsi="Consolas"/>
-          <w:sz w:val="19"/>
-        </w:rPr>
-        <w:t>credits.progress</w:t>
-      </w:r>
-    </w:p>
-    <w:p>
-      <w:pPr>
-        <w:pStyle w:val="ListBullet"/>
-      </w:pPr>
-      <w:r>
-        <w:rPr>
-          <w:rFonts w:ascii="Consolas" w:hAnsi="Consolas"/>
-          <w:sz w:val="19"/>
-        </w:rPr>
-        <w:t>GET /api/school/experiences/{id}/statistics</w:t>
-      </w:r>
-      <w:r>
-        <w:t xml:space="preserve"> -- </w:t>
-      </w:r>
-      <w:r>
-        <w:rPr>
-          <w:rFonts w:ascii="Consolas" w:hAnsi="Consolas"/>
-          <w:sz w:val="19"/>
-        </w:rPr>
-        <w:t>completion.completed</w:t>
-      </w:r>
-      <w:r>
-        <w:t xml:space="preserve">, </w:t>
-      </w:r>
-      <w:r>
-        <w:rPr>
-          <w:rFonts w:ascii="Consolas" w:hAnsi="Consolas"/>
-          <w:sz w:val="19"/>
-        </w:rPr>
-        <w:t>completion.not_started</w:t>
-      </w:r>
-      <w:r>
-        <w:t xml:space="preserve">, </w:t>
-      </w:r>
-      <w:r>
-        <w:rPr>
-          <w:rFonts w:ascii="Consolas" w:hAnsi="Consolas"/>
-          <w:sz w:val="19"/>
-        </w:rPr>
-        <w:t>credit_progress</w:t>
-      </w:r>
-    </w:p>
-    <w:p>
-      <w:pPr>
-        <w:pStyle w:val="Heading4"/>
-      </w:pPr>
-      <w:r>
-        <w:rPr>
-          <w:color w:val="333333"/>
-        </w:rPr>
-        <w:t>3. Engagement/Activity Metrics</w:t>
-      </w:r>
-    </w:p>
-    <w:p>
-      <w:r>
-        <w:t>We need per-student engagement data: login frequency, activity counts, and time-on-platform.</w:t>
+        <w:t>getStudentCredentialSummary(int $studentId)</w:t>
+      </w:r>
+      <w:r>
+        <w:t>.</w:t>
       </w:r>
     </w:p>
     <w:p>
@@ -15349,10 +16350,10 @@
         <w:rPr>
           <w:b/>
         </w:rPr>
-        <w:t>What we currently mock:</w:t>
-      </w:r>
-      <w:r>
-        <w:t xml:space="preserve"> Part of </w:t>
+        <w:t>Suggested endpoint:</w:t>
+      </w:r>
+      <w:r>
+        <w:t xml:space="preserve"> </w:t>
       </w:r>
       <w:r>
         <w:rPr>
@@ -15360,10 +16361,401 @@
           <w:color w:val="444444"/>
           <w:sz w:val="19"/>
         </w:rPr>
-        <w:t>MockStudentProgressProvider</w:t>
-      </w:r>
-      <w:r>
-        <w:t xml:space="preserve"> (same class as above). The </w:t>
+        <w:t>GET /api/students/{studentId}/credentials</w:t>
+      </w:r>
+    </w:p>
+    <w:p>
+      <w:r>
+        <w:rPr>
+          <w:b/>
+        </w:rPr>
+        <w:t>Ideal response shape:</w:t>
+      </w:r>
+    </w:p>
+    <w:p>
+      <w:pPr>
+        <w:shd w:val="clear" w:color="auto" w:fill="F5F5F5"/>
+        <w:spacing w:after="0" w:line="240" w:lineRule="auto"/>
+      </w:pPr>
+      <w:r>
+        <w:rPr>
+          <w:rFonts w:ascii="Consolas" w:hAnsi="Consolas"/>
+          <w:color w:val="333333"/>
+          <w:sz w:val="18"/>
+        </w:rPr>
+        <w:t>{</w:t>
+      </w:r>
+    </w:p>
+    <w:p>
+      <w:pPr>
+        <w:shd w:val="clear" w:color="auto" w:fill="F5F5F5"/>
+        <w:spacing w:after="0" w:line="240" w:lineRule="auto"/>
+      </w:pPr>
+      <w:r>
+        <w:rPr>
+          <w:rFonts w:ascii="Consolas" w:hAnsi="Consolas"/>
+          <w:color w:val="333333"/>
+          <w:sz w:val="18"/>
+        </w:rPr>
+        <w:t xml:space="preserve">  "student_id": 3,</w:t>
+      </w:r>
+    </w:p>
+    <w:p>
+      <w:pPr>
+        <w:shd w:val="clear" w:color="auto" w:fill="F5F5F5"/>
+        <w:spacing w:after="0" w:line="240" w:lineRule="auto"/>
+      </w:pPr>
+      <w:r>
+        <w:rPr>
+          <w:rFonts w:ascii="Consolas" w:hAnsi="Consolas"/>
+          <w:color w:val="333333"/>
+          <w:sz w:val="18"/>
+        </w:rPr>
+        <w:t xml:space="preserve">  "total_earned": 2,</w:t>
+      </w:r>
+    </w:p>
+    <w:p>
+      <w:pPr>
+        <w:shd w:val="clear" w:color="auto" w:fill="F5F5F5"/>
+        <w:spacing w:after="0" w:line="240" w:lineRule="auto"/>
+      </w:pPr>
+      <w:r>
+        <w:rPr>
+          <w:rFonts w:ascii="Consolas" w:hAnsi="Consolas"/>
+          <w:color w:val="333333"/>
+          <w:sz w:val="18"/>
+        </w:rPr>
+        <w:t xml:space="preserve">  "total_in_progress": 1,</w:t>
+      </w:r>
+    </w:p>
+    <w:p>
+      <w:pPr>
+        <w:shd w:val="clear" w:color="auto" w:fill="F5F5F5"/>
+        <w:spacing w:after="0" w:line="240" w:lineRule="auto"/>
+      </w:pPr>
+      <w:r>
+        <w:rPr>
+          <w:rFonts w:ascii="Consolas" w:hAnsi="Consolas"/>
+          <w:color w:val="333333"/>
+          <w:sz w:val="18"/>
+        </w:rPr>
+        <w:t xml:space="preserve">  "credentials": [</w:t>
+      </w:r>
+    </w:p>
+    <w:p>
+      <w:pPr>
+        <w:shd w:val="clear" w:color="auto" w:fill="F5F5F5"/>
+        <w:spacing w:after="0" w:line="240" w:lineRule="auto"/>
+      </w:pPr>
+      <w:r>
+        <w:rPr>
+          <w:rFonts w:ascii="Consolas" w:hAnsi="Consolas"/>
+          <w:color w:val="333333"/>
+          <w:sz w:val="18"/>
+        </w:rPr>
+        <w:t xml:space="preserve">    {</w:t>
+      </w:r>
+    </w:p>
+    <w:p>
+      <w:pPr>
+        <w:shd w:val="clear" w:color="auto" w:fill="F5F5F5"/>
+        <w:spacing w:after="0" w:line="240" w:lineRule="auto"/>
+      </w:pPr>
+      <w:r>
+        <w:rPr>
+          <w:rFonts w:ascii="Consolas" w:hAnsi="Consolas"/>
+          <w:color w:val="333333"/>
+          <w:sz w:val="18"/>
+        </w:rPr>
+        <w:t xml:space="preserve">      "id": 1,</w:t>
+      </w:r>
+    </w:p>
+    <w:p>
+      <w:pPr>
+        <w:shd w:val="clear" w:color="auto" w:fill="F5F5F5"/>
+        <w:spacing w:after="0" w:line="240" w:lineRule="auto"/>
+      </w:pPr>
+      <w:r>
+        <w:rPr>
+          <w:rFonts w:ascii="Consolas" w:hAnsi="Consolas"/>
+          <w:color w:val="333333"/>
+          <w:sz w:val="18"/>
+        </w:rPr>
+        <w:t xml:space="preserve">      "name": "Business Fundamentals Certificate",</w:t>
+      </w:r>
+    </w:p>
+    <w:p>
+      <w:pPr>
+        <w:shd w:val="clear" w:color="auto" w:fill="F5F5F5"/>
+        <w:spacing w:after="0" w:line="240" w:lineRule="auto"/>
+      </w:pPr>
+      <w:r>
+        <w:rPr>
+          <w:rFonts w:ascii="Consolas" w:hAnsi="Consolas"/>
+          <w:color w:val="333333"/>
+          <w:sz w:val="18"/>
+        </w:rPr>
+        <w:t xml:space="preserve">      "type": "certificate",</w:t>
+      </w:r>
+    </w:p>
+    <w:p>
+      <w:pPr>
+        <w:shd w:val="clear" w:color="auto" w:fill="F5F5F5"/>
+        <w:spacing w:after="0" w:line="240" w:lineRule="auto"/>
+      </w:pPr>
+      <w:r>
+        <w:rPr>
+          <w:rFonts w:ascii="Consolas" w:hAnsi="Consolas"/>
+          <w:color w:val="333333"/>
+          <w:sz w:val="18"/>
+        </w:rPr>
+        <w:t xml:space="preserve">      "status": "earned",</w:t>
+      </w:r>
+    </w:p>
+    <w:p>
+      <w:pPr>
+        <w:shd w:val="clear" w:color="auto" w:fill="F5F5F5"/>
+        <w:spacing w:after="0" w:line="240" w:lineRule="auto"/>
+      </w:pPr>
+      <w:r>
+        <w:rPr>
+          <w:rFonts w:ascii="Consolas" w:hAnsi="Consolas"/>
+          <w:color w:val="333333"/>
+          <w:sz w:val="18"/>
+        </w:rPr>
+        <w:t xml:space="preserve">      "awarded_at": "2026-03-01T12:00:00+00:00"</w:t>
+      </w:r>
+    </w:p>
+    <w:p>
+      <w:pPr>
+        <w:shd w:val="clear" w:color="auto" w:fill="F5F5F5"/>
+        <w:spacing w:after="0" w:line="240" w:lineRule="auto"/>
+      </w:pPr>
+      <w:r>
+        <w:rPr>
+          <w:rFonts w:ascii="Consolas" w:hAnsi="Consolas"/>
+          <w:color w:val="333333"/>
+          <w:sz w:val="18"/>
+        </w:rPr>
+        <w:t xml:space="preserve">    },</w:t>
+      </w:r>
+    </w:p>
+    <w:p>
+      <w:pPr>
+        <w:shd w:val="clear" w:color="auto" w:fill="F5F5F5"/>
+        <w:spacing w:after="0" w:line="240" w:lineRule="auto"/>
+      </w:pPr>
+      <w:r>
+        <w:rPr>
+          <w:rFonts w:ascii="Consolas" w:hAnsi="Consolas"/>
+          <w:color w:val="333333"/>
+          <w:sz w:val="18"/>
+        </w:rPr>
+        <w:t xml:space="preserve">    {</w:t>
+      </w:r>
+    </w:p>
+    <w:p>
+      <w:pPr>
+        <w:shd w:val="clear" w:color="auto" w:fill="F5F5F5"/>
+        <w:spacing w:after="0" w:line="240" w:lineRule="auto"/>
+      </w:pPr>
+      <w:r>
+        <w:rPr>
+          <w:rFonts w:ascii="Consolas" w:hAnsi="Consolas"/>
+          <w:color w:val="333333"/>
+          <w:sz w:val="18"/>
+        </w:rPr>
+        <w:t xml:space="preserve">      "id": 2,</w:t>
+      </w:r>
+    </w:p>
+    <w:p>
+      <w:pPr>
+        <w:shd w:val="clear" w:color="auto" w:fill="F5F5F5"/>
+        <w:spacing w:after="0" w:line="240" w:lineRule="auto"/>
+      </w:pPr>
+      <w:r>
+        <w:rPr>
+          <w:rFonts w:ascii="Consolas" w:hAnsi="Consolas"/>
+          <w:color w:val="333333"/>
+          <w:sz w:val="18"/>
+        </w:rPr>
+        <w:t xml:space="preserve">      "name": "Digital Marketing Badge",</w:t>
+      </w:r>
+    </w:p>
+    <w:p>
+      <w:pPr>
+        <w:shd w:val="clear" w:color="auto" w:fill="F5F5F5"/>
+        <w:spacing w:after="0" w:line="240" w:lineRule="auto"/>
+      </w:pPr>
+      <w:r>
+        <w:rPr>
+          <w:rFonts w:ascii="Consolas" w:hAnsi="Consolas"/>
+          <w:color w:val="333333"/>
+          <w:sz w:val="18"/>
+        </w:rPr>
+        <w:t xml:space="preserve">      "type": "badge",</w:t>
+      </w:r>
+    </w:p>
+    <w:p>
+      <w:pPr>
+        <w:shd w:val="clear" w:color="auto" w:fill="F5F5F5"/>
+        <w:spacing w:after="0" w:line="240" w:lineRule="auto"/>
+      </w:pPr>
+      <w:r>
+        <w:rPr>
+          <w:rFonts w:ascii="Consolas" w:hAnsi="Consolas"/>
+          <w:color w:val="333333"/>
+          <w:sz w:val="18"/>
+        </w:rPr>
+        <w:t xml:space="preserve">      "status": "in_progress",</w:t>
+      </w:r>
+    </w:p>
+    <w:p>
+      <w:pPr>
+        <w:shd w:val="clear" w:color="auto" w:fill="F5F5F5"/>
+        <w:spacing w:after="0" w:line="240" w:lineRule="auto"/>
+      </w:pPr>
+      <w:r>
+        <w:rPr>
+          <w:rFonts w:ascii="Consolas" w:hAnsi="Consolas"/>
+          <w:color w:val="333333"/>
+          <w:sz w:val="18"/>
+        </w:rPr>
+        <w:t xml:space="preserve">      "awarded_at": null</w:t>
+      </w:r>
+    </w:p>
+    <w:p>
+      <w:pPr>
+        <w:shd w:val="clear" w:color="auto" w:fill="F5F5F5"/>
+        <w:spacing w:after="0" w:line="240" w:lineRule="auto"/>
+      </w:pPr>
+      <w:r>
+        <w:rPr>
+          <w:rFonts w:ascii="Consolas" w:hAnsi="Consolas"/>
+          <w:color w:val="333333"/>
+          <w:sz w:val="18"/>
+        </w:rPr>
+        <w:t xml:space="preserve">    }</w:t>
+      </w:r>
+    </w:p>
+    <w:p>
+      <w:pPr>
+        <w:shd w:val="clear" w:color="auto" w:fill="F5F5F5"/>
+        <w:spacing w:after="0" w:line="240" w:lineRule="auto"/>
+      </w:pPr>
+      <w:r>
+        <w:rPr>
+          <w:rFonts w:ascii="Consolas" w:hAnsi="Consolas"/>
+          <w:color w:val="333333"/>
+          <w:sz w:val="18"/>
+        </w:rPr>
+        <w:t xml:space="preserve">  ]</w:t>
+      </w:r>
+    </w:p>
+    <w:p>
+      <w:pPr>
+        <w:shd w:val="clear" w:color="auto" w:fill="F5F5F5"/>
+        <w:spacing w:after="0" w:line="240" w:lineRule="auto"/>
+      </w:pPr>
+      <w:r>
+        <w:rPr>
+          <w:rFonts w:ascii="Consolas" w:hAnsi="Consolas"/>
+          <w:color w:val="333333"/>
+          <w:sz w:val="18"/>
+        </w:rPr>
+        <w:t>}</w:t>
+      </w:r>
+    </w:p>
+    <w:p>
+      <w:r>
+        <w:rPr>
+          <w:b/>
+        </w:rPr>
+        <w:t>Our endpoints that depend on this:</w:t>
+      </w:r>
+    </w:p>
+    <w:p>
+      <w:pPr>
+        <w:pStyle w:val="ListBullet"/>
+      </w:pPr>
+      <w:r>
+        <w:rPr>
+          <w:rFonts w:ascii="Consolas" w:hAnsi="Consolas"/>
+          <w:sz w:val="19"/>
+        </w:rPr>
+        <w:t>GET /api/school/dashboard/students/{studentId}</w:t>
+      </w:r>
+      <w:r>
+        <w:t xml:space="preserve"> -- </w:t>
+      </w:r>
+      <w:r>
+        <w:rPr>
+          <w:rFonts w:ascii="Consolas" w:hAnsi="Consolas"/>
+          <w:sz w:val="19"/>
+        </w:rPr>
+        <w:t>credentials</w:t>
+      </w:r>
+      <w:r>
+        <w:t xml:space="preserve"> array</w:t>
+      </w:r>
+    </w:p>
+    <w:p>
+      <w:pPr>
+        <w:pStyle w:val="ListBullet"/>
+      </w:pPr>
+      <w:r>
+        <w:rPr>
+          <w:rFonts w:ascii="Consolas" w:hAnsi="Consolas"/>
+          <w:sz w:val="19"/>
+        </w:rPr>
+        <w:t>GET /api/school/enrolments/students/{studentId}</w:t>
+      </w:r>
+      <w:r>
+        <w:t xml:space="preserve"> -- </w:t>
+      </w:r>
+      <w:r>
+        <w:rPr>
+          <w:rFonts w:ascii="Consolas" w:hAnsi="Consolas"/>
+          <w:sz w:val="19"/>
+        </w:rPr>
+        <w:t>credentials.total_earned</w:t>
+      </w:r>
+      <w:r>
+        <w:t xml:space="preserve"> and </w:t>
+      </w:r>
+      <w:r>
+        <w:rPr>
+          <w:rFonts w:ascii="Consolas" w:hAnsi="Consolas"/>
+          <w:sz w:val="19"/>
+        </w:rPr>
+        <w:t>credentials.details</w:t>
+      </w:r>
+    </w:p>
+    <w:p>
+      <w:pPr>
+        <w:pStyle w:val="Heading4"/>
+      </w:pPr>
+      <w:r>
+        <w:rPr>
+          <w:color w:val="333333"/>
+        </w:rPr>
+        <w:t>2. PoS (Program of Study) Curriculum Mappings</w:t>
+      </w:r>
+    </w:p>
+    <w:p>
+      <w:r>
+        <w:t>We need per-student Alberta Program of Studies coverage data: which curriculum areas have been covered and percentage coverage per area.</w:t>
+      </w:r>
+    </w:p>
+    <w:p>
+      <w:r>
+        <w:rPr>
+          <w:b/>
+        </w:rPr>
+        <w:t>What we currently mock:</w:t>
+      </w:r>
+      <w:r>
+        <w:t xml:space="preserve"> Part of </w:t>
       </w:r>
       <w:r>
         <w:rPr>
@@ -15371,21 +16763,10 @@
           <w:color w:val="444444"/>
           <w:sz w:val="19"/>
         </w:rPr>
-        <w:t>getEngagementRates()</w:t>
-      </w:r>
-      <w:r>
-        <w:t xml:space="preserve"> method returns zeroes for all students.</w:t>
-      </w:r>
-    </w:p>
-    <w:p>
-      <w:r>
-        <w:rPr>
-          <w:b/>
-        </w:rPr>
-        <w:t>Suggested endpoint:</w:t>
-      </w:r>
-      <w:r>
-        <w:t xml:space="preserve"> </w:t>
+        <w:t>MockStudentProgressProvider</w:t>
+      </w:r>
+      <w:r>
+        <w:t xml:space="preserve"> and </w:t>
       </w:r>
       <w:r>
         <w:rPr>
@@ -15393,10 +16774,10 @@
           <w:color w:val="444444"/>
           <w:sz w:val="19"/>
         </w:rPr>
-        <w:t>GET /api/students/{studentId}/engagement</w:t>
-      </w:r>
-      <w:r>
-        <w:t xml:space="preserve"> or a bulk endpoint </w:t>
+        <w:t>MockCredentialDataProvider</w:t>
+      </w:r>
+      <w:r>
+        <w:t xml:space="preserve">. The </w:t>
       </w:r>
       <w:r>
         <w:rPr>
@@ -15404,376 +16785,10 @@
           <w:color w:val="444444"/>
           <w:sz w:val="19"/>
         </w:rPr>
-        <w:t>GET /api/schools/{schoolId}/engagement</w:t>
-      </w:r>
-    </w:p>
-    <w:p>
-      <w:r>
-        <w:rPr>
-          <w:b/>
-        </w:rPr>
-        <w:t>Ideal response shape (per-student):</w:t>
-      </w:r>
-    </w:p>
-    <w:p>
-      <w:pPr>
-        <w:shd w:val="clear" w:color="auto" w:fill="F5F5F5"/>
-        <w:spacing w:after="0" w:line="240" w:lineRule="auto"/>
-      </w:pPr>
-      <w:r>
-        <w:rPr>
-          <w:rFonts w:ascii="Consolas" w:hAnsi="Consolas"/>
-          <w:color w:val="333333"/>
-          <w:sz w:val="18"/>
-        </w:rPr>
-        <w:t>{</w:t>
-      </w:r>
-    </w:p>
-    <w:p>
-      <w:pPr>
-        <w:shd w:val="clear" w:color="auto" w:fill="F5F5F5"/>
-        <w:spacing w:after="0" w:line="240" w:lineRule="auto"/>
-      </w:pPr>
-      <w:r>
-        <w:rPr>
-          <w:rFonts w:ascii="Consolas" w:hAnsi="Consolas"/>
-          <w:color w:val="333333"/>
-          <w:sz w:val="18"/>
-        </w:rPr>
-        <w:t xml:space="preserve">  "student_id": 3,</w:t>
-      </w:r>
-    </w:p>
-    <w:p>
-      <w:pPr>
-        <w:shd w:val="clear" w:color="auto" w:fill="F5F5F5"/>
-        <w:spacing w:after="0" w:line="240" w:lineRule="auto"/>
-      </w:pPr>
-      <w:r>
-        <w:rPr>
-          <w:rFonts w:ascii="Consolas" w:hAnsi="Consolas"/>
-          <w:color w:val="333333"/>
-          <w:sz w:val="18"/>
-        </w:rPr>
-        <w:t xml:space="preserve">  "login_frequency": 4.5,</w:t>
-      </w:r>
-    </w:p>
-    <w:p>
-      <w:pPr>
-        <w:shd w:val="clear" w:color="auto" w:fill="F5F5F5"/>
-        <w:spacing w:after="0" w:line="240" w:lineRule="auto"/>
-      </w:pPr>
-      <w:r>
-        <w:rPr>
-          <w:rFonts w:ascii="Consolas" w:hAnsi="Consolas"/>
-          <w:color w:val="333333"/>
-          <w:sz w:val="18"/>
-        </w:rPr>
-        <w:t xml:space="preserve">  "content_interaction": 12.0,</w:t>
-      </w:r>
-    </w:p>
-    <w:p>
-      <w:pPr>
-        <w:shd w:val="clear" w:color="auto" w:fill="F5F5F5"/>
-        <w:spacing w:after="0" w:line="240" w:lineRule="auto"/>
-      </w:pPr>
-      <w:r>
-        <w:rPr>
-          <w:rFonts w:ascii="Consolas" w:hAnsi="Consolas"/>
-          <w:color w:val="333333"/>
-          <w:sz w:val="18"/>
-        </w:rPr>
-        <w:t xml:space="preserve">  "assignment_completion": 0.85,</w:t>
-      </w:r>
-    </w:p>
-    <w:p>
-      <w:pPr>
-        <w:shd w:val="clear" w:color="auto" w:fill="F5F5F5"/>
-        <w:spacing w:after="0" w:line="240" w:lineRule="auto"/>
-      </w:pPr>
-      <w:r>
-        <w:rPr>
-          <w:rFonts w:ascii="Consolas" w:hAnsi="Consolas"/>
-          <w:color w:val="333333"/>
-          <w:sz w:val="18"/>
-        </w:rPr>
-        <w:t xml:space="preserve">  "period": "last_30_days"</w:t>
-      </w:r>
-    </w:p>
-    <w:p>
-      <w:pPr>
-        <w:shd w:val="clear" w:color="auto" w:fill="F5F5F5"/>
-        <w:spacing w:after="0" w:line="240" w:lineRule="auto"/>
-      </w:pPr>
-      <w:r>
-        <w:rPr>
-          <w:rFonts w:ascii="Consolas" w:hAnsi="Consolas"/>
-          <w:color w:val="333333"/>
-          <w:sz w:val="18"/>
-        </w:rPr>
-        <w:t>}</w:t>
-      </w:r>
-    </w:p>
-    <w:p>
-      <w:r>
-        <w:rPr>
-          <w:b/>
-        </w:rPr>
-        <w:t>Our endpoints that depend on this:</w:t>
-      </w:r>
-    </w:p>
-    <w:p>
-      <w:pPr>
-        <w:pStyle w:val="ListBullet"/>
-      </w:pPr>
-      <w:r>
-        <w:rPr>
-          <w:rFonts w:ascii="Consolas" w:hAnsi="Consolas"/>
-          <w:sz w:val="19"/>
-        </w:rPr>
-        <w:t>GET /api/school/dashboard/reporting/engagement</w:t>
-      </w:r>
-      <w:r>
-        <w:t xml:space="preserve"> -- per-student and school-average engagement metrics</w:t>
-      </w:r>
-    </w:p>
-    <w:p>
-      <w:pPr>
-        <w:pStyle w:val="ListBullet"/>
-      </w:pPr>
-      <w:r>
-        <w:rPr>
-          <w:rFonts w:ascii="Consolas" w:hAnsi="Consolas"/>
-          <w:sz w:val="19"/>
-        </w:rPr>
-        <w:t>GET /api/school/dashboard/widgets/engagement_chart</w:t>
-      </w:r>
-      <w:r>
-        <w:t xml:space="preserve"> -- engagement widget data</w:t>
-      </w:r>
-    </w:p>
-    <w:p>
-      <w:pPr>
-        <w:pStyle w:val="Heading3"/>
-      </w:pPr>
-      <w:r>
-        <w:rPr>
-          <w:color w:val="333333"/>
-        </w:rPr>
-        <w:t>Karl (Credential Engine)</w:t>
-      </w:r>
-    </w:p>
-    <w:p>
-      <w:pPr>
-        <w:pStyle w:val="Heading4"/>
-      </w:pPr>
-      <w:r>
-        <w:rPr>
-          <w:color w:val="333333"/>
-        </w:rPr>
-        <w:t>1. Student Credential Data</w:t>
-      </w:r>
-    </w:p>
-    <w:p>
-      <w:r>
-        <w:t>We need per-student credential information: credentials earned, in-progress, and their details.</w:t>
-      </w:r>
-    </w:p>
-    <w:p>
-      <w:r>
-        <w:rPr>
-          <w:b/>
-        </w:rPr>
-        <w:t>What we currently mock:</w:t>
-      </w:r>
-    </w:p>
-    <w:p>
-      <w:pPr>
-        <w:pStyle w:val="ListBullet"/>
-      </w:pPr>
-      <w:r>
-        <w:rPr>
-          <w:rFonts w:ascii="Consolas" w:hAnsi="Consolas"/>
-          <w:sz w:val="19"/>
-        </w:rPr>
-        <w:t>MockCredentialDataProvider</w:t>
-      </w:r>
-      <w:r>
-        <w:t xml:space="preserve"> in </w:t>
-      </w:r>
-      <w:r>
-        <w:rPr>
-          <w:rFonts w:ascii="Consolas" w:hAnsi="Consolas"/>
-          <w:sz w:val="19"/>
-        </w:rPr>
-        <w:t>dashboard-service/app/DataProviders/MockCredentialDataProvider.php</w:t>
-      </w:r>
-      <w:r>
-        <w:t xml:space="preserve"> -- returns sample mock data for </w:t>
-      </w:r>
-      <w:r>
-        <w:rPr>
-          <w:rFonts w:ascii="Consolas" w:hAnsi="Consolas"/>
-          <w:sz w:val="19"/>
-        </w:rPr>
-        <w:t>getStudentCredentials()</w:t>
-      </w:r>
-      <w:r>
-        <w:t xml:space="preserve"> and </w:t>
-      </w:r>
-      <w:r>
-        <w:rPr>
-          <w:rFonts w:ascii="Consolas" w:hAnsi="Consolas"/>
-          <w:sz w:val="19"/>
-        </w:rPr>
-        <w:t>getStudentCurriculumMapping()</w:t>
-      </w:r>
-      <w:r>
-        <w:t>.</w:t>
-      </w:r>
-    </w:p>
-    <w:p>
-      <w:pPr>
-        <w:pStyle w:val="ListBullet"/>
-      </w:pPr>
-      <w:r>
-        <w:rPr>
-          <w:rFonts w:ascii="Consolas" w:hAnsi="Consolas"/>
-          <w:sz w:val="19"/>
-        </w:rPr>
-        <w:lastRenderedPageBreak/>
-        <w:t>MockCredentialDataProvider</w:t>
-      </w:r>
-      <w:r>
-        <w:t xml:space="preserve"> in </w:t>
-      </w:r>
-      <w:r>
-        <w:rPr>
-          <w:rFonts w:ascii="Consolas" w:hAnsi="Consolas"/>
-          <w:sz w:val="19"/>
-        </w:rPr>
-        <w:t>enrolment-service/app/DataProviders/MockCredentialDataProvider.php</w:t>
-      </w:r>
-      <w:r>
-        <w:t xml:space="preserve"> -- returns </w:t>
-      </w:r>
-      <w:r>
-        <w:rPr>
-          <w:rFonts w:ascii="Consolas" w:hAnsi="Consolas"/>
-          <w:sz w:val="19"/>
-        </w:rPr>
-        <w:t>{"total_earned": 0, "in_progress": 0, "details": []}</w:t>
-      </w:r>
-      <w:r>
-        <w:t xml:space="preserve"> for </w:t>
-      </w:r>
-      <w:r>
-        <w:rPr>
-          <w:rFonts w:ascii="Consolas" w:hAnsi="Consolas"/>
-          <w:sz w:val="19"/>
-        </w:rPr>
-        <w:t>getStudentCredentialSummary()</w:t>
-      </w:r>
-      <w:r>
-        <w:t>.</w:t>
-      </w:r>
-    </w:p>
-    <w:p>
-      <w:r>
-        <w:rPr>
-          <w:b/>
-        </w:rPr>
-        <w:t>Interfaces already defined:</w:t>
-      </w:r>
-    </w:p>
-    <w:p>
-      <w:pPr>
-        <w:pStyle w:val="ListBullet"/>
-      </w:pPr>
-      <w:r>
-        <w:rPr>
-          <w:rFonts w:ascii="Consolas" w:hAnsi="Consolas"/>
-          <w:sz w:val="19"/>
-        </w:rPr>
-        <w:t>CredentialDataProviderInterface</w:t>
-      </w:r>
-      <w:r>
-        <w:t xml:space="preserve"> in </w:t>
-      </w:r>
-      <w:r>
-        <w:rPr>
-          <w:rFonts w:ascii="Consolas" w:hAnsi="Consolas"/>
-          <w:sz w:val="19"/>
-        </w:rPr>
-        <w:t>dashboard-service/app/Contracts/CredentialDataProviderInterface.php</w:t>
-      </w:r>
-      <w:r>
-        <w:t xml:space="preserve"> with methods: </w:t>
-      </w:r>
-      <w:r>
-        <w:rPr>
-          <w:rFonts w:ascii="Consolas" w:hAnsi="Consolas"/>
-          <w:sz w:val="19"/>
-        </w:rPr>
-        <w:t>getStudentCredentials(int $studentId)</w:t>
-      </w:r>
-      <w:r>
-        <w:t xml:space="preserve">, </w:t>
-      </w:r>
-      <w:r>
-        <w:rPr>
-          <w:rFonts w:ascii="Consolas" w:hAnsi="Consolas"/>
-          <w:sz w:val="19"/>
-        </w:rPr>
-        <w:t>getStudentCurriculumMapping(int $studentId)</w:t>
-      </w:r>
-      <w:r>
-        <w:t>.</w:t>
-      </w:r>
-    </w:p>
-    <w:p>
-      <w:pPr>
-        <w:pStyle w:val="ListBullet"/>
-      </w:pPr>
-      <w:r>
-        <w:rPr>
-          <w:rFonts w:ascii="Consolas" w:hAnsi="Consolas"/>
-          <w:sz w:val="19"/>
-        </w:rPr>
-        <w:t>CredentialDataProviderInterface</w:t>
-      </w:r>
-      <w:r>
-        <w:t xml:space="preserve"> in </w:t>
-      </w:r>
-      <w:r>
-        <w:rPr>
-          <w:rFonts w:ascii="Consolas" w:hAnsi="Consolas"/>
-          <w:sz w:val="19"/>
-        </w:rPr>
-        <w:t>enrolment-service/app/Contracts/CredentialDataProviderInterface.php</w:t>
-      </w:r>
-      <w:r>
-        <w:t xml:space="preserve"> with method: </w:t>
-      </w:r>
-      <w:r>
-        <w:rPr>
-          <w:rFonts w:ascii="Consolas" w:hAnsi="Consolas"/>
-          <w:sz w:val="19"/>
-        </w:rPr>
-        <w:t>getStudentCredentialSummary(int $studentId)</w:t>
-      </w:r>
-      <w:r>
-        <w:t>.</w:t>
-      </w:r>
-    </w:p>
-    <w:p>
-      <w:r>
-        <w:rPr>
-          <w:b/>
-        </w:rPr>
-        <w:t>Suggested endpoint:</w:t>
-      </w:r>
-      <w:r>
-        <w:t xml:space="preserve"> </w:t>
+        <w:t>getPosCoverage()</w:t>
+      </w:r>
+      <w:r>
+        <w:t xml:space="preserve"> method returns </w:t>
       </w:r>
       <w:r>
         <w:rPr>
@@ -15781,401 +16796,10 @@
           <w:color w:val="444444"/>
           <w:sz w:val="19"/>
         </w:rPr>
-        <w:t>GET /api/students/{studentId}/credentials</w:t>
-      </w:r>
-    </w:p>
-    <w:p>
-      <w:r>
-        <w:rPr>
-          <w:b/>
-        </w:rPr>
-        <w:t>Ideal response shape:</w:t>
-      </w:r>
-    </w:p>
-    <w:p>
-      <w:pPr>
-        <w:shd w:val="clear" w:color="auto" w:fill="F5F5F5"/>
-        <w:spacing w:after="0" w:line="240" w:lineRule="auto"/>
-      </w:pPr>
-      <w:r>
-        <w:rPr>
-          <w:rFonts w:ascii="Consolas" w:hAnsi="Consolas"/>
-          <w:color w:val="333333"/>
-          <w:sz w:val="18"/>
-        </w:rPr>
-        <w:t>{</w:t>
-      </w:r>
-    </w:p>
-    <w:p>
-      <w:pPr>
-        <w:shd w:val="clear" w:color="auto" w:fill="F5F5F5"/>
-        <w:spacing w:after="0" w:line="240" w:lineRule="auto"/>
-      </w:pPr>
-      <w:r>
-        <w:rPr>
-          <w:rFonts w:ascii="Consolas" w:hAnsi="Consolas"/>
-          <w:color w:val="333333"/>
-          <w:sz w:val="18"/>
-        </w:rPr>
-        <w:t xml:space="preserve">  "student_id": 3,</w:t>
-      </w:r>
-    </w:p>
-    <w:p>
-      <w:pPr>
-        <w:shd w:val="clear" w:color="auto" w:fill="F5F5F5"/>
-        <w:spacing w:after="0" w:line="240" w:lineRule="auto"/>
-      </w:pPr>
-      <w:r>
-        <w:rPr>
-          <w:rFonts w:ascii="Consolas" w:hAnsi="Consolas"/>
-          <w:color w:val="333333"/>
-          <w:sz w:val="18"/>
-        </w:rPr>
-        <w:t xml:space="preserve">  "total_earned": 2,</w:t>
-      </w:r>
-    </w:p>
-    <w:p>
-      <w:pPr>
-        <w:shd w:val="clear" w:color="auto" w:fill="F5F5F5"/>
-        <w:spacing w:after="0" w:line="240" w:lineRule="auto"/>
-      </w:pPr>
-      <w:r>
-        <w:rPr>
-          <w:rFonts w:ascii="Consolas" w:hAnsi="Consolas"/>
-          <w:color w:val="333333"/>
-          <w:sz w:val="18"/>
-        </w:rPr>
-        <w:t xml:space="preserve">  "total_in_progress": 1,</w:t>
-      </w:r>
-    </w:p>
-    <w:p>
-      <w:pPr>
-        <w:shd w:val="clear" w:color="auto" w:fill="F5F5F5"/>
-        <w:spacing w:after="0" w:line="240" w:lineRule="auto"/>
-      </w:pPr>
-      <w:r>
-        <w:rPr>
-          <w:rFonts w:ascii="Consolas" w:hAnsi="Consolas"/>
-          <w:color w:val="333333"/>
-          <w:sz w:val="18"/>
-        </w:rPr>
-        <w:t xml:space="preserve">  "credentials": [</w:t>
-      </w:r>
-    </w:p>
-    <w:p>
-      <w:pPr>
-        <w:shd w:val="clear" w:color="auto" w:fill="F5F5F5"/>
-        <w:spacing w:after="0" w:line="240" w:lineRule="auto"/>
-      </w:pPr>
-      <w:r>
-        <w:rPr>
-          <w:rFonts w:ascii="Consolas" w:hAnsi="Consolas"/>
-          <w:color w:val="333333"/>
-          <w:sz w:val="18"/>
-        </w:rPr>
-        <w:t xml:space="preserve">    {</w:t>
-      </w:r>
-    </w:p>
-    <w:p>
-      <w:pPr>
-        <w:shd w:val="clear" w:color="auto" w:fill="F5F5F5"/>
-        <w:spacing w:after="0" w:line="240" w:lineRule="auto"/>
-      </w:pPr>
-      <w:r>
-        <w:rPr>
-          <w:rFonts w:ascii="Consolas" w:hAnsi="Consolas"/>
-          <w:color w:val="333333"/>
-          <w:sz w:val="18"/>
-        </w:rPr>
-        <w:t xml:space="preserve">      "id": 1,</w:t>
-      </w:r>
-    </w:p>
-    <w:p>
-      <w:pPr>
-        <w:shd w:val="clear" w:color="auto" w:fill="F5F5F5"/>
-        <w:spacing w:after="0" w:line="240" w:lineRule="auto"/>
-      </w:pPr>
-      <w:r>
-        <w:rPr>
-          <w:rFonts w:ascii="Consolas" w:hAnsi="Consolas"/>
-          <w:color w:val="333333"/>
-          <w:sz w:val="18"/>
-        </w:rPr>
-        <w:t xml:space="preserve">      "name": "Business Fundamentals Certificate",</w:t>
-      </w:r>
-    </w:p>
-    <w:p>
-      <w:pPr>
-        <w:shd w:val="clear" w:color="auto" w:fill="F5F5F5"/>
-        <w:spacing w:after="0" w:line="240" w:lineRule="auto"/>
-      </w:pPr>
-      <w:r>
-        <w:rPr>
-          <w:rFonts w:ascii="Consolas" w:hAnsi="Consolas"/>
-          <w:color w:val="333333"/>
-          <w:sz w:val="18"/>
-        </w:rPr>
-        <w:t xml:space="preserve">      "type": "certificate",</w:t>
-      </w:r>
-    </w:p>
-    <w:p>
-      <w:pPr>
-        <w:shd w:val="clear" w:color="auto" w:fill="F5F5F5"/>
-        <w:spacing w:after="0" w:line="240" w:lineRule="auto"/>
-      </w:pPr>
-      <w:r>
-        <w:rPr>
-          <w:rFonts w:ascii="Consolas" w:hAnsi="Consolas"/>
-          <w:color w:val="333333"/>
-          <w:sz w:val="18"/>
-        </w:rPr>
-        <w:t xml:space="preserve">      "status": "earned",</w:t>
-      </w:r>
-    </w:p>
-    <w:p>
-      <w:pPr>
-        <w:shd w:val="clear" w:color="auto" w:fill="F5F5F5"/>
-        <w:spacing w:after="0" w:line="240" w:lineRule="auto"/>
-      </w:pPr>
-      <w:r>
-        <w:rPr>
-          <w:rFonts w:ascii="Consolas" w:hAnsi="Consolas"/>
-          <w:color w:val="333333"/>
-          <w:sz w:val="18"/>
-        </w:rPr>
-        <w:t xml:space="preserve">      "awarded_at": "2026-03-01T12:00:00+00:00"</w:t>
-      </w:r>
-    </w:p>
-    <w:p>
-      <w:pPr>
-        <w:shd w:val="clear" w:color="auto" w:fill="F5F5F5"/>
-        <w:spacing w:after="0" w:line="240" w:lineRule="auto"/>
-      </w:pPr>
-      <w:r>
-        <w:rPr>
-          <w:rFonts w:ascii="Consolas" w:hAnsi="Consolas"/>
-          <w:color w:val="333333"/>
-          <w:sz w:val="18"/>
-        </w:rPr>
-        <w:t xml:space="preserve">    },</w:t>
-      </w:r>
-    </w:p>
-    <w:p>
-      <w:pPr>
-        <w:shd w:val="clear" w:color="auto" w:fill="F5F5F5"/>
-        <w:spacing w:after="0" w:line="240" w:lineRule="auto"/>
-      </w:pPr>
-      <w:r>
-        <w:rPr>
-          <w:rFonts w:ascii="Consolas" w:hAnsi="Consolas"/>
-          <w:color w:val="333333"/>
-          <w:sz w:val="18"/>
-        </w:rPr>
-        <w:t xml:space="preserve">    {</w:t>
-      </w:r>
-    </w:p>
-    <w:p>
-      <w:pPr>
-        <w:shd w:val="clear" w:color="auto" w:fill="F5F5F5"/>
-        <w:spacing w:after="0" w:line="240" w:lineRule="auto"/>
-      </w:pPr>
-      <w:r>
-        <w:rPr>
-          <w:rFonts w:ascii="Consolas" w:hAnsi="Consolas"/>
-          <w:color w:val="333333"/>
-          <w:sz w:val="18"/>
-        </w:rPr>
-        <w:t xml:space="preserve">      "id": 2,</w:t>
-      </w:r>
-    </w:p>
-    <w:p>
-      <w:pPr>
-        <w:shd w:val="clear" w:color="auto" w:fill="F5F5F5"/>
-        <w:spacing w:after="0" w:line="240" w:lineRule="auto"/>
-      </w:pPr>
-      <w:r>
-        <w:rPr>
-          <w:rFonts w:ascii="Consolas" w:hAnsi="Consolas"/>
-          <w:color w:val="333333"/>
-          <w:sz w:val="18"/>
-        </w:rPr>
-        <w:t xml:space="preserve">      "name": "Digital Marketing Badge",</w:t>
-      </w:r>
-    </w:p>
-    <w:p>
-      <w:pPr>
-        <w:shd w:val="clear" w:color="auto" w:fill="F5F5F5"/>
-        <w:spacing w:after="0" w:line="240" w:lineRule="auto"/>
-      </w:pPr>
-      <w:r>
-        <w:rPr>
-          <w:rFonts w:ascii="Consolas" w:hAnsi="Consolas"/>
-          <w:color w:val="333333"/>
-          <w:sz w:val="18"/>
-        </w:rPr>
-        <w:t xml:space="preserve">      "type": "badge",</w:t>
-      </w:r>
-    </w:p>
-    <w:p>
-      <w:pPr>
-        <w:shd w:val="clear" w:color="auto" w:fill="F5F5F5"/>
-        <w:spacing w:after="0" w:line="240" w:lineRule="auto"/>
-      </w:pPr>
-      <w:r>
-        <w:rPr>
-          <w:rFonts w:ascii="Consolas" w:hAnsi="Consolas"/>
-          <w:color w:val="333333"/>
-          <w:sz w:val="18"/>
-        </w:rPr>
-        <w:t xml:space="preserve">      "status": "in_progress",</w:t>
-      </w:r>
-    </w:p>
-    <w:p>
-      <w:pPr>
-        <w:shd w:val="clear" w:color="auto" w:fill="F5F5F5"/>
-        <w:spacing w:after="0" w:line="240" w:lineRule="auto"/>
-      </w:pPr>
-      <w:r>
-        <w:rPr>
-          <w:rFonts w:ascii="Consolas" w:hAnsi="Consolas"/>
-          <w:color w:val="333333"/>
-          <w:sz w:val="18"/>
-        </w:rPr>
-        <w:t xml:space="preserve">      "awarded_at": null</w:t>
-      </w:r>
-    </w:p>
-    <w:p>
-      <w:pPr>
-        <w:shd w:val="clear" w:color="auto" w:fill="F5F5F5"/>
-        <w:spacing w:after="0" w:line="240" w:lineRule="auto"/>
-      </w:pPr>
-      <w:r>
-        <w:rPr>
-          <w:rFonts w:ascii="Consolas" w:hAnsi="Consolas"/>
-          <w:color w:val="333333"/>
-          <w:sz w:val="18"/>
-        </w:rPr>
-        <w:t xml:space="preserve">    }</w:t>
-      </w:r>
-    </w:p>
-    <w:p>
-      <w:pPr>
-        <w:shd w:val="clear" w:color="auto" w:fill="F5F5F5"/>
-        <w:spacing w:after="0" w:line="240" w:lineRule="auto"/>
-      </w:pPr>
-      <w:r>
-        <w:rPr>
-          <w:rFonts w:ascii="Consolas" w:hAnsi="Consolas"/>
-          <w:color w:val="333333"/>
-          <w:sz w:val="18"/>
-        </w:rPr>
-        <w:t xml:space="preserve">  ]</w:t>
-      </w:r>
-    </w:p>
-    <w:p>
-      <w:pPr>
-        <w:shd w:val="clear" w:color="auto" w:fill="F5F5F5"/>
-        <w:spacing w:after="0" w:line="240" w:lineRule="auto"/>
-      </w:pPr>
-      <w:r>
-        <w:rPr>
-          <w:rFonts w:ascii="Consolas" w:hAnsi="Consolas"/>
-          <w:color w:val="333333"/>
-          <w:sz w:val="18"/>
-        </w:rPr>
-        <w:t>}</w:t>
-      </w:r>
-    </w:p>
-    <w:p>
-      <w:r>
-        <w:rPr>
-          <w:b/>
-        </w:rPr>
-        <w:t>Our endpoints that depend on this:</w:t>
-      </w:r>
-    </w:p>
-    <w:p>
-      <w:pPr>
-        <w:pStyle w:val="ListBullet"/>
-      </w:pPr>
-      <w:r>
-        <w:rPr>
-          <w:rFonts w:ascii="Consolas" w:hAnsi="Consolas"/>
-          <w:sz w:val="19"/>
-        </w:rPr>
-        <w:t>GET /api/school/dashboard/students/{studentId}</w:t>
-      </w:r>
-      <w:r>
-        <w:t xml:space="preserve"> -- </w:t>
-      </w:r>
-      <w:r>
-        <w:rPr>
-          <w:rFonts w:ascii="Consolas" w:hAnsi="Consolas"/>
-          <w:sz w:val="19"/>
-        </w:rPr>
-        <w:t>credentials</w:t>
-      </w:r>
-      <w:r>
-        <w:t xml:space="preserve"> array</w:t>
-      </w:r>
-    </w:p>
-    <w:p>
-      <w:pPr>
-        <w:pStyle w:val="ListBullet"/>
-      </w:pPr>
-      <w:r>
-        <w:rPr>
-          <w:rFonts w:ascii="Consolas" w:hAnsi="Consolas"/>
-          <w:sz w:val="19"/>
-        </w:rPr>
-        <w:t>GET /api/school/enrolments/students/{studentId}</w:t>
-      </w:r>
-      <w:r>
-        <w:t xml:space="preserve"> -- </w:t>
-      </w:r>
-      <w:r>
-        <w:rPr>
-          <w:rFonts w:ascii="Consolas" w:hAnsi="Consolas"/>
-          <w:sz w:val="19"/>
-        </w:rPr>
-        <w:t>credentials.total_earned</w:t>
-      </w:r>
-      <w:r>
-        <w:t xml:space="preserve"> and </w:t>
-      </w:r>
-      <w:r>
-        <w:rPr>
-          <w:rFonts w:ascii="Consolas" w:hAnsi="Consolas"/>
-          <w:sz w:val="19"/>
-        </w:rPr>
-        <w:t>credentials.details</w:t>
-      </w:r>
-    </w:p>
-    <w:p>
-      <w:pPr>
-        <w:pStyle w:val="Heading4"/>
-      </w:pPr>
-      <w:r>
-        <w:rPr>
-          <w:color w:val="333333"/>
-        </w:rPr>
-        <w:t>2. PoS (Program of Study) Curriculum Mappings</w:t>
-      </w:r>
-    </w:p>
-    <w:p>
-      <w:r>
-        <w:t>We need per-student Alberta Program of Studies coverage data: which curriculum areas have been covered and percentage coverage per area.</w:t>
-      </w:r>
-    </w:p>
-    <w:p>
-      <w:r>
-        <w:rPr>
-          <w:b/>
-        </w:rPr>
-        <w:t>What we currently mock:</w:t>
-      </w:r>
-      <w:r>
-        <w:t xml:space="preserve"> Part of </w:t>
+        <w:t>0.0</w:t>
+      </w:r>
+      <w:r>
+        <w:t xml:space="preserve"> for all PoS areas, and </w:t>
       </w:r>
       <w:r>
         <w:rPr>
@@ -16183,10 +16807,21 @@
           <w:color w:val="444444"/>
           <w:sz w:val="19"/>
         </w:rPr>
-        <w:t>MockStudentProgressProvider</w:t>
-      </w:r>
-      <w:r>
-        <w:t xml:space="preserve"> and </w:t>
+        <w:t>getStudentCurriculumMapping()</w:t>
+      </w:r>
+      <w:r>
+        <w:t xml:space="preserve"> returns an empty array.</w:t>
+      </w:r>
+    </w:p>
+    <w:p>
+      <w:r>
+        <w:rPr>
+          <w:b/>
+        </w:rPr>
+        <w:t>Suggested endpoint:</w:t>
+      </w:r>
+      <w:r>
+        <w:t xml:space="preserve"> </w:t>
       </w:r>
       <w:r>
         <w:rPr>
@@ -16194,10 +16829,498 @@
           <w:color w:val="444444"/>
           <w:sz w:val="19"/>
         </w:rPr>
-        <w:t>MockCredentialDataProvider</w:t>
-      </w:r>
-      <w:r>
-        <w:t xml:space="preserve">. The </w:t>
+        <w:t>GET /api/students/{studentId}/curriculum-mapping</w:t>
+      </w:r>
+    </w:p>
+    <w:p>
+      <w:r>
+        <w:rPr>
+          <w:b/>
+        </w:rPr>
+        <w:t>Ideal response shape:</w:t>
+      </w:r>
+    </w:p>
+    <w:p>
+      <w:pPr>
+        <w:shd w:val="clear" w:color="auto" w:fill="F5F5F5"/>
+        <w:spacing w:after="0" w:line="240" w:lineRule="auto"/>
+      </w:pPr>
+      <w:r>
+        <w:rPr>
+          <w:rFonts w:ascii="Consolas" w:hAnsi="Consolas"/>
+          <w:color w:val="333333"/>
+          <w:sz w:val="18"/>
+        </w:rPr>
+        <w:t>{</w:t>
+      </w:r>
+    </w:p>
+    <w:p>
+      <w:pPr>
+        <w:shd w:val="clear" w:color="auto" w:fill="F5F5F5"/>
+        <w:spacing w:after="0" w:line="240" w:lineRule="auto"/>
+      </w:pPr>
+      <w:r>
+        <w:rPr>
+          <w:rFonts w:ascii="Consolas" w:hAnsi="Consolas"/>
+          <w:color w:val="333333"/>
+          <w:sz w:val="18"/>
+        </w:rPr>
+        <w:lastRenderedPageBreak/>
+        <w:t xml:space="preserve">  "student_id": 3,</w:t>
+      </w:r>
+    </w:p>
+    <w:p>
+      <w:pPr>
+        <w:shd w:val="clear" w:color="auto" w:fill="F5F5F5"/>
+        <w:spacing w:after="0" w:line="240" w:lineRule="auto"/>
+      </w:pPr>
+      <w:r>
+        <w:rPr>
+          <w:rFonts w:ascii="Consolas" w:hAnsi="Consolas"/>
+          <w:color w:val="333333"/>
+          <w:sz w:val="18"/>
+        </w:rPr>
+        <w:t xml:space="preserve">  "coverage": {</w:t>
+      </w:r>
+    </w:p>
+    <w:p>
+      <w:pPr>
+        <w:shd w:val="clear" w:color="auto" w:fill="F5F5F5"/>
+        <w:spacing w:after="0" w:line="240" w:lineRule="auto"/>
+      </w:pPr>
+      <w:r>
+        <w:rPr>
+          <w:rFonts w:ascii="Consolas" w:hAnsi="Consolas"/>
+          <w:color w:val="333333"/>
+          <w:sz w:val="18"/>
+        </w:rPr>
+        <w:t xml:space="preserve">    "Business Studies": 0.45,</w:t>
+      </w:r>
+    </w:p>
+    <w:p>
+      <w:pPr>
+        <w:shd w:val="clear" w:color="auto" w:fill="F5F5F5"/>
+        <w:spacing w:after="0" w:line="240" w:lineRule="auto"/>
+      </w:pPr>
+      <w:r>
+        <w:rPr>
+          <w:rFonts w:ascii="Consolas" w:hAnsi="Consolas"/>
+          <w:color w:val="333333"/>
+          <w:sz w:val="18"/>
+        </w:rPr>
+        <w:t xml:space="preserve">    "CTF Design Studies": 0.30,</w:t>
+      </w:r>
+    </w:p>
+    <w:p>
+      <w:pPr>
+        <w:shd w:val="clear" w:color="auto" w:fill="F5F5F5"/>
+        <w:spacing w:after="0" w:line="240" w:lineRule="auto"/>
+      </w:pPr>
+      <w:r>
+        <w:rPr>
+          <w:rFonts w:ascii="Consolas" w:hAnsi="Consolas"/>
+          <w:color w:val="333333"/>
+          <w:sz w:val="18"/>
+        </w:rPr>
+        <w:t xml:space="preserve">    "CALM": 0.15</w:t>
+      </w:r>
+    </w:p>
+    <w:p>
+      <w:pPr>
+        <w:shd w:val="clear" w:color="auto" w:fill="F5F5F5"/>
+        <w:spacing w:after="0" w:line="240" w:lineRule="auto"/>
+      </w:pPr>
+      <w:r>
+        <w:rPr>
+          <w:rFonts w:ascii="Consolas" w:hAnsi="Consolas"/>
+          <w:color w:val="333333"/>
+          <w:sz w:val="18"/>
+        </w:rPr>
+        <w:t xml:space="preserve">  },</w:t>
+      </w:r>
+    </w:p>
+    <w:p>
+      <w:pPr>
+        <w:shd w:val="clear" w:color="auto" w:fill="F5F5F5"/>
+        <w:spacing w:after="0" w:line="240" w:lineRule="auto"/>
+      </w:pPr>
+      <w:r>
+        <w:rPr>
+          <w:rFonts w:ascii="Consolas" w:hAnsi="Consolas"/>
+          <w:color w:val="333333"/>
+          <w:sz w:val="18"/>
+        </w:rPr>
+        <w:t xml:space="preserve">  "details": [</w:t>
+      </w:r>
+    </w:p>
+    <w:p>
+      <w:pPr>
+        <w:shd w:val="clear" w:color="auto" w:fill="F5F5F5"/>
+        <w:spacing w:after="0" w:line="240" w:lineRule="auto"/>
+      </w:pPr>
+      <w:r>
+        <w:rPr>
+          <w:rFonts w:ascii="Consolas" w:hAnsi="Consolas"/>
+          <w:color w:val="333333"/>
+          <w:sz w:val="18"/>
+        </w:rPr>
+        <w:t xml:space="preserve">    {</w:t>
+      </w:r>
+    </w:p>
+    <w:p>
+      <w:pPr>
+        <w:shd w:val="clear" w:color="auto" w:fill="F5F5F5"/>
+        <w:spacing w:after="0" w:line="240" w:lineRule="auto"/>
+      </w:pPr>
+      <w:r>
+        <w:rPr>
+          <w:rFonts w:ascii="Consolas" w:hAnsi="Consolas"/>
+          <w:color w:val="333333"/>
+          <w:sz w:val="18"/>
+        </w:rPr>
+        <w:t xml:space="preserve">      "area": "Business Studies",</w:t>
+      </w:r>
+    </w:p>
+    <w:p>
+      <w:pPr>
+        <w:shd w:val="clear" w:color="auto" w:fill="F5F5F5"/>
+        <w:spacing w:after="0" w:line="240" w:lineRule="auto"/>
+      </w:pPr>
+      <w:r>
+        <w:rPr>
+          <w:rFonts w:ascii="Consolas" w:hAnsi="Consolas"/>
+          <w:color w:val="333333"/>
+          <w:sz w:val="18"/>
+        </w:rPr>
+        <w:t xml:space="preserve">      "outcomes_covered": 9,</w:t>
+      </w:r>
+    </w:p>
+    <w:p>
+      <w:pPr>
+        <w:shd w:val="clear" w:color="auto" w:fill="F5F5F5"/>
+        <w:spacing w:after="0" w:line="240" w:lineRule="auto"/>
+      </w:pPr>
+      <w:r>
+        <w:rPr>
+          <w:rFonts w:ascii="Consolas" w:hAnsi="Consolas"/>
+          <w:color w:val="333333"/>
+          <w:sz w:val="18"/>
+        </w:rPr>
+        <w:t xml:space="preserve">      "outcomes_total": 20</w:t>
+      </w:r>
+    </w:p>
+    <w:p>
+      <w:pPr>
+        <w:shd w:val="clear" w:color="auto" w:fill="F5F5F5"/>
+        <w:spacing w:after="0" w:line="240" w:lineRule="auto"/>
+      </w:pPr>
+      <w:r>
+        <w:rPr>
+          <w:rFonts w:ascii="Consolas" w:hAnsi="Consolas"/>
+          <w:color w:val="333333"/>
+          <w:sz w:val="18"/>
+        </w:rPr>
+        <w:t xml:space="preserve">    }</w:t>
+      </w:r>
+    </w:p>
+    <w:p>
+      <w:pPr>
+        <w:shd w:val="clear" w:color="auto" w:fill="F5F5F5"/>
+        <w:spacing w:after="0" w:line="240" w:lineRule="auto"/>
+      </w:pPr>
+      <w:r>
+        <w:rPr>
+          <w:rFonts w:ascii="Consolas" w:hAnsi="Consolas"/>
+          <w:color w:val="333333"/>
+          <w:sz w:val="18"/>
+        </w:rPr>
+        <w:t xml:space="preserve">  ]</w:t>
+      </w:r>
+    </w:p>
+    <w:p>
+      <w:pPr>
+        <w:shd w:val="clear" w:color="auto" w:fill="F5F5F5"/>
+        <w:spacing w:after="0" w:line="240" w:lineRule="auto"/>
+      </w:pPr>
+      <w:r>
+        <w:rPr>
+          <w:rFonts w:ascii="Consolas" w:hAnsi="Consolas"/>
+          <w:color w:val="333333"/>
+          <w:sz w:val="18"/>
+        </w:rPr>
+        <w:t>}</w:t>
+      </w:r>
+    </w:p>
+    <w:p>
+      <w:r>
+        <w:rPr>
+          <w:b/>
+        </w:rPr>
+        <w:t>Our endpoints that depend on this:</w:t>
+      </w:r>
+    </w:p>
+    <w:p>
+      <w:pPr>
+        <w:pStyle w:val="ListBullet"/>
+      </w:pPr>
+      <w:r>
+        <w:rPr>
+          <w:rFonts w:ascii="Consolas" w:hAnsi="Consolas"/>
+          <w:sz w:val="19"/>
+        </w:rPr>
+        <w:t>GET /api/school/dashboard/reporting/pos-coverage</w:t>
+      </w:r>
+      <w:r>
+        <w:t xml:space="preserve"> -- per-student and school-average PoS coverage</w:t>
+      </w:r>
+    </w:p>
+    <w:p>
+      <w:pPr>
+        <w:pStyle w:val="ListBullet"/>
+      </w:pPr>
+      <w:r>
+        <w:rPr>
+          <w:rFonts w:ascii="Consolas" w:hAnsi="Consolas"/>
+          <w:sz w:val="19"/>
+        </w:rPr>
+        <w:t>GET /api/school/dashboard/students/{studentId}</w:t>
+      </w:r>
+      <w:r>
+        <w:t xml:space="preserve"> -- </w:t>
+      </w:r>
+      <w:r>
+        <w:rPr>
+          <w:rFonts w:ascii="Consolas" w:hAnsi="Consolas"/>
+          <w:sz w:val="19"/>
+        </w:rPr>
+        <w:t>curriculum_mapping</w:t>
+      </w:r>
+      <w:r>
+        <w:t xml:space="preserve"> array</w:t>
+      </w:r>
+    </w:p>
+    <w:p>
+      <w:pPr>
+        <w:pStyle w:val="Heading3"/>
+      </w:pPr>
+      <w:r>
+        <w:rPr>
+          <w:color w:val="333333"/>
+        </w:rPr>
+        <w:t>Team Quebec (Auth Service)</w:t>
+      </w:r>
+    </w:p>
+    <w:p>
+      <w:pPr>
+        <w:pStyle w:val="Heading4"/>
+      </w:pPr>
+      <w:r>
+        <w:t>1. Real Session-Token Authentication (Confirmed by Workpacks)</w:t>
+      </w:r>
+    </w:p>
+    <w:p>
+      <w:r>
+        <w:t>We need to replace our mock authentication with real session-token verification. Per the project workpacks (Team Quebec Sub-Pack Q1), the auth model is: Quebec creates a session record on login and returns a session token. The API Gateway (Role A) validates session tokens on every incoming request and propagates the authenticated user identity to downstream services. Delta does not need to validate tokens directly — the gateway does it.</w:t>
+      </w:r>
+    </w:p>
+    <w:p>
+      <w:r>
+        <w:t>What we currently mock: MockAuthMiddleware in each service (e.g., dashboard-service/app/Http/Middleware/MockAuthMiddleware.php). This middleware maps hardcoded bearer tokens to user records via a TOKEN_MAP array. In production, this will be replaced by reading the user identity from headers injected by the API Gateway after session-token validation.</w:t>
+      </w:r>
+    </w:p>
+    <w:p>
+      <w:r>
+        <w:rPr>
+          <w:b/>
+        </w:rPr>
+        <w:t>What we need from you:</w:t>
+      </w:r>
+    </w:p>
+    <w:p>
+      <w:pPr>
+        <w:pStyle w:val="ListBullet"/>
+      </w:pPr>
+      <w:r>
+        <w:t>The JWT/token format and signing mechanism so we can verify tokens.</w:t>
+      </w:r>
+    </w:p>
+    <w:p>
+      <w:pPr>
+        <w:pStyle w:val="ListBullet"/>
+      </w:pPr>
+      <w:r>
+        <w:t>An endpoint or mechanism to validate a token and extract the user's identity.</w:t>
+      </w:r>
+    </w:p>
+    <w:p>
+      <w:pPr>
+        <w:pStyle w:val="ListBullet"/>
+      </w:pPr>
+      <w:r>
+        <w:t xml:space="preserve">The token payload should include (or allow us to derive): </w:t>
+      </w:r>
+      <w:r>
+        <w:rPr>
+          <w:rFonts w:ascii="Consolas" w:hAnsi="Consolas"/>
+          <w:sz w:val="19"/>
+        </w:rPr>
+        <w:t>user_id</w:t>
+      </w:r>
+      <w:r>
+        <w:t xml:space="preserve">, </w:t>
+      </w:r>
+      <w:r>
+        <w:rPr>
+          <w:rFonts w:ascii="Consolas" w:hAnsi="Consolas"/>
+          <w:sz w:val="19"/>
+        </w:rPr>
+        <w:t>role</w:t>
+      </w:r>
+      <w:r>
+        <w:t xml:space="preserve"> (one of </w:t>
+      </w:r>
+      <w:r>
+        <w:rPr>
+          <w:rFonts w:ascii="Consolas" w:hAnsi="Consolas"/>
+          <w:sz w:val="19"/>
+        </w:rPr>
+        <w:t>school_admin</w:t>
+      </w:r>
+      <w:r>
+        <w:t xml:space="preserve">, </w:t>
+      </w:r>
+      <w:r>
+        <w:rPr>
+          <w:rFonts w:ascii="Consolas" w:hAnsi="Consolas"/>
+          <w:sz w:val="19"/>
+        </w:rPr>
+        <w:t>school_teacher</w:t>
+      </w:r>
+      <w:r>
+        <w:t xml:space="preserve">, </w:t>
+      </w:r>
+      <w:r>
+        <w:rPr>
+          <w:rFonts w:ascii="Consolas" w:hAnsi="Consolas"/>
+          <w:sz w:val="19"/>
+        </w:rPr>
+        <w:t>student</w:t>
+      </w:r>
+      <w:r>
+        <w:t xml:space="preserve">), and </w:t>
+      </w:r>
+      <w:r>
+        <w:rPr>
+          <w:rFonts w:ascii="Consolas" w:hAnsi="Consolas"/>
+          <w:sz w:val="19"/>
+        </w:rPr>
+        <w:t>school_id</w:t>
+      </w:r>
+      <w:r>
+        <w:t>.</w:t>
+      </w:r>
+    </w:p>
+    <w:p>
+      <w:r>
+        <w:rPr>
+          <w:b/>
+        </w:rPr>
+        <w:t>Suggested token payload:</w:t>
+      </w:r>
+    </w:p>
+    <w:p>
+      <w:pPr>
+        <w:shd w:val="clear" w:color="auto" w:fill="F5F5F5"/>
+        <w:spacing w:after="0" w:line="240" w:lineRule="auto"/>
+      </w:pPr>
+      <w:r>
+        <w:rPr>
+          <w:rFonts w:ascii="Consolas" w:hAnsi="Consolas"/>
+          <w:color w:val="333333"/>
+          <w:sz w:val="18"/>
+        </w:rPr>
+        <w:t>{</w:t>
+      </w:r>
+    </w:p>
+    <w:p>
+      <w:pPr>
+        <w:shd w:val="clear" w:color="auto" w:fill="F5F5F5"/>
+        <w:spacing w:after="0" w:line="240" w:lineRule="auto"/>
+      </w:pPr>
+      <w:r>
+        <w:rPr>
+          <w:rFonts w:ascii="Consolas" w:hAnsi="Consolas"/>
+          <w:color w:val="333333"/>
+          <w:sz w:val="18"/>
+        </w:rPr>
+        <w:t xml:space="preserve">  "sub": 1,</w:t>
+      </w:r>
+    </w:p>
+    <w:p>
+      <w:pPr>
+        <w:shd w:val="clear" w:color="auto" w:fill="F5F5F5"/>
+        <w:spacing w:after="0" w:line="240" w:lineRule="auto"/>
+      </w:pPr>
+      <w:r>
+        <w:rPr>
+          <w:rFonts w:ascii="Consolas" w:hAnsi="Consolas"/>
+          <w:color w:val="333333"/>
+          <w:sz w:val="18"/>
+        </w:rPr>
+        <w:t xml:space="preserve">  "role": "school_admin",</w:t>
+      </w:r>
+    </w:p>
+    <w:p>
+      <w:pPr>
+        <w:shd w:val="clear" w:color="auto" w:fill="F5F5F5"/>
+        <w:spacing w:after="0" w:line="240" w:lineRule="auto"/>
+      </w:pPr>
+      <w:r>
+        <w:rPr>
+          <w:rFonts w:ascii="Consolas" w:hAnsi="Consolas"/>
+          <w:color w:val="333333"/>
+          <w:sz w:val="18"/>
+        </w:rPr>
+        <w:t xml:space="preserve">  "school_id": 1,</w:t>
+      </w:r>
+    </w:p>
+    <w:p>
+      <w:pPr>
+        <w:shd w:val="clear" w:color="auto" w:fill="F5F5F5"/>
+        <w:spacing w:after="0" w:line="240" w:lineRule="auto"/>
+      </w:pPr>
+      <w:r>
+        <w:rPr>
+          <w:rFonts w:ascii="Consolas" w:hAnsi="Consolas"/>
+          <w:color w:val="333333"/>
+          <w:sz w:val="18"/>
+        </w:rPr>
+        <w:t xml:space="preserve">  "exp": 1711900800</w:t>
+      </w:r>
+    </w:p>
+    <w:p>
+      <w:pPr>
+        <w:shd w:val="clear" w:color="auto" w:fill="F5F5F5"/>
+        <w:spacing w:after="0" w:line="240" w:lineRule="auto"/>
+      </w:pPr>
+      <w:r>
+        <w:rPr>
+          <w:rFonts w:ascii="Consolas" w:hAnsi="Consolas"/>
+          <w:color w:val="333333"/>
+          <w:sz w:val="18"/>
+        </w:rPr>
+        <w:t>}</w:t>
+      </w:r>
+    </w:p>
+    <w:p>
+      <w:r>
+        <w:rPr>
+          <w:b/>
+        </w:rPr>
+        <w:t>What we would replace:</w:t>
+      </w:r>
+      <w:r>
+        <w:t xml:space="preserve"> The </w:t>
       </w:r>
       <w:r>
         <w:rPr>
@@ -16205,10 +17328,10 @@
           <w:color w:val="444444"/>
           <w:sz w:val="19"/>
         </w:rPr>
-        <w:t>getPosCoverage()</w:t>
-      </w:r>
-      <w:r>
-        <w:t xml:space="preserve"> method returns </w:t>
+        <w:t>MockAuthMiddleware</w:t>
+      </w:r>
+      <w:r>
+        <w:t xml:space="preserve"> in all three services (</w:t>
       </w:r>
       <w:r>
         <w:rPr>
@@ -16216,10 +17339,10 @@
           <w:color w:val="444444"/>
           <w:sz w:val="19"/>
         </w:rPr>
-        <w:t>0.0</w:t>
-      </w:r>
-      <w:r>
-        <w:t xml:space="preserve"> for all PoS areas, and </w:t>
+        <w:t>dashboard-service</w:t>
+      </w:r>
+      <w:r>
+        <w:t xml:space="preserve">, </w:t>
       </w:r>
       <w:r>
         <w:rPr>
@@ -16227,21 +17350,10 @@
           <w:color w:val="444444"/>
           <w:sz w:val="19"/>
         </w:rPr>
-        <w:t>getStudentCurriculumMapping()</w:t>
-      </w:r>
-      <w:r>
-        <w:t xml:space="preserve"> returns an empty array.</w:t>
-      </w:r>
-    </w:p>
-    <w:p>
-      <w:r>
-        <w:rPr>
-          <w:b/>
-        </w:rPr>
-        <w:t>Suggested endpoint:</w:t>
-      </w:r>
-      <w:r>
-        <w:t xml:space="preserve"> </w:t>
+        <w:t>experience-service</w:t>
+      </w:r>
+      <w:r>
+        <w:t xml:space="preserve">, </w:t>
       </w:r>
       <w:r>
         <w:rPr>
@@ -16249,312 +17361,10 @@
           <w:color w:val="444444"/>
           <w:sz w:val="19"/>
         </w:rPr>
-        <w:t>GET /api/students/{studentId}/curriculum-mapping</w:t>
-      </w:r>
-    </w:p>
-    <w:p>
-      <w:r>
-        <w:rPr>
-          <w:b/>
-        </w:rPr>
-        <w:t>Ideal response shape:</w:t>
-      </w:r>
-    </w:p>
-    <w:p>
-      <w:pPr>
-        <w:shd w:val="clear" w:color="auto" w:fill="F5F5F5"/>
-        <w:spacing w:after="0" w:line="240" w:lineRule="auto"/>
-      </w:pPr>
-      <w:r>
-        <w:rPr>
-          <w:rFonts w:ascii="Consolas" w:hAnsi="Consolas"/>
-          <w:color w:val="333333"/>
-          <w:sz w:val="18"/>
-        </w:rPr>
-        <w:t>{</w:t>
-      </w:r>
-    </w:p>
-    <w:p>
-      <w:pPr>
-        <w:shd w:val="clear" w:color="auto" w:fill="F5F5F5"/>
-        <w:spacing w:after="0" w:line="240" w:lineRule="auto"/>
-      </w:pPr>
-      <w:r>
-        <w:rPr>
-          <w:rFonts w:ascii="Consolas" w:hAnsi="Consolas"/>
-          <w:color w:val="333333"/>
-          <w:sz w:val="18"/>
-        </w:rPr>
-        <w:lastRenderedPageBreak/>
-        <w:t xml:space="preserve">  "student_id": 3,</w:t>
-      </w:r>
-    </w:p>
-    <w:p>
-      <w:pPr>
-        <w:shd w:val="clear" w:color="auto" w:fill="F5F5F5"/>
-        <w:spacing w:after="0" w:line="240" w:lineRule="auto"/>
-      </w:pPr>
-      <w:r>
-        <w:rPr>
-          <w:rFonts w:ascii="Consolas" w:hAnsi="Consolas"/>
-          <w:color w:val="333333"/>
-          <w:sz w:val="18"/>
-        </w:rPr>
-        <w:t xml:space="preserve">  "coverage": {</w:t>
-      </w:r>
-    </w:p>
-    <w:p>
-      <w:pPr>
-        <w:shd w:val="clear" w:color="auto" w:fill="F5F5F5"/>
-        <w:spacing w:after="0" w:line="240" w:lineRule="auto"/>
-      </w:pPr>
-      <w:r>
-        <w:rPr>
-          <w:rFonts w:ascii="Consolas" w:hAnsi="Consolas"/>
-          <w:color w:val="333333"/>
-          <w:sz w:val="18"/>
-        </w:rPr>
-        <w:t xml:space="preserve">    "Business Studies": 0.45,</w:t>
-      </w:r>
-    </w:p>
-    <w:p>
-      <w:pPr>
-        <w:shd w:val="clear" w:color="auto" w:fill="F5F5F5"/>
-        <w:spacing w:after="0" w:line="240" w:lineRule="auto"/>
-      </w:pPr>
-      <w:r>
-        <w:rPr>
-          <w:rFonts w:ascii="Consolas" w:hAnsi="Consolas"/>
-          <w:color w:val="333333"/>
-          <w:sz w:val="18"/>
-        </w:rPr>
-        <w:t xml:space="preserve">    "CTF Design Studies": 0.30,</w:t>
-      </w:r>
-    </w:p>
-    <w:p>
-      <w:pPr>
-        <w:shd w:val="clear" w:color="auto" w:fill="F5F5F5"/>
-        <w:spacing w:after="0" w:line="240" w:lineRule="auto"/>
-      </w:pPr>
-      <w:r>
-        <w:rPr>
-          <w:rFonts w:ascii="Consolas" w:hAnsi="Consolas"/>
-          <w:color w:val="333333"/>
-          <w:sz w:val="18"/>
-        </w:rPr>
-        <w:t xml:space="preserve">    "CALM": 0.15</w:t>
-      </w:r>
-    </w:p>
-    <w:p>
-      <w:pPr>
-        <w:shd w:val="clear" w:color="auto" w:fill="F5F5F5"/>
-        <w:spacing w:after="0" w:line="240" w:lineRule="auto"/>
-      </w:pPr>
-      <w:r>
-        <w:rPr>
-          <w:rFonts w:ascii="Consolas" w:hAnsi="Consolas"/>
-          <w:color w:val="333333"/>
-          <w:sz w:val="18"/>
-        </w:rPr>
-        <w:t xml:space="preserve">  },</w:t>
-      </w:r>
-    </w:p>
-    <w:p>
-      <w:pPr>
-        <w:shd w:val="clear" w:color="auto" w:fill="F5F5F5"/>
-        <w:spacing w:after="0" w:line="240" w:lineRule="auto"/>
-      </w:pPr>
-      <w:r>
-        <w:rPr>
-          <w:rFonts w:ascii="Consolas" w:hAnsi="Consolas"/>
-          <w:color w:val="333333"/>
-          <w:sz w:val="18"/>
-        </w:rPr>
-        <w:t xml:space="preserve">  "details": [</w:t>
-      </w:r>
-    </w:p>
-    <w:p>
-      <w:pPr>
-        <w:shd w:val="clear" w:color="auto" w:fill="F5F5F5"/>
-        <w:spacing w:after="0" w:line="240" w:lineRule="auto"/>
-      </w:pPr>
-      <w:r>
-        <w:rPr>
-          <w:rFonts w:ascii="Consolas" w:hAnsi="Consolas"/>
-          <w:color w:val="333333"/>
-          <w:sz w:val="18"/>
-        </w:rPr>
-        <w:t xml:space="preserve">    {</w:t>
-      </w:r>
-    </w:p>
-    <w:p>
-      <w:pPr>
-        <w:shd w:val="clear" w:color="auto" w:fill="F5F5F5"/>
-        <w:spacing w:after="0" w:line="240" w:lineRule="auto"/>
-      </w:pPr>
-      <w:r>
-        <w:rPr>
-          <w:rFonts w:ascii="Consolas" w:hAnsi="Consolas"/>
-          <w:color w:val="333333"/>
-          <w:sz w:val="18"/>
-        </w:rPr>
-        <w:t xml:space="preserve">      "area": "Business Studies",</w:t>
-      </w:r>
-    </w:p>
-    <w:p>
-      <w:pPr>
-        <w:shd w:val="clear" w:color="auto" w:fill="F5F5F5"/>
-        <w:spacing w:after="0" w:line="240" w:lineRule="auto"/>
-      </w:pPr>
-      <w:r>
-        <w:rPr>
-          <w:rFonts w:ascii="Consolas" w:hAnsi="Consolas"/>
-          <w:color w:val="333333"/>
-          <w:sz w:val="18"/>
-        </w:rPr>
-        <w:t xml:space="preserve">      "outcomes_covered": 9,</w:t>
-      </w:r>
-    </w:p>
-    <w:p>
-      <w:pPr>
-        <w:shd w:val="clear" w:color="auto" w:fill="F5F5F5"/>
-        <w:spacing w:after="0" w:line="240" w:lineRule="auto"/>
-      </w:pPr>
-      <w:r>
-        <w:rPr>
-          <w:rFonts w:ascii="Consolas" w:hAnsi="Consolas"/>
-          <w:color w:val="333333"/>
-          <w:sz w:val="18"/>
-        </w:rPr>
-        <w:t xml:space="preserve">      "outcomes_total": 20</w:t>
-      </w:r>
-    </w:p>
-    <w:p>
-      <w:pPr>
-        <w:shd w:val="clear" w:color="auto" w:fill="F5F5F5"/>
-        <w:spacing w:after="0" w:line="240" w:lineRule="auto"/>
-      </w:pPr>
-      <w:r>
-        <w:rPr>
-          <w:rFonts w:ascii="Consolas" w:hAnsi="Consolas"/>
-          <w:color w:val="333333"/>
-          <w:sz w:val="18"/>
-        </w:rPr>
-        <w:t xml:space="preserve">    }</w:t>
-      </w:r>
-    </w:p>
-    <w:p>
-      <w:pPr>
-        <w:shd w:val="clear" w:color="auto" w:fill="F5F5F5"/>
-        <w:spacing w:after="0" w:line="240" w:lineRule="auto"/>
-      </w:pPr>
-      <w:r>
-        <w:rPr>
-          <w:rFonts w:ascii="Consolas" w:hAnsi="Consolas"/>
-          <w:color w:val="333333"/>
-          <w:sz w:val="18"/>
-        </w:rPr>
-        <w:t xml:space="preserve">  ]</w:t>
-      </w:r>
-    </w:p>
-    <w:p>
-      <w:pPr>
-        <w:shd w:val="clear" w:color="auto" w:fill="F5F5F5"/>
-        <w:spacing w:after="0" w:line="240" w:lineRule="auto"/>
-      </w:pPr>
-      <w:r>
-        <w:rPr>
-          <w:rFonts w:ascii="Consolas" w:hAnsi="Consolas"/>
-          <w:color w:val="333333"/>
-          <w:sz w:val="18"/>
-        </w:rPr>
-        <w:t>}</w:t>
-      </w:r>
-    </w:p>
-    <w:p>
-      <w:r>
-        <w:rPr>
-          <w:b/>
-        </w:rPr>
-        <w:t>Our endpoints that depend on this:</w:t>
-      </w:r>
-    </w:p>
-    <w:p>
-      <w:pPr>
-        <w:pStyle w:val="ListBullet"/>
-      </w:pPr>
-      <w:r>
-        <w:rPr>
-          <w:rFonts w:ascii="Consolas" w:hAnsi="Consolas"/>
-          <w:sz w:val="19"/>
-        </w:rPr>
-        <w:t>GET /api/school/dashboard/reporting/pos-coverage</w:t>
-      </w:r>
-      <w:r>
-        <w:t xml:space="preserve"> -- per-student and school-average PoS coverage</w:t>
-      </w:r>
-    </w:p>
-    <w:p>
-      <w:pPr>
-        <w:pStyle w:val="ListBullet"/>
-      </w:pPr>
-      <w:r>
-        <w:rPr>
-          <w:rFonts w:ascii="Consolas" w:hAnsi="Consolas"/>
-          <w:sz w:val="19"/>
-        </w:rPr>
-        <w:t>GET /api/school/dashboard/students/{studentId}</w:t>
-      </w:r>
-      <w:r>
-        <w:t xml:space="preserve"> -- </w:t>
-      </w:r>
-      <w:r>
-        <w:rPr>
-          <w:rFonts w:ascii="Consolas" w:hAnsi="Consolas"/>
-          <w:sz w:val="19"/>
-        </w:rPr>
-        <w:t>curriculum_mapping</w:t>
-      </w:r>
-      <w:r>
-        <w:t xml:space="preserve"> array</w:t>
-      </w:r>
-    </w:p>
-    <w:p>
-      <w:pPr>
-        <w:pStyle w:val="Heading3"/>
-      </w:pPr>
-      <w:r>
-        <w:rPr>
-          <w:color w:val="333333"/>
-        </w:rPr>
-        <w:t>Team Quebec (Auth Service)</w:t>
-      </w:r>
-    </w:p>
-    <w:p>
-      <w:pPr>
-        <w:pStyle w:val="Heading4"/>
-      </w:pPr>
-      <w:r>
-        <w:rPr>
-          <w:color w:val="333333"/>
-        </w:rPr>
-        <w:t>1. Real JWT/Token-Based Authentication</w:t>
-      </w:r>
-    </w:p>
-    <w:p>
-      <w:r>
-        <w:t>We need to replace our mock authentication with real token verification.</w:t>
-      </w:r>
-    </w:p>
-    <w:p>
-      <w:r>
-        <w:rPr>
-          <w:b/>
-        </w:rPr>
-        <w:t>What we currently mock:</w:t>
-      </w:r>
-      <w:r>
-        <w:t xml:space="preserve"> </w:t>
+        <w:t>enrolment-service</w:t>
+      </w:r>
+      <w:r>
+        <w:t xml:space="preserve">) would be replaced with a </w:t>
       </w:r>
       <w:r>
         <w:rPr>
@@ -16562,10 +17372,21 @@
           <w:color w:val="444444"/>
           <w:sz w:val="19"/>
         </w:rPr>
-        <w:t>MockAuthMiddleware</w:t>
-      </w:r>
-      <w:r>
-        <w:t xml:space="preserve"> in each service (e.g., </w:t>
+        <w:t>JwtAuthMiddleware</w:t>
+      </w:r>
+      <w:r>
+        <w:t xml:space="preserve"> that validates the token against your signing key or verification endpoint.</w:t>
+      </w:r>
+    </w:p>
+    <w:p>
+      <w:r>
+        <w:rPr>
+          <w:b/>
+        </w:rPr>
+        <w:t>Our endpoints that depend on this:</w:t>
+      </w:r>
+      <w:r>
+        <w:t xml:space="preserve"> Every authenticated endpoint across all three services requires a valid bearer token. The </w:t>
       </w:r>
       <w:r>
         <w:rPr>
@@ -16573,10 +17394,10 @@
           <w:color w:val="444444"/>
           <w:sz w:val="19"/>
         </w:rPr>
-        <w:t>dashboard-service/app/Http/Middleware/MockAuthMiddleware.php</w:t>
-      </w:r>
-      <w:r>
-        <w:t xml:space="preserve">). This middleware maps hardcoded bearer tokens to mock user records with </w:t>
+        <w:t>role</w:t>
+      </w:r>
+      <w:r>
+        <w:t xml:space="preserve"> is used for authorization checks (only </w:t>
       </w:r>
       <w:r>
         <w:rPr>
@@ -16584,10 +17405,10 @@
           <w:color w:val="444444"/>
           <w:sz w:val="19"/>
         </w:rPr>
-        <w:t>id</w:t>
-      </w:r>
-      <w:r>
-        <w:t xml:space="preserve">, </w:t>
+        <w:t>school_admin</w:t>
+      </w:r>
+      <w:r>
+        <w:t xml:space="preserve"> and </w:t>
       </w:r>
       <w:r>
         <w:rPr>
@@ -16595,10 +17416,10 @@
           <w:color w:val="444444"/>
           <w:sz w:val="19"/>
         </w:rPr>
-        <w:t>name</w:t>
-      </w:r>
-      <w:r>
-        <w:t xml:space="preserve">, </w:t>
+        <w:t>school_teacher</w:t>
+      </w:r>
+      <w:r>
+        <w:t xml:space="preserve"> are allowed), and </w:t>
       </w:r>
       <w:r>
         <w:rPr>
@@ -16606,40 +17427,24 @@
           <w:color w:val="444444"/>
           <w:sz w:val="19"/>
         </w:rPr>
-        <w:t>email</w:t>
-      </w:r>
-      <w:r>
-        <w:t xml:space="preserve">, </w:t>
-      </w:r>
-      <w:r>
-        <w:rPr>
-          <w:rFonts w:ascii="Consolas" w:hAnsi="Consolas"/>
-          <w:color w:val="444444"/>
-          <w:sz w:val="19"/>
-        </w:rPr>
-        <w:t>role</w:t>
-      </w:r>
-      <w:r>
-        <w:t xml:space="preserve">, and </w:t>
-      </w:r>
-      <w:r>
-        <w:rPr>
-          <w:rFonts w:ascii="Consolas" w:hAnsi="Consolas"/>
-          <w:color w:val="444444"/>
-          <w:sz w:val="19"/>
-        </w:rPr>
         <w:t>school_id</w:t>
       </w:r>
       <w:r>
-        <w:t>.</w:t>
-      </w:r>
-    </w:p>
-    <w:p>
-      <w:r>
-        <w:rPr>
-          <w:b/>
-        </w:rPr>
-        <w:t>What we need from you:</w:t>
+        <w:t xml:space="preserve"> is used to scope all data queries.</w:t>
+      </w:r>
+    </w:p>
+    <w:p>
+      <w:pPr>
+        <w:pStyle w:val="Heading4"/>
+      </w:pPr>
+      <w:r>
+        <w:t>2. Users Table Contract</w:t>
+      </w:r>
+    </w:p>
+    <w:p>
+      <w:pPr/>
+      <w:r>
+        <w:t>Delta seeds the users table identically across all three services. The minimum columns Delta requires:</w:t>
       </w:r>
     </w:p>
     <w:p>
@@ -16647,7 +17452,7 @@
         <w:pStyle w:val="ListBullet"/>
       </w:pPr>
       <w:r>
-        <w:t>The JWT/token format and signing mechanism so we can verify tokens.</w:t>
+        <w:t>id (bigint PK, not null) -- Auto-increment</w:t>
       </w:r>
     </w:p>
     <w:p>
@@ -16655,7 +17460,7 @@
         <w:pStyle w:val="ListBullet"/>
       </w:pPr>
       <w:r>
-        <w:t>An endpoint or mechanism to validate a token and extract the user's identity.</w:t>
+        <w:t>name (varchar, not null) -- Display name</w:t>
       </w:r>
     </w:p>
     <w:p>
@@ -16663,280 +17468,79 @@
         <w:pStyle w:val="ListBullet"/>
       </w:pPr>
       <w:r>
-        <w:t xml:space="preserve">The token payload should include (or allow us to derive): </w:t>
-      </w:r>
-      <w:r>
-        <w:rPr>
-          <w:rFonts w:ascii="Consolas" w:hAnsi="Consolas"/>
-          <w:sz w:val="19"/>
-        </w:rPr>
-        <w:t>user_id</w:t>
-      </w:r>
-      <w:r>
-        <w:t xml:space="preserve">, </w:t>
-      </w:r>
-      <w:r>
-        <w:rPr>
-          <w:rFonts w:ascii="Consolas" w:hAnsi="Consolas"/>
-          <w:sz w:val="19"/>
-        </w:rPr>
-        <w:t>role</w:t>
-      </w:r>
-      <w:r>
-        <w:t xml:space="preserve"> (one of </w:t>
-      </w:r>
-      <w:r>
-        <w:rPr>
-          <w:rFonts w:ascii="Consolas" w:hAnsi="Consolas"/>
-          <w:sz w:val="19"/>
-        </w:rPr>
-        <w:t>school_admin</w:t>
-      </w:r>
-      <w:r>
-        <w:t xml:space="preserve">, </w:t>
-      </w:r>
-      <w:r>
-        <w:rPr>
-          <w:rFonts w:ascii="Consolas" w:hAnsi="Consolas"/>
-          <w:sz w:val="19"/>
-        </w:rPr>
-        <w:t>school_teacher</w:t>
-      </w:r>
-      <w:r>
-        <w:t xml:space="preserve">, </w:t>
-      </w:r>
-      <w:r>
-        <w:rPr>
-          <w:rFonts w:ascii="Consolas" w:hAnsi="Consolas"/>
-          <w:sz w:val="19"/>
-        </w:rPr>
-        <w:t>student</w:t>
-      </w:r>
-      <w:r>
-        <w:t xml:space="preserve">), and </w:t>
-      </w:r>
-      <w:r>
-        <w:rPr>
-          <w:rFonts w:ascii="Consolas" w:hAnsi="Consolas"/>
-          <w:sz w:val="19"/>
-        </w:rPr>
-        <w:t>school_id</w:t>
-      </w:r>
-      <w:r>
-        <w:t>.</w:t>
-      </w:r>
-    </w:p>
-    <w:p>
-      <w:r>
-        <w:rPr>
-          <w:b/>
-        </w:rPr>
-        <w:t>Suggested token payload:</w:t>
-      </w:r>
-    </w:p>
-    <w:p>
-      <w:pPr>
-        <w:shd w:val="clear" w:color="auto" w:fill="F5F5F5"/>
-        <w:spacing w:after="0" w:line="240" w:lineRule="auto"/>
-      </w:pPr>
-      <w:r>
-        <w:rPr>
-          <w:rFonts w:ascii="Consolas" w:hAnsi="Consolas"/>
-          <w:color w:val="333333"/>
-          <w:sz w:val="18"/>
-        </w:rPr>
-        <w:t>{</w:t>
-      </w:r>
-    </w:p>
-    <w:p>
-      <w:pPr>
-        <w:shd w:val="clear" w:color="auto" w:fill="F5F5F5"/>
-        <w:spacing w:after="0" w:line="240" w:lineRule="auto"/>
-      </w:pPr>
-      <w:r>
-        <w:rPr>
-          <w:rFonts w:ascii="Consolas" w:hAnsi="Consolas"/>
-          <w:color w:val="333333"/>
-          <w:sz w:val="18"/>
-        </w:rPr>
-        <w:t xml:space="preserve">  "sub": 1,</w:t>
-      </w:r>
-    </w:p>
-    <w:p>
-      <w:pPr>
-        <w:shd w:val="clear" w:color="auto" w:fill="F5F5F5"/>
-        <w:spacing w:after="0" w:line="240" w:lineRule="auto"/>
-      </w:pPr>
-      <w:r>
-        <w:rPr>
-          <w:rFonts w:ascii="Consolas" w:hAnsi="Consolas"/>
-          <w:color w:val="333333"/>
-          <w:sz w:val="18"/>
-        </w:rPr>
-        <w:t xml:space="preserve">  "role": "school_admin",</w:t>
-      </w:r>
-    </w:p>
-    <w:p>
-      <w:pPr>
-        <w:shd w:val="clear" w:color="auto" w:fill="F5F5F5"/>
-        <w:spacing w:after="0" w:line="240" w:lineRule="auto"/>
-      </w:pPr>
-      <w:r>
-        <w:rPr>
-          <w:rFonts w:ascii="Consolas" w:hAnsi="Consolas"/>
-          <w:color w:val="333333"/>
-          <w:sz w:val="18"/>
-        </w:rPr>
-        <w:t xml:space="preserve">  "school_id": 1,</w:t>
-      </w:r>
-    </w:p>
-    <w:p>
-      <w:pPr>
-        <w:shd w:val="clear" w:color="auto" w:fill="F5F5F5"/>
-        <w:spacing w:after="0" w:line="240" w:lineRule="auto"/>
-      </w:pPr>
-      <w:r>
-        <w:rPr>
-          <w:rFonts w:ascii="Consolas" w:hAnsi="Consolas"/>
-          <w:color w:val="333333"/>
-          <w:sz w:val="18"/>
-        </w:rPr>
-        <w:t xml:space="preserve">  "exp": 1711900800</w:t>
-      </w:r>
-    </w:p>
-    <w:p>
-      <w:pPr>
-        <w:shd w:val="clear" w:color="auto" w:fill="F5F5F5"/>
-        <w:spacing w:after="0" w:line="240" w:lineRule="auto"/>
-      </w:pPr>
-      <w:r>
-        <w:rPr>
-          <w:rFonts w:ascii="Consolas" w:hAnsi="Consolas"/>
-          <w:color w:val="333333"/>
-          <w:sz w:val="18"/>
-        </w:rPr>
-        <w:t>}</w:t>
-      </w:r>
-    </w:p>
-    <w:p>
-      <w:r>
-        <w:rPr>
-          <w:b/>
-        </w:rPr>
-        <w:t>What we would replace:</w:t>
-      </w:r>
-      <w:r>
-        <w:t xml:space="preserve"> The </w:t>
-      </w:r>
-      <w:r>
-        <w:rPr>
-          <w:rFonts w:ascii="Consolas" w:hAnsi="Consolas"/>
-          <w:color w:val="444444"/>
-          <w:sz w:val="19"/>
-        </w:rPr>
-        <w:t>MockAuthMiddleware</w:t>
-      </w:r>
-      <w:r>
-        <w:t xml:space="preserve"> in all three services (</w:t>
-      </w:r>
-      <w:r>
-        <w:rPr>
-          <w:rFonts w:ascii="Consolas" w:hAnsi="Consolas"/>
-          <w:color w:val="444444"/>
-          <w:sz w:val="19"/>
-        </w:rPr>
-        <w:t>dashboard-service</w:t>
-      </w:r>
-      <w:r>
-        <w:t xml:space="preserve">, </w:t>
-      </w:r>
-      <w:r>
-        <w:rPr>
-          <w:rFonts w:ascii="Consolas" w:hAnsi="Consolas"/>
-          <w:color w:val="444444"/>
-          <w:sz w:val="19"/>
-        </w:rPr>
-        <w:t>experience-service</w:t>
-      </w:r>
-      <w:r>
-        <w:t xml:space="preserve">, </w:t>
-      </w:r>
-      <w:r>
-        <w:rPr>
-          <w:rFonts w:ascii="Consolas" w:hAnsi="Consolas"/>
-          <w:color w:val="444444"/>
-          <w:sz w:val="19"/>
-        </w:rPr>
-        <w:t>enrolment-service</w:t>
-      </w:r>
-      <w:r>
-        <w:t xml:space="preserve">) would be replaced with a </w:t>
-      </w:r>
-      <w:r>
-        <w:rPr>
-          <w:rFonts w:ascii="Consolas" w:hAnsi="Consolas"/>
-          <w:color w:val="444444"/>
-          <w:sz w:val="19"/>
-        </w:rPr>
-        <w:t>JwtAuthMiddleware</w:t>
-      </w:r>
-      <w:r>
-        <w:t xml:space="preserve"> that validates the token against your signing key or verification endpoint.</w:t>
-      </w:r>
-    </w:p>
-    <w:p>
-      <w:r>
-        <w:rPr>
-          <w:b/>
-        </w:rPr>
-        <w:t>Our endpoints that depend on this:</w:t>
-      </w:r>
-      <w:r>
-        <w:t xml:space="preserve"> Every authenticated endpoint across all three services requires a valid bearer token. The </w:t>
-      </w:r>
-      <w:r>
-        <w:rPr>
-          <w:rFonts w:ascii="Consolas" w:hAnsi="Consolas"/>
-          <w:color w:val="444444"/>
-          <w:sz w:val="19"/>
-        </w:rPr>
-        <w:t>role</w:t>
-      </w:r>
-      <w:r>
-        <w:t xml:space="preserve"> is used for authorization checks (only </w:t>
-      </w:r>
-      <w:r>
-        <w:rPr>
-          <w:rFonts w:ascii="Consolas" w:hAnsi="Consolas"/>
-          <w:color w:val="444444"/>
-          <w:sz w:val="19"/>
-        </w:rPr>
-        <w:t>school_admin</w:t>
-      </w:r>
-      <w:r>
-        <w:t xml:space="preserve"> and </w:t>
-      </w:r>
-      <w:r>
-        <w:rPr>
-          <w:rFonts w:ascii="Consolas" w:hAnsi="Consolas"/>
-          <w:color w:val="444444"/>
-          <w:sz w:val="19"/>
-        </w:rPr>
-        <w:t>school_teacher</w:t>
-      </w:r>
-      <w:r>
-        <w:t xml:space="preserve"> are allowed), and </w:t>
-      </w:r>
-      <w:r>
-        <w:rPr>
-          <w:rFonts w:ascii="Consolas" w:hAnsi="Consolas"/>
-          <w:color w:val="444444"/>
-          <w:sz w:val="19"/>
-        </w:rPr>
-        <w:t>school_id</w:t>
-      </w:r>
-      <w:r>
-        <w:t xml:space="preserve"> is used to scope all data queries.</w:t>
+        <w:t>email (varchar, not null) -- Unique login email</w:t>
+      </w:r>
+    </w:p>
+    <w:p>
+      <w:pPr>
+        <w:pStyle w:val="ListBullet"/>
+      </w:pPr>
+      <w:r>
+        <w:t>password (varchar, not null) -- Hashed password (Delta never reads this, but column must exist)</w:t>
+      </w:r>
+    </w:p>
+    <w:p>
+      <w:pPr>
+        <w:pStyle w:val="ListBullet"/>
+      </w:pPr>
+      <w:r>
+        <w:t>role (varchar, not null) -- One of: school_admin, school_teacher, student, parent</w:t>
+      </w:r>
+    </w:p>
+    <w:p>
+      <w:pPr>
+        <w:pStyle w:val="ListBullet"/>
+      </w:pPr>
+      <w:r>
+        <w:t>school_id (bigint FK, not null) -- References schools.id</w:t>
+      </w:r>
+    </w:p>
+    <w:p>
+      <w:pPr>
+        <w:pStyle w:val="ListBullet"/>
+      </w:pPr>
+      <w:r>
+        <w:t>grade (smallint, nullable) -- Student grade level (8-12). Null for non-students.</w:t>
+      </w:r>
+    </w:p>
+    <w:p>
+      <w:pPr>
+        <w:pStyle w:val="ListBullet"/>
+      </w:pPr>
+      <w:r>
+        <w:t>parent_of (bigint FK, nullable) -- References users.id. Current temporary simplification supporting one child per parent. Workpacks confirm: canonical schema uses a separate parent_student_links table (parent_id, student_id) owned by Quebec. Delta will migrate to querying this table when real auth is integrated.</w:t>
+      </w:r>
+    </w:p>
+    <w:p>
+      <w:pPr>
+        <w:pStyle w:val="Heading4"/>
+      </w:pPr>
+      <w:r>
+        <w:t>3. Open Questions for Quebec (Partially Resolved by Workpacks)</w:t>
+      </w:r>
+    </w:p>
+    <w:p>
+      <w:pPr>
+        <w:pStyle w:val="ListBullet"/>
+      </w:pPr>
+      <w:r>
+        <w:t>Who owns the users table in production? RESOLVED: Quebec owns it (workpack Role B schema, table ownership: "Users &amp; Identity: users, sessions, parent_student_links → Quebec (Auth)"). Delta needs read access only.</w:t>
+      </w:r>
+    </w:p>
+    <w:p>
+      <w:pPr>
+        <w:pStyle w:val="ListBullet"/>
+      </w:pPr>
+      <w:r>
+        <w:t>How are new schools created? PARTIALLY RESOLVED: Role B (Karl) owns the schema-per-school isolation strategy and school onboarding migration. Specific mechanism not yet defined — it is one of Karl's deliverables.</w:t>
+      </w:r>
+    </w:p>
+    <w:p>
+      <w:pPr>
+        <w:pStyle w:val="ListBullet"/>
+      </w:pPr>
+      <w:r>
+        <w:t>Role assignment flow -- Does Quebec assign roles at signup, or can admins change roles later? Delta's middleware checks role on every request.</w:t>
       </w:r>
     </w:p>
     <w:p>

--- a/API-CONTRACT.docx
+++ b/API-CONTRACT.docx
@@ -43,7 +43,7 @@
     </w:p>
     <w:p>
       <w:r>
-        <w:t>Current version: D2.3 (March 2026) -- updated with workpack-confirmed decisions on auth architecture, progress ownership, parent model, and data scoping.</w:t>
+        <w:t>Current version: D2.4 (March 2026).</w:t>
       </w:r>
     </w:p>
     <w:p>
@@ -71,7 +71,7 @@
     <w:p>
       <w:pPr/>
       <w:r>
-        <w:t>Wait ~15 seconds, then verify all services are healthy:</w:t>
+        <w:t>Allow approximately 15 seconds for services to initialize, then verify:</w:t>
       </w:r>
     </w:p>
     <w:p>
@@ -87,7 +87,7 @@
     <w:p>
       <w:pPr/>
       <w:r>
-        <w:t>Migrations and seeding happen automatically -- no extra commands needed.</w:t>
+        <w:t>Migrations and seed data are applied automatically on first start.</w:t>
       </w:r>
     </w:p>
     <w:p>
@@ -163,7 +163,7 @@
     <w:p>
       <w:pPr/>
       <w:r>
-        <w:t>Tokens are forwarded: When Dashboard Service calls Experience/Enrolment, it forwards your bearer token. One token works across the whole chain.</w:t>
+        <w:t>Token forwarding: The Dashboard Service forwards the caller's bearer token when making internal requests to the Experience and Enrolment services. A single token authenticates across all services.</w:t>
       </w:r>
     </w:p>
     <w:p>
@@ -529,7 +529,7 @@
         <w:pStyle w:val="ListBullet"/>
       </w:pPr>
       <w:r>
-        <w:t>Valid token mapping to a user with role school_admin or school_teacher grants full read/write access. Students (role=student) have read-only access scoped to their own data. Parents (role=parent) have read-only access scoped to their linked child's data via the parent_of column. Students and parents receive 403 Forbidden on write attempts (POST, PUT, PATCH, DELETE).</w:t>
+        <w:t>Valid token mapping to a user with role school_teacher grants full read/write access to experiences and cohorts. Users with role school_admin have read access to all data and write access limited to enrolment operations (enrolling and removing students from cohorts). Students (role=student) have read-only access scoped to their own data. Parents (role=parent) have read-only access scoped to their linked child's data via the parent_of column. Students and parents receive 403 Forbidden on write attempts.</w:t>
       </w:r>
       <w:r>
         <w:rPr>
@@ -558,7 +558,7 @@
         <w:rPr>
           <w:sz w:val="20"/>
         </w:rPr>
-        <w:t>Integration dependency: This is mock auth only. Per the project workpacks, the production auth model uses session tokens (not JWT). Team Quebec's Auth Service creates sessions in a database table (sessions: id, user_id, token, expires_at). The API Gateway (Role A) validates session tokens on incoming requests and propagates the authenticated user's identity to downstream services. Delta's services will not need to call Quebec per-request — the gateway handles validation centrally. See the "Integration Requests" section below for details.</w:t>
+        <w:t>Integration dependency: Authentication is currently mocked. The production architecture uses session tokens validated by the API Gateway (Role A). Team Quebec's Auth Service manages session records (sessions: id, user_id, token, expires_at). The gateway validates tokens on incoming requests and propagates user identity to downstream services. Delta does not validate tokens directly. See the "Integration Requests" section for details.</w:t>
       </w:r>
     </w:p>
     <w:p>
@@ -14698,81 +14698,11 @@
       </w:r>
     </w:p>
     <w:p>
-      <w:pPr/>
-      <w:r>
-        <w:t>15. [All] COPPA CONSENT: Not addressed in any workpack or the codebase. If students are under 13, parental consent tracking may be legally required.</w:t>
-      </w:r>
-    </w:p>
-    <w:p>
-      <w:pPr/>
-      <w:r>
-        <w:t>14. [Romeo] DUAL ERROR FORMATS: Standard Delta errors use {error: true, message, code}. Laravel validation errors use {message, errors: {field: [...]}}. Romeo must handle both formats.</w:t>
-      </w:r>
-    </w:p>
-    <w:p>
-      <w:pPr/>
-      <w:r>
-        <w:t>13. [Romeo] NO REAL-TIME NOTIFICATIONS: Delta dispatches internal Laravel events (StudentEnrolled, StudentRemoved) but has no external webhook, SSE, or polling mechanism. Romeo must poll for changes.</w:t>
-      </w:r>
-    </w:p>
-    <w:p>
-      <w:pPr/>
-      <w:r>
-        <w:t>12. [Romeo] NO PARENT CHILDREN ENDPOINT: No API endpoint returns which children a parent is linked to. Romeo cannot build a "Select Child" dropdown without this.</w:t>
-      </w:r>
-    </w:p>
-    <w:p>
-      <w:pPr/>
-      <w:r>
-        <w:t>11. [Romeo] THREE STUDENT DETAIL ENDPOINTS: Dashboard (/dashboard/students/{id}), Enrolment (/enrolments/students/{id}), and Experience (/experiences/{id}/students/{id}) return different data shapes for the same student. Romeo needs guidance on which is canonical for the student-facing view.</w:t>
-      </w:r>
-    </w:p>
-    <w:p>
-      <w:pPr/>
-      <w:r>
-        <w:t>10. [Papa] COURSE HIERARCHY DEPTH: Delta's CourseDataProviderInterface returns Course → Block (2 levels). Workpacks define Course → Block → Node → ActivityCard (4 levels). Papa must clarify whether Delta should expect nested nodes/cards in the block response or fetch them via separate endpoints.</w:t>
-      </w:r>
-    </w:p>
-    <w:p>
-      <w:pPr/>
-      <w:r>
-        <w:t>9. [Papa] BLOCK TYPE ENUM: Mock uses only "lesson" and "challenge". Workpacks reference 10 activity card types. Delta needs the authoritative list of valid block type values from Papa.</w:t>
-      </w:r>
-    </w:p>
-    <w:p>
-      <w:pPr/>
-      <w:r>
-        <w:t>8. [Papa] COURSE LIFECYCLE EVENTS: No mechanism exists for Papa to notify Delta when a course is renamed or deleted. Delta stores course_id as a plain integer (not a foreign key). Stale references will cause null course names in API responses.</w:t>
-      </w:r>
-    </w:p>
-    <w:p>
-      <w:pPr/>
-      <w:r>
-        <w:t>7. [Quebec] USERS TABLE OWNERSHIP: In production, Quebec owns user management. Current setup uses a shared PostgreSQL database. The production approach (shared DB vs event sync vs API calls) must be decided. Delta queries the users table on every request via SchoolScope.</w:t>
-      </w:r>
-    </w:p>
-    <w:p>
-      <w:pPr/>
-      <w:r>
-        <w:t>6. [Quebec] SCHOOL ONBOARDING: Delta has no POST /schools endpoint and no event listener for new schools. Karl owns onboarding per workpacks, but the mechanism for school records appearing in Delta's DB is undefined.</w:t>
-      </w:r>
-    </w:p>
-    <w:p>
-      <w:pPr/>
-      <w:r>
-        <w:t>5. [Quebec] ROLE ENUM: Role values are now documented above (see "Role Enum" section). Quebec must use exact case-sensitive strings. Adding new roles requires Delta coordination.</w:t>
-      </w:r>
-    </w:p>
-    <w:p>
-      <w:pPr/>
-      <w:r>
-        <w:t>4. [Quebec] PARENT MODEL TRANSITION: Codebase uses parent_of FK (single child per parent). Workpacks confirm parent_student_links table (many-to-many). Migration plan undefined — who owns the table, what columns, does Delta need a migration to drop parent_of?</w:t>
-      </w:r>
-    </w:p>
-    <w:p>
-      <w:pPr/>
-      <w:r>
-        <w:t>3. [Quebec] AUTH PROPAGATION MECHANISM: The API contract states the gateway validates session tokens, but does not specify how user identity is propagated to downstream services. Options: (a) trusted headers (X-User-Id, X-User-Role, X-School-Id), (b) short-lived internal JWT, (c) forward session token with shared sessions table. Quebec must decide and Delta must build matching middleware. BLOCKING for production auth.</w:t>
+      <w:pPr>
+        <w:pStyle w:val="Heading2"/>
+      </w:pPr>
+      <w:r>
+        <w:t>Open Items Requiring Cross-Team Resolution</w:t>
       </w:r>
     </w:p>
     <w:p>
@@ -14780,19 +14710,31 @@
         <w:pStyle w:val="Heading3"/>
       </w:pPr>
       <w:r>
-        <w:t>OPEN — Requires Cross-Team Discussion</w:t>
-      </w:r>
-    </w:p>
-    <w:p>
-      <w:pPr/>
-      <w:r>
-        <w:t>2. [Papa] StudentProgressProviderInterface methods getPosCoverage() and getEngagementRates() accepted Eloquent Collection objects, making it impossible for external services to implement. FIXED — refactored to accept array of {id, name} pairs.</w:t>
-      </w:r>
-    </w:p>
-    <w:p>
-      <w:pPr/>
-      <w:r>
-        <w:t>1. [Romeo] experience_id was missing from cohort_assignments in GET /enrolments response. FIXED — now included alongside experience_name.</w:t>
+        <w:t>Requires Matt (Role A) — Architectural Decisions</w:t>
+      </w:r>
+    </w:p>
+    <w:p>
+      <w:pPr>
+        <w:pStyle w:val="Normal"/>
+      </w:pPr>
+      <w:r>
+        <w:t>Delta requires this decision before production auth middleware can be implemented.</w:t>
+      </w:r>
+    </w:p>
+    <w:p>
+      <w:pPr>
+        <w:pStyle w:val="Normal"/>
+      </w:pPr>
+      <w:r>
+        <w:t xml:space="preserve">7. SHARED DB vs PER-SERVICE DB: All three Delta services currently share one PostgreSQL database. Matt and Karl must decide: (a) keep shared DB with schema-level isolation, (b) separate databases per service with data sync, or (c) another approach. This affects how Quebec’s user management integrates with Delta’s read-heavy user queries.</w:t>
+      </w:r>
+    </w:p>
+    <w:p>
+      <w:pPr>
+        <w:pStyle w:val="Normal"/>
+      </w:pPr>
+      <w:r>
+        <w:t xml:space="preserve">8. INTER-SERVICE EVENT PATTERN: Delta dispatches internal Laravel events (StudentEnrolled, StudentRemoved) for its own Observer pattern. For cross-service communication (e.g., notifying Papa when a cohort is activated, or receiving course updates from Papa), Matt must decide: REST webhooks, message queue (RabbitMQ/SQS), or database polling. This blocks items 12 and 16 below.</w:t>
       </w:r>
     </w:p>
     <w:p>
@@ -14800,13 +14742,95 @@
         <w:pStyle w:val="Heading3"/>
       </w:pPr>
       <w:r>
-        <w:t>FIXED This Release (D2.2)</w:t>
-      </w:r>
-    </w:p>
-    <w:p>
-      <w:pPr/>
-      <w:r>
-        <w:t>The following issues were identified during a cross-team integration simulation. Items marked FIXED have been resolved in the current codebase. Items marked OPEN require discussion or decisions from the responsible team.</w:t>
+        <w:t>Requires Karl / Team Quebec — Auth &amp; User Management</w:t>
+      </w:r>
+    </w:p>
+    <w:p>
+      <w:pPr>
+        <w:pStyle w:val="Normal"/>
+      </w:pPr>
+      <w:r>
+        <w:t xml:space="preserve">9. PARENT MODEL TRANSITION: Delta currently uses parent_of FK on users table (one child per parent). Karl’s canonical schema defines parent_student_links table (many-to-many). Quebec must provide: (a) table schema for parent_student_links, (b) migration timeline, (c) whether COPPA consent is tracked in this table. Delta will update EnrolmentController’s parent scoping logic when the link table is available.</w:t>
+      </w:r>
+    </w:p>
+    <w:p>
+      <w:pPr>
+        <w:pStyle w:val="Normal"/>
+      </w:pPr>
+      <w:r>
+        <w:t xml:space="preserve">10. SCHOOL ONBOARDING FLOW: Delta has no POST /schools endpoint. Karl owns onboarding per workpacks, but the mechanism for new school records appearing in Delta’s database is undefined. Delta’s SchoolScope silently returns empty results for unknown school_ids, so a missing school won’t error — it just looks empty.</w:t>
+      </w:r>
+    </w:p>
+    <w:p>
+      <w:pPr>
+        <w:pStyle w:val="Normal"/>
+      </w:pPr>
+      <w:r>
+        <w:t xml:space="preserve">11. USERS TABLE OWNERSHIP: Quebec owns user CRUD in production. Delta queries the users table on nearly every request (Auth::user(), SchoolScope, student lookups). If the production architecture separates databases, Delta needs either read-only access to a synced users table or a Quebec API endpoint for user resolution. This must be decided alongside item 7.</w:t>
+      </w:r>
+    </w:p>
+    <w:p>
+      <w:pPr>
+        <w:pStyle w:val="Normal"/>
+      </w:pPr>
+      <w:r>
+        <w:t xml:space="preserve">12. PARENT CHILDREN ENDPOINT: No API endpoint returns which children a parent user is linked to. Romeo needs GET /users/me/children or similar for a "Select Child" dropdown. Quebec owns the parent–student relationship data; Delta can proxy this once Quebec’s endpoint exists.</w:t>
+      </w:r>
+    </w:p>
+    <w:p>
+      <w:pPr>
+        <w:pStyle w:val="Heading3"/>
+      </w:pPr>
+      <w:r>
+        <w:t>Requires Team Papa — Course Service Integration</w:t>
+      </w:r>
+    </w:p>
+    <w:p>
+      <w:pPr>
+        <w:pStyle w:val="Normal"/>
+      </w:pPr>
+      <w:r>
+        <w:t xml:space="preserve">13. COURSE LIFECYCLE EVENTS: No mechanism exists for Papa to notify Delta when a course is renamed, archived, or deleted. Delta stores course_id as a plain integer in experience_courses. If Papa deletes a course, Delta’s API returns "Unknown" for the course name. Needs: webhook/event from Papa when courses change, or a "soft delete with archival" policy. Depends on item 8 (event pattern).</w:t>
+      </w:r>
+    </w:p>
+    <w:p>
+      <w:pPr>
+        <w:pStyle w:val="Normal"/>
+      </w:pPr>
+      <w:r>
+        <w:t xml:space="preserve">14. COURSE HIERARCHY DEPTH: Delta’s CourseDataProviderInterface returns Course → Block (2 levels). Workpacks define Course → Block → Node → ActivityCard (4 levels). Papa must clarify: (a) should Delta’s mock add Node and ActivityCard levels now, or (b) will the real provider return a flat blocks array and let the frontend fetch deeper levels directly from Papa?</w:t>
+      </w:r>
+    </w:p>
+    <w:p>
+      <w:pPr>
+        <w:pStyle w:val="Heading3"/>
+      </w:pPr>
+      <w:r>
+        <w:t>Requires Eva — Legal/Compliance</w:t>
+      </w:r>
+    </w:p>
+    <w:p>
+      <w:pPr>
+        <w:pStyle w:val="Normal"/>
+      </w:pPr>
+      <w:r>
+        <w:t xml:space="preserve">15. COPPA CONSENT: Not addressed in any workpack or the codebase. If the platform serves students under 13 (primary school), COPPA or equivalent regulations may require verifiable parental consent before storing student data. Eva needs to advise whether consent tracking is required, and if so, which service owns it.</w:t>
+      </w:r>
+    </w:p>
+    <w:p>
+      <w:pPr>
+        <w:pStyle w:val="Heading3"/>
+      </w:pPr>
+      <w:r>
+        <w:t>Internal Delta (No External Dependency)</w:t>
+      </w:r>
+    </w:p>
+    <w:p>
+      <w:pPr>
+        <w:pStyle w:val="Normal"/>
+      </w:pPr>
+      <w:r>
+        <w:t xml:space="preserve">16. THREE STUDENT DETAIL ENDPOINTS: GET /dashboard/students/{id}, GET /enrolments/students/{id}, and GET /experiences/{id}/students/{id} return different data shapes for the same student. This is an internal design cleanup — consider consolidating or clearly documenting which endpoint serves which use case.</w:t>
       </w:r>
     </w:p>
     <w:p>
@@ -14814,15 +14838,15 @@
         <w:pStyle w:val="Heading2"/>
       </w:pPr>
       <w:r>
-        <w:t>Cross-Team Integration Issues (March 20, 2026)</w:t>
-      </w:r>
-    </w:p>
-    <w:p>
-      <w:pPr>
-        <w:pStyle w:val="Normal"/>
-      </w:pPr>
-      <w:r>
-        <w:t xml:space="preserve">Identified during cross-team integration simulation (March 20, 2026) where Teams Romeo, Papa, and Quebec attempted to build integration code against Delta’s API.</w:t>
+        <w:rPr>
+          <w:color w:val="222222"/>
+        </w:rPr>
+        <w:t>Integration Requests -- What We Need From Other Teams</w:t>
+      </w:r>
+    </w:p>
+    <w:p>
+      <w:r>
+        <w:t>This section documents the external data that Team Delta currently mocks, organized by responsible team. Each item specifies the interface defined in our codebase, the response shape required, and which Delta endpoints depend on it.</w:t>
       </w:r>
     </w:p>
     <w:p>
@@ -14830,206 +14854,6 @@
         <w:pStyle w:val="Heading3"/>
       </w:pPr>
       <w:r>
-        <w:t xml:space="preserve">FIXED in D2.2</w:t>
-      </w:r>
-    </w:p>
-    <w:p>
-      <w:pPr>
-        <w:pStyle w:val="Normal"/>
-      </w:pPr>
-      <w:r>
-        <w:t xml:space="preserve">1. [Romeo] experience_id was missing from cohort_assignments in GET /enrolments response. Now included in both enrolment overview and student detail.</w:t>
-      </w:r>
-    </w:p>
-    <w:p>
-      <w:pPr>
-        <w:pStyle w:val="Normal"/>
-      </w:pPr>
-      <w:r>
-        <w:t xml:space="preserve">2. [Papa] StudentProgressProviderInterface accepted Eloquent Collection&lt;User&gt;, blocking external implementation. Refactored to accept array of {id, name} pairs.</w:t>
-      </w:r>
-    </w:p>
-    <w:p>
-      <w:pPr>
-        <w:pStyle w:val="Heading3"/>
-      </w:pPr>
-      <w:r>
-        <w:t xml:space="preserve">FIXED in D2.3</w:t>
-      </w:r>
-    </w:p>
-    <w:p>
-      <w:pPr>
-        <w:pStyle w:val="Normal"/>
-      </w:pPr>
-      <w:r>
-        <w:t xml:space="preserve">3. [Papa] Block type mock was wrong — blocks had type: "lesson"|"challenge" but canonical schema says blocks have status: "locked"|"active"|"complete". The 10 activity card types exist at the ActivityCard level (inside Nodes), not at Block level. Mock data corrected.</w:t>
-      </w:r>
-    </w:p>
-    <w:p>
-      <w:pPr>
-        <w:pStyle w:val="Normal"/>
-      </w:pPr>
-      <w:r>
-        <w:t xml:space="preserve">4. [Romeo] Dual error formats — standard Delta errors used {error, message, code} but Laravel validation errors used {message, errors} without the error flag or code. Added ValidationException renderer to all 3 services so ALL errors now use {error: true, message, code, errors?} envelope.</w:t>
-      </w:r>
-    </w:p>
-    <w:p>
-      <w:pPr>
-        <w:pStyle w:val="Normal"/>
-      </w:pPr>
-      <w:r>
-        <w:t xml:space="preserve">5. [Romeo/Papa/Quebec] School Admin permissions were too broad — admin had full write access to experiences, cohorts, and enrolments. Per the authoritative Roles PDF, School Admin can ONLY "add/remove students from cohorts." Experience CRUD and cohort management are now restricted to School Teacher. Enrolment operations (enrol/remove) remain open to both admin and teacher.</w:t>
-      </w:r>
-    </w:p>
-    <w:p>
-      <w:pPr>
-        <w:pStyle w:val="Heading3"/>
-      </w:pPr>
-      <w:r>
-        <w:t xml:space="preserve">OPEN — Needs Matt (Role A) — Architectural Decisions</w:t>
-      </w:r>
-    </w:p>
-    <w:p>
-      <w:pPr>
-        <w:pStyle w:val="Normal"/>
-      </w:pPr>
-      <w:r>
-        <w:t xml:space="preserve">6. AUTH PROPAGATION MECHANISM: Delta’s current MockAuthMiddleware maps bearer tokens to seeded users. For production, Matt must decide how user identity propagates from Quebec’s auth service to Delta’s microservices. Delta proposes trusted headers (X-User-Id, X-User-Role, X-School-Id) set by the API gateway after JWT validation. Matt needs to confirm or specify the alternative. Blocked: Delta cannot build real auth middleware without this decision.</w:t>
-      </w:r>
-    </w:p>
-    <w:p>
-      <w:pPr>
-        <w:pStyle w:val="Normal"/>
-      </w:pPr>
-      <w:r>
-        <w:t xml:space="preserve">7. SHARED DB vs PER-SERVICE DB: All three Delta services currently share one PostgreSQL database. Matt and Karl must decide: (a) keep shared DB with schema-level isolation, (b) separate databases per service with data sync, or (c) another approach. This affects how Quebec’s user management integrates with Delta’s read-heavy user queries.</w:t>
-      </w:r>
-    </w:p>
-    <w:p>
-      <w:pPr>
-        <w:pStyle w:val="Normal"/>
-      </w:pPr>
-      <w:r>
-        <w:t xml:space="preserve">8. INTER-SERVICE EVENT PATTERN: Delta dispatches internal Laravel events (StudentEnrolled, StudentRemoved) for its own Observer pattern. For cross-service communication (e.g., notifying Papa when a cohort is activated, or receiving course updates from Papa), Matt must decide: REST webhooks, message queue (RabbitMQ/SQS), or database polling. This blocks items 12 and 16 below.</w:t>
-      </w:r>
-    </w:p>
-    <w:p>
-      <w:pPr>
-        <w:pStyle w:val="Heading3"/>
-      </w:pPr>
-      <w:r>
-        <w:t xml:space="preserve">OPEN — Needs Karl / Team Quebec — Auth &amp; User Management</w:t>
-      </w:r>
-    </w:p>
-    <w:p>
-      <w:pPr>
-        <w:pStyle w:val="Normal"/>
-      </w:pPr>
-      <w:r>
-        <w:t xml:space="preserve">9. PARENT MODEL TRANSITION: Delta currently uses parent_of FK on users table (one child per parent). Karl’s canonical schema defines parent_student_links table (many-to-many). Quebec must provide: (a) table schema for parent_student_links, (b) migration timeline, (c) whether COPPA consent is tracked in this table. Delta will update EnrolmentController’s parent scoping logic when the link table is available.</w:t>
-      </w:r>
-    </w:p>
-    <w:p>
-      <w:pPr>
-        <w:pStyle w:val="Normal"/>
-      </w:pPr>
-      <w:r>
-        <w:t xml:space="preserve">10. SCHOOL ONBOARDING FLOW: Delta has no POST /schools endpoint. Karl owns onboarding per workpacks, but the mechanism for new school records appearing in Delta’s database is undefined. Delta’s SchoolScope silently returns empty results for unknown school_ids, so a missing school won’t error — it just looks empty.</w:t>
-      </w:r>
-    </w:p>
-    <w:p>
-      <w:pPr>
-        <w:pStyle w:val="Normal"/>
-      </w:pPr>
-      <w:r>
-        <w:t xml:space="preserve">11. USERS TABLE OWNERSHIP: Quebec owns user CRUD in production. Delta queries the users table on nearly every request (Auth::user(), SchoolScope, student lookups). If the production architecture separates databases, Delta needs either read-only access to a synced users table or a Quebec API endpoint for user resolution. This must be decided alongside item 7.</w:t>
-      </w:r>
-    </w:p>
-    <w:p>
-      <w:pPr>
-        <w:pStyle w:val="Normal"/>
-      </w:pPr>
-      <w:r>
-        <w:t xml:space="preserve">12. PARENT CHILDREN ENDPOINT: No API endpoint returns which children a parent user is linked to. Romeo needs GET /users/me/children or similar for a "Select Child" dropdown. Quebec owns the parent–student relationship data; Delta can proxy this once Quebec’s endpoint exists.</w:t>
-      </w:r>
-    </w:p>
-    <w:p>
-      <w:pPr>
-        <w:pStyle w:val="Heading3"/>
-      </w:pPr>
-      <w:r>
-        <w:t xml:space="preserve">OPEN — Needs Team Papa — Course Service Integration</w:t>
-      </w:r>
-    </w:p>
-    <w:p>
-      <w:pPr>
-        <w:pStyle w:val="Normal"/>
-      </w:pPr>
-      <w:r>
-        <w:t xml:space="preserve">13. COURSE LIFECYCLE EVENTS: No mechanism exists for Papa to notify Delta when a course is renamed, archived, or deleted. Delta stores course_id as a plain integer in experience_courses. If Papa deletes a course, Delta’s API returns "Unknown" for the course name. Needs: webhook/event from Papa when courses change, or a "soft delete with archival" policy. Depends on item 8 (event pattern).</w:t>
-      </w:r>
-    </w:p>
-    <w:p>
-      <w:pPr>
-        <w:pStyle w:val="Normal"/>
-      </w:pPr>
-      <w:r>
-        <w:t xml:space="preserve">14. COURSE HIERARCHY DEPTH: Delta’s CourseDataProviderInterface returns Course → Block (2 levels). Workpacks define Course → Block → Node → ActivityCard (4 levels). Papa must clarify: (a) should Delta’s mock add Node and ActivityCard levels now, or (b) will the real provider return a flat blocks array and let the frontend fetch deeper levels directly from Papa?</w:t>
-      </w:r>
-    </w:p>
-    <w:p>
-      <w:pPr>
-        <w:pStyle w:val="Heading3"/>
-      </w:pPr>
-      <w:r>
-        <w:t xml:space="preserve">OPEN — Needs Eva — Legal/Compliance</w:t>
-      </w:r>
-    </w:p>
-    <w:p>
-      <w:pPr>
-        <w:pStyle w:val="Normal"/>
-      </w:pPr>
-      <w:r>
-        <w:t xml:space="preserve">15. COPPA CONSENT: Not addressed in any workpack or the codebase. If the platform serves students under 13 (primary school), COPPA or equivalent regulations may require verifiable parental consent before storing student data. Eva needs to advise whether consent tracking is required, and if so, which service owns it.</w:t>
-      </w:r>
-    </w:p>
-    <w:p>
-      <w:pPr>
-        <w:pStyle w:val="Heading3"/>
-      </w:pPr>
-      <w:r>
-        <w:t xml:space="preserve">OPEN — Internal Delta (No External Dependency)</w:t>
-      </w:r>
-    </w:p>
-    <w:p>
-      <w:pPr>
-        <w:pStyle w:val="Normal"/>
-      </w:pPr>
-      <w:r>
-        <w:t xml:space="preserve">16. THREE STUDENT DETAIL ENDPOINTS: GET /dashboard/students/{id}, GET /enrolments/students/{id}, and GET /experiences/{id}/students/{id} return different data shapes for the same student. This is an internal design cleanup — consider consolidating or clearly documenting which endpoint serves which use case.</w:t>
-      </w:r>
-    </w:p>
-    <w:p>
-      <w:pPr>
-        <w:pStyle w:val="Heading2"/>
-      </w:pPr>
-      <w:r>
-        <w:rPr>
-          <w:color w:val="222222"/>
-        </w:rPr>
-        <w:t>Integration Requests -- What We Need From Other Teams</w:t>
-      </w:r>
-    </w:p>
-    <w:p>
-      <w:r>
-        <w:t>This section documents the external data that Team Delta currently mocks or stubs, organized by the team responsible for providing it. Each item specifies the mock class we would replace, the interface already defined in our codebase, the response shape we need, and which of our endpoints depend on it.</w:t>
-      </w:r>
-    </w:p>
-    <w:p>
-      <w:pPr>
-        <w:pStyle w:val="Heading3"/>
-      </w:pPr>
-      <w:r>
         <w:rPr>
           <w:color w:val="333333"/>
         </w:rPr>
@@ -15054,7 +14878,7 @@
     </w:p>
     <w:p>
       <w:r>
-        <w:t>What we currently mock: MockCourseDataProvider in experience-service/app/Services/MockCourseDataProvider.php, which returns 5 hardcoded courses with 1-5 blocks each. Note: Delta's mock uses a flat Course → Block structure with block fields (id, name, type). The canonical data hierarchy from Papa's workpack is deeper: Course → Block → Node → Activity Card (10 types). Block types in the mock ("lesson", "challenge") are development simplifications. When Papa's real API is available, the response shape for blocks will likely include nested nodes and activity cards.</w:t>
+        <w:t>What we currently mock: MockCourseDataProvider (experience-service/app/Services/MockCourseDataProvider.php) returns 5 hardcoded courses with 1–5 blocks each. Delta's mock uses a flat Course → Block structure. The canonical hierarchy is Course → Block → Node → Activity Card. Block types in the mock are development simplifications; the real response shape from Papa will include nested nodes and activity cards.</w:t>
       </w:r>
     </w:p>
     <w:p>
@@ -15557,7 +15381,7 @@
     </w:p>
     <w:p>
       <w:r>
-        <w:t>We need per-student progress information: courses completed, courses in progress, completion percentage, and blocks completed. Workpacks confirm: Papa's Course Service scope explicitly includes "course progress tracking" and "course progress calculation." Papa Sub-Pack P1 owns enrollment and progress; Sub-Pack P3 owns card completion tracking.</w:t>
+        <w:t>Delta requires per-student progress data: courses completed, courses in progress, completion percentage, and blocks completed. Papa's Course Service scope includes course progress tracking and calculation.</w:t>
       </w:r>
     </w:p>
     <w:p>
@@ -17115,7 +16939,7 @@
         <w:pStyle w:val="Heading4"/>
       </w:pPr>
       <w:r>
-        <w:t>1. Real Session-Token Authentication (Confirmed by Workpacks)</w:t>
+        <w:t>1. Real Session-Token Authentication</w:t>
       </w:r>
     </w:p>
     <w:p>
@@ -17141,7 +16965,7 @@
         <w:pStyle w:val="ListBullet"/>
       </w:pPr>
       <w:r>
-        <w:t>The JWT/token format and signing mechanism so we can verify tokens.</w:t>
+        <w:t>The mechanism by which user identity is propagated to downstream services (e.g., trusted headers, internal JWT, or shared session table).</w:t>
       </w:r>
     </w:p>
     <w:p>
@@ -17149,7 +16973,7 @@
         <w:pStyle w:val="ListBullet"/>
       </w:pPr>
       <w:r>
-        <w:t>An endpoint or mechanism to validate a token and extract the user's identity.</w:t>
+        <w:t>Confirmation of the session token payload or headers that Delta's middleware should read.</w:t>
       </w:r>
     </w:p>
     <w:p>
@@ -17317,66 +17141,49 @@
         <w:rPr>
           <w:b/>
         </w:rPr>
-        <w:t>What we would replace:</w:t>
-      </w:r>
-      <w:r>
-        <w:t xml:space="preserve"> The </w:t>
-      </w:r>
+        <w:t>Integration path: Delta's MockAuthMiddleware in all three services will be replaced with production middleware that reads authenticated user identity from gateway-injected headers or tokens.</w:t>
+      </w:r>
+      <w:r/>
       <w:r>
         <w:rPr>
           <w:rFonts w:ascii="Consolas" w:hAnsi="Consolas"/>
           <w:color w:val="444444"/>
           <w:sz w:val="19"/>
         </w:rPr>
-        <w:t>MockAuthMiddleware</w:t>
-      </w:r>
-      <w:r>
-        <w:t xml:space="preserve"> in all three services (</w:t>
-      </w:r>
+      </w:r>
+      <w:r/>
       <w:r>
         <w:rPr>
           <w:rFonts w:ascii="Consolas" w:hAnsi="Consolas"/>
           <w:color w:val="444444"/>
           <w:sz w:val="19"/>
         </w:rPr>
-        <w:t>dashboard-service</w:t>
-      </w:r>
-      <w:r>
-        <w:t xml:space="preserve">, </w:t>
-      </w:r>
+      </w:r>
+      <w:r/>
       <w:r>
         <w:rPr>
           <w:rFonts w:ascii="Consolas" w:hAnsi="Consolas"/>
           <w:color w:val="444444"/>
           <w:sz w:val="19"/>
         </w:rPr>
-        <w:t>experience-service</w:t>
-      </w:r>
-      <w:r>
-        <w:t xml:space="preserve">, </w:t>
-      </w:r>
+      </w:r>
+      <w:r/>
       <w:r>
         <w:rPr>
           <w:rFonts w:ascii="Consolas" w:hAnsi="Consolas"/>
           <w:color w:val="444444"/>
           <w:sz w:val="19"/>
         </w:rPr>
-        <w:t>enrolment-service</w:t>
-      </w:r>
-      <w:r>
-        <w:t xml:space="preserve">) would be replaced with a </w:t>
-      </w:r>
+      </w:r>
+      <w:r/>
       <w:r>
         <w:rPr>
           <w:rFonts w:ascii="Consolas" w:hAnsi="Consolas"/>
           <w:color w:val="444444"/>
           <w:sz w:val="19"/>
         </w:rPr>
-        <w:t>JwtAuthMiddleware</w:t>
-      </w:r>
-      <w:r>
-        <w:t xml:space="preserve"> that validates the token against your signing key or verification endpoint.</w:t>
-      </w:r>
+      </w:r>
+      <w:r/>
     </w:p>
     <w:p>
       <w:r>
@@ -17516,7 +17323,7 @@
         <w:pStyle w:val="Heading4"/>
       </w:pPr>
       <w:r>
-        <w:t>3. Open Questions for Quebec (Partially Resolved by Workpacks)</w:t>
+        <w:t>3. Open Questions for Quebec</w:t>
       </w:r>
     </w:p>
     <w:p>
@@ -18469,22 +18276,17 @@
         <w:rPr>
           <w:b/>
         </w:rPr>
-        <w:t>Note:</w:t>
-      </w:r>
-      <w:r>
-        <w:t xml:space="preserve"> Since both test tokens map to </w:t>
-      </w:r>
+        <w:t>All test tokens map to school_id = 1. Cross-school isolation can be verified by seeding a second school with its own token.</w:t>
+      </w:r>
+      <w:r/>
       <w:r>
         <w:rPr>
           <w:rFonts w:ascii="Consolas" w:hAnsi="Consolas"/>
           <w:color w:val="444444"/>
           <w:sz w:val="19"/>
         </w:rPr>
-        <w:t>school_id = 1</w:t>
-      </w:r>
-      <w:r>
-        <w:t>, all test data belongs to school 1. Cross-school isolation can be verified by seeding a second school with its own token in tests.</w:t>
-      </w:r>
+      </w:r>
+      <w:r/>
     </w:p>
     <w:sectPr>
       <w:pgSz w:w="12240" w:h="15840"/>

--- a/API-CONTRACT.docx
+++ b/API-CONTRACT.docx
@@ -55,37 +55,38 @@
       </w:r>
     </w:p>
     <w:p>
-      <w:pPr/>
       <w:r>
         <w:t>Clone the repo and start all services with Docker:</w:t>
       </w:r>
     </w:p>
     <w:p>
-      <w:pPr/>
       <w:r>
         <w:t>git clone &lt;repo-url&gt; hatchloom-delta &amp;&amp; cd hatchloom-delta</w:t>
+      </w:r>
+      <w:r>
         <w:br/>
         <w:t>docker compose up --build -d</w:t>
       </w:r>
     </w:p>
     <w:p>
-      <w:pPr/>
       <w:r>
         <w:t>Allow approximately 15 seconds for services to initialize, then verify:</w:t>
       </w:r>
     </w:p>
     <w:p>
-      <w:pPr/>
       <w:r>
         <w:t>curl http://localhost:8001/api/school/dashboard/health</w:t>
+      </w:r>
+      <w:r>
         <w:br/>
         <w:t>curl http://localhost:8002/api/school/experiences/health</w:t>
+      </w:r>
+      <w:r>
         <w:br/>
         <w:t>curl http://localhost:8003/api/school/enrolments/health</w:t>
       </w:r>
     </w:p>
     <w:p>
-      <w:pPr/>
       <w:r>
         <w:t>Migrations and seed data are applied automatically on first start.</w:t>
       </w:r>
@@ -99,7 +100,6 @@
       </w:r>
     </w:p>
     <w:p>
-      <w:pPr/>
       <w:r>
         <w:t>All services are pre-seeded with:</w:t>
       </w:r>
@@ -161,7 +161,6 @@
       </w:r>
     </w:p>
     <w:p>
-      <w:pPr/>
       <w:r>
         <w:t>Token forwarding: The Dashboard Service forwards the caller's bearer token when making internal requests to the Experience and Enrolment services. A single token authenticates across all services.</w:t>
       </w:r>
@@ -336,6 +335,7 @@
               <w:rPr>
                 <w:sz w:val="20"/>
               </w:rPr>
+              <w:lastRenderedPageBreak/>
               <w:t>`test-teacher-token`</w:t>
             </w:r>
           </w:p>
@@ -425,44 +425,40 @@
       <w:tr>
         <w:tc>
           <w:tcPr>
-            <w:tcW w:type="dxa" w:w="2351"/>
+            <w:tcW w:w="2351" w:type="dxa"/>
           </w:tcPr>
           <w:p>
             <w:r>
-              <w:rPr/>
               <w:t>`test-parent-token`</w:t>
             </w:r>
           </w:p>
         </w:tc>
         <w:tc>
           <w:tcPr>
-            <w:tcW w:type="dxa" w:w="2351"/>
+            <w:tcW w:w="2351" w:type="dxa"/>
           </w:tcPr>
           <w:p>
             <w:r>
-              <w:rPr/>
               <w:t>14</w:t>
             </w:r>
           </w:p>
         </w:tc>
         <w:tc>
           <w:tcPr>
-            <w:tcW w:type="dxa" w:w="2351"/>
+            <w:tcW w:w="2351" w:type="dxa"/>
           </w:tcPr>
           <w:p>
             <w:r>
-              <w:rPr/>
               <w:t>`parent`</w:t>
             </w:r>
           </w:p>
         </w:tc>
         <w:tc>
           <w:tcPr>
-            <w:tcW w:type="dxa" w:w="2351"/>
+            <w:tcW w:w="2351" w:type="dxa"/>
           </w:tcPr>
           <w:p>
             <w:r>
-              <w:rPr/>
               <w:t>1</w:t>
             </w:r>
           </w:p>
@@ -531,27 +527,6 @@
       <w:r>
         <w:t>Valid token mapping to a user with role school_teacher grants full read/write access to experiences and cohorts. Users with role school_admin have read access to all data and write access limited to enrolment operations (enrolling and removing students from cohorts). Students (role=student) have read-only access scoped to their own data. Parents (role=parent) have read-only access scoped to their linked child's data via the parent_of column. Students and parents receive 403 Forbidden on write attempts.</w:t>
       </w:r>
-      <w:r>
-        <w:rPr>
-          <w:rFonts w:ascii="Consolas" w:hAnsi="Consolas"/>
-          <w:sz w:val="19"/>
-        </w:rPr>
-      </w:r>
-      <w:r/>
-      <w:r>
-        <w:rPr>
-          <w:rFonts w:ascii="Consolas" w:hAnsi="Consolas"/>
-          <w:sz w:val="19"/>
-        </w:rPr>
-      </w:r>
-      <w:r/>
-      <w:r>
-        <w:rPr>
-          <w:rFonts w:ascii="Consolas" w:hAnsi="Consolas"/>
-          <w:sz w:val="19"/>
-        </w:rPr>
-      </w:r>
-      <w:r/>
     </w:p>
     <w:p>
       <w:r>
@@ -566,15 +541,12 @@
         <w:pStyle w:val="Heading2"/>
       </w:pPr>
       <w:r>
-        <w:t xml:space="preserve">Student and Parent Data Scoping</w:t>
-      </w:r>
-    </w:p>
-    <w:p>
-      <w:pPr>
-        <w:pStyle w:val="Normal"/>
-      </w:pPr>
-      <w:r>
-        <w:t xml:space="preserve">When a student or parent authenticates, Delta automatically restricts what data they can see. This scoping is NOT documented per-endpoint above because it applies uniformly. Integrating teams should be aware of this behavior:</w:t>
+        <w:t>Student and Parent Data Scoping</w:t>
+      </w:r>
+    </w:p>
+    <w:p>
+      <w:r>
+        <w:t>When a student or parent authenticates, Delta automatically restricts what data they can see. This scoping is NOT documented per-endpoint above because it applies uniformly. Integrating teams should be aware of this behavior:</w:t>
       </w:r>
     </w:p>
     <w:p>
@@ -582,7 +554,7 @@
         <w:pStyle w:val="ListBullet"/>
       </w:pPr>
       <w:r>
-        <w:t xml:space="preserve">Students can only access their own data. The Enrolment Service auto-injects a student_id filter based on the authenticated user's role. Students calling list endpoints (e.g., GET /enrolments) will only see their own enrolments.</w:t>
+        <w:t>Students can only access their own data. The Enrolment Service auto-injects a student_id filter based on the authenticated user's role. Students calling list endpoints (e.g., GET /enrolments) will only see their own enrolments.</w:t>
       </w:r>
     </w:p>
     <w:p>
@@ -598,7 +570,7 @@
         <w:pStyle w:val="ListBullet"/>
       </w:pPr>
       <w:r>
-        <w:t xml:space="preserve">Controller-level guards enforce drill-down scoping. For endpoints like GET /dashboard/students/{studentId}, the controller checks that a student can only view their own record (403 if studentId != authenticated user's id) and a parent can only view their linked child's record.</w:t>
+        <w:t>Controller-level guards enforce drill-down scoping. For endpoints like GET /dashboard/students/{studentId}, the controller checks that a student can only view their own record (403 if studentId != authenticated user's id) and a parent can only view their linked child's record.</w:t>
       </w:r>
     </w:p>
     <w:p>
@@ -606,7 +578,7 @@
         <w:pStyle w:val="ListBullet"/>
       </w:pPr>
       <w:r>
-        <w:t xml:space="preserve">School-wide dashboard endpoints (GET /dashboard, GET /dashboard/reporting/*, GET /dashboard/widgets/*) are restricted to school_admin and school_teacher roles only. Students and parents cannot access aggregated school data.</w:t>
+        <w:t>School-wide dashboard endpoints (GET /dashboard, GET /dashboard/reporting/*, GET /dashboard/widgets/*) are restricted to school_admin and school_teacher roles only. Students and parents cannot access aggregated school data.</w:t>
       </w:r>
     </w:p>
     <w:p>
@@ -614,15 +586,12 @@
         <w:pStyle w:val="ListBullet"/>
       </w:pPr>
       <w:r>
-        <w:t xml:space="preserve">The student drill-down (GET /dashboard/students/{studentId}) is accessible by all roles, but students and parents are restricted to their own/linked data by controller guards.</w:t>
-      </w:r>
-    </w:p>
-    <w:p>
-      <w:pPr>
-        <w:pStyle w:val="Normal"/>
-      </w:pPr>
-      <w:r>
-        <w:t xml:space="preserve">Three-tier enforcement: (1) Route middleware restricts which roles can reach an endpoint. (2) Controller guards verify the specific user can access the specific resource. (3) Service layer auto-injects filters based on role. This means a student using test-student-token will get different results than an admin using test-admin-token on the same endpoint.</w:t>
+        <w:t>The student drill-down (GET /dashboard/students/{studentId}) is accessible by all roles, but students and parents are restricted to their own/linked data by controller guards.</w:t>
+      </w:r>
+    </w:p>
+    <w:p>
+      <w:r>
+        <w:t>Three-tier enforcement: (1) Route middleware restricts which roles can reach an endpoint. (2) Controller guards verify the specific user can access the specific resource. (3) Service layer auto-injects filters based on role. This means a student using test-student-token will get different results than an admin using test-admin-token on the same endpoint.</w:t>
       </w:r>
     </w:p>
     <w:p>
@@ -633,6 +602,7 @@
         <w:rPr>
           <w:color w:val="222222"/>
         </w:rPr>
+        <w:lastRenderedPageBreak/>
         <w:t>Services Overview</w:t>
       </w:r>
     </w:p>
@@ -876,7 +846,6 @@
     <w:p/>
     <w:p>
       <w:r>
-        <w:lastRenderedPageBreak/>
         <w:t xml:space="preserve">All three services share the same PostgreSQL database and the same </w:t>
       </w:r>
       <w:r>
@@ -900,6 +869,35 @@
       </w:r>
       <w:r>
         <w:t xml:space="preserve"> reference tables (seeded as mock data).</w:t>
+      </w:r>
+    </w:p>
+    <w:p>
+      <w:r>
+        <w:t>Three services each expose a student detail endpoint with different data scopes:</w:t>
+      </w:r>
+    </w:p>
+    <w:p>
+      <w:pPr>
+        <w:pStyle w:val="ListBullet"/>
+      </w:pPr>
+      <w:r>
+        <w:t>GET /api/school/dashboard/students/{studentId} (Dashboard Service) — Returns a student’s aggregated profile including enrolments, progress, credentials, and curriculum mapping. Use this for the admin dashboard drill-down.</w:t>
+      </w:r>
+    </w:p>
+    <w:p>
+      <w:pPr>
+        <w:pStyle w:val="ListBullet"/>
+      </w:pPr>
+      <w:r>
+        <w:t>GET /api/school/enrolments/students/{studentId} (Enrolment Service) — Returns a student’s full enrolment history across all cohorts, plus credential summary. Use this for enrolment management views.</w:t>
+      </w:r>
+    </w:p>
+    <w:p>
+      <w:pPr>
+        <w:pStyle w:val="ListBullet"/>
+      </w:pPr>
+      <w:r>
+        <w:t>GET /api/school/experiences/{id}/students/{studentId} (Experience Service) — Returns a single student’s enrolment and credit progress within a specific experience. Use this for experience-level drill-down (Screen 302).</w:t>
       </w:r>
     </w:p>
     <w:p>
@@ -1114,6 +1112,7 @@
                 <w:b/>
                 <w:sz w:val="20"/>
               </w:rPr>
+              <w:lastRenderedPageBreak/>
               <w:t>Parameter</w:t>
             </w:r>
           </w:p>
@@ -1585,7 +1584,6 @@
           <w:color w:val="333333"/>
           <w:sz w:val="18"/>
         </w:rPr>
-        <w:lastRenderedPageBreak/>
         <w:t xml:space="preserve">      "experience_id": 1,</w:t>
       </w:r>
     </w:p>
@@ -1927,6 +1925,7 @@
               <w:rPr>
                 <w:sz w:val="20"/>
               </w:rPr>
+              <w:lastRenderedPageBreak/>
               <w:t>`experience_id`</w:t>
             </w:r>
           </w:p>
@@ -2452,7 +2451,6 @@
           <w:color w:val="333333"/>
           <w:sz w:val="18"/>
         </w:rPr>
-        <w:lastRenderedPageBreak/>
         <w:t xml:space="preserve">    "experience_id": ["The experience id field is required."]</w:t>
       </w:r>
     </w:p>
@@ -2791,6 +2789,7 @@
           <w:color w:val="333333"/>
           <w:sz w:val="18"/>
         </w:rPr>
+        <w:lastRenderedPageBreak/>
         <w:t xml:space="preserve">  "code": "NOT_FOUND"</w:t>
       </w:r>
     </w:p>
@@ -3195,7 +3194,6 @@
           <w:color w:val="333333"/>
           <w:sz w:val="18"/>
         </w:rPr>
-        <w:lastRenderedPageBreak/>
         <w:t xml:space="preserve">  "experience_id": 1,</w:t>
       </w:r>
     </w:p>
@@ -3519,6 +3517,7 @@
         <w:rPr>
           <w:color w:val="333333"/>
         </w:rPr>
+        <w:lastRenderedPageBreak/>
         <w:t>Complete Cohort</w:t>
       </w:r>
     </w:p>
@@ -3811,7 +3810,6 @@
         <w:rPr>
           <w:b/>
         </w:rPr>
-        <w:lastRenderedPageBreak/>
         <w:t>Query Parameters:</w:t>
       </w:r>
     </w:p>
@@ -4234,6 +4232,7 @@
           <w:color w:val="333333"/>
           <w:sz w:val="18"/>
         </w:rPr>
+        <w:lastRenderedPageBreak/>
         <w:t>{</w:t>
       </w:r>
     </w:p>
@@ -4688,7 +4687,6 @@
           <w:rFonts w:ascii="Consolas" w:hAnsi="Consolas"/>
           <w:sz w:val="19"/>
         </w:rPr>
-        <w:lastRenderedPageBreak/>
         <w:t>assigned</w:t>
       </w:r>
       <w:r>
@@ -4749,31 +4747,6 @@
         </w:rPr>
         <w:t>Note: The student_id filter is used internally by the Experience Service to look up individual students within an experience context.</w:t>
       </w:r>
-      <w:r/>
-      <w:r>
-        <w:rPr>
-          <w:rFonts w:ascii="Consolas" w:hAnsi="Consolas"/>
-          <w:color w:val="444444"/>
-          <w:sz w:val="19"/>
-        </w:rPr>
-      </w:r>
-      <w:r/>
-      <w:r>
-        <w:rPr>
-          <w:rFonts w:ascii="Consolas" w:hAnsi="Consolas"/>
-          <w:color w:val="444444"/>
-          <w:sz w:val="19"/>
-        </w:rPr>
-      </w:r>
-      <w:r/>
-      <w:r>
-        <w:rPr>
-          <w:rFonts w:ascii="Consolas" w:hAnsi="Consolas"/>
-          <w:color w:val="444444"/>
-          <w:sz w:val="19"/>
-        </w:rPr>
-      </w:r>
-      <w:r/>
     </w:p>
     <w:p>
       <w:pPr>
@@ -4988,6 +4961,7 @@
     </w:p>
     <w:p>
       <w:r>
+        <w:lastRenderedPageBreak/>
         <w:t xml:space="preserve">2. Student must exist, belong to the same school, and have role </w:t>
       </w:r>
       <w:r>
@@ -5298,7 +5272,6 @@
           <w:color w:val="333333"/>
           <w:sz w:val="18"/>
         </w:rPr>
-        <w:lastRenderedPageBreak/>
         <w:t>}</w:t>
       </w:r>
     </w:p>
@@ -5602,6 +5575,7 @@
         <w:rPr>
           <w:color w:val="333333"/>
         </w:rPr>
+        <w:lastRenderedPageBreak/>
         <w:t>Enrolment Statistics</w:t>
       </w:r>
     </w:p>
@@ -5938,261 +5912,261 @@
           <w:rFonts w:ascii="Consolas" w:hAnsi="Consolas"/>
           <w:sz w:val="19"/>
         </w:rPr>
+        <w:t>total_students</w:t>
+      </w:r>
+      <w:r>
+        <w:t xml:space="preserve"> -- all students in the school</w:t>
+      </w:r>
+    </w:p>
+    <w:p>
+      <w:pPr>
+        <w:pStyle w:val="ListBullet"/>
+      </w:pPr>
+      <w:r>
+        <w:rPr>
+          <w:rFonts w:ascii="Consolas" w:hAnsi="Consolas"/>
+          <w:sz w:val="19"/>
+        </w:rPr>
+        <w:t>enrolled</w:t>
+      </w:r>
+      <w:r>
+        <w:t xml:space="preserve"> -- unique students with at least one </w:t>
+      </w:r>
+      <w:r>
+        <w:rPr>
+          <w:rFonts w:ascii="Consolas" w:hAnsi="Consolas"/>
+          <w:sz w:val="19"/>
+        </w:rPr>
+        <w:t>enrolled</w:t>
+      </w:r>
+      <w:r>
+        <w:t xml:space="preserve"> enrolment (any cohort status)</w:t>
+      </w:r>
+    </w:p>
+    <w:p>
+      <w:pPr>
+        <w:pStyle w:val="ListBullet"/>
+      </w:pPr>
+      <w:r>
+        <w:rPr>
+          <w:rFonts w:ascii="Consolas" w:hAnsi="Consolas"/>
+          <w:sz w:val="19"/>
+        </w:rPr>
+        <w:t>assigned</w:t>
+      </w:r>
+      <w:r>
+        <w:t xml:space="preserve"> -- unique students with an </w:t>
+      </w:r>
+      <w:r>
+        <w:rPr>
+          <w:rFonts w:ascii="Consolas" w:hAnsi="Consolas"/>
+          <w:sz w:val="19"/>
+        </w:rPr>
+        <w:t>enrolled</w:t>
+      </w:r>
+      <w:r>
+        <w:t xml:space="preserve"> enrolment in an </w:t>
+      </w:r>
+      <w:r>
+        <w:rPr>
+          <w:rFonts w:ascii="Consolas" w:hAnsi="Consolas"/>
+          <w:sz w:val="19"/>
+        </w:rPr>
+        <w:t>active</w:t>
+      </w:r>
+      <w:r>
+        <w:t xml:space="preserve"> cohort</w:t>
+      </w:r>
+    </w:p>
+    <w:p>
+      <w:pPr>
+        <w:pStyle w:val="ListBullet"/>
+      </w:pPr>
+      <w:r>
+        <w:rPr>
+          <w:rFonts w:ascii="Consolas" w:hAnsi="Consolas"/>
+          <w:sz w:val="19"/>
+        </w:rPr>
+        <w:t>not_assigned</w:t>
+      </w:r>
+      <w:r>
+        <w:t xml:space="preserve"> -- </w:t>
+      </w:r>
+      <w:r>
+        <w:rPr>
+          <w:rFonts w:ascii="Consolas" w:hAnsi="Consolas"/>
+          <w:sz w:val="19"/>
+        </w:rPr>
+        <w:t>total_students - assigned</w:t>
+      </w:r>
+    </w:p>
+    <w:p>
+      <w:pPr>
+        <w:pStyle w:val="ListBullet"/>
+      </w:pPr>
+      <w:r>
+        <w:rPr>
+          <w:rFonts w:ascii="Consolas" w:hAnsi="Consolas"/>
+          <w:sz w:val="19"/>
+        </w:rPr>
+        <w:t>removed</w:t>
+      </w:r>
+      <w:r>
+        <w:t xml:space="preserve"> -- total number of enrolment records with status </w:t>
+      </w:r>
+      <w:r>
+        <w:rPr>
+          <w:rFonts w:ascii="Consolas" w:hAnsi="Consolas"/>
+          <w:sz w:val="19"/>
+        </w:rPr>
+        <w:t>removed</w:t>
+      </w:r>
+    </w:p>
+    <w:p>
+      <w:r>
+        <w:rPr>
+          <w:b/>
+        </w:rPr>
+        <w:t>Warning types:</w:t>
+      </w:r>
+    </w:p>
+    <w:p>
+      <w:pPr>
+        <w:pStyle w:val="ListBullet"/>
+      </w:pPr>
+      <w:r>
+        <w:rPr>
+          <w:rFonts w:ascii="Consolas" w:hAnsi="Consolas"/>
+          <w:sz w:val="19"/>
+        </w:rPr>
+        <w:t>unassigned_students</w:t>
+      </w:r>
+      <w:r>
+        <w:t xml:space="preserve"> (severity: </w:t>
+      </w:r>
+      <w:r>
+        <w:rPr>
+          <w:rFonts w:ascii="Consolas" w:hAnsi="Consolas"/>
+          <w:sz w:val="19"/>
+        </w:rPr>
+        <w:t>warning</w:t>
+      </w:r>
+      <w:r>
+        <w:t>) -- triggered when any students lack an active cohort enrolment</w:t>
+      </w:r>
+    </w:p>
+    <w:p>
+      <w:pPr>
+        <w:pStyle w:val="ListBullet"/>
+      </w:pPr>
+      <w:r>
+        <w:rPr>
+          <w:rFonts w:ascii="Consolas" w:hAnsi="Consolas"/>
+          <w:sz w:val="19"/>
+        </w:rPr>
+        <w:t>capacity_warning</w:t>
+      </w:r>
+      <w:r>
+        <w:t xml:space="preserve"> (severity: </w:t>
+      </w:r>
+      <w:r>
+        <w:rPr>
+          <w:rFonts w:ascii="Consolas" w:hAnsi="Consolas"/>
+          <w:sz w:val="19"/>
+        </w:rPr>
+        <w:t>info</w:t>
+      </w:r>
+      <w:r>
+        <w:t>) -- triggered when an active cohort is at 90%+ of its capacity</w:t>
+      </w:r>
+    </w:p>
+    <w:p>
+      <w:pPr>
+        <w:pStyle w:val="Heading3"/>
+      </w:pPr>
+      <w:r>
+        <w:rPr>
+          <w:color w:val="333333"/>
+        </w:rPr>
+        <w:t>Student Detail</w:t>
+      </w:r>
+    </w:p>
+    <w:p>
+      <w:pPr>
+        <w:shd w:val="clear" w:color="auto" w:fill="F5F5F5"/>
+        <w:spacing w:after="0" w:line="240" w:lineRule="auto"/>
+      </w:pPr>
+      <w:r>
+        <w:rPr>
+          <w:rFonts w:ascii="Consolas" w:hAnsi="Consolas"/>
+          <w:color w:val="333333"/>
+          <w:sz w:val="18"/>
+        </w:rPr>
+        <w:t>GET /api/school/enrolments/students/{studentId}</w:t>
+      </w:r>
+    </w:p>
+    <w:p>
+      <w:r>
+        <w:t>Returns a student’s complete enrolment history: all cohort assignments (including removed enrolments), experience names, and a credential summary. This is the primary endpoint for enrolment management workflows.</w:t>
+      </w:r>
+    </w:p>
+    <w:p>
+      <w:r>
+        <w:rPr>
+          <w:b/>
+        </w:rPr>
+        <w:t>Headers:</w:t>
+      </w:r>
+    </w:p>
+    <w:p>
+      <w:pPr>
+        <w:pStyle w:val="ListBullet"/>
+      </w:pPr>
+      <w:r>
+        <w:rPr>
+          <w:rFonts w:ascii="Consolas" w:hAnsi="Consolas"/>
+          <w:sz w:val="19"/>
+        </w:rPr>
+        <w:t>Authorization: Bearer {token}</w:t>
+      </w:r>
+      <w:r>
+        <w:t xml:space="preserve"> (required)</w:t>
+      </w:r>
+    </w:p>
+    <w:p>
+      <w:r>
+        <w:rPr>
+          <w:b/>
+        </w:rPr>
+        <w:t>Response (200):</w:t>
+      </w:r>
+    </w:p>
+    <w:p>
+      <w:pPr>
+        <w:shd w:val="clear" w:color="auto" w:fill="F5F5F5"/>
+        <w:spacing w:after="0" w:line="240" w:lineRule="auto"/>
+      </w:pPr>
+      <w:r>
+        <w:rPr>
+          <w:rFonts w:ascii="Consolas" w:hAnsi="Consolas"/>
+          <w:color w:val="333333"/>
+          <w:sz w:val="18"/>
+        </w:rPr>
+        <w:t>{</w:t>
+      </w:r>
+    </w:p>
+    <w:p>
+      <w:pPr>
+        <w:shd w:val="clear" w:color="auto" w:fill="F5F5F5"/>
+        <w:spacing w:after="0" w:line="240" w:lineRule="auto"/>
+      </w:pPr>
+      <w:r>
+        <w:rPr>
+          <w:rFonts w:ascii="Consolas" w:hAnsi="Consolas"/>
+          <w:color w:val="333333"/>
+          <w:sz w:val="18"/>
+        </w:rPr>
         <w:lastRenderedPageBreak/>
-        <w:t>total_students</w:t>
-      </w:r>
-      <w:r>
-        <w:t xml:space="preserve"> -- all students in the school</w:t>
-      </w:r>
-    </w:p>
-    <w:p>
-      <w:pPr>
-        <w:pStyle w:val="ListBullet"/>
-      </w:pPr>
-      <w:r>
-        <w:rPr>
-          <w:rFonts w:ascii="Consolas" w:hAnsi="Consolas"/>
-          <w:sz w:val="19"/>
-        </w:rPr>
-        <w:t>enrolled</w:t>
-      </w:r>
-      <w:r>
-        <w:t xml:space="preserve"> -- unique students with at least one </w:t>
-      </w:r>
-      <w:r>
-        <w:rPr>
-          <w:rFonts w:ascii="Consolas" w:hAnsi="Consolas"/>
-          <w:sz w:val="19"/>
-        </w:rPr>
-        <w:t>enrolled</w:t>
-      </w:r>
-      <w:r>
-        <w:t xml:space="preserve"> enrolment (any cohort status)</w:t>
-      </w:r>
-    </w:p>
-    <w:p>
-      <w:pPr>
-        <w:pStyle w:val="ListBullet"/>
-      </w:pPr>
-      <w:r>
-        <w:rPr>
-          <w:rFonts w:ascii="Consolas" w:hAnsi="Consolas"/>
-          <w:sz w:val="19"/>
-        </w:rPr>
-        <w:t>assigned</w:t>
-      </w:r>
-      <w:r>
-        <w:t xml:space="preserve"> -- unique students with an </w:t>
-      </w:r>
-      <w:r>
-        <w:rPr>
-          <w:rFonts w:ascii="Consolas" w:hAnsi="Consolas"/>
-          <w:sz w:val="19"/>
-        </w:rPr>
-        <w:t>enrolled</w:t>
-      </w:r>
-      <w:r>
-        <w:t xml:space="preserve"> enrolment in an </w:t>
-      </w:r>
-      <w:r>
-        <w:rPr>
-          <w:rFonts w:ascii="Consolas" w:hAnsi="Consolas"/>
-          <w:sz w:val="19"/>
-        </w:rPr>
-        <w:t>active</w:t>
-      </w:r>
-      <w:r>
-        <w:t xml:space="preserve"> cohort</w:t>
-      </w:r>
-    </w:p>
-    <w:p>
-      <w:pPr>
-        <w:pStyle w:val="ListBullet"/>
-      </w:pPr>
-      <w:r>
-        <w:rPr>
-          <w:rFonts w:ascii="Consolas" w:hAnsi="Consolas"/>
-          <w:sz w:val="19"/>
-        </w:rPr>
-        <w:t>not_assigned</w:t>
-      </w:r>
-      <w:r>
-        <w:t xml:space="preserve"> -- </w:t>
-      </w:r>
-      <w:r>
-        <w:rPr>
-          <w:rFonts w:ascii="Consolas" w:hAnsi="Consolas"/>
-          <w:sz w:val="19"/>
-        </w:rPr>
-        <w:t>total_students - assigned</w:t>
-      </w:r>
-    </w:p>
-    <w:p>
-      <w:pPr>
-        <w:pStyle w:val="ListBullet"/>
-      </w:pPr>
-      <w:r>
-        <w:rPr>
-          <w:rFonts w:ascii="Consolas" w:hAnsi="Consolas"/>
-          <w:sz w:val="19"/>
-        </w:rPr>
-        <w:t>removed</w:t>
-      </w:r>
-      <w:r>
-        <w:t xml:space="preserve"> -- total number of enrolment records with status </w:t>
-      </w:r>
-      <w:r>
-        <w:rPr>
-          <w:rFonts w:ascii="Consolas" w:hAnsi="Consolas"/>
-          <w:sz w:val="19"/>
-        </w:rPr>
-        <w:t>removed</w:t>
-      </w:r>
-    </w:p>
-    <w:p>
-      <w:r>
-        <w:rPr>
-          <w:b/>
-        </w:rPr>
-        <w:t>Warning types:</w:t>
-      </w:r>
-    </w:p>
-    <w:p>
-      <w:pPr>
-        <w:pStyle w:val="ListBullet"/>
-      </w:pPr>
-      <w:r>
-        <w:rPr>
-          <w:rFonts w:ascii="Consolas" w:hAnsi="Consolas"/>
-          <w:sz w:val="19"/>
-        </w:rPr>
-        <w:t>unassigned_students</w:t>
-      </w:r>
-      <w:r>
-        <w:t xml:space="preserve"> (severity: </w:t>
-      </w:r>
-      <w:r>
-        <w:rPr>
-          <w:rFonts w:ascii="Consolas" w:hAnsi="Consolas"/>
-          <w:sz w:val="19"/>
-        </w:rPr>
-        <w:t>warning</w:t>
-      </w:r>
-      <w:r>
-        <w:t>) -- triggered when any students lack an active cohort enrolment</w:t>
-      </w:r>
-    </w:p>
-    <w:p>
-      <w:pPr>
-        <w:pStyle w:val="ListBullet"/>
-      </w:pPr>
-      <w:r>
-        <w:rPr>
-          <w:rFonts w:ascii="Consolas" w:hAnsi="Consolas"/>
-          <w:sz w:val="19"/>
-        </w:rPr>
-        <w:t>capacity_warning</w:t>
-      </w:r>
-      <w:r>
-        <w:t xml:space="preserve"> (severity: </w:t>
-      </w:r>
-      <w:r>
-        <w:rPr>
-          <w:rFonts w:ascii="Consolas" w:hAnsi="Consolas"/>
-          <w:sz w:val="19"/>
-        </w:rPr>
-        <w:t>info</w:t>
-      </w:r>
-      <w:r>
-        <w:t>) -- triggered when an active cohort is at 90%+ of its capacity</w:t>
-      </w:r>
-    </w:p>
-    <w:p>
-      <w:pPr>
-        <w:pStyle w:val="Heading3"/>
-      </w:pPr>
-      <w:r>
-        <w:rPr>
-          <w:color w:val="333333"/>
-        </w:rPr>
-        <w:t>Student Detail</w:t>
-      </w:r>
-    </w:p>
-    <w:p>
-      <w:pPr>
-        <w:shd w:val="clear" w:color="auto" w:fill="F5F5F5"/>
-        <w:spacing w:after="0" w:line="240" w:lineRule="auto"/>
-      </w:pPr>
-      <w:r>
-        <w:rPr>
-          <w:rFonts w:ascii="Consolas" w:hAnsi="Consolas"/>
-          <w:color w:val="333333"/>
-          <w:sz w:val="18"/>
-        </w:rPr>
-        <w:t>GET /api/school/enrolments/students/{studentId}</w:t>
-      </w:r>
-    </w:p>
-    <w:p>
-      <w:r>
-        <w:t>Returns detailed enrolment information for a single student, including all cohort assignments and credential summary.</w:t>
-      </w:r>
-    </w:p>
-    <w:p>
-      <w:r>
-        <w:rPr>
-          <w:b/>
-        </w:rPr>
-        <w:t>Headers:</w:t>
-      </w:r>
-    </w:p>
-    <w:p>
-      <w:pPr>
-        <w:pStyle w:val="ListBullet"/>
-      </w:pPr>
-      <w:r>
-        <w:rPr>
-          <w:rFonts w:ascii="Consolas" w:hAnsi="Consolas"/>
-          <w:sz w:val="19"/>
-        </w:rPr>
-        <w:t>Authorization: Bearer {token}</w:t>
-      </w:r>
-      <w:r>
-        <w:t xml:space="preserve"> (required)</w:t>
-      </w:r>
-    </w:p>
-    <w:p>
-      <w:r>
-        <w:rPr>
-          <w:b/>
-        </w:rPr>
-        <w:t>Response (200):</w:t>
-      </w:r>
-    </w:p>
-    <w:p>
-      <w:pPr>
-        <w:shd w:val="clear" w:color="auto" w:fill="F5F5F5"/>
-        <w:spacing w:after="0" w:line="240" w:lineRule="auto"/>
-      </w:pPr>
-      <w:r>
-        <w:rPr>
-          <w:rFonts w:ascii="Consolas" w:hAnsi="Consolas"/>
-          <w:color w:val="333333"/>
-          <w:sz w:val="18"/>
-        </w:rPr>
-        <w:t>{</w:t>
-      </w:r>
-    </w:p>
-    <w:p>
-      <w:pPr>
-        <w:shd w:val="clear" w:color="auto" w:fill="F5F5F5"/>
-        <w:spacing w:after="0" w:line="240" w:lineRule="auto"/>
-      </w:pPr>
-      <w:r>
-        <w:rPr>
-          <w:rFonts w:ascii="Consolas" w:hAnsi="Consolas"/>
-          <w:color w:val="333333"/>
-          <w:sz w:val="18"/>
-        </w:rPr>
         <w:t xml:space="preserve">  "student": {</w:t>
       </w:r>
     </w:p>
@@ -6556,55 +6530,6 @@
         </w:rPr>
         <w:t>Integration dependency: The credentials field is populated by a mock credential data provider (MockCredentialDataProvider implementing CredentialDataProviderInterface). It returns empty/zero data. Real credential data will come from Karl's credential engine. See the "Integration Requests" section below. Student grades (8-12) are now seeded in the users table.</w:t>
       </w:r>
-      <w:r/>
-      <w:r>
-        <w:rPr>
-          <w:rFonts w:ascii="Consolas" w:hAnsi="Consolas"/>
-          <w:color w:val="444444"/>
-          <w:sz w:val="19"/>
-        </w:rPr>
-      </w:r>
-      <w:r/>
-      <w:r>
-        <w:rPr>
-          <w:rFonts w:ascii="Consolas" w:hAnsi="Consolas"/>
-          <w:color w:val="444444"/>
-          <w:sz w:val="19"/>
-        </w:rPr>
-      </w:r>
-      <w:r/>
-      <w:r>
-        <w:rPr>
-          <w:rFonts w:ascii="Consolas" w:hAnsi="Consolas"/>
-          <w:color w:val="444444"/>
-          <w:sz w:val="19"/>
-        </w:rPr>
-      </w:r>
-      <w:r/>
-      <w:r>
-        <w:rPr>
-          <w:rFonts w:ascii="Consolas" w:hAnsi="Consolas"/>
-          <w:color w:val="444444"/>
-          <w:sz w:val="19"/>
-        </w:rPr>
-      </w:r>
-      <w:r/>
-      <w:r>
-        <w:rPr>
-          <w:rFonts w:ascii="Consolas" w:hAnsi="Consolas"/>
-          <w:color w:val="444444"/>
-          <w:sz w:val="19"/>
-        </w:rPr>
-      </w:r>
-      <w:r/>
-      <w:r>
-        <w:rPr>
-          <w:rFonts w:ascii="Consolas" w:hAnsi="Consolas"/>
-          <w:color w:val="444444"/>
-          <w:sz w:val="19"/>
-        </w:rPr>
-      </w:r>
-      <w:r/>
     </w:p>
     <w:p>
       <w:pPr>
@@ -6614,7 +6539,6 @@
         <w:rPr>
           <w:color w:val="333333"/>
         </w:rPr>
-        <w:lastRenderedPageBreak/>
         <w:t>Export Enrolments (CSV)</w:t>
       </w:r>
     </w:p>
@@ -7306,14 +7230,7 @@
               <w:rPr>
                 <w:sz w:val="20"/>
               </w:rPr>
-              <w:t xml:space="preserve">Case-insensitive partial </w:t>
-            </w:r>
-            <w:r>
-              <w:rPr>
-                <w:sz w:val="20"/>
-              </w:rPr>
-              <w:lastRenderedPageBreak/>
-              <w:t>match on experience name</w:t>
+              <w:t>Case-insensitive partial match on experience name</w:t>
             </w:r>
           </w:p>
         </w:tc>
@@ -7660,6 +7577,7 @@
         <w:rPr>
           <w:color w:val="333333"/>
         </w:rPr>
+        <w:lastRenderedPageBreak/>
         <w:t>Create Experience</w:t>
       </w:r>
     </w:p>
@@ -8082,7 +8000,6 @@
           <w:color w:val="333333"/>
           <w:sz w:val="18"/>
         </w:rPr>
-        <w:lastRenderedPageBreak/>
         <w:t xml:space="preserve">      "name": "Marketing 101",</w:t>
       </w:r>
     </w:p>
@@ -8416,6 +8333,7 @@
         <w:rPr>
           <w:b/>
         </w:rPr>
+        <w:lastRenderedPageBreak/>
         <w:t>Headers:</w:t>
       </w:r>
     </w:p>
@@ -8803,7 +8721,6 @@
           <w:color w:val="333333"/>
           <w:sz w:val="18"/>
         </w:rPr>
-        <w:lastRenderedPageBreak/>
         <w:t xml:space="preserve">  "created_by": "Ms. Johnson",</w:t>
       </w:r>
     </w:p>
@@ -9159,6 +9076,7 @@
           <w:color w:val="333333"/>
           <w:sz w:val="18"/>
         </w:rPr>
+        <w:lastRenderedPageBreak/>
         <w:t xml:space="preserve">  "name": "Entrepreneurship Basics (Updated)",</w:t>
       </w:r>
     </w:p>
@@ -9390,7 +9308,6 @@
         <w:rPr>
           <w:b/>
         </w:rPr>
-        <w:lastRenderedPageBreak/>
         <w:t>Query Parameters:</w:t>
       </w:r>
     </w:p>
@@ -9863,6 +9780,7 @@
           <w:color w:val="333333"/>
           <w:sz w:val="18"/>
         </w:rPr>
+        <w:lastRenderedPageBreak/>
         <w:t xml:space="preserve">    }</w:t>
       </w:r>
     </w:p>
@@ -10038,6 +9956,11 @@
     </w:p>
     <w:p>
       <w:r>
+        <w:t>Returns a single student’s enrolment status and credit progress within the context of a specific experience. This is the endpoint for the experience-level student drill-down (Screen 302).</w:t>
+      </w:r>
+    </w:p>
+    <w:p>
+      <w:r>
         <w:t xml:space="preserve">Returns detail for a specific student within an experience context. The lookup queries the Enrolment Service using both </w:t>
       </w:r>
       <w:r>
@@ -10133,7 +10056,6 @@
           <w:color w:val="333333"/>
           <w:sz w:val="18"/>
         </w:rPr>
-        <w:lastRenderedPageBreak/>
         <w:t xml:space="preserve">  "student_name": "Alice Student",</w:t>
       </w:r>
     </w:p>
@@ -10462,6 +10384,7 @@
         <w:rPr>
           <w:b/>
         </w:rPr>
+        <w:lastRenderedPageBreak/>
         <w:t>Headers:</w:t>
       </w:r>
     </w:p>
@@ -10785,7 +10708,6 @@
         <w:rPr>
           <w:b/>
         </w:rPr>
-        <w:lastRenderedPageBreak/>
         <w:t>Response (200):</w:t>
       </w:r>
     </w:p>
@@ -11133,6 +11055,7 @@
         <w:rPr>
           <w:color w:val="333333"/>
         </w:rPr>
+        <w:lastRenderedPageBreak/>
         <w:t>Experience Statistics (Screen 302)</w:t>
       </w:r>
     </w:p>
@@ -11480,7 +11403,6 @@
           <w:rFonts w:ascii="Consolas" w:hAnsi="Consolas"/>
           <w:sz w:val="19"/>
         </w:rPr>
-        <w:lastRenderedPageBreak/>
         <w:t>completion_rate</w:t>
       </w:r>
       <w:r>
@@ -11708,6 +11630,7 @@
         <w:rPr>
           <w:color w:val="333333"/>
         </w:rPr>
+        <w:lastRenderedPageBreak/>
         <w:t>Dashboard Overview</w:t>
       </w:r>
     </w:p>
@@ -12108,50 +12031,531 @@
           <w:color w:val="333333"/>
           <w:sz w:val="18"/>
         </w:rPr>
+        <w:t xml:space="preserve">  "statistics": {</w:t>
+      </w:r>
+    </w:p>
+    <w:p>
+      <w:pPr>
+        <w:shd w:val="clear" w:color="auto" w:fill="F5F5F5"/>
+        <w:spacing w:after="0" w:line="240" w:lineRule="auto"/>
+      </w:pPr>
+      <w:r>
+        <w:rPr>
+          <w:rFonts w:ascii="Consolas" w:hAnsi="Consolas"/>
+          <w:color w:val="333333"/>
+          <w:sz w:val="18"/>
+        </w:rPr>
+        <w:t xml:space="preserve">    "enrolment_rate": 0.72,</w:t>
+      </w:r>
+    </w:p>
+    <w:p>
+      <w:pPr>
+        <w:shd w:val="clear" w:color="auto" w:fill="F5F5F5"/>
+        <w:spacing w:after="0" w:line="240" w:lineRule="auto"/>
+      </w:pPr>
+      <w:r>
+        <w:rPr>
+          <w:rFonts w:ascii="Consolas" w:hAnsi="Consolas"/>
+          <w:color w:val="333333"/>
+          <w:sz w:val="18"/>
+        </w:rPr>
+        <w:t xml:space="preserve">    "average_completion": 0.0,</w:t>
+      </w:r>
+    </w:p>
+    <w:p>
+      <w:pPr>
+        <w:shd w:val="clear" w:color="auto" w:fill="F5F5F5"/>
+        <w:spacing w:after="0" w:line="240" w:lineRule="auto"/>
+      </w:pPr>
+      <w:r>
+        <w:rPr>
+          <w:rFonts w:ascii="Consolas" w:hAnsi="Consolas"/>
+          <w:color w:val="333333"/>
+          <w:sz w:val="18"/>
+        </w:rPr>
+        <w:t xml:space="preserve">    "average_credit_progress": 0.0</w:t>
+      </w:r>
+    </w:p>
+    <w:p>
+      <w:pPr>
+        <w:shd w:val="clear" w:color="auto" w:fill="F5F5F5"/>
+        <w:spacing w:after="0" w:line="240" w:lineRule="auto"/>
+      </w:pPr>
+      <w:r>
+        <w:rPr>
+          <w:rFonts w:ascii="Consolas" w:hAnsi="Consolas"/>
+          <w:color w:val="333333"/>
+          <w:sz w:val="18"/>
+        </w:rPr>
+        <w:t xml:space="preserve">  },</w:t>
+      </w:r>
+    </w:p>
+    <w:p>
+      <w:pPr>
+        <w:shd w:val="clear" w:color="auto" w:fill="F5F5F5"/>
+        <w:spacing w:after="0" w:line="240" w:lineRule="auto"/>
+      </w:pPr>
+      <w:r>
+        <w:rPr>
+          <w:rFonts w:ascii="Consolas" w:hAnsi="Consolas"/>
+          <w:color w:val="333333"/>
+          <w:sz w:val="18"/>
+        </w:rPr>
+        <w:t xml:space="preserve">  "warnings": [</w:t>
+      </w:r>
+    </w:p>
+    <w:p>
+      <w:pPr>
+        <w:shd w:val="clear" w:color="auto" w:fill="F5F5F5"/>
+        <w:spacing w:after="0" w:line="240" w:lineRule="auto"/>
+      </w:pPr>
+      <w:r>
+        <w:rPr>
+          <w:rFonts w:ascii="Consolas" w:hAnsi="Consolas"/>
+          <w:color w:val="333333"/>
+          <w:sz w:val="18"/>
+        </w:rPr>
+        <w:t xml:space="preserve">    {</w:t>
+      </w:r>
+    </w:p>
+    <w:p>
+      <w:pPr>
+        <w:shd w:val="clear" w:color="auto" w:fill="F5F5F5"/>
+        <w:spacing w:after="0" w:line="240" w:lineRule="auto"/>
+      </w:pPr>
+      <w:r>
+        <w:rPr>
+          <w:rFonts w:ascii="Consolas" w:hAnsi="Consolas"/>
+          <w:color w:val="333333"/>
+          <w:sz w:val="18"/>
+        </w:rPr>
+        <w:t xml:space="preserve">      "type": "unassigned_students",</w:t>
+      </w:r>
+    </w:p>
+    <w:p>
+      <w:pPr>
+        <w:shd w:val="clear" w:color="auto" w:fill="F5F5F5"/>
+        <w:spacing w:after="0" w:line="240" w:lineRule="auto"/>
+      </w:pPr>
+      <w:r>
+        <w:rPr>
+          <w:rFonts w:ascii="Consolas" w:hAnsi="Consolas"/>
+          <w:color w:val="333333"/>
+          <w:sz w:val="18"/>
+        </w:rPr>
+        <w:t xml:space="preserve">      "message": "10 students are not assigned to any active cohort",</w:t>
+      </w:r>
+    </w:p>
+    <w:p>
+      <w:pPr>
+        <w:shd w:val="clear" w:color="auto" w:fill="F5F5F5"/>
+        <w:spacing w:after="0" w:line="240" w:lineRule="auto"/>
+      </w:pPr>
+      <w:r>
+        <w:rPr>
+          <w:rFonts w:ascii="Consolas" w:hAnsi="Consolas"/>
+          <w:color w:val="333333"/>
+          <w:sz w:val="18"/>
+        </w:rPr>
+        <w:t xml:space="preserve">      "severity": "warning"</w:t>
+      </w:r>
+    </w:p>
+    <w:p>
+      <w:pPr>
+        <w:shd w:val="clear" w:color="auto" w:fill="F5F5F5"/>
+        <w:spacing w:after="0" w:line="240" w:lineRule="auto"/>
+      </w:pPr>
+      <w:r>
+        <w:rPr>
+          <w:rFonts w:ascii="Consolas" w:hAnsi="Consolas"/>
+          <w:color w:val="333333"/>
+          <w:sz w:val="18"/>
+        </w:rPr>
+        <w:t xml:space="preserve">    }</w:t>
+      </w:r>
+    </w:p>
+    <w:p>
+      <w:pPr>
+        <w:shd w:val="clear" w:color="auto" w:fill="F5F5F5"/>
+        <w:spacing w:after="0" w:line="240" w:lineRule="auto"/>
+      </w:pPr>
+      <w:r>
+        <w:rPr>
+          <w:rFonts w:ascii="Consolas" w:hAnsi="Consolas"/>
+          <w:color w:val="333333"/>
+          <w:sz w:val="18"/>
+        </w:rPr>
+        <w:t xml:space="preserve">  ]</w:t>
+      </w:r>
+    </w:p>
+    <w:p>
+      <w:pPr>
+        <w:shd w:val="clear" w:color="auto" w:fill="F5F5F5"/>
+        <w:spacing w:after="0" w:line="240" w:lineRule="auto"/>
+      </w:pPr>
+      <w:r>
+        <w:rPr>
+          <w:rFonts w:ascii="Consolas" w:hAnsi="Consolas"/>
+          <w:color w:val="333333"/>
+          <w:sz w:val="18"/>
+        </w:rPr>
+        <w:t>}</w:t>
+      </w:r>
+    </w:p>
+    <w:p>
+      <w:r>
+        <w:rPr>
+          <w:b/>
+        </w:rPr>
+        <w:t>Integration dependencies:</w:t>
+      </w:r>
+    </w:p>
+    <w:p>
+      <w:pPr>
+        <w:pStyle w:val="ListBullet"/>
+      </w:pPr>
+      <w:r>
+        <w:rPr>
+          <w:rFonts w:ascii="Consolas" w:hAnsi="Consolas"/>
+          <w:sz w:val="19"/>
+        </w:rPr>
+        <w:t>summary.problems_tackled</w:t>
+      </w:r>
+      <w:r>
+        <w:t xml:space="preserve">, </w:t>
+      </w:r>
+      <w:r>
+        <w:rPr>
+          <w:rFonts w:ascii="Consolas" w:hAnsi="Consolas"/>
+          <w:sz w:val="19"/>
+        </w:rPr>
+        <w:t>summary.credit_progress</w:t>
+      </w:r>
+      <w:r>
+        <w:t xml:space="preserve">, </w:t>
+      </w:r>
+      <w:r>
+        <w:rPr>
+          <w:rFonts w:ascii="Consolas" w:hAnsi="Consolas"/>
+          <w:sz w:val="19"/>
+        </w:rPr>
+        <w:t>summary.timely_completion</w:t>
+      </w:r>
+      <w:r>
+        <w:t xml:space="preserve"> come from a mock progress provider (</w:t>
+      </w:r>
+      <w:r>
+        <w:rPr>
+          <w:rFonts w:ascii="Consolas" w:hAnsi="Consolas"/>
+          <w:sz w:val="19"/>
+        </w:rPr>
+        <w:t>MockStudentProgressProvider</w:t>
+      </w:r>
+      <w:r>
+        <w:t xml:space="preserve"> implementing </w:t>
+      </w:r>
+      <w:r>
+        <w:rPr>
+          <w:rFonts w:ascii="Consolas" w:hAnsi="Consolas"/>
+          <w:sz w:val="19"/>
+        </w:rPr>
+        <w:t>StudentProgressProviderInterface</w:t>
+      </w:r>
+      <w:r>
+        <w:t xml:space="preserve">) and return </w:t>
+      </w:r>
+      <w:r>
+        <w:rPr>
+          <w:rFonts w:ascii="Consolas" w:hAnsi="Consolas"/>
+          <w:sz w:val="19"/>
+        </w:rPr>
+        <w:t>0</w:t>
+      </w:r>
+      <w:r>
+        <w:t xml:space="preserve"> / </w:t>
+      </w:r>
+      <w:r>
+        <w:rPr>
+          <w:rFonts w:ascii="Consolas" w:hAnsi="Consolas"/>
+          <w:sz w:val="19"/>
+        </w:rPr>
+        <w:t>0.0</w:t>
+      </w:r>
+      <w:r>
+        <w:t>. Real data depends on Team Papa's Course Service.</w:t>
+      </w:r>
+    </w:p>
+    <w:p>
+      <w:pPr>
+        <w:pStyle w:val="ListBullet"/>
+      </w:pPr>
+      <w:r>
+        <w:rPr>
+          <w:rFonts w:ascii="Consolas" w:hAnsi="Consolas"/>
+          <w:sz w:val="19"/>
+        </w:rPr>
+        <w:t>statistics.average_completion</w:t>
+      </w:r>
+      <w:r>
+        <w:t xml:space="preserve"> and </w:t>
+      </w:r>
+      <w:r>
+        <w:rPr>
+          <w:rFonts w:ascii="Consolas" w:hAnsi="Consolas"/>
+          <w:sz w:val="19"/>
+        </w:rPr>
+        <w:t>statistics.average_credit_progress</w:t>
+      </w:r>
+      <w:r>
+        <w:t xml:space="preserve"> are always </w:t>
+      </w:r>
+      <w:r>
+        <w:rPr>
+          <w:rFonts w:ascii="Consolas" w:hAnsi="Consolas"/>
+          <w:sz w:val="19"/>
+        </w:rPr>
+        <w:t>0.0</w:t>
+      </w:r>
+      <w:r>
+        <w:t xml:space="preserve"> until real progress data is available from Team Papa.</w:t>
+      </w:r>
+    </w:p>
+    <w:p>
+      <w:pPr>
+        <w:pStyle w:val="ListBullet"/>
+      </w:pPr>
+      <w:r>
+        <w:t xml:space="preserve">If the Experience Service or Enrolment Service is down, their respective sections fall back to zero/empty values and a </w:t>
+      </w:r>
+      <w:r>
+        <w:rPr>
+          <w:rFonts w:ascii="Consolas" w:hAnsi="Consolas"/>
+          <w:sz w:val="19"/>
+        </w:rPr>
+        <w:t>service_degraded</w:t>
+      </w:r>
+      <w:r>
+        <w:t xml:space="preserve"> warning is added.</w:t>
+      </w:r>
+    </w:p>
+    <w:p>
+      <w:r>
+        <w:rPr>
+          <w:b/>
+        </w:rPr>
         <w:lastRenderedPageBreak/>
-        <w:t xml:space="preserve">  "statistics": {</w:t>
-      </w:r>
-    </w:p>
-    <w:p>
-      <w:pPr>
-        <w:shd w:val="clear" w:color="auto" w:fill="F5F5F5"/>
-        <w:spacing w:after="0" w:line="240" w:lineRule="auto"/>
-      </w:pPr>
-      <w:r>
-        <w:rPr>
-          <w:rFonts w:ascii="Consolas" w:hAnsi="Consolas"/>
-          <w:color w:val="333333"/>
-          <w:sz w:val="18"/>
-        </w:rPr>
-        <w:t xml:space="preserve">    "enrolment_rate": 0.72,</w:t>
-      </w:r>
-    </w:p>
-    <w:p>
-      <w:pPr>
-        <w:shd w:val="clear" w:color="auto" w:fill="F5F5F5"/>
-        <w:spacing w:after="0" w:line="240" w:lineRule="auto"/>
-      </w:pPr>
-      <w:r>
-        <w:rPr>
-          <w:rFonts w:ascii="Consolas" w:hAnsi="Consolas"/>
-          <w:color w:val="333333"/>
-          <w:sz w:val="18"/>
-        </w:rPr>
-        <w:t xml:space="preserve">    "average_completion": 0.0,</w:t>
-      </w:r>
-    </w:p>
-    <w:p>
-      <w:pPr>
-        <w:shd w:val="clear" w:color="auto" w:fill="F5F5F5"/>
-        <w:spacing w:after="0" w:line="240" w:lineRule="auto"/>
-      </w:pPr>
-      <w:r>
-        <w:rPr>
-          <w:rFonts w:ascii="Consolas" w:hAnsi="Consolas"/>
-          <w:color w:val="333333"/>
-          <w:sz w:val="18"/>
-        </w:rPr>
-        <w:t xml:space="preserve">    "average_credit_progress": 0.0</w:t>
+        <w:t>Warning types:</w:t>
+      </w:r>
+    </w:p>
+    <w:p>
+      <w:pPr>
+        <w:pStyle w:val="ListBullet"/>
+      </w:pPr>
+      <w:r>
+        <w:rPr>
+          <w:rFonts w:ascii="Consolas" w:hAnsi="Consolas"/>
+          <w:sz w:val="19"/>
+        </w:rPr>
+        <w:t>service_degraded</w:t>
+      </w:r>
+      <w:r>
+        <w:t xml:space="preserve"> (severity: </w:t>
+      </w:r>
+      <w:r>
+        <w:rPr>
+          <w:rFonts w:ascii="Consolas" w:hAnsi="Consolas"/>
+          <w:sz w:val="19"/>
+        </w:rPr>
+        <w:t>warning</w:t>
+      </w:r>
+      <w:r>
+        <w:t>) -- a downstream service was unreachable</w:t>
+      </w:r>
+    </w:p>
+    <w:p>
+      <w:pPr>
+        <w:pStyle w:val="ListBullet"/>
+      </w:pPr>
+      <w:r>
+        <w:rPr>
+          <w:rFonts w:ascii="Consolas" w:hAnsi="Consolas"/>
+          <w:sz w:val="19"/>
+        </w:rPr>
+        <w:t>unassigned_students</w:t>
+      </w:r>
+      <w:r>
+        <w:t xml:space="preserve"> (severity: </w:t>
+      </w:r>
+      <w:r>
+        <w:rPr>
+          <w:rFonts w:ascii="Consolas" w:hAnsi="Consolas"/>
+          <w:sz w:val="19"/>
+        </w:rPr>
+        <w:t>warning</w:t>
+      </w:r>
+      <w:r>
+        <w:t>) -- forwarded from Enrolment Service statistics</w:t>
+      </w:r>
+    </w:p>
+    <w:p>
+      <w:pPr>
+        <w:pStyle w:val="ListBullet"/>
+      </w:pPr>
+      <w:r>
+        <w:rPr>
+          <w:rFonts w:ascii="Consolas" w:hAnsi="Consolas"/>
+          <w:sz w:val="19"/>
+        </w:rPr>
+        <w:t>capacity_warning</w:t>
+      </w:r>
+      <w:r>
+        <w:t xml:space="preserve"> (severity: </w:t>
+      </w:r>
+      <w:r>
+        <w:rPr>
+          <w:rFonts w:ascii="Consolas" w:hAnsi="Consolas"/>
+          <w:sz w:val="19"/>
+        </w:rPr>
+        <w:t>info</w:t>
+      </w:r>
+      <w:r>
+        <w:t>) -- forwarded from Enrolment Service statistics</w:t>
+      </w:r>
+    </w:p>
+    <w:p>
+      <w:pPr>
+        <w:pStyle w:val="Heading3"/>
+      </w:pPr>
+      <w:r>
+        <w:rPr>
+          <w:color w:val="333333"/>
+        </w:rPr>
+        <w:t>Student Drill-Down</w:t>
+      </w:r>
+    </w:p>
+    <w:p>
+      <w:pPr>
+        <w:shd w:val="clear" w:color="auto" w:fill="F5F5F5"/>
+        <w:spacing w:after="0" w:line="240" w:lineRule="auto"/>
+      </w:pPr>
+      <w:r>
+        <w:rPr>
+          <w:rFonts w:ascii="Consolas" w:hAnsi="Consolas"/>
+          <w:color w:val="333333"/>
+          <w:sz w:val="18"/>
+        </w:rPr>
+        <w:t>GET /api/school/dashboard/students/{studentId}</w:t>
+      </w:r>
+    </w:p>
+    <w:p>
+      <w:r>
+        <w:t>Returns the aggregated admin view of a single student: enrolments, progress metrics, credentials, and curriculum mapping. This is the primary endpoint for school administrators reviewing an individual student’s status.</w:t>
+      </w:r>
+    </w:p>
+    <w:p>
+      <w:r>
+        <w:t>Returns detailed data for a single student including enrolments, progress, credentials, and curriculum mapping. Accessible by all roles, but students can only view their own record (403 if studentId != self) and parents can only view their linked child (403 if studentId != parent_of).</w:t>
+      </w:r>
+    </w:p>
+    <w:p>
+      <w:r>
+        <w:rPr>
+          <w:b/>
+        </w:rPr>
+        <w:t>Headers:</w:t>
+      </w:r>
+    </w:p>
+    <w:p>
+      <w:pPr>
+        <w:pStyle w:val="ListBullet"/>
+      </w:pPr>
+      <w:r>
+        <w:rPr>
+          <w:rFonts w:ascii="Consolas" w:hAnsi="Consolas"/>
+          <w:sz w:val="19"/>
+        </w:rPr>
+        <w:t>Authorization: Bearer {token}</w:t>
+      </w:r>
+      <w:r>
+        <w:t xml:space="preserve"> (required)</w:t>
+      </w:r>
+    </w:p>
+    <w:p>
+      <w:r>
+        <w:rPr>
+          <w:b/>
+        </w:rPr>
+        <w:t>Response (200):</w:t>
+      </w:r>
+    </w:p>
+    <w:p>
+      <w:pPr>
+        <w:shd w:val="clear" w:color="auto" w:fill="F5F5F5"/>
+        <w:spacing w:after="0" w:line="240" w:lineRule="auto"/>
+      </w:pPr>
+      <w:r>
+        <w:rPr>
+          <w:rFonts w:ascii="Consolas" w:hAnsi="Consolas"/>
+          <w:color w:val="333333"/>
+          <w:sz w:val="18"/>
+        </w:rPr>
+        <w:t>{</w:t>
+      </w:r>
+    </w:p>
+    <w:p>
+      <w:pPr>
+        <w:shd w:val="clear" w:color="auto" w:fill="F5F5F5"/>
+        <w:spacing w:after="0" w:line="240" w:lineRule="auto"/>
+      </w:pPr>
+      <w:r>
+        <w:rPr>
+          <w:rFonts w:ascii="Consolas" w:hAnsi="Consolas"/>
+          <w:color w:val="333333"/>
+          <w:sz w:val="18"/>
+        </w:rPr>
+        <w:t xml:space="preserve">  "student": {</w:t>
+      </w:r>
+    </w:p>
+    <w:p>
+      <w:pPr>
+        <w:shd w:val="clear" w:color="auto" w:fill="F5F5F5"/>
+        <w:spacing w:after="0" w:line="240" w:lineRule="auto"/>
+      </w:pPr>
+      <w:r>
+        <w:rPr>
+          <w:rFonts w:ascii="Consolas" w:hAnsi="Consolas"/>
+          <w:color w:val="333333"/>
+          <w:sz w:val="18"/>
+        </w:rPr>
+        <w:t xml:space="preserve">    "id": 3,</w:t>
+      </w:r>
+    </w:p>
+    <w:p>
+      <w:pPr>
+        <w:shd w:val="clear" w:color="auto" w:fill="F5F5F5"/>
+        <w:spacing w:after="0" w:line="240" w:lineRule="auto"/>
+      </w:pPr>
+      <w:r>
+        <w:rPr>
+          <w:rFonts w:ascii="Consolas" w:hAnsi="Consolas"/>
+          <w:color w:val="333333"/>
+          <w:sz w:val="18"/>
+        </w:rPr>
+        <w:t xml:space="preserve">    "name": "Alice Student",</w:t>
+      </w:r>
+    </w:p>
+    <w:p>
+      <w:pPr>
+        <w:shd w:val="clear" w:color="auto" w:fill="F5F5F5"/>
+        <w:spacing w:after="0" w:line="240" w:lineRule="auto"/>
+      </w:pPr>
+      <w:r>
+        <w:rPr>
+          <w:rFonts w:ascii="Consolas" w:hAnsi="Consolas"/>
+          <w:color w:val="333333"/>
+          <w:sz w:val="18"/>
+        </w:rPr>
+        <w:t xml:space="preserve">    "email": "alice@school.test"</w:t>
       </w:r>
     </w:p>
     <w:p>
@@ -12179,7 +12583,7 @@
           <w:color w:val="333333"/>
           <w:sz w:val="18"/>
         </w:rPr>
-        <w:t xml:space="preserve">  "warnings": [</w:t>
+        <w:t xml:space="preserve">  "enrolments": [</w:t>
       </w:r>
     </w:p>
     <w:p>
@@ -12207,35 +12611,63 @@
           <w:color w:val="333333"/>
           <w:sz w:val="18"/>
         </w:rPr>
-        <w:t xml:space="preserve">      "type": "unassigned_students",</w:t>
-      </w:r>
-    </w:p>
-    <w:p>
-      <w:pPr>
-        <w:shd w:val="clear" w:color="auto" w:fill="F5F5F5"/>
-        <w:spacing w:after="0" w:line="240" w:lineRule="auto"/>
-      </w:pPr>
-      <w:r>
-        <w:rPr>
-          <w:rFonts w:ascii="Consolas" w:hAnsi="Consolas"/>
-          <w:color w:val="333333"/>
-          <w:sz w:val="18"/>
-        </w:rPr>
-        <w:t xml:space="preserve">      "message": "10 students are not assigned to any active cohort",</w:t>
-      </w:r>
-    </w:p>
-    <w:p>
-      <w:pPr>
-        <w:shd w:val="clear" w:color="auto" w:fill="F5F5F5"/>
-        <w:spacing w:after="0" w:line="240" w:lineRule="auto"/>
-      </w:pPr>
-      <w:r>
-        <w:rPr>
-          <w:rFonts w:ascii="Consolas" w:hAnsi="Consolas"/>
-          <w:color w:val="333333"/>
-          <w:sz w:val="18"/>
-        </w:rPr>
-        <w:t xml:space="preserve">      "severity": "warning"</w:t>
+        <w:t xml:space="preserve">      "cohort_id": 1,</w:t>
+      </w:r>
+    </w:p>
+    <w:p>
+      <w:pPr>
+        <w:shd w:val="clear" w:color="auto" w:fill="F5F5F5"/>
+        <w:spacing w:after="0" w:line="240" w:lineRule="auto"/>
+      </w:pPr>
+      <w:r>
+        <w:rPr>
+          <w:rFonts w:ascii="Consolas" w:hAnsi="Consolas"/>
+          <w:color w:val="333333"/>
+          <w:sz w:val="18"/>
+        </w:rPr>
+        <w:t xml:space="preserve">      "cohort_name": "Spring 2026 Cohort A",</w:t>
+      </w:r>
+    </w:p>
+    <w:p>
+      <w:pPr>
+        <w:shd w:val="clear" w:color="auto" w:fill="F5F5F5"/>
+        <w:spacing w:after="0" w:line="240" w:lineRule="auto"/>
+      </w:pPr>
+      <w:r>
+        <w:rPr>
+          <w:rFonts w:ascii="Consolas" w:hAnsi="Consolas"/>
+          <w:color w:val="333333"/>
+          <w:sz w:val="18"/>
+        </w:rPr>
+        <w:t xml:space="preserve">      "experience_name": "Entrepreneurship Basics",</w:t>
+      </w:r>
+    </w:p>
+    <w:p>
+      <w:pPr>
+        <w:shd w:val="clear" w:color="auto" w:fill="F5F5F5"/>
+        <w:spacing w:after="0" w:line="240" w:lineRule="auto"/>
+      </w:pPr>
+      <w:r>
+        <w:rPr>
+          <w:rFonts w:ascii="Consolas" w:hAnsi="Consolas"/>
+          <w:color w:val="333333"/>
+          <w:sz w:val="18"/>
+        </w:rPr>
+        <w:t xml:space="preserve">      "status": "enrolled",</w:t>
+      </w:r>
+    </w:p>
+    <w:p>
+      <w:pPr>
+        <w:shd w:val="clear" w:color="auto" w:fill="F5F5F5"/>
+        <w:spacing w:after="0" w:line="240" w:lineRule="auto"/>
+      </w:pPr>
+      <w:r>
+        <w:rPr>
+          <w:rFonts w:ascii="Consolas" w:hAnsi="Consolas"/>
+          <w:color w:val="333333"/>
+          <w:sz w:val="18"/>
+        </w:rPr>
+        <w:t xml:space="preserve">      "enrolled_at": "2026-03-05T10:00:00+00:00"</w:t>
       </w:r>
     </w:p>
     <w:p>
@@ -12263,7 +12695,105 @@
           <w:color w:val="333333"/>
           <w:sz w:val="18"/>
         </w:rPr>
-        <w:t xml:space="preserve">  ]</w:t>
+        <w:t xml:space="preserve">  ],</w:t>
+      </w:r>
+    </w:p>
+    <w:p>
+      <w:pPr>
+        <w:shd w:val="clear" w:color="auto" w:fill="F5F5F5"/>
+        <w:spacing w:after="0" w:line="240" w:lineRule="auto"/>
+      </w:pPr>
+      <w:r>
+        <w:rPr>
+          <w:rFonts w:ascii="Consolas" w:hAnsi="Consolas"/>
+          <w:color w:val="333333"/>
+          <w:sz w:val="18"/>
+        </w:rPr>
+        <w:t xml:space="preserve">  "progress": {</w:t>
+      </w:r>
+    </w:p>
+    <w:p>
+      <w:pPr>
+        <w:shd w:val="clear" w:color="auto" w:fill="F5F5F5"/>
+        <w:spacing w:after="0" w:line="240" w:lineRule="auto"/>
+      </w:pPr>
+      <w:r>
+        <w:rPr>
+          <w:rFonts w:ascii="Consolas" w:hAnsi="Consolas"/>
+          <w:color w:val="333333"/>
+          <w:sz w:val="18"/>
+        </w:rPr>
+        <w:t xml:space="preserve">    "courses_completed": 1,</w:t>
+      </w:r>
+    </w:p>
+    <w:p>
+      <w:pPr>
+        <w:shd w:val="clear" w:color="auto" w:fill="F5F5F5"/>
+        <w:spacing w:after="0" w:line="240" w:lineRule="auto"/>
+      </w:pPr>
+      <w:r>
+        <w:rPr>
+          <w:rFonts w:ascii="Consolas" w:hAnsi="Consolas"/>
+          <w:color w:val="333333"/>
+          <w:sz w:val="18"/>
+        </w:rPr>
+        <w:t xml:space="preserve">    "courses_in_progress": 2,</w:t>
+      </w:r>
+    </w:p>
+    <w:p>
+      <w:pPr>
+        <w:shd w:val="clear" w:color="auto" w:fill="F5F5F5"/>
+        <w:spacing w:after="0" w:line="240" w:lineRule="auto"/>
+      </w:pPr>
+      <w:r>
+        <w:rPr>
+          <w:rFonts w:ascii="Consolas" w:hAnsi="Consolas"/>
+          <w:color w:val="333333"/>
+          <w:sz w:val="18"/>
+        </w:rPr>
+        <w:t xml:space="preserve">    "overall_completion": 0.35</w:t>
+      </w:r>
+    </w:p>
+    <w:p>
+      <w:pPr>
+        <w:shd w:val="clear" w:color="auto" w:fill="F5F5F5"/>
+        <w:spacing w:after="0" w:line="240" w:lineRule="auto"/>
+      </w:pPr>
+      <w:r>
+        <w:rPr>
+          <w:rFonts w:ascii="Consolas" w:hAnsi="Consolas"/>
+          <w:color w:val="333333"/>
+          <w:sz w:val="18"/>
+        </w:rPr>
+        <w:t xml:space="preserve">  },</w:t>
+      </w:r>
+    </w:p>
+    <w:p>
+      <w:pPr>
+        <w:shd w:val="clear" w:color="auto" w:fill="F5F5F5"/>
+        <w:spacing w:after="0" w:line="240" w:lineRule="auto"/>
+      </w:pPr>
+      <w:r>
+        <w:rPr>
+          <w:rFonts w:ascii="Consolas" w:hAnsi="Consolas"/>
+          <w:color w:val="333333"/>
+          <w:sz w:val="18"/>
+        </w:rPr>
+        <w:t xml:space="preserve">  "credentials": [],</w:t>
+      </w:r>
+    </w:p>
+    <w:p>
+      <w:pPr>
+        <w:shd w:val="clear" w:color="auto" w:fill="F5F5F5"/>
+        <w:spacing w:after="0" w:line="240" w:lineRule="auto"/>
+      </w:pPr>
+      <w:r>
+        <w:rPr>
+          <w:rFonts w:ascii="Consolas" w:hAnsi="Consolas"/>
+          <w:color w:val="333333"/>
+          <w:sz w:val="18"/>
+        </w:rPr>
+        <w:t xml:space="preserve">  "curriculum_mapping": []</w:t>
       </w:r>
     </w:p>
     <w:p>
@@ -12285,6 +12815,121 @@
         <w:rPr>
           <w:b/>
         </w:rPr>
+        <w:t>Error (404):</w:t>
+      </w:r>
+    </w:p>
+    <w:p>
+      <w:pPr>
+        <w:shd w:val="clear" w:color="auto" w:fill="F5F5F5"/>
+        <w:spacing w:after="0" w:line="240" w:lineRule="auto"/>
+      </w:pPr>
+      <w:r>
+        <w:rPr>
+          <w:rFonts w:ascii="Consolas" w:hAnsi="Consolas"/>
+          <w:color w:val="333333"/>
+          <w:sz w:val="18"/>
+        </w:rPr>
+        <w:t>{</w:t>
+      </w:r>
+    </w:p>
+    <w:p>
+      <w:pPr>
+        <w:shd w:val="clear" w:color="auto" w:fill="F5F5F5"/>
+        <w:spacing w:after="0" w:line="240" w:lineRule="auto"/>
+      </w:pPr>
+      <w:r>
+        <w:rPr>
+          <w:rFonts w:ascii="Consolas" w:hAnsi="Consolas"/>
+          <w:color w:val="333333"/>
+          <w:sz w:val="18"/>
+        </w:rPr>
+        <w:t xml:space="preserve">  "error": true,</w:t>
+      </w:r>
+    </w:p>
+    <w:p>
+      <w:pPr>
+        <w:shd w:val="clear" w:color="auto" w:fill="F5F5F5"/>
+        <w:spacing w:after="0" w:line="240" w:lineRule="auto"/>
+      </w:pPr>
+      <w:r>
+        <w:rPr>
+          <w:rFonts w:ascii="Consolas" w:hAnsi="Consolas"/>
+          <w:color w:val="333333"/>
+          <w:sz w:val="18"/>
+        </w:rPr>
+        <w:t xml:space="preserve">  "message": "Student not found",</w:t>
+      </w:r>
+    </w:p>
+    <w:p>
+      <w:pPr>
+        <w:shd w:val="clear" w:color="auto" w:fill="F5F5F5"/>
+        <w:spacing w:after="0" w:line="240" w:lineRule="auto"/>
+      </w:pPr>
+      <w:r>
+        <w:rPr>
+          <w:rFonts w:ascii="Consolas" w:hAnsi="Consolas"/>
+          <w:color w:val="333333"/>
+          <w:sz w:val="18"/>
+        </w:rPr>
+        <w:t xml:space="preserve">  "code": "NOT_FOUND"</w:t>
+      </w:r>
+    </w:p>
+    <w:p>
+      <w:pPr>
+        <w:shd w:val="clear" w:color="auto" w:fill="F5F5F5"/>
+        <w:spacing w:after="0" w:line="240" w:lineRule="auto"/>
+      </w:pPr>
+      <w:r>
+        <w:rPr>
+          <w:rFonts w:ascii="Consolas" w:hAnsi="Consolas"/>
+          <w:color w:val="333333"/>
+          <w:sz w:val="18"/>
+        </w:rPr>
+        <w:t>}</w:t>
+      </w:r>
+    </w:p>
+    <w:p>
+      <w:r>
+        <w:rPr>
+          <w:b/>
+        </w:rPr>
+        <w:t>Notes:</w:t>
+      </w:r>
+    </w:p>
+    <w:p>
+      <w:pPr>
+        <w:pStyle w:val="ListBullet"/>
+      </w:pPr>
+      <w:r>
+        <w:t>Enrolment data is fetched from the Enrolment Service's student detail endpoint (</w:t>
+      </w:r>
+      <w:r>
+        <w:rPr>
+          <w:rFonts w:ascii="Consolas" w:hAnsi="Consolas"/>
+          <w:sz w:val="19"/>
+        </w:rPr>
+        <w:t>/api/school/enrolments/students/{studentId}</w:t>
+      </w:r>
+      <w:r>
+        <w:t xml:space="preserve">), querying directly by student ID. If the Enrolment Service is unavailable, </w:t>
+      </w:r>
+      <w:r>
+        <w:rPr>
+          <w:rFonts w:ascii="Consolas" w:hAnsi="Consolas"/>
+          <w:sz w:val="19"/>
+        </w:rPr>
+        <w:t>enrolments</w:t>
+      </w:r>
+      <w:r>
+        <w:t xml:space="preserve"> will be empty.</w:t>
+      </w:r>
+    </w:p>
+    <w:p>
+      <w:r>
+        <w:rPr>
+          <w:b/>
+        </w:rPr>
+        <w:lastRenderedPageBreak/>
         <w:t>Integration dependencies:</w:t>
       </w:r>
     </w:p>
@@ -12297,7 +12942,17 @@
           <w:rFonts w:ascii="Consolas" w:hAnsi="Consolas"/>
           <w:sz w:val="19"/>
         </w:rPr>
-        <w:t>summary.problems_tackled</w:t>
+        <w:t>progress</w:t>
+      </w:r>
+      <w:r>
+        <w:t xml:space="preserve"> values are hardcoded (</w:t>
+      </w:r>
+      <w:r>
+        <w:rPr>
+          <w:rFonts w:ascii="Consolas" w:hAnsi="Consolas"/>
+          <w:sz w:val="19"/>
+        </w:rPr>
+        <w:t>courses_completed: 1</w:t>
       </w:r>
       <w:r>
         <w:t xml:space="preserve">, </w:t>
@@ -12307,7 +12962,7 @@
           <w:rFonts w:ascii="Consolas" w:hAnsi="Consolas"/>
           <w:sz w:val="19"/>
         </w:rPr>
-        <w:t>summary.credit_progress</w:t>
+        <w:t>courses_in_progress: 2</w:t>
       </w:r>
       <w:r>
         <w:t xml:space="preserve">, </w:t>
@@ -12317,17 +12972,42 @@
           <w:rFonts w:ascii="Consolas" w:hAnsi="Consolas"/>
           <w:sz w:val="19"/>
         </w:rPr>
-        <w:t>summary.timely_completion</w:t>
-      </w:r>
-      <w:r>
-        <w:t xml:space="preserve"> come from a mock progress provider (</w:t>
-      </w:r>
+        <w:t>overall_completion: 0.35</w:t>
+      </w:r>
+      <w:r>
+        <w:t>). Real progress data depends on Team Papa's Course Service.</w:t>
+      </w:r>
+    </w:p>
+    <w:p>
+      <w:pPr>
+        <w:pStyle w:val="ListBullet"/>
+      </w:pPr>
       <w:r>
         <w:rPr>
           <w:rFonts w:ascii="Consolas" w:hAnsi="Consolas"/>
           <w:sz w:val="19"/>
         </w:rPr>
-        <w:t>MockStudentProgressProvider</w:t>
+        <w:t>credentials</w:t>
+      </w:r>
+      <w:r>
+        <w:t xml:space="preserve"> and </w:t>
+      </w:r>
+      <w:r>
+        <w:rPr>
+          <w:rFonts w:ascii="Consolas" w:hAnsi="Consolas"/>
+          <w:sz w:val="19"/>
+        </w:rPr>
+        <w:t>curriculum_mapping</w:t>
+      </w:r>
+      <w:r>
+        <w:t xml:space="preserve"> come from a mock provider (</w:t>
+      </w:r>
+      <w:r>
+        <w:rPr>
+          <w:rFonts w:ascii="Consolas" w:hAnsi="Consolas"/>
+          <w:sz w:val="19"/>
+        </w:rPr>
+        <w:t>MockCredentialDataProvider</w:t>
       </w:r>
       <w:r>
         <w:t xml:space="preserve"> implementing </w:t>
@@ -12337,83 +13017,71 @@
           <w:rFonts w:ascii="Consolas" w:hAnsi="Consolas"/>
           <w:sz w:val="19"/>
         </w:rPr>
-        <w:t>StudentProgressProviderInterface</w:t>
-      </w:r>
-      <w:r>
-        <w:t xml:space="preserve">) and return </w:t>
-      </w:r>
+        <w:t>CredentialDataProviderInterface</w:t>
+      </w:r>
+      <w:r>
+        <w:t>) and return empty arrays. Real data depends on Karl's credential engine.</w:t>
+      </w:r>
+    </w:p>
+    <w:p>
+      <w:pPr>
+        <w:pStyle w:val="ListBullet"/>
+      </w:pPr>
+      <w:r>
+        <w:t>See the "Integration Requests" section below for details.</w:t>
+      </w:r>
+    </w:p>
+    <w:p>
+      <w:pPr>
+        <w:pStyle w:val="Heading3"/>
+      </w:pPr>
+      <w:r>
+        <w:rPr>
+          <w:color w:val="333333"/>
+        </w:rPr>
+        <w:t>PoS Coverage (R3 Reporting)</w:t>
+      </w:r>
+    </w:p>
+    <w:p>
+      <w:pPr>
+        <w:shd w:val="clear" w:color="auto" w:fill="F5F5F5"/>
+        <w:spacing w:after="0" w:line="240" w:lineRule="auto"/>
+      </w:pPr>
+      <w:r>
+        <w:rPr>
+          <w:rFonts w:ascii="Consolas" w:hAnsi="Consolas"/>
+          <w:color w:val="333333"/>
+          <w:sz w:val="18"/>
+        </w:rPr>
+        <w:t>GET /api/school/dashboard/reporting/pos-coverage</w:t>
+      </w:r>
+    </w:p>
+    <w:p>
+      <w:r>
+        <w:t>Returns Alberta Program of Studies curriculum coverage data per student. Admin and teacher only (students/parents get 403).</w:t>
+      </w:r>
+    </w:p>
+    <w:p>
+      <w:r>
+        <w:rPr>
+          <w:b/>
+        </w:rPr>
+        <w:t>Headers:</w:t>
+      </w:r>
+    </w:p>
+    <w:p>
+      <w:pPr>
+        <w:pStyle w:val="ListBullet"/>
+      </w:pPr>
       <w:r>
         <w:rPr>
           <w:rFonts w:ascii="Consolas" w:hAnsi="Consolas"/>
           <w:sz w:val="19"/>
         </w:rPr>
-        <w:t>0</w:t>
-      </w:r>
-      <w:r>
-        <w:t xml:space="preserve"> / </w:t>
-      </w:r>
-      <w:r>
-        <w:rPr>
-          <w:rFonts w:ascii="Consolas" w:hAnsi="Consolas"/>
-          <w:sz w:val="19"/>
-        </w:rPr>
-        <w:t>0.0</w:t>
-      </w:r>
-      <w:r>
-        <w:t>. Real data depends on Team Papa's Course Service.</w:t>
-      </w:r>
-    </w:p>
-    <w:p>
-      <w:pPr>
-        <w:pStyle w:val="ListBullet"/>
-      </w:pPr>
-      <w:r>
-        <w:rPr>
-          <w:rFonts w:ascii="Consolas" w:hAnsi="Consolas"/>
-          <w:sz w:val="19"/>
-        </w:rPr>
-        <w:t>statistics.average_completion</w:t>
-      </w:r>
-      <w:r>
-        <w:t xml:space="preserve"> and </w:t>
-      </w:r>
-      <w:r>
-        <w:rPr>
-          <w:rFonts w:ascii="Consolas" w:hAnsi="Consolas"/>
-          <w:sz w:val="19"/>
-        </w:rPr>
-        <w:t>statistics.average_credit_progress</w:t>
-      </w:r>
-      <w:r>
-        <w:t xml:space="preserve"> are always </w:t>
-      </w:r>
-      <w:r>
-        <w:rPr>
-          <w:rFonts w:ascii="Consolas" w:hAnsi="Consolas"/>
-          <w:sz w:val="19"/>
-        </w:rPr>
-        <w:t>0.0</w:t>
-      </w:r>
-      <w:r>
-        <w:t xml:space="preserve"> until real progress data is available from Team Papa.</w:t>
-      </w:r>
-    </w:p>
-    <w:p>
-      <w:pPr>
-        <w:pStyle w:val="ListBullet"/>
-      </w:pPr>
-      <w:r>
-        <w:t xml:space="preserve">If the Experience Service or Enrolment Service is down, their respective sections fall back to zero/empty values and a </w:t>
-      </w:r>
-      <w:r>
-        <w:rPr>
-          <w:rFonts w:ascii="Consolas" w:hAnsi="Consolas"/>
-          <w:sz w:val="19"/>
-        </w:rPr>
-        <w:t>service_degraded</w:t>
-      </w:r>
-      <w:r>
-        <w:t xml:space="preserve"> warning is added.</w:t>
+        <w:t>Authorization: Bearer {token}</w:t>
+      </w:r>
+      <w:r>
+        <w:t xml:space="preserve"> (required)</w:t>
       </w:r>
     </w:p>
     <w:p>
@@ -12421,112 +13089,287 @@
         <w:rPr>
           <w:b/>
         </w:rPr>
-        <w:t>Warning types:</w:t>
-      </w:r>
-    </w:p>
-    <w:p>
-      <w:pPr>
-        <w:pStyle w:val="ListBullet"/>
-      </w:pPr>
-      <w:r>
-        <w:rPr>
-          <w:rFonts w:ascii="Consolas" w:hAnsi="Consolas"/>
-          <w:sz w:val="19"/>
-        </w:rPr>
-        <w:t>service_degraded</w:t>
-      </w:r>
-      <w:r>
-        <w:t xml:space="preserve"> (severity: </w:t>
-      </w:r>
-      <w:r>
-        <w:rPr>
-          <w:rFonts w:ascii="Consolas" w:hAnsi="Consolas"/>
-          <w:sz w:val="19"/>
-        </w:rPr>
-        <w:t>warning</w:t>
-      </w:r>
-      <w:r>
-        <w:t>) -- a downstream service was unreachable</w:t>
-      </w:r>
-    </w:p>
-    <w:p>
-      <w:pPr>
-        <w:pStyle w:val="ListBullet"/>
-      </w:pPr>
-      <w:r>
-        <w:rPr>
-          <w:rFonts w:ascii="Consolas" w:hAnsi="Consolas"/>
-          <w:sz w:val="19"/>
-        </w:rPr>
-        <w:t>unassigned_students</w:t>
-      </w:r>
-      <w:r>
-        <w:t xml:space="preserve"> (severity: </w:t>
-      </w:r>
-      <w:r>
-        <w:rPr>
-          <w:rFonts w:ascii="Consolas" w:hAnsi="Consolas"/>
-          <w:sz w:val="19"/>
-        </w:rPr>
-        <w:t>warning</w:t>
-      </w:r>
-      <w:r>
-        <w:t>) -- forwarded from Enrolment Service statistics</w:t>
-      </w:r>
-    </w:p>
-    <w:p>
-      <w:pPr>
-        <w:pStyle w:val="ListBullet"/>
-      </w:pPr>
-      <w:r>
-        <w:rPr>
-          <w:rFonts w:ascii="Consolas" w:hAnsi="Consolas"/>
-          <w:sz w:val="19"/>
-        </w:rPr>
-        <w:t>capacity_warning</w:t>
-      </w:r>
-      <w:r>
-        <w:t xml:space="preserve"> (severity: </w:t>
-      </w:r>
-      <w:r>
-        <w:rPr>
-          <w:rFonts w:ascii="Consolas" w:hAnsi="Consolas"/>
-          <w:sz w:val="19"/>
-        </w:rPr>
-        <w:t>info</w:t>
-      </w:r>
-      <w:r>
-        <w:t>) -- forwarded from Enrolment Service statistics</w:t>
-      </w:r>
-    </w:p>
-    <w:p>
-      <w:pPr>
-        <w:pStyle w:val="Heading3"/>
-      </w:pPr>
-      <w:r>
-        <w:rPr>
-          <w:color w:val="333333"/>
-        </w:rPr>
-        <w:t>Student Drill-Down</w:t>
-      </w:r>
-    </w:p>
-    <w:p>
-      <w:pPr>
-        <w:shd w:val="clear" w:color="auto" w:fill="F5F5F5"/>
-        <w:spacing w:after="0" w:line="240" w:lineRule="auto"/>
-      </w:pPr>
-      <w:r>
-        <w:rPr>
-          <w:rFonts w:ascii="Consolas" w:hAnsi="Consolas"/>
-          <w:color w:val="333333"/>
-          <w:sz w:val="18"/>
-        </w:rPr>
-        <w:t>GET /api/school/dashboard/students/{studentId}</w:t>
-      </w:r>
-    </w:p>
-    <w:p>
-      <w:r>
-        <w:t>Returns detailed data for a single student including enrolments, progress, credentials, and curriculum mapping. Accessible by all roles, but students can only view their own record (403 if studentId != self) and parents can only view their linked child (403 if studentId != parent_of).</w:t>
+        <w:t>Response (200):</w:t>
+      </w:r>
+    </w:p>
+    <w:p>
+      <w:pPr>
+        <w:shd w:val="clear" w:color="auto" w:fill="F5F5F5"/>
+        <w:spacing w:after="0" w:line="240" w:lineRule="auto"/>
+      </w:pPr>
+      <w:r>
+        <w:rPr>
+          <w:rFonts w:ascii="Consolas" w:hAnsi="Consolas"/>
+          <w:color w:val="333333"/>
+          <w:sz w:val="18"/>
+        </w:rPr>
+        <w:t>{</w:t>
+      </w:r>
+    </w:p>
+    <w:p>
+      <w:pPr>
+        <w:shd w:val="clear" w:color="auto" w:fill="F5F5F5"/>
+        <w:spacing w:after="0" w:line="240" w:lineRule="auto"/>
+      </w:pPr>
+      <w:r>
+        <w:rPr>
+          <w:rFonts w:ascii="Consolas" w:hAnsi="Consolas"/>
+          <w:color w:val="333333"/>
+          <w:sz w:val="18"/>
+        </w:rPr>
+        <w:t xml:space="preserve">  "school_id": 1,</w:t>
+      </w:r>
+    </w:p>
+    <w:p>
+      <w:pPr>
+        <w:shd w:val="clear" w:color="auto" w:fill="F5F5F5"/>
+        <w:spacing w:after="0" w:line="240" w:lineRule="auto"/>
+      </w:pPr>
+      <w:r>
+        <w:rPr>
+          <w:rFonts w:ascii="Consolas" w:hAnsi="Consolas"/>
+          <w:color w:val="333333"/>
+          <w:sz w:val="18"/>
+        </w:rPr>
+        <w:t xml:space="preserve">  "pos_areas": ["Business Studies", "CTF Design Studies", "CALM"],</w:t>
+      </w:r>
+    </w:p>
+    <w:p>
+      <w:pPr>
+        <w:shd w:val="clear" w:color="auto" w:fill="F5F5F5"/>
+        <w:spacing w:after="0" w:line="240" w:lineRule="auto"/>
+      </w:pPr>
+      <w:r>
+        <w:rPr>
+          <w:rFonts w:ascii="Consolas" w:hAnsi="Consolas"/>
+          <w:color w:val="333333"/>
+          <w:sz w:val="18"/>
+        </w:rPr>
+        <w:t xml:space="preserve">  "student_coverage": [</w:t>
+      </w:r>
+    </w:p>
+    <w:p>
+      <w:pPr>
+        <w:shd w:val="clear" w:color="auto" w:fill="F5F5F5"/>
+        <w:spacing w:after="0" w:line="240" w:lineRule="auto"/>
+      </w:pPr>
+      <w:r>
+        <w:rPr>
+          <w:rFonts w:ascii="Consolas" w:hAnsi="Consolas"/>
+          <w:color w:val="333333"/>
+          <w:sz w:val="18"/>
+        </w:rPr>
+        <w:t xml:space="preserve">    {</w:t>
+      </w:r>
+    </w:p>
+    <w:p>
+      <w:pPr>
+        <w:shd w:val="clear" w:color="auto" w:fill="F5F5F5"/>
+        <w:spacing w:after="0" w:line="240" w:lineRule="auto"/>
+      </w:pPr>
+      <w:r>
+        <w:rPr>
+          <w:rFonts w:ascii="Consolas" w:hAnsi="Consolas"/>
+          <w:color w:val="333333"/>
+          <w:sz w:val="18"/>
+        </w:rPr>
+        <w:t xml:space="preserve">      "student_id": 3,</w:t>
+      </w:r>
+    </w:p>
+    <w:p>
+      <w:pPr>
+        <w:shd w:val="clear" w:color="auto" w:fill="F5F5F5"/>
+        <w:spacing w:after="0" w:line="240" w:lineRule="auto"/>
+      </w:pPr>
+      <w:r>
+        <w:rPr>
+          <w:rFonts w:ascii="Consolas" w:hAnsi="Consolas"/>
+          <w:color w:val="333333"/>
+          <w:sz w:val="18"/>
+        </w:rPr>
+        <w:t xml:space="preserve">      "name": "Alice Student",</w:t>
+      </w:r>
+    </w:p>
+    <w:p>
+      <w:pPr>
+        <w:shd w:val="clear" w:color="auto" w:fill="F5F5F5"/>
+        <w:spacing w:after="0" w:line="240" w:lineRule="auto"/>
+      </w:pPr>
+      <w:r>
+        <w:rPr>
+          <w:rFonts w:ascii="Consolas" w:hAnsi="Consolas"/>
+          <w:color w:val="333333"/>
+          <w:sz w:val="18"/>
+        </w:rPr>
+        <w:t xml:space="preserve">      "coverage": {</w:t>
+      </w:r>
+    </w:p>
+    <w:p>
+      <w:pPr>
+        <w:shd w:val="clear" w:color="auto" w:fill="F5F5F5"/>
+        <w:spacing w:after="0" w:line="240" w:lineRule="auto"/>
+      </w:pPr>
+      <w:r>
+        <w:rPr>
+          <w:rFonts w:ascii="Consolas" w:hAnsi="Consolas"/>
+          <w:color w:val="333333"/>
+          <w:sz w:val="18"/>
+        </w:rPr>
+        <w:t xml:space="preserve">        "Business Studies": 0.0,</w:t>
+      </w:r>
+    </w:p>
+    <w:p>
+      <w:pPr>
+        <w:shd w:val="clear" w:color="auto" w:fill="F5F5F5"/>
+        <w:spacing w:after="0" w:line="240" w:lineRule="auto"/>
+      </w:pPr>
+      <w:r>
+        <w:rPr>
+          <w:rFonts w:ascii="Consolas" w:hAnsi="Consolas"/>
+          <w:color w:val="333333"/>
+          <w:sz w:val="18"/>
+        </w:rPr>
+        <w:t xml:space="preserve">        "CTF Design Studies": 0.0,</w:t>
+      </w:r>
+    </w:p>
+    <w:p>
+      <w:pPr>
+        <w:shd w:val="clear" w:color="auto" w:fill="F5F5F5"/>
+        <w:spacing w:after="0" w:line="240" w:lineRule="auto"/>
+      </w:pPr>
+      <w:r>
+        <w:rPr>
+          <w:rFonts w:ascii="Consolas" w:hAnsi="Consolas"/>
+          <w:color w:val="333333"/>
+          <w:sz w:val="18"/>
+        </w:rPr>
+        <w:t xml:space="preserve">        "CALM": 0.0</w:t>
+      </w:r>
+    </w:p>
+    <w:p>
+      <w:pPr>
+        <w:shd w:val="clear" w:color="auto" w:fill="F5F5F5"/>
+        <w:spacing w:after="0" w:line="240" w:lineRule="auto"/>
+      </w:pPr>
+      <w:r>
+        <w:rPr>
+          <w:rFonts w:ascii="Consolas" w:hAnsi="Consolas"/>
+          <w:color w:val="333333"/>
+          <w:sz w:val="18"/>
+        </w:rPr>
+        <w:t xml:space="preserve">      }</w:t>
+      </w:r>
+    </w:p>
+    <w:p>
+      <w:pPr>
+        <w:shd w:val="clear" w:color="auto" w:fill="F5F5F5"/>
+        <w:spacing w:after="0" w:line="240" w:lineRule="auto"/>
+      </w:pPr>
+      <w:r>
+        <w:rPr>
+          <w:rFonts w:ascii="Consolas" w:hAnsi="Consolas"/>
+          <w:color w:val="333333"/>
+          <w:sz w:val="18"/>
+        </w:rPr>
+        <w:t xml:space="preserve">    }</w:t>
+      </w:r>
+    </w:p>
+    <w:p>
+      <w:pPr>
+        <w:shd w:val="clear" w:color="auto" w:fill="F5F5F5"/>
+        <w:spacing w:after="0" w:line="240" w:lineRule="auto"/>
+      </w:pPr>
+      <w:r>
+        <w:rPr>
+          <w:rFonts w:ascii="Consolas" w:hAnsi="Consolas"/>
+          <w:color w:val="333333"/>
+          <w:sz w:val="18"/>
+        </w:rPr>
+        <w:t xml:space="preserve">  ],</w:t>
+      </w:r>
+    </w:p>
+    <w:p>
+      <w:pPr>
+        <w:shd w:val="clear" w:color="auto" w:fill="F5F5F5"/>
+        <w:spacing w:after="0" w:line="240" w:lineRule="auto"/>
+      </w:pPr>
+      <w:r>
+        <w:rPr>
+          <w:rFonts w:ascii="Consolas" w:hAnsi="Consolas"/>
+          <w:color w:val="333333"/>
+          <w:sz w:val="18"/>
+        </w:rPr>
+        <w:t xml:space="preserve">  "school_averages": {</w:t>
+      </w:r>
+    </w:p>
+    <w:p>
+      <w:pPr>
+        <w:shd w:val="clear" w:color="auto" w:fill="F5F5F5"/>
+        <w:spacing w:after="0" w:line="240" w:lineRule="auto"/>
+      </w:pPr>
+      <w:r>
+        <w:rPr>
+          <w:rFonts w:ascii="Consolas" w:hAnsi="Consolas"/>
+          <w:color w:val="333333"/>
+          <w:sz w:val="18"/>
+        </w:rPr>
+        <w:t xml:space="preserve">    "Business Studies": 0.0,</w:t>
+      </w:r>
+    </w:p>
+    <w:p>
+      <w:pPr>
+        <w:shd w:val="clear" w:color="auto" w:fill="F5F5F5"/>
+        <w:spacing w:after="0" w:line="240" w:lineRule="auto"/>
+      </w:pPr>
+      <w:r>
+        <w:rPr>
+          <w:rFonts w:ascii="Consolas" w:hAnsi="Consolas"/>
+          <w:color w:val="333333"/>
+          <w:sz w:val="18"/>
+        </w:rPr>
+        <w:t xml:space="preserve">    "CTF Design Studies": 0.0,</w:t>
+      </w:r>
+    </w:p>
+    <w:p>
+      <w:pPr>
+        <w:shd w:val="clear" w:color="auto" w:fill="F5F5F5"/>
+        <w:spacing w:after="0" w:line="240" w:lineRule="auto"/>
+      </w:pPr>
+      <w:r>
+        <w:rPr>
+          <w:rFonts w:ascii="Consolas" w:hAnsi="Consolas"/>
+          <w:color w:val="333333"/>
+          <w:sz w:val="18"/>
+        </w:rPr>
+        <w:t xml:space="preserve">    "CALM": 0.0</w:t>
+      </w:r>
+    </w:p>
+    <w:p>
+      <w:pPr>
+        <w:shd w:val="clear" w:color="auto" w:fill="F5F5F5"/>
+        <w:spacing w:after="0" w:line="240" w:lineRule="auto"/>
+      </w:pPr>
+      <w:r>
+        <w:rPr>
+          <w:rFonts w:ascii="Consolas" w:hAnsi="Consolas"/>
+          <w:color w:val="333333"/>
+          <w:sz w:val="18"/>
+        </w:rPr>
+        <w:t xml:space="preserve">  }</w:t>
+      </w:r>
+    </w:p>
+    <w:p>
+      <w:pPr>
+        <w:shd w:val="clear" w:color="auto" w:fill="F5F5F5"/>
+        <w:spacing w:after="0" w:line="240" w:lineRule="auto"/>
+      </w:pPr>
+      <w:r>
+        <w:rPr>
+          <w:rFonts w:ascii="Consolas" w:hAnsi="Consolas"/>
+          <w:color w:val="333333"/>
+          <w:sz w:val="18"/>
+        </w:rPr>
+        <w:t>}</w:t>
       </w:r>
     </w:p>
     <w:p>
@@ -12534,922 +13377,6 @@
         <w:rPr>
           <w:b/>
         </w:rPr>
-        <w:t>Headers:</w:t>
-      </w:r>
-    </w:p>
-    <w:p>
-      <w:pPr>
-        <w:pStyle w:val="ListBullet"/>
-      </w:pPr>
-      <w:r>
-        <w:rPr>
-          <w:rFonts w:ascii="Consolas" w:hAnsi="Consolas"/>
-          <w:sz w:val="19"/>
-        </w:rPr>
-        <w:t>Authorization: Bearer {token}</w:t>
-      </w:r>
-      <w:r>
-        <w:t xml:space="preserve"> (required)</w:t>
-      </w:r>
-    </w:p>
-    <w:p>
-      <w:r>
-        <w:rPr>
-          <w:b/>
-        </w:rPr>
-        <w:t>Response (200):</w:t>
-      </w:r>
-    </w:p>
-    <w:p>
-      <w:pPr>
-        <w:shd w:val="clear" w:color="auto" w:fill="F5F5F5"/>
-        <w:spacing w:after="0" w:line="240" w:lineRule="auto"/>
-      </w:pPr>
-      <w:r>
-        <w:rPr>
-          <w:rFonts w:ascii="Consolas" w:hAnsi="Consolas"/>
-          <w:color w:val="333333"/>
-          <w:sz w:val="18"/>
-        </w:rPr>
-        <w:t>{</w:t>
-      </w:r>
-    </w:p>
-    <w:p>
-      <w:pPr>
-        <w:shd w:val="clear" w:color="auto" w:fill="F5F5F5"/>
-        <w:spacing w:after="0" w:line="240" w:lineRule="auto"/>
-      </w:pPr>
-      <w:r>
-        <w:rPr>
-          <w:rFonts w:ascii="Consolas" w:hAnsi="Consolas"/>
-          <w:color w:val="333333"/>
-          <w:sz w:val="18"/>
-        </w:rPr>
-        <w:t xml:space="preserve">  "student": {</w:t>
-      </w:r>
-    </w:p>
-    <w:p>
-      <w:pPr>
-        <w:shd w:val="clear" w:color="auto" w:fill="F5F5F5"/>
-        <w:spacing w:after="0" w:line="240" w:lineRule="auto"/>
-      </w:pPr>
-      <w:r>
-        <w:rPr>
-          <w:rFonts w:ascii="Consolas" w:hAnsi="Consolas"/>
-          <w:color w:val="333333"/>
-          <w:sz w:val="18"/>
-        </w:rPr>
-        <w:t xml:space="preserve">    "id": 3,</w:t>
-      </w:r>
-    </w:p>
-    <w:p>
-      <w:pPr>
-        <w:shd w:val="clear" w:color="auto" w:fill="F5F5F5"/>
-        <w:spacing w:after="0" w:line="240" w:lineRule="auto"/>
-      </w:pPr>
-      <w:r>
-        <w:rPr>
-          <w:rFonts w:ascii="Consolas" w:hAnsi="Consolas"/>
-          <w:color w:val="333333"/>
-          <w:sz w:val="18"/>
-        </w:rPr>
-        <w:t xml:space="preserve">    "name": "Alice Student",</w:t>
-      </w:r>
-    </w:p>
-    <w:p>
-      <w:pPr>
-        <w:shd w:val="clear" w:color="auto" w:fill="F5F5F5"/>
-        <w:spacing w:after="0" w:line="240" w:lineRule="auto"/>
-      </w:pPr>
-      <w:r>
-        <w:rPr>
-          <w:rFonts w:ascii="Consolas" w:hAnsi="Consolas"/>
-          <w:color w:val="333333"/>
-          <w:sz w:val="18"/>
-        </w:rPr>
-        <w:t xml:space="preserve">    "email": "alice@school.test"</w:t>
-      </w:r>
-    </w:p>
-    <w:p>
-      <w:pPr>
-        <w:shd w:val="clear" w:color="auto" w:fill="F5F5F5"/>
-        <w:spacing w:after="0" w:line="240" w:lineRule="auto"/>
-      </w:pPr>
-      <w:r>
-        <w:rPr>
-          <w:rFonts w:ascii="Consolas" w:hAnsi="Consolas"/>
-          <w:color w:val="333333"/>
-          <w:sz w:val="18"/>
-        </w:rPr>
-        <w:t xml:space="preserve">  },</w:t>
-      </w:r>
-    </w:p>
-    <w:p>
-      <w:pPr>
-        <w:shd w:val="clear" w:color="auto" w:fill="F5F5F5"/>
-        <w:spacing w:after="0" w:line="240" w:lineRule="auto"/>
-      </w:pPr>
-      <w:r>
-        <w:rPr>
-          <w:rFonts w:ascii="Consolas" w:hAnsi="Consolas"/>
-          <w:color w:val="333333"/>
-          <w:sz w:val="18"/>
-        </w:rPr>
-        <w:t xml:space="preserve">  "enrolments": [</w:t>
-      </w:r>
-    </w:p>
-    <w:p>
-      <w:pPr>
-        <w:shd w:val="clear" w:color="auto" w:fill="F5F5F5"/>
-        <w:spacing w:after="0" w:line="240" w:lineRule="auto"/>
-      </w:pPr>
-      <w:r>
-        <w:rPr>
-          <w:rFonts w:ascii="Consolas" w:hAnsi="Consolas"/>
-          <w:color w:val="333333"/>
-          <w:sz w:val="18"/>
-        </w:rPr>
-        <w:t xml:space="preserve">    {</w:t>
-      </w:r>
-    </w:p>
-    <w:p>
-      <w:pPr>
-        <w:shd w:val="clear" w:color="auto" w:fill="F5F5F5"/>
-        <w:spacing w:after="0" w:line="240" w:lineRule="auto"/>
-      </w:pPr>
-      <w:r>
-        <w:rPr>
-          <w:rFonts w:ascii="Consolas" w:hAnsi="Consolas"/>
-          <w:color w:val="333333"/>
-          <w:sz w:val="18"/>
-        </w:rPr>
-        <w:t xml:space="preserve">      "cohort_id": 1,</w:t>
-      </w:r>
-    </w:p>
-    <w:p>
-      <w:pPr>
-        <w:shd w:val="clear" w:color="auto" w:fill="F5F5F5"/>
-        <w:spacing w:after="0" w:line="240" w:lineRule="auto"/>
-      </w:pPr>
-      <w:r>
-        <w:rPr>
-          <w:rFonts w:ascii="Consolas" w:hAnsi="Consolas"/>
-          <w:color w:val="333333"/>
-          <w:sz w:val="18"/>
-        </w:rPr>
-        <w:t xml:space="preserve">      "cohort_name": "Spring 2026 Cohort A",</w:t>
-      </w:r>
-    </w:p>
-    <w:p>
-      <w:pPr>
-        <w:shd w:val="clear" w:color="auto" w:fill="F5F5F5"/>
-        <w:spacing w:after="0" w:line="240" w:lineRule="auto"/>
-      </w:pPr>
-      <w:r>
-        <w:rPr>
-          <w:rFonts w:ascii="Consolas" w:hAnsi="Consolas"/>
-          <w:color w:val="333333"/>
-          <w:sz w:val="18"/>
-        </w:rPr>
-        <w:t xml:space="preserve">      "experience_name": "Entrepreneurship Basics",</w:t>
-      </w:r>
-    </w:p>
-    <w:p>
-      <w:pPr>
-        <w:shd w:val="clear" w:color="auto" w:fill="F5F5F5"/>
-        <w:spacing w:after="0" w:line="240" w:lineRule="auto"/>
-      </w:pPr>
-      <w:r>
-        <w:rPr>
-          <w:rFonts w:ascii="Consolas" w:hAnsi="Consolas"/>
-          <w:color w:val="333333"/>
-          <w:sz w:val="18"/>
-        </w:rPr>
-        <w:t xml:space="preserve">      "status": "enrolled",</w:t>
-      </w:r>
-    </w:p>
-    <w:p>
-      <w:pPr>
-        <w:shd w:val="clear" w:color="auto" w:fill="F5F5F5"/>
-        <w:spacing w:after="0" w:line="240" w:lineRule="auto"/>
-      </w:pPr>
-      <w:r>
-        <w:rPr>
-          <w:rFonts w:ascii="Consolas" w:hAnsi="Consolas"/>
-          <w:color w:val="333333"/>
-          <w:sz w:val="18"/>
-        </w:rPr>
-        <w:t xml:space="preserve">      "enrolled_at": "2026-03-05T10:00:00+00:00"</w:t>
-      </w:r>
-    </w:p>
-    <w:p>
-      <w:pPr>
-        <w:shd w:val="clear" w:color="auto" w:fill="F5F5F5"/>
-        <w:spacing w:after="0" w:line="240" w:lineRule="auto"/>
-      </w:pPr>
-      <w:r>
-        <w:rPr>
-          <w:rFonts w:ascii="Consolas" w:hAnsi="Consolas"/>
-          <w:color w:val="333333"/>
-          <w:sz w:val="18"/>
-        </w:rPr>
-        <w:t xml:space="preserve">    }</w:t>
-      </w:r>
-    </w:p>
-    <w:p>
-      <w:pPr>
-        <w:shd w:val="clear" w:color="auto" w:fill="F5F5F5"/>
-        <w:spacing w:after="0" w:line="240" w:lineRule="auto"/>
-      </w:pPr>
-      <w:r>
-        <w:rPr>
-          <w:rFonts w:ascii="Consolas" w:hAnsi="Consolas"/>
-          <w:color w:val="333333"/>
-          <w:sz w:val="18"/>
-        </w:rPr>
-        <w:t xml:space="preserve">  ],</w:t>
-      </w:r>
-    </w:p>
-    <w:p>
-      <w:pPr>
-        <w:shd w:val="clear" w:color="auto" w:fill="F5F5F5"/>
-        <w:spacing w:after="0" w:line="240" w:lineRule="auto"/>
-      </w:pPr>
-      <w:r>
-        <w:rPr>
-          <w:rFonts w:ascii="Consolas" w:hAnsi="Consolas"/>
-          <w:color w:val="333333"/>
-          <w:sz w:val="18"/>
-        </w:rPr>
-        <w:t xml:space="preserve">  "progress": {</w:t>
-      </w:r>
-    </w:p>
-    <w:p>
-      <w:pPr>
-        <w:shd w:val="clear" w:color="auto" w:fill="F5F5F5"/>
-        <w:spacing w:after="0" w:line="240" w:lineRule="auto"/>
-      </w:pPr>
-      <w:r>
-        <w:rPr>
-          <w:rFonts w:ascii="Consolas" w:hAnsi="Consolas"/>
-          <w:color w:val="333333"/>
-          <w:sz w:val="18"/>
-        </w:rPr>
-        <w:t xml:space="preserve">    "courses_completed": 1,</w:t>
-      </w:r>
-    </w:p>
-    <w:p>
-      <w:pPr>
-        <w:shd w:val="clear" w:color="auto" w:fill="F5F5F5"/>
-        <w:spacing w:after="0" w:line="240" w:lineRule="auto"/>
-      </w:pPr>
-      <w:r>
-        <w:rPr>
-          <w:rFonts w:ascii="Consolas" w:hAnsi="Consolas"/>
-          <w:color w:val="333333"/>
-          <w:sz w:val="18"/>
-        </w:rPr>
-        <w:t xml:space="preserve">    "courses_in_progress": 2,</w:t>
-      </w:r>
-    </w:p>
-    <w:p>
-      <w:pPr>
-        <w:shd w:val="clear" w:color="auto" w:fill="F5F5F5"/>
-        <w:spacing w:after="0" w:line="240" w:lineRule="auto"/>
-      </w:pPr>
-      <w:r>
-        <w:rPr>
-          <w:rFonts w:ascii="Consolas" w:hAnsi="Consolas"/>
-          <w:color w:val="333333"/>
-          <w:sz w:val="18"/>
-        </w:rPr>
-        <w:lastRenderedPageBreak/>
-        <w:t xml:space="preserve">    "overall_completion": 0.35</w:t>
-      </w:r>
-    </w:p>
-    <w:p>
-      <w:pPr>
-        <w:shd w:val="clear" w:color="auto" w:fill="F5F5F5"/>
-        <w:spacing w:after="0" w:line="240" w:lineRule="auto"/>
-      </w:pPr>
-      <w:r>
-        <w:rPr>
-          <w:rFonts w:ascii="Consolas" w:hAnsi="Consolas"/>
-          <w:color w:val="333333"/>
-          <w:sz w:val="18"/>
-        </w:rPr>
-        <w:t xml:space="preserve">  },</w:t>
-      </w:r>
-    </w:p>
-    <w:p>
-      <w:pPr>
-        <w:shd w:val="clear" w:color="auto" w:fill="F5F5F5"/>
-        <w:spacing w:after="0" w:line="240" w:lineRule="auto"/>
-      </w:pPr>
-      <w:r>
-        <w:rPr>
-          <w:rFonts w:ascii="Consolas" w:hAnsi="Consolas"/>
-          <w:color w:val="333333"/>
-          <w:sz w:val="18"/>
-        </w:rPr>
-        <w:t xml:space="preserve">  "credentials": [],</w:t>
-      </w:r>
-    </w:p>
-    <w:p>
-      <w:pPr>
-        <w:shd w:val="clear" w:color="auto" w:fill="F5F5F5"/>
-        <w:spacing w:after="0" w:line="240" w:lineRule="auto"/>
-      </w:pPr>
-      <w:r>
-        <w:rPr>
-          <w:rFonts w:ascii="Consolas" w:hAnsi="Consolas"/>
-          <w:color w:val="333333"/>
-          <w:sz w:val="18"/>
-        </w:rPr>
-        <w:t xml:space="preserve">  "curriculum_mapping": []</w:t>
-      </w:r>
-    </w:p>
-    <w:p>
-      <w:pPr>
-        <w:shd w:val="clear" w:color="auto" w:fill="F5F5F5"/>
-        <w:spacing w:after="0" w:line="240" w:lineRule="auto"/>
-      </w:pPr>
-      <w:r>
-        <w:rPr>
-          <w:rFonts w:ascii="Consolas" w:hAnsi="Consolas"/>
-          <w:color w:val="333333"/>
-          <w:sz w:val="18"/>
-        </w:rPr>
-        <w:t>}</w:t>
-      </w:r>
-    </w:p>
-    <w:p>
-      <w:r>
-        <w:rPr>
-          <w:b/>
-        </w:rPr>
-        <w:t>Error (404):</w:t>
-      </w:r>
-    </w:p>
-    <w:p>
-      <w:pPr>
-        <w:shd w:val="clear" w:color="auto" w:fill="F5F5F5"/>
-        <w:spacing w:after="0" w:line="240" w:lineRule="auto"/>
-      </w:pPr>
-      <w:r>
-        <w:rPr>
-          <w:rFonts w:ascii="Consolas" w:hAnsi="Consolas"/>
-          <w:color w:val="333333"/>
-          <w:sz w:val="18"/>
-        </w:rPr>
-        <w:t>{</w:t>
-      </w:r>
-    </w:p>
-    <w:p>
-      <w:pPr>
-        <w:shd w:val="clear" w:color="auto" w:fill="F5F5F5"/>
-        <w:spacing w:after="0" w:line="240" w:lineRule="auto"/>
-      </w:pPr>
-      <w:r>
-        <w:rPr>
-          <w:rFonts w:ascii="Consolas" w:hAnsi="Consolas"/>
-          <w:color w:val="333333"/>
-          <w:sz w:val="18"/>
-        </w:rPr>
-        <w:t xml:space="preserve">  "error": true,</w:t>
-      </w:r>
-    </w:p>
-    <w:p>
-      <w:pPr>
-        <w:shd w:val="clear" w:color="auto" w:fill="F5F5F5"/>
-        <w:spacing w:after="0" w:line="240" w:lineRule="auto"/>
-      </w:pPr>
-      <w:r>
-        <w:rPr>
-          <w:rFonts w:ascii="Consolas" w:hAnsi="Consolas"/>
-          <w:color w:val="333333"/>
-          <w:sz w:val="18"/>
-        </w:rPr>
-        <w:t xml:space="preserve">  "message": "Student not found",</w:t>
-      </w:r>
-    </w:p>
-    <w:p>
-      <w:pPr>
-        <w:shd w:val="clear" w:color="auto" w:fill="F5F5F5"/>
-        <w:spacing w:after="0" w:line="240" w:lineRule="auto"/>
-      </w:pPr>
-      <w:r>
-        <w:rPr>
-          <w:rFonts w:ascii="Consolas" w:hAnsi="Consolas"/>
-          <w:color w:val="333333"/>
-          <w:sz w:val="18"/>
-        </w:rPr>
-        <w:t xml:space="preserve">  "code": "NOT_FOUND"</w:t>
-      </w:r>
-    </w:p>
-    <w:p>
-      <w:pPr>
-        <w:shd w:val="clear" w:color="auto" w:fill="F5F5F5"/>
-        <w:spacing w:after="0" w:line="240" w:lineRule="auto"/>
-      </w:pPr>
-      <w:r>
-        <w:rPr>
-          <w:rFonts w:ascii="Consolas" w:hAnsi="Consolas"/>
-          <w:color w:val="333333"/>
-          <w:sz w:val="18"/>
-        </w:rPr>
-        <w:t>}</w:t>
-      </w:r>
-    </w:p>
-    <w:p>
-      <w:r>
-        <w:rPr>
-          <w:b/>
-        </w:rPr>
-        <w:t>Notes:</w:t>
-      </w:r>
-    </w:p>
-    <w:p>
-      <w:pPr>
-        <w:pStyle w:val="ListBullet"/>
-      </w:pPr>
-      <w:r>
-        <w:t>Enrolment data is fetched from the Enrolment Service's student detail endpoint (</w:t>
-      </w:r>
-      <w:r>
-        <w:rPr>
-          <w:rFonts w:ascii="Consolas" w:hAnsi="Consolas"/>
-          <w:sz w:val="19"/>
-        </w:rPr>
-        <w:t>/api/school/enrolments/students/{studentId}</w:t>
-      </w:r>
-      <w:r>
-        <w:t xml:space="preserve">), querying directly by student ID. If the Enrolment Service is unavailable, </w:t>
-      </w:r>
-      <w:r>
-        <w:rPr>
-          <w:rFonts w:ascii="Consolas" w:hAnsi="Consolas"/>
-          <w:sz w:val="19"/>
-        </w:rPr>
-        <w:t>enrolments</w:t>
-      </w:r>
-      <w:r>
-        <w:t xml:space="preserve"> will be empty.</w:t>
-      </w:r>
-    </w:p>
-    <w:p>
-      <w:r>
-        <w:rPr>
-          <w:b/>
-        </w:rPr>
-        <w:t>Integration dependencies:</w:t>
-      </w:r>
-    </w:p>
-    <w:p>
-      <w:pPr>
-        <w:pStyle w:val="ListBullet"/>
-      </w:pPr>
-      <w:r>
-        <w:rPr>
-          <w:rFonts w:ascii="Consolas" w:hAnsi="Consolas"/>
-          <w:sz w:val="19"/>
-        </w:rPr>
-        <w:t>progress</w:t>
-      </w:r>
-      <w:r>
-        <w:t xml:space="preserve"> values are hardcoded (</w:t>
-      </w:r>
-      <w:r>
-        <w:rPr>
-          <w:rFonts w:ascii="Consolas" w:hAnsi="Consolas"/>
-          <w:sz w:val="19"/>
-        </w:rPr>
-        <w:t>courses_completed: 1</w:t>
-      </w:r>
-      <w:r>
-        <w:t xml:space="preserve">, </w:t>
-      </w:r>
-      <w:r>
-        <w:rPr>
-          <w:rFonts w:ascii="Consolas" w:hAnsi="Consolas"/>
-          <w:sz w:val="19"/>
-        </w:rPr>
-        <w:t>courses_in_progress: 2</w:t>
-      </w:r>
-      <w:r>
-        <w:t xml:space="preserve">, </w:t>
-      </w:r>
-      <w:r>
-        <w:rPr>
-          <w:rFonts w:ascii="Consolas" w:hAnsi="Consolas"/>
-          <w:sz w:val="19"/>
-        </w:rPr>
-        <w:t>overall_completion: 0.35</w:t>
-      </w:r>
-      <w:r>
-        <w:t>). Real progress data depends on Team Papa's Course Service.</w:t>
-      </w:r>
-    </w:p>
-    <w:p>
-      <w:pPr>
-        <w:pStyle w:val="ListBullet"/>
-      </w:pPr>
-      <w:r>
-        <w:rPr>
-          <w:rFonts w:ascii="Consolas" w:hAnsi="Consolas"/>
-          <w:sz w:val="19"/>
-        </w:rPr>
-        <w:t>credentials</w:t>
-      </w:r>
-      <w:r>
-        <w:t xml:space="preserve"> and </w:t>
-      </w:r>
-      <w:r>
-        <w:rPr>
-          <w:rFonts w:ascii="Consolas" w:hAnsi="Consolas"/>
-          <w:sz w:val="19"/>
-        </w:rPr>
-        <w:t>curriculum_mapping</w:t>
-      </w:r>
-      <w:r>
-        <w:t xml:space="preserve"> come from a mock provider (</w:t>
-      </w:r>
-      <w:r>
-        <w:rPr>
-          <w:rFonts w:ascii="Consolas" w:hAnsi="Consolas"/>
-          <w:sz w:val="19"/>
-        </w:rPr>
-        <w:t>MockCredentialDataProvider</w:t>
-      </w:r>
-      <w:r>
-        <w:t xml:space="preserve"> implementing </w:t>
-      </w:r>
-      <w:r>
-        <w:rPr>
-          <w:rFonts w:ascii="Consolas" w:hAnsi="Consolas"/>
-          <w:sz w:val="19"/>
-        </w:rPr>
-        <w:t>CredentialDataProviderInterface</w:t>
-      </w:r>
-      <w:r>
-        <w:t>) and return empty arrays. Real data depends on Karl's credential engine.</w:t>
-      </w:r>
-    </w:p>
-    <w:p>
-      <w:pPr>
-        <w:pStyle w:val="ListBullet"/>
-      </w:pPr>
-      <w:r>
-        <w:t>See the "Integration Requests" section below for details.</w:t>
-      </w:r>
-    </w:p>
-    <w:p>
-      <w:pPr>
-        <w:pStyle w:val="Heading3"/>
-      </w:pPr>
-      <w:r>
-        <w:rPr>
-          <w:color w:val="333333"/>
-        </w:rPr>
-        <w:t>PoS Coverage (R3 Reporting)</w:t>
-      </w:r>
-    </w:p>
-    <w:p>
-      <w:pPr>
-        <w:shd w:val="clear" w:color="auto" w:fill="F5F5F5"/>
-        <w:spacing w:after="0" w:line="240" w:lineRule="auto"/>
-      </w:pPr>
-      <w:r>
-        <w:rPr>
-          <w:rFonts w:ascii="Consolas" w:hAnsi="Consolas"/>
-          <w:color w:val="333333"/>
-          <w:sz w:val="18"/>
-        </w:rPr>
-        <w:t>GET /api/school/dashboard/reporting/pos-coverage</w:t>
-      </w:r>
-    </w:p>
-    <w:p>
-      <w:r>
-        <w:t>Returns Alberta Program of Studies curriculum coverage data per student. Admin and teacher only (students/parents get 403).</w:t>
-      </w:r>
-    </w:p>
-    <w:p>
-      <w:r>
-        <w:rPr>
-          <w:b/>
-        </w:rPr>
-        <w:t>Headers:</w:t>
-      </w:r>
-    </w:p>
-    <w:p>
-      <w:pPr>
-        <w:pStyle w:val="ListBullet"/>
-      </w:pPr>
-      <w:r>
-        <w:rPr>
-          <w:rFonts w:ascii="Consolas" w:hAnsi="Consolas"/>
-          <w:sz w:val="19"/>
-        </w:rPr>
-        <w:t>Authorization: Bearer {token}</w:t>
-      </w:r>
-      <w:r>
-        <w:t xml:space="preserve"> (required)</w:t>
-      </w:r>
-    </w:p>
-    <w:p>
-      <w:r>
-        <w:rPr>
-          <w:b/>
-        </w:rPr>
-        <w:t>Response (200):</w:t>
-      </w:r>
-    </w:p>
-    <w:p>
-      <w:pPr>
-        <w:shd w:val="clear" w:color="auto" w:fill="F5F5F5"/>
-        <w:spacing w:after="0" w:line="240" w:lineRule="auto"/>
-      </w:pPr>
-      <w:r>
-        <w:rPr>
-          <w:rFonts w:ascii="Consolas" w:hAnsi="Consolas"/>
-          <w:color w:val="333333"/>
-          <w:sz w:val="18"/>
-        </w:rPr>
-        <w:t>{</w:t>
-      </w:r>
-    </w:p>
-    <w:p>
-      <w:pPr>
-        <w:shd w:val="clear" w:color="auto" w:fill="F5F5F5"/>
-        <w:spacing w:after="0" w:line="240" w:lineRule="auto"/>
-      </w:pPr>
-      <w:r>
-        <w:rPr>
-          <w:rFonts w:ascii="Consolas" w:hAnsi="Consolas"/>
-          <w:color w:val="333333"/>
-          <w:sz w:val="18"/>
-        </w:rPr>
-        <w:t xml:space="preserve">  "school_id": 1,</w:t>
-      </w:r>
-    </w:p>
-    <w:p>
-      <w:pPr>
-        <w:shd w:val="clear" w:color="auto" w:fill="F5F5F5"/>
-        <w:spacing w:after="0" w:line="240" w:lineRule="auto"/>
-      </w:pPr>
-      <w:r>
-        <w:rPr>
-          <w:rFonts w:ascii="Consolas" w:hAnsi="Consolas"/>
-          <w:color w:val="333333"/>
-          <w:sz w:val="18"/>
-        </w:rPr>
-        <w:t xml:space="preserve">  "pos_areas": ["Business Studies", "CTF Design Studies", "CALM"],</w:t>
-      </w:r>
-    </w:p>
-    <w:p>
-      <w:pPr>
-        <w:shd w:val="clear" w:color="auto" w:fill="F5F5F5"/>
-        <w:spacing w:after="0" w:line="240" w:lineRule="auto"/>
-      </w:pPr>
-      <w:r>
-        <w:rPr>
-          <w:rFonts w:ascii="Consolas" w:hAnsi="Consolas"/>
-          <w:color w:val="333333"/>
-          <w:sz w:val="18"/>
-        </w:rPr>
-        <w:t xml:space="preserve">  "student_coverage": [</w:t>
-      </w:r>
-    </w:p>
-    <w:p>
-      <w:pPr>
-        <w:shd w:val="clear" w:color="auto" w:fill="F5F5F5"/>
-        <w:spacing w:after="0" w:line="240" w:lineRule="auto"/>
-      </w:pPr>
-      <w:r>
-        <w:rPr>
-          <w:rFonts w:ascii="Consolas" w:hAnsi="Consolas"/>
-          <w:color w:val="333333"/>
-          <w:sz w:val="18"/>
-        </w:rPr>
-        <w:t xml:space="preserve">    {</w:t>
-      </w:r>
-    </w:p>
-    <w:p>
-      <w:pPr>
-        <w:shd w:val="clear" w:color="auto" w:fill="F5F5F5"/>
-        <w:spacing w:after="0" w:line="240" w:lineRule="auto"/>
-      </w:pPr>
-      <w:r>
-        <w:rPr>
-          <w:rFonts w:ascii="Consolas" w:hAnsi="Consolas"/>
-          <w:color w:val="333333"/>
-          <w:sz w:val="18"/>
-        </w:rPr>
-        <w:t xml:space="preserve">      "student_id": 3,</w:t>
-      </w:r>
-    </w:p>
-    <w:p>
-      <w:pPr>
-        <w:shd w:val="clear" w:color="auto" w:fill="F5F5F5"/>
-        <w:spacing w:after="0" w:line="240" w:lineRule="auto"/>
-      </w:pPr>
-      <w:r>
-        <w:rPr>
-          <w:rFonts w:ascii="Consolas" w:hAnsi="Consolas"/>
-          <w:color w:val="333333"/>
-          <w:sz w:val="18"/>
-        </w:rPr>
-        <w:t xml:space="preserve">      "name": "Alice Student",</w:t>
-      </w:r>
-    </w:p>
-    <w:p>
-      <w:pPr>
-        <w:shd w:val="clear" w:color="auto" w:fill="F5F5F5"/>
-        <w:spacing w:after="0" w:line="240" w:lineRule="auto"/>
-      </w:pPr>
-      <w:r>
-        <w:rPr>
-          <w:rFonts w:ascii="Consolas" w:hAnsi="Consolas"/>
-          <w:color w:val="333333"/>
-          <w:sz w:val="18"/>
-        </w:rPr>
-        <w:t xml:space="preserve">      "coverage": {</w:t>
-      </w:r>
-    </w:p>
-    <w:p>
-      <w:pPr>
-        <w:shd w:val="clear" w:color="auto" w:fill="F5F5F5"/>
-        <w:spacing w:after="0" w:line="240" w:lineRule="auto"/>
-      </w:pPr>
-      <w:r>
-        <w:rPr>
-          <w:rFonts w:ascii="Consolas" w:hAnsi="Consolas"/>
-          <w:color w:val="333333"/>
-          <w:sz w:val="18"/>
-        </w:rPr>
-        <w:t xml:space="preserve">        "Business Studies": 0.0,</w:t>
-      </w:r>
-    </w:p>
-    <w:p>
-      <w:pPr>
-        <w:shd w:val="clear" w:color="auto" w:fill="F5F5F5"/>
-        <w:spacing w:after="0" w:line="240" w:lineRule="auto"/>
-      </w:pPr>
-      <w:r>
-        <w:rPr>
-          <w:rFonts w:ascii="Consolas" w:hAnsi="Consolas"/>
-          <w:color w:val="333333"/>
-          <w:sz w:val="18"/>
-        </w:rPr>
-        <w:t xml:space="preserve">        "CTF Design Studies": 0.0,</w:t>
-      </w:r>
-    </w:p>
-    <w:p>
-      <w:pPr>
-        <w:shd w:val="clear" w:color="auto" w:fill="F5F5F5"/>
-        <w:spacing w:after="0" w:line="240" w:lineRule="auto"/>
-      </w:pPr>
-      <w:r>
-        <w:rPr>
-          <w:rFonts w:ascii="Consolas" w:hAnsi="Consolas"/>
-          <w:color w:val="333333"/>
-          <w:sz w:val="18"/>
-        </w:rPr>
-        <w:t xml:space="preserve">        "CALM": 0.0</w:t>
-      </w:r>
-    </w:p>
-    <w:p>
-      <w:pPr>
-        <w:shd w:val="clear" w:color="auto" w:fill="F5F5F5"/>
-        <w:spacing w:after="0" w:line="240" w:lineRule="auto"/>
-      </w:pPr>
-      <w:r>
-        <w:rPr>
-          <w:rFonts w:ascii="Consolas" w:hAnsi="Consolas"/>
-          <w:color w:val="333333"/>
-          <w:sz w:val="18"/>
-        </w:rPr>
-        <w:t xml:space="preserve">      }</w:t>
-      </w:r>
-    </w:p>
-    <w:p>
-      <w:pPr>
-        <w:shd w:val="clear" w:color="auto" w:fill="F5F5F5"/>
-        <w:spacing w:after="0" w:line="240" w:lineRule="auto"/>
-      </w:pPr>
-      <w:r>
-        <w:rPr>
-          <w:rFonts w:ascii="Consolas" w:hAnsi="Consolas"/>
-          <w:color w:val="333333"/>
-          <w:sz w:val="18"/>
-        </w:rPr>
-        <w:t xml:space="preserve">    }</w:t>
-      </w:r>
-    </w:p>
-    <w:p>
-      <w:pPr>
-        <w:shd w:val="clear" w:color="auto" w:fill="F5F5F5"/>
-        <w:spacing w:after="0" w:line="240" w:lineRule="auto"/>
-      </w:pPr>
-      <w:r>
-        <w:rPr>
-          <w:rFonts w:ascii="Consolas" w:hAnsi="Consolas"/>
-          <w:color w:val="333333"/>
-          <w:sz w:val="18"/>
-        </w:rPr>
-        <w:t xml:space="preserve">  ],</w:t>
-      </w:r>
-    </w:p>
-    <w:p>
-      <w:pPr>
-        <w:shd w:val="clear" w:color="auto" w:fill="F5F5F5"/>
-        <w:spacing w:after="0" w:line="240" w:lineRule="auto"/>
-      </w:pPr>
-      <w:r>
-        <w:rPr>
-          <w:rFonts w:ascii="Consolas" w:hAnsi="Consolas"/>
-          <w:color w:val="333333"/>
-          <w:sz w:val="18"/>
-        </w:rPr>
-        <w:t xml:space="preserve">  "school_averages": {</w:t>
-      </w:r>
-    </w:p>
-    <w:p>
-      <w:pPr>
-        <w:shd w:val="clear" w:color="auto" w:fill="F5F5F5"/>
-        <w:spacing w:after="0" w:line="240" w:lineRule="auto"/>
-      </w:pPr>
-      <w:r>
-        <w:rPr>
-          <w:rFonts w:ascii="Consolas" w:hAnsi="Consolas"/>
-          <w:color w:val="333333"/>
-          <w:sz w:val="18"/>
-        </w:rPr>
-        <w:t xml:space="preserve">    "Business Studies": 0.0,</w:t>
-      </w:r>
-    </w:p>
-    <w:p>
-      <w:pPr>
-        <w:shd w:val="clear" w:color="auto" w:fill="F5F5F5"/>
-        <w:spacing w:after="0" w:line="240" w:lineRule="auto"/>
-      </w:pPr>
-      <w:r>
-        <w:rPr>
-          <w:rFonts w:ascii="Consolas" w:hAnsi="Consolas"/>
-          <w:color w:val="333333"/>
-          <w:sz w:val="18"/>
-        </w:rPr>
-        <w:t xml:space="preserve">    "CTF Design Studies": 0.0,</w:t>
-      </w:r>
-    </w:p>
-    <w:p>
-      <w:pPr>
-        <w:shd w:val="clear" w:color="auto" w:fill="F5F5F5"/>
-        <w:spacing w:after="0" w:line="240" w:lineRule="auto"/>
-      </w:pPr>
-      <w:r>
-        <w:rPr>
-          <w:rFonts w:ascii="Consolas" w:hAnsi="Consolas"/>
-          <w:color w:val="333333"/>
-          <w:sz w:val="18"/>
-        </w:rPr>
-        <w:t xml:space="preserve">    "CALM": 0.0</w:t>
-      </w:r>
-    </w:p>
-    <w:p>
-      <w:pPr>
-        <w:shd w:val="clear" w:color="auto" w:fill="F5F5F5"/>
-        <w:spacing w:after="0" w:line="240" w:lineRule="auto"/>
-      </w:pPr>
-      <w:r>
-        <w:rPr>
-          <w:rFonts w:ascii="Consolas" w:hAnsi="Consolas"/>
-          <w:color w:val="333333"/>
-          <w:sz w:val="18"/>
-        </w:rPr>
-        <w:t xml:space="preserve">  }</w:t>
-      </w:r>
-    </w:p>
-    <w:p>
-      <w:pPr>
-        <w:shd w:val="clear" w:color="auto" w:fill="F5F5F5"/>
-        <w:spacing w:after="0" w:line="240" w:lineRule="auto"/>
-      </w:pPr>
-      <w:r>
-        <w:rPr>
-          <w:rFonts w:ascii="Consolas" w:hAnsi="Consolas"/>
-          <w:color w:val="333333"/>
-          <w:sz w:val="18"/>
-        </w:rPr>
-        <w:t>}</w:t>
-      </w:r>
-    </w:p>
-    <w:p>
-      <w:r>
-        <w:rPr>
-          <w:b/>
-        </w:rPr>
-        <w:lastRenderedPageBreak/>
         <w:t>Integration dependency:</w:t>
       </w:r>
       <w:r>
@@ -13561,6 +13488,7 @@
           <w:color w:val="333333"/>
           <w:sz w:val="18"/>
         </w:rPr>
+        <w:lastRenderedPageBreak/>
         <w:t>{</w:t>
       </w:r>
     </w:p>
@@ -14058,7 +13986,6 @@
           <w:color w:val="333333"/>
           <w:sz w:val="18"/>
         </w:rPr>
-        <w:lastRenderedPageBreak/>
         <w:t xml:space="preserve">    {</w:t>
       </w:r>
     </w:p>
@@ -14200,6 +14127,7 @@
         <w:rPr>
           <w:b/>
         </w:rPr>
+        <w:lastRenderedPageBreak/>
         <w:t>Headers:</w:t>
       </w:r>
     </w:p>
@@ -14478,25 +14406,21 @@
       </w:r>
     </w:p>
     <w:p>
-      <w:pPr/>
       <w:r>
         <w:t>All endpoints use a consistent response envelope:</w:t>
       </w:r>
     </w:p>
     <w:p>
-      <w:pPr/>
       <w:r>
         <w:t>Success (list): { "data": [...], "meta": { "current_page": 1, "last_page": 1, "per_page": 15, "total": 3 } }</w:t>
       </w:r>
     </w:p>
     <w:p>
-      <w:pPr/>
       <w:r>
         <w:t>Success (single): { "id": 1, "name": "Cohort A", "status": "active", ... }</w:t>
       </w:r>
     </w:p>
     <w:p>
-      <w:pPr/>
       <w:r>
         <w:t>Error: { "error": true, "message": "Human-readable message", "code": "MACHINE_READABLE_CODE" }</w:t>
       </w:r>
@@ -14510,7 +14434,6 @@
       </w:r>
     </w:p>
     <w:p>
-      <w:pPr/>
       <w:r>
         <w:t>Delta owns school administration data: experiences, cohorts, enrolments, and the admin dashboard. Delta does NOT own student activity, profile, gamification, messaging, or venture data.</w:t>
       </w:r>
@@ -14584,6 +14507,7 @@
         <w:pStyle w:val="Heading3"/>
       </w:pPr>
       <w:r>
+        <w:lastRenderedPageBreak/>
         <w:t>Data Delta does NOT provide</w:t>
       </w:r>
     </w:p>
@@ -14668,7 +14592,6 @@
       </w:r>
     </w:p>
     <w:p>
-      <w:pPr/>
       <w:r>
         <w:t>Delta uses the Strategy pattern for all external dependencies. When your real service is ready, swap the binding in AppServiceProvider -- no controller code changes needed:</w:t>
       </w:r>
@@ -14714,27 +14637,28 @@
       </w:r>
     </w:p>
     <w:p>
-      <w:pPr>
-        <w:pStyle w:val="Normal"/>
-      </w:pPr>
       <w:r>
         <w:t>Delta requires this decision before production auth middleware can be implemented.</w:t>
       </w:r>
     </w:p>
     <w:p>
-      <w:pPr>
-        <w:pStyle w:val="Normal"/>
-      </w:pPr>
-      <w:r>
-        <w:t xml:space="preserve">7. SHARED DB vs PER-SERVICE DB: All three Delta services currently share one PostgreSQL database. Matt and Karl must decide: (a) keep shared DB with schema-level isolation, (b) separate databases per service with data sync, or (c) another approach. This affects how Quebec’s user management integrates with Delta’s read-heavy user queries.</w:t>
-      </w:r>
-    </w:p>
-    <w:p>
-      <w:pPr>
-        <w:pStyle w:val="Normal"/>
-      </w:pPr>
-      <w:r>
-        <w:t xml:space="preserve">8. INTER-SERVICE EVENT PATTERN: Delta dispatches internal Laravel events (StudentEnrolled, StudentRemoved) for its own Observer pattern. For cross-service communication (e.g., notifying Papa when a cohort is activated, or receiving course updates from Papa), Matt must decide: REST webhooks, message queue (RabbitMQ/SQS), or database polling. This blocks items 12 and 16 below.</w:t>
+      <w:r>
+        <w:t>1</w:t>
+      </w:r>
+      <w:r>
+        <w:t>. SHARED DB vs PER-SERVICE DB: All three Delta services currently share one PostgreSQL database. Matt and Karl must decide: (a) keep shared DB with schema-level isolation, (b) separate databases per service with data sync, or (c) another approach. This affects how Quebec’s user management integrates with Delta’s read-heavy user queries.</w:t>
+      </w:r>
+    </w:p>
+    <w:p>
+      <w:r>
+        <w:t>2</w:t>
+      </w:r>
+      <w:r>
+        <w:t xml:space="preserve">. INTER-SERVICE EVENT PATTERN: Delta dispatches internal Laravel events (StudentEnrolled, StudentRemoved) for its own Observer pattern. For cross-service communication (e.g., notifying Papa </w:t>
+      </w:r>
+      <w:r>
+        <w:lastRenderedPageBreak/>
+        <w:t>when a cohort is activated, or receiving course updates from Papa), Matt must decide: REST webhooks, message queue (RabbitMQ/SQS), or database polling. This blocks items 12 and 16 below.</w:t>
       </w:r>
     </w:p>
     <w:p>
@@ -14746,35 +14670,35 @@
       </w:r>
     </w:p>
     <w:p>
-      <w:pPr>
-        <w:pStyle w:val="Normal"/>
-      </w:pPr>
-      <w:r>
-        <w:t xml:space="preserve">9. PARENT MODEL TRANSITION: Delta currently uses parent_of FK on users table (one child per parent). Karl’s canonical schema defines parent_student_links table (many-to-many). Quebec must provide: (a) table schema for parent_student_links, (b) migration timeline, (c) whether COPPA consent is tracked in this table. Delta will update EnrolmentController’s parent scoping logic when the link table is available.</w:t>
-      </w:r>
-    </w:p>
-    <w:p>
-      <w:pPr>
-        <w:pStyle w:val="Normal"/>
-      </w:pPr>
-      <w:r>
-        <w:t xml:space="preserve">10. SCHOOL ONBOARDING FLOW: Delta has no POST /schools endpoint. Karl owns onboarding per workpacks, but the mechanism for new school records appearing in Delta’s database is undefined. Delta’s SchoolScope silently returns empty results for unknown school_ids, so a missing school won’t error — it just looks empty.</w:t>
-      </w:r>
-    </w:p>
-    <w:p>
-      <w:pPr>
-        <w:pStyle w:val="Normal"/>
-      </w:pPr>
-      <w:r>
-        <w:t xml:space="preserve">11. USERS TABLE OWNERSHIP: Quebec owns user CRUD in production. Delta queries the users table on nearly every request (Auth::user(), SchoolScope, student lookups). If the production architecture separates databases, Delta needs either read-only access to a synced users table or a Quebec API endpoint for user resolution. This must be decided alongside item 7.</w:t>
-      </w:r>
-    </w:p>
-    <w:p>
-      <w:pPr>
-        <w:pStyle w:val="Normal"/>
-      </w:pPr>
-      <w:r>
-        <w:t xml:space="preserve">12. PARENT CHILDREN ENDPOINT: No API endpoint returns which children a parent user is linked to. Romeo needs GET /users/me/children or similar for a "Select Child" dropdown. Quebec owns the parent–student relationship data; Delta can proxy this once Quebec’s endpoint exists.</w:t>
+      <w:r>
+        <w:t>3</w:t>
+      </w:r>
+      <w:r>
+        <w:t>. PARENT MODEL TRANSITION: Delta currently uses parent_of FK on users table (one child per parent). Karl’s canonical schema defines parent_student_links table (many-to-many). Quebec must provide: (a) table schema for parent_student_links, (b) migration timeline, (c) whether COPPA consent is tracked in this table. Delta will update EnrolmentController’s parent scoping logic when the link table is available.</w:t>
+      </w:r>
+    </w:p>
+    <w:p>
+      <w:r>
+        <w:t>4</w:t>
+      </w:r>
+      <w:r>
+        <w:t>. SCHOOL ONBOARDING FLOW: Delta has no POST /schools endpoint. Karl owns onboarding per workpacks, but the mechanism for new school records appearing in Delta’s database is undefined. Delta’s SchoolScope silently returns empty results for unknown school_ids, so a missing school won’t error — it just looks empty.</w:t>
+      </w:r>
+    </w:p>
+    <w:p>
+      <w:r>
+        <w:t>5</w:t>
+      </w:r>
+      <w:r>
+        <w:t>. USERS TABLE OWNERSHIP: Quebec owns user CRUD in production. Delta queries the users table on nearly every request (Auth::user(), SchoolScope, student lookups). If the production architecture separates databases, Delta needs either read-only access to a synced users table or a Quebec API endpoint for user resolution. This must be decided alongside item 7.</w:t>
+      </w:r>
+    </w:p>
+    <w:p>
+      <w:r>
+        <w:t>6</w:t>
+      </w:r>
+      <w:r>
+        <w:t>. PARENT CHILDREN ENDPOINT: No API endpoint returns which children a parent user is linked to. Romeo needs GET /users/me/children or similar for a "Select Child" dropdown. Quebec owns the parent–student relationship data; Delta can proxy this once Quebec’s endpoint exists.</w:t>
       </w:r>
     </w:p>
     <w:p>
@@ -14786,19 +14710,19 @@
       </w:r>
     </w:p>
     <w:p>
-      <w:pPr>
-        <w:pStyle w:val="Normal"/>
-      </w:pPr>
-      <w:r>
-        <w:t xml:space="preserve">13. COURSE LIFECYCLE EVENTS: No mechanism exists for Papa to notify Delta when a course is renamed, archived, or deleted. Delta stores course_id as a plain integer in experience_courses. If Papa deletes a course, Delta’s API returns "Unknown" for the course name. Needs: webhook/event from Papa when courses change, or a "soft delete with archival" policy. Depends on item 8 (event pattern).</w:t>
-      </w:r>
-    </w:p>
-    <w:p>
-      <w:pPr>
-        <w:pStyle w:val="Normal"/>
-      </w:pPr>
-      <w:r>
-        <w:t xml:space="preserve">14. COURSE HIERARCHY DEPTH: Delta’s CourseDataProviderInterface returns Course → Block (2 levels). Workpacks define Course → Block → Node → ActivityCard (4 levels). Papa must clarify: (a) should Delta’s mock add Node and ActivityCard levels now, or (b) will the real provider return a flat blocks array and let the frontend fetch deeper levels directly from Papa?</w:t>
+      <w:r>
+        <w:t>7</w:t>
+      </w:r>
+      <w:r>
+        <w:t>. COURSE LIFECYCLE EVENTS: No mechanism exists for Papa to notify Delta when a course is renamed, archived, or deleted. Delta stores course_id as a plain integer in experience_courses. If Papa deletes a course, Delta’s API returns "Unknown" for the course name. Needs: webhook/event from Papa when courses change, or a "soft delete with archival" policy. Depends on item 8 (event pattern).</w:t>
+      </w:r>
+    </w:p>
+    <w:p>
+      <w:r>
+        <w:t>8</w:t>
+      </w:r>
+      <w:r>
+        <w:t>. COURSE HIERARCHY DEPTH: Delta’s CourseDataProviderInterface returns Course → Block (2 levels). Workpacks define Course → Block → Node → ActivityCard (4 levels). Papa must clarify: (a) should Delta’s mock add Node and ActivityCard levels now, or (b) will the real provider return a flat blocks array and let the frontend fetch deeper levels directly from Papa?</w:t>
       </w:r>
     </w:p>
     <w:p>
@@ -14810,11 +14734,27 @@
       </w:r>
     </w:p>
     <w:p>
-      <w:pPr>
-        <w:pStyle w:val="Normal"/>
-      </w:pPr>
-      <w:r>
-        <w:t xml:space="preserve">15. COPPA CONSENT: Not addressed in any workpack or the codebase. If the platform serves students under 13 (primary school), COPPA or equivalent regulations may require verifiable parental consent before storing student data. Eva needs to advise whether consent tracking is required, and if so, which service owns it.</w:t>
+      <w:r>
+        <w:t>9</w:t>
+      </w:r>
+      <w:r>
+        <w:t>. COPPA CONSENT: Not addressed in any workpack or the codebase. If the platform serves students under 13 (primary school), COPPA or equivalent regulations may require verifiable parental consent before storing student data. Eva needs to advise whether consent tracking is required, and if so, which service owns it.</w:t>
+      </w:r>
+    </w:p>
+    <w:p>
+      <w:pPr>
+        <w:pStyle w:val="Heading2"/>
+      </w:pPr>
+      <w:r>
+        <w:rPr>
+          <w:color w:val="222222"/>
+        </w:rPr>
+        <w:t>Integration Requests -- What We Need From Other Teams</w:t>
+      </w:r>
+    </w:p>
+    <w:p>
+      <w:r>
+        <w:t>This section documents the external data that Team Delta currently mocks, organized by responsible team. Each item specifies the interface defined in our codebase, the response shape required, and which Delta endpoints depend on it.</w:t>
       </w:r>
     </w:p>
     <w:p>
@@ -14822,41 +14762,10 @@
         <w:pStyle w:val="Heading3"/>
       </w:pPr>
       <w:r>
-        <w:t>Internal Delta (No External Dependency)</w:t>
-      </w:r>
-    </w:p>
-    <w:p>
-      <w:pPr>
-        <w:pStyle w:val="Normal"/>
-      </w:pPr>
-      <w:r>
-        <w:t xml:space="preserve">16. THREE STUDENT DETAIL ENDPOINTS: GET /dashboard/students/{id}, GET /enrolments/students/{id}, and GET /experiences/{id}/students/{id} return different data shapes for the same student. This is an internal design cleanup — consider consolidating or clearly documenting which endpoint serves which use case.</w:t>
-      </w:r>
-    </w:p>
-    <w:p>
-      <w:pPr>
-        <w:pStyle w:val="Heading2"/>
-      </w:pPr>
-      <w:r>
-        <w:rPr>
-          <w:color w:val="222222"/>
-        </w:rPr>
-        <w:t>Integration Requests -- What We Need From Other Teams</w:t>
-      </w:r>
-    </w:p>
-    <w:p>
-      <w:r>
-        <w:t>This section documents the external data that Team Delta currently mocks, organized by responsible team. Each item specifies the interface defined in our codebase, the response shape required, and which Delta endpoints depend on it.</w:t>
-      </w:r>
-    </w:p>
-    <w:p>
-      <w:pPr>
-        <w:pStyle w:val="Heading3"/>
-      </w:pPr>
-      <w:r>
-        <w:rPr>
-          <w:color w:val="333333"/>
-        </w:rPr>
+        <w:rPr>
+          <w:color w:val="333333"/>
+        </w:rPr>
+        <w:lastRenderedPageBreak/>
         <w:t>Team Papa (Course Service)</w:t>
       </w:r>
     </w:p>
@@ -14886,7 +14795,6 @@
         <w:rPr>
           <w:b/>
         </w:rPr>
-        <w:lastRenderedPageBreak/>
         <w:t>Interface already defined:</w:t>
       </w:r>
       <w:r>
@@ -14986,7 +14894,7 @@
         <w:rPr>
           <w:b/>
         </w:rPr>
-        <w:t>Suggested endpoint:</w:t>
+        <w:t>Ideal endpoint:</w:t>
       </w:r>
       <w:r>
         <w:t xml:space="preserve"> </w:t>
@@ -15386,6 +15294,7 @@
     </w:p>
     <w:p>
       <w:r>
+        <w:lastRenderedPageBreak/>
         <w:t>What we currently mock: MockStudentProgressProvider in dashboard-service/app/Services/MockStudentProgressProvider.php, which returns hardcoded zeroes for all progress metrics.</w:t>
       </w:r>
     </w:p>
@@ -15482,7 +15391,7 @@
         <w:rPr>
           <w:b/>
         </w:rPr>
-        <w:t>Suggested endpoint:</w:t>
+        <w:t>Ideal endpoint:</w:t>
       </w:r>
       <w:r>
         <w:t xml:space="preserve"> </w:t>
@@ -15543,7 +15452,6 @@
           <w:color w:val="333333"/>
           <w:sz w:val="18"/>
         </w:rPr>
-        <w:lastRenderedPageBreak/>
         <w:t xml:space="preserve">  "courses_completed": 2,</w:t>
       </w:r>
     </w:p>
@@ -15861,7 +15769,7 @@
         <w:rPr>
           <w:b/>
         </w:rPr>
-        <w:t>Suggested endpoint:</w:t>
+        <w:t>Ideal endpoint:</w:t>
       </w:r>
       <w:r>
         <w:t xml:space="preserve"> </w:t>
@@ -16024,6 +15932,7 @@
           <w:rFonts w:ascii="Consolas" w:hAnsi="Consolas"/>
           <w:sz w:val="19"/>
         </w:rPr>
+        <w:lastRenderedPageBreak/>
         <w:t>GET /api/school/dashboard/widgets/engagement_chart</w:t>
       </w:r>
       <w:r>
@@ -16174,7 +16083,7 @@
         <w:rPr>
           <w:b/>
         </w:rPr>
-        <w:t>Suggested endpoint:</w:t>
+        <w:t>Ideal endpoint:</w:t>
       </w:r>
       <w:r>
         <w:t xml:space="preserve"> </w:t>
@@ -16563,6 +16472,7 @@
         <w:rPr>
           <w:color w:val="333333"/>
         </w:rPr>
+        <w:lastRenderedPageBreak/>
         <w:t>2. PoS (Program of Study) Curriculum Mappings</w:t>
       </w:r>
     </w:p>
@@ -16642,7 +16552,7 @@
         <w:rPr>
           <w:b/>
         </w:rPr>
-        <w:t>Suggested endpoint:</w:t>
+        <w:t>Ideal endpoint:</w:t>
       </w:r>
       <w:r>
         <w:t xml:space="preserve"> </w:t>
@@ -16689,176 +16599,437 @@
           <w:color w:val="333333"/>
           <w:sz w:val="18"/>
         </w:rPr>
+        <w:t xml:space="preserve">  "student_id": 3,</w:t>
+      </w:r>
+    </w:p>
+    <w:p>
+      <w:pPr>
+        <w:shd w:val="clear" w:color="auto" w:fill="F5F5F5"/>
+        <w:spacing w:after="0" w:line="240" w:lineRule="auto"/>
+      </w:pPr>
+      <w:r>
+        <w:rPr>
+          <w:rFonts w:ascii="Consolas" w:hAnsi="Consolas"/>
+          <w:color w:val="333333"/>
+          <w:sz w:val="18"/>
+        </w:rPr>
+        <w:t xml:space="preserve">  "coverage": {</w:t>
+      </w:r>
+    </w:p>
+    <w:p>
+      <w:pPr>
+        <w:shd w:val="clear" w:color="auto" w:fill="F5F5F5"/>
+        <w:spacing w:after="0" w:line="240" w:lineRule="auto"/>
+      </w:pPr>
+      <w:r>
+        <w:rPr>
+          <w:rFonts w:ascii="Consolas" w:hAnsi="Consolas"/>
+          <w:color w:val="333333"/>
+          <w:sz w:val="18"/>
+        </w:rPr>
+        <w:t xml:space="preserve">    "Business Studies": 0.45,</w:t>
+      </w:r>
+    </w:p>
+    <w:p>
+      <w:pPr>
+        <w:shd w:val="clear" w:color="auto" w:fill="F5F5F5"/>
+        <w:spacing w:after="0" w:line="240" w:lineRule="auto"/>
+      </w:pPr>
+      <w:r>
+        <w:rPr>
+          <w:rFonts w:ascii="Consolas" w:hAnsi="Consolas"/>
+          <w:color w:val="333333"/>
+          <w:sz w:val="18"/>
+        </w:rPr>
+        <w:t xml:space="preserve">    "CTF Design Studies": 0.30,</w:t>
+      </w:r>
+    </w:p>
+    <w:p>
+      <w:pPr>
+        <w:shd w:val="clear" w:color="auto" w:fill="F5F5F5"/>
+        <w:spacing w:after="0" w:line="240" w:lineRule="auto"/>
+      </w:pPr>
+      <w:r>
+        <w:rPr>
+          <w:rFonts w:ascii="Consolas" w:hAnsi="Consolas"/>
+          <w:color w:val="333333"/>
+          <w:sz w:val="18"/>
+        </w:rPr>
+        <w:t xml:space="preserve">    "CALM": 0.15</w:t>
+      </w:r>
+    </w:p>
+    <w:p>
+      <w:pPr>
+        <w:shd w:val="clear" w:color="auto" w:fill="F5F5F5"/>
+        <w:spacing w:after="0" w:line="240" w:lineRule="auto"/>
+      </w:pPr>
+      <w:r>
+        <w:rPr>
+          <w:rFonts w:ascii="Consolas" w:hAnsi="Consolas"/>
+          <w:color w:val="333333"/>
+          <w:sz w:val="18"/>
+        </w:rPr>
+        <w:t xml:space="preserve">  },</w:t>
+      </w:r>
+    </w:p>
+    <w:p>
+      <w:pPr>
+        <w:shd w:val="clear" w:color="auto" w:fill="F5F5F5"/>
+        <w:spacing w:after="0" w:line="240" w:lineRule="auto"/>
+      </w:pPr>
+      <w:r>
+        <w:rPr>
+          <w:rFonts w:ascii="Consolas" w:hAnsi="Consolas"/>
+          <w:color w:val="333333"/>
+          <w:sz w:val="18"/>
+        </w:rPr>
+        <w:t xml:space="preserve">  "details": [</w:t>
+      </w:r>
+    </w:p>
+    <w:p>
+      <w:pPr>
+        <w:shd w:val="clear" w:color="auto" w:fill="F5F5F5"/>
+        <w:spacing w:after="0" w:line="240" w:lineRule="auto"/>
+      </w:pPr>
+      <w:r>
+        <w:rPr>
+          <w:rFonts w:ascii="Consolas" w:hAnsi="Consolas"/>
+          <w:color w:val="333333"/>
+          <w:sz w:val="18"/>
+        </w:rPr>
+        <w:t xml:space="preserve">    {</w:t>
+      </w:r>
+    </w:p>
+    <w:p>
+      <w:pPr>
+        <w:shd w:val="clear" w:color="auto" w:fill="F5F5F5"/>
+        <w:spacing w:after="0" w:line="240" w:lineRule="auto"/>
+      </w:pPr>
+      <w:r>
+        <w:rPr>
+          <w:rFonts w:ascii="Consolas" w:hAnsi="Consolas"/>
+          <w:color w:val="333333"/>
+          <w:sz w:val="18"/>
+        </w:rPr>
+        <w:t xml:space="preserve">      "area": "Business Studies",</w:t>
+      </w:r>
+    </w:p>
+    <w:p>
+      <w:pPr>
+        <w:shd w:val="clear" w:color="auto" w:fill="F5F5F5"/>
+        <w:spacing w:after="0" w:line="240" w:lineRule="auto"/>
+      </w:pPr>
+      <w:r>
+        <w:rPr>
+          <w:rFonts w:ascii="Consolas" w:hAnsi="Consolas"/>
+          <w:color w:val="333333"/>
+          <w:sz w:val="18"/>
+        </w:rPr>
+        <w:t xml:space="preserve">      "outcomes_covered": 9,</w:t>
+      </w:r>
+    </w:p>
+    <w:p>
+      <w:pPr>
+        <w:shd w:val="clear" w:color="auto" w:fill="F5F5F5"/>
+        <w:spacing w:after="0" w:line="240" w:lineRule="auto"/>
+      </w:pPr>
+      <w:r>
+        <w:rPr>
+          <w:rFonts w:ascii="Consolas" w:hAnsi="Consolas"/>
+          <w:color w:val="333333"/>
+          <w:sz w:val="18"/>
+        </w:rPr>
+        <w:t xml:space="preserve">      "outcomes_total": 20</w:t>
+      </w:r>
+    </w:p>
+    <w:p>
+      <w:pPr>
+        <w:shd w:val="clear" w:color="auto" w:fill="F5F5F5"/>
+        <w:spacing w:after="0" w:line="240" w:lineRule="auto"/>
+      </w:pPr>
+      <w:r>
+        <w:rPr>
+          <w:rFonts w:ascii="Consolas" w:hAnsi="Consolas"/>
+          <w:color w:val="333333"/>
+          <w:sz w:val="18"/>
+        </w:rPr>
+        <w:t xml:space="preserve">    }</w:t>
+      </w:r>
+    </w:p>
+    <w:p>
+      <w:pPr>
+        <w:shd w:val="clear" w:color="auto" w:fill="F5F5F5"/>
+        <w:spacing w:after="0" w:line="240" w:lineRule="auto"/>
+      </w:pPr>
+      <w:r>
+        <w:rPr>
+          <w:rFonts w:ascii="Consolas" w:hAnsi="Consolas"/>
+          <w:color w:val="333333"/>
+          <w:sz w:val="18"/>
+        </w:rPr>
+        <w:t xml:space="preserve">  ]</w:t>
+      </w:r>
+    </w:p>
+    <w:p>
+      <w:pPr>
+        <w:shd w:val="clear" w:color="auto" w:fill="F5F5F5"/>
+        <w:spacing w:after="0" w:line="240" w:lineRule="auto"/>
+      </w:pPr>
+      <w:r>
+        <w:rPr>
+          <w:rFonts w:ascii="Consolas" w:hAnsi="Consolas"/>
+          <w:color w:val="333333"/>
+          <w:sz w:val="18"/>
+        </w:rPr>
+        <w:t>}</w:t>
+      </w:r>
+    </w:p>
+    <w:p>
+      <w:r>
+        <w:rPr>
+          <w:b/>
+        </w:rPr>
+        <w:t>Our endpoints that depend on this:</w:t>
+      </w:r>
+    </w:p>
+    <w:p>
+      <w:pPr>
+        <w:pStyle w:val="ListBullet"/>
+      </w:pPr>
+      <w:r>
+        <w:rPr>
+          <w:rFonts w:ascii="Consolas" w:hAnsi="Consolas"/>
+          <w:sz w:val="19"/>
+        </w:rPr>
+        <w:t>GET /api/school/dashboard/reporting/pos-coverage</w:t>
+      </w:r>
+      <w:r>
+        <w:t xml:space="preserve"> -- per-student and school-average PoS coverage</w:t>
+      </w:r>
+    </w:p>
+    <w:p>
+      <w:pPr>
+        <w:pStyle w:val="ListBullet"/>
+      </w:pPr>
+      <w:r>
+        <w:rPr>
+          <w:rFonts w:ascii="Consolas" w:hAnsi="Consolas"/>
+          <w:sz w:val="19"/>
+        </w:rPr>
+        <w:t>GET /api/school/dashboard/students/{studentId}</w:t>
+      </w:r>
+      <w:r>
+        <w:t xml:space="preserve"> -- </w:t>
+      </w:r>
+      <w:r>
+        <w:rPr>
+          <w:rFonts w:ascii="Consolas" w:hAnsi="Consolas"/>
+          <w:sz w:val="19"/>
+        </w:rPr>
+        <w:t>curriculum_mapping</w:t>
+      </w:r>
+      <w:r>
+        <w:t xml:space="preserve"> array</w:t>
+      </w:r>
+    </w:p>
+    <w:p>
+      <w:pPr>
+        <w:pStyle w:val="Heading3"/>
+      </w:pPr>
+      <w:r>
+        <w:rPr>
+          <w:color w:val="333333"/>
+        </w:rPr>
+        <w:t>Team Quebec (Auth Service)</w:t>
+      </w:r>
+    </w:p>
+    <w:p>
+      <w:pPr>
+        <w:pStyle w:val="Heading4"/>
+      </w:pPr>
+      <w:r>
+        <w:t>1. Real Session-Token Authentication</w:t>
+      </w:r>
+    </w:p>
+    <w:p>
+      <w:r>
+        <w:t>We need to replace our mock authentication with real session-token verification. Per the project workpacks (Team Quebec Sub-Pack Q1), the auth model is: Quebec creates a session record on login and returns a session token. The API Gateway (Role A) validates session tokens on every incoming request and propagates the authenticated user identity to downstream services. Delta does not need to validate tokens directly — the gateway does it.</w:t>
+      </w:r>
+    </w:p>
+    <w:p>
+      <w:r>
+        <w:t>What we currently mock: MockAuthMiddleware in each service (e.g., dashboard-service/app/Http/Middleware/MockAuthMiddleware.php). This middleware maps hardcoded bearer tokens to user records via a TOKEN_MAP array. In production, this will be replaced by reading the user identity from headers injected by the API Gateway after session-token validation.</w:t>
+      </w:r>
+    </w:p>
+    <w:p>
+      <w:r>
+        <w:rPr>
+          <w:b/>
+        </w:rPr>
+        <w:t>What we need from you:</w:t>
+      </w:r>
+    </w:p>
+    <w:p>
+      <w:pPr>
+        <w:pStyle w:val="ListBullet"/>
+      </w:pPr>
+      <w:r>
+        <w:t>The mechanism by which user identity is propagated to downstream services (e.g., trusted headers, internal JWT, or shared session table).</w:t>
+      </w:r>
+    </w:p>
+    <w:p>
+      <w:pPr>
+        <w:pStyle w:val="ListBullet"/>
+      </w:pPr>
+      <w:r>
+        <w:t>Confirmation of the session token payload or headers that Delta's middleware should read.</w:t>
+      </w:r>
+    </w:p>
+    <w:p>
+      <w:pPr>
+        <w:pStyle w:val="ListBullet"/>
+      </w:pPr>
+      <w:r>
+        <w:t xml:space="preserve">The token payload should include (or allow us to derive): </w:t>
+      </w:r>
+      <w:r>
+        <w:rPr>
+          <w:rFonts w:ascii="Consolas" w:hAnsi="Consolas"/>
+          <w:sz w:val="19"/>
+        </w:rPr>
+        <w:t>user_id</w:t>
+      </w:r>
+      <w:r>
+        <w:t xml:space="preserve">, </w:t>
+      </w:r>
+      <w:r>
+        <w:rPr>
+          <w:rFonts w:ascii="Consolas" w:hAnsi="Consolas"/>
+          <w:sz w:val="19"/>
+        </w:rPr>
+        <w:t>role</w:t>
+      </w:r>
+      <w:r>
+        <w:t xml:space="preserve"> (one of </w:t>
+      </w:r>
+      <w:r>
+        <w:rPr>
+          <w:rFonts w:ascii="Consolas" w:hAnsi="Consolas"/>
+          <w:sz w:val="19"/>
+        </w:rPr>
+        <w:t>school_admin</w:t>
+      </w:r>
+      <w:r>
+        <w:t xml:space="preserve">, </w:t>
+      </w:r>
+      <w:r>
+        <w:rPr>
+          <w:rFonts w:ascii="Consolas" w:hAnsi="Consolas"/>
+          <w:sz w:val="19"/>
+        </w:rPr>
+        <w:t>school_teacher</w:t>
+      </w:r>
+      <w:r>
+        <w:t xml:space="preserve">, </w:t>
+      </w:r>
+      <w:r>
+        <w:rPr>
+          <w:rFonts w:ascii="Consolas" w:hAnsi="Consolas"/>
+          <w:sz w:val="19"/>
+        </w:rPr>
+        <w:t>student</w:t>
+      </w:r>
+      <w:r>
+        <w:t xml:space="preserve">), and </w:t>
+      </w:r>
+      <w:r>
+        <w:rPr>
+          <w:rFonts w:ascii="Consolas" w:hAnsi="Consolas"/>
+          <w:sz w:val="19"/>
+        </w:rPr>
+        <w:t>school_id</w:t>
+      </w:r>
+      <w:r>
+        <w:t>.</w:t>
+      </w:r>
+    </w:p>
+    <w:p>
+      <w:r>
+        <w:rPr>
+          <w:b/>
+        </w:rPr>
         <w:lastRenderedPageBreak/>
-        <w:t xml:space="preserve">  "student_id": 3,</w:t>
-      </w:r>
-    </w:p>
-    <w:p>
-      <w:pPr>
-        <w:shd w:val="clear" w:color="auto" w:fill="F5F5F5"/>
-        <w:spacing w:after="0" w:line="240" w:lineRule="auto"/>
-      </w:pPr>
-      <w:r>
-        <w:rPr>
-          <w:rFonts w:ascii="Consolas" w:hAnsi="Consolas"/>
-          <w:color w:val="333333"/>
-          <w:sz w:val="18"/>
-        </w:rPr>
-        <w:t xml:space="preserve">  "coverage": {</w:t>
-      </w:r>
-    </w:p>
-    <w:p>
-      <w:pPr>
-        <w:shd w:val="clear" w:color="auto" w:fill="F5F5F5"/>
-        <w:spacing w:after="0" w:line="240" w:lineRule="auto"/>
-      </w:pPr>
-      <w:r>
-        <w:rPr>
-          <w:rFonts w:ascii="Consolas" w:hAnsi="Consolas"/>
-          <w:color w:val="333333"/>
-          <w:sz w:val="18"/>
-        </w:rPr>
-        <w:t xml:space="preserve">    "Business Studies": 0.45,</w:t>
-      </w:r>
-    </w:p>
-    <w:p>
-      <w:pPr>
-        <w:shd w:val="clear" w:color="auto" w:fill="F5F5F5"/>
-        <w:spacing w:after="0" w:line="240" w:lineRule="auto"/>
-      </w:pPr>
-      <w:r>
-        <w:rPr>
-          <w:rFonts w:ascii="Consolas" w:hAnsi="Consolas"/>
-          <w:color w:val="333333"/>
-          <w:sz w:val="18"/>
-        </w:rPr>
-        <w:t xml:space="preserve">    "CTF Design Studies": 0.30,</w:t>
-      </w:r>
-    </w:p>
-    <w:p>
-      <w:pPr>
-        <w:shd w:val="clear" w:color="auto" w:fill="F5F5F5"/>
-        <w:spacing w:after="0" w:line="240" w:lineRule="auto"/>
-      </w:pPr>
-      <w:r>
-        <w:rPr>
-          <w:rFonts w:ascii="Consolas" w:hAnsi="Consolas"/>
-          <w:color w:val="333333"/>
-          <w:sz w:val="18"/>
-        </w:rPr>
-        <w:t xml:space="preserve">    "CALM": 0.15</w:t>
-      </w:r>
-    </w:p>
-    <w:p>
-      <w:pPr>
-        <w:shd w:val="clear" w:color="auto" w:fill="F5F5F5"/>
-        <w:spacing w:after="0" w:line="240" w:lineRule="auto"/>
-      </w:pPr>
-      <w:r>
-        <w:rPr>
-          <w:rFonts w:ascii="Consolas" w:hAnsi="Consolas"/>
-          <w:color w:val="333333"/>
-          <w:sz w:val="18"/>
-        </w:rPr>
-        <w:t xml:space="preserve">  },</w:t>
-      </w:r>
-    </w:p>
-    <w:p>
-      <w:pPr>
-        <w:shd w:val="clear" w:color="auto" w:fill="F5F5F5"/>
-        <w:spacing w:after="0" w:line="240" w:lineRule="auto"/>
-      </w:pPr>
-      <w:r>
-        <w:rPr>
-          <w:rFonts w:ascii="Consolas" w:hAnsi="Consolas"/>
-          <w:color w:val="333333"/>
-          <w:sz w:val="18"/>
-        </w:rPr>
-        <w:t xml:space="preserve">  "details": [</w:t>
-      </w:r>
-    </w:p>
-    <w:p>
-      <w:pPr>
-        <w:shd w:val="clear" w:color="auto" w:fill="F5F5F5"/>
-        <w:spacing w:after="0" w:line="240" w:lineRule="auto"/>
-      </w:pPr>
-      <w:r>
-        <w:rPr>
-          <w:rFonts w:ascii="Consolas" w:hAnsi="Consolas"/>
-          <w:color w:val="333333"/>
-          <w:sz w:val="18"/>
-        </w:rPr>
-        <w:t xml:space="preserve">    {</w:t>
-      </w:r>
-    </w:p>
-    <w:p>
-      <w:pPr>
-        <w:shd w:val="clear" w:color="auto" w:fill="F5F5F5"/>
-        <w:spacing w:after="0" w:line="240" w:lineRule="auto"/>
-      </w:pPr>
-      <w:r>
-        <w:rPr>
-          <w:rFonts w:ascii="Consolas" w:hAnsi="Consolas"/>
-          <w:color w:val="333333"/>
-          <w:sz w:val="18"/>
-        </w:rPr>
-        <w:t xml:space="preserve">      "area": "Business Studies",</w:t>
-      </w:r>
-    </w:p>
-    <w:p>
-      <w:pPr>
-        <w:shd w:val="clear" w:color="auto" w:fill="F5F5F5"/>
-        <w:spacing w:after="0" w:line="240" w:lineRule="auto"/>
-      </w:pPr>
-      <w:r>
-        <w:rPr>
-          <w:rFonts w:ascii="Consolas" w:hAnsi="Consolas"/>
-          <w:color w:val="333333"/>
-          <w:sz w:val="18"/>
-        </w:rPr>
-        <w:t xml:space="preserve">      "outcomes_covered": 9,</w:t>
-      </w:r>
-    </w:p>
-    <w:p>
-      <w:pPr>
-        <w:shd w:val="clear" w:color="auto" w:fill="F5F5F5"/>
-        <w:spacing w:after="0" w:line="240" w:lineRule="auto"/>
-      </w:pPr>
-      <w:r>
-        <w:rPr>
-          <w:rFonts w:ascii="Consolas" w:hAnsi="Consolas"/>
-          <w:color w:val="333333"/>
-          <w:sz w:val="18"/>
-        </w:rPr>
-        <w:t xml:space="preserve">      "outcomes_total": 20</w:t>
-      </w:r>
-    </w:p>
-    <w:p>
-      <w:pPr>
-        <w:shd w:val="clear" w:color="auto" w:fill="F5F5F5"/>
-        <w:spacing w:after="0" w:line="240" w:lineRule="auto"/>
-      </w:pPr>
-      <w:r>
-        <w:rPr>
-          <w:rFonts w:ascii="Consolas" w:hAnsi="Consolas"/>
-          <w:color w:val="333333"/>
-          <w:sz w:val="18"/>
-        </w:rPr>
-        <w:t xml:space="preserve">    }</w:t>
-      </w:r>
-    </w:p>
-    <w:p>
-      <w:pPr>
-        <w:shd w:val="clear" w:color="auto" w:fill="F5F5F5"/>
-        <w:spacing w:after="0" w:line="240" w:lineRule="auto"/>
-      </w:pPr>
-      <w:r>
-        <w:rPr>
-          <w:rFonts w:ascii="Consolas" w:hAnsi="Consolas"/>
-          <w:color w:val="333333"/>
-          <w:sz w:val="18"/>
-        </w:rPr>
-        <w:t xml:space="preserve">  ]</w:t>
+        <w:t>Ideal token payload:</w:t>
+      </w:r>
+    </w:p>
+    <w:p>
+      <w:pPr>
+        <w:shd w:val="clear" w:color="auto" w:fill="F5F5F5"/>
+        <w:spacing w:after="0" w:line="240" w:lineRule="auto"/>
+      </w:pPr>
+      <w:r>
+        <w:rPr>
+          <w:rFonts w:ascii="Consolas" w:hAnsi="Consolas"/>
+          <w:color w:val="333333"/>
+          <w:sz w:val="18"/>
+        </w:rPr>
+        <w:t>{</w:t>
+      </w:r>
+    </w:p>
+    <w:p>
+      <w:pPr>
+        <w:shd w:val="clear" w:color="auto" w:fill="F5F5F5"/>
+        <w:spacing w:after="0" w:line="240" w:lineRule="auto"/>
+      </w:pPr>
+      <w:r>
+        <w:rPr>
+          <w:rFonts w:ascii="Consolas" w:hAnsi="Consolas"/>
+          <w:color w:val="333333"/>
+          <w:sz w:val="18"/>
+        </w:rPr>
+        <w:t xml:space="preserve">  "sub": 1,</w:t>
+      </w:r>
+    </w:p>
+    <w:p>
+      <w:pPr>
+        <w:shd w:val="clear" w:color="auto" w:fill="F5F5F5"/>
+        <w:spacing w:after="0" w:line="240" w:lineRule="auto"/>
+      </w:pPr>
+      <w:r>
+        <w:rPr>
+          <w:rFonts w:ascii="Consolas" w:hAnsi="Consolas"/>
+          <w:color w:val="333333"/>
+          <w:sz w:val="18"/>
+        </w:rPr>
+        <w:t xml:space="preserve">  "role": "school_admin",</w:t>
+      </w:r>
+    </w:p>
+    <w:p>
+      <w:pPr>
+        <w:shd w:val="clear" w:color="auto" w:fill="F5F5F5"/>
+        <w:spacing w:after="0" w:line="240" w:lineRule="auto"/>
+      </w:pPr>
+      <w:r>
+        <w:rPr>
+          <w:rFonts w:ascii="Consolas" w:hAnsi="Consolas"/>
+          <w:color w:val="333333"/>
+          <w:sz w:val="18"/>
+        </w:rPr>
+        <w:t xml:space="preserve">  "school_id": 1,</w:t>
+      </w:r>
+    </w:p>
+    <w:p>
+      <w:pPr>
+        <w:shd w:val="clear" w:color="auto" w:fill="F5F5F5"/>
+        <w:spacing w:after="0" w:line="240" w:lineRule="auto"/>
+      </w:pPr>
+      <w:r>
+        <w:rPr>
+          <w:rFonts w:ascii="Consolas" w:hAnsi="Consolas"/>
+          <w:color w:val="333333"/>
+          <w:sz w:val="18"/>
+        </w:rPr>
+        <w:t xml:space="preserve">  "exp": 1711900800</w:t>
       </w:r>
     </w:p>
     <w:p>
@@ -16880,360 +17051,58 @@
         <w:rPr>
           <w:b/>
         </w:rPr>
+        <w:t>Integration path: Delta's MockAuthMiddleware in all three services will be replaced with production middleware that reads authenticated user identity from gateway-injected headers or tokens.</w:t>
+      </w:r>
+    </w:p>
+    <w:p>
+      <w:r>
+        <w:rPr>
+          <w:b/>
+        </w:rPr>
         <w:t>Our endpoints that depend on this:</w:t>
       </w:r>
-    </w:p>
-    <w:p>
-      <w:pPr>
-        <w:pStyle w:val="ListBullet"/>
-      </w:pPr>
-      <w:r>
-        <w:rPr>
-          <w:rFonts w:ascii="Consolas" w:hAnsi="Consolas"/>
-          <w:sz w:val="19"/>
-        </w:rPr>
-        <w:t>GET /api/school/dashboard/reporting/pos-coverage</w:t>
-      </w:r>
-      <w:r>
-        <w:t xml:space="preserve"> -- per-student and school-average PoS coverage</w:t>
-      </w:r>
-    </w:p>
-    <w:p>
-      <w:pPr>
-        <w:pStyle w:val="ListBullet"/>
-      </w:pPr>
-      <w:r>
-        <w:rPr>
-          <w:rFonts w:ascii="Consolas" w:hAnsi="Consolas"/>
-          <w:sz w:val="19"/>
-        </w:rPr>
-        <w:t>GET /api/school/dashboard/students/{studentId}</w:t>
-      </w:r>
-      <w:r>
-        <w:t xml:space="preserve"> -- </w:t>
-      </w:r>
-      <w:r>
-        <w:rPr>
-          <w:rFonts w:ascii="Consolas" w:hAnsi="Consolas"/>
-          <w:sz w:val="19"/>
-        </w:rPr>
-        <w:t>curriculum_mapping</w:t>
-      </w:r>
-      <w:r>
-        <w:t xml:space="preserve"> array</w:t>
-      </w:r>
-    </w:p>
-    <w:p>
-      <w:pPr>
-        <w:pStyle w:val="Heading3"/>
-      </w:pPr>
-      <w:r>
-        <w:rPr>
-          <w:color w:val="333333"/>
-        </w:rPr>
-        <w:t>Team Quebec (Auth Service)</w:t>
-      </w:r>
-    </w:p>
-    <w:p>
-      <w:pPr>
-        <w:pStyle w:val="Heading4"/>
-      </w:pPr>
-      <w:r>
-        <w:t>1. Real Session-Token Authentication</w:t>
-      </w:r>
-    </w:p>
-    <w:p>
-      <w:r>
-        <w:t>We need to replace our mock authentication with real session-token verification. Per the project workpacks (Team Quebec Sub-Pack Q1), the auth model is: Quebec creates a session record on login and returns a session token. The API Gateway (Role A) validates session tokens on every incoming request and propagates the authenticated user identity to downstream services. Delta does not need to validate tokens directly — the gateway does it.</w:t>
-      </w:r>
-    </w:p>
-    <w:p>
-      <w:r>
-        <w:t>What we currently mock: MockAuthMiddleware in each service (e.g., dashboard-service/app/Http/Middleware/MockAuthMiddleware.php). This middleware maps hardcoded bearer tokens to user records via a TOKEN_MAP array. In production, this will be replaced by reading the user identity from headers injected by the API Gateway after session-token validation.</w:t>
-      </w:r>
-    </w:p>
-    <w:p>
-      <w:r>
-        <w:rPr>
-          <w:b/>
-        </w:rPr>
-        <w:t>What we need from you:</w:t>
-      </w:r>
-    </w:p>
-    <w:p>
-      <w:pPr>
-        <w:pStyle w:val="ListBullet"/>
-      </w:pPr>
-      <w:r>
-        <w:t>The mechanism by which user identity is propagated to downstream services (e.g., trusted headers, internal JWT, or shared session table).</w:t>
-      </w:r>
-    </w:p>
-    <w:p>
-      <w:pPr>
-        <w:pStyle w:val="ListBullet"/>
-      </w:pPr>
-      <w:r>
-        <w:t>Confirmation of the session token payload or headers that Delta's middleware should read.</w:t>
-      </w:r>
-    </w:p>
-    <w:p>
-      <w:pPr>
-        <w:pStyle w:val="ListBullet"/>
-      </w:pPr>
-      <w:r>
-        <w:t xml:space="preserve">The token payload should include (or allow us to derive): </w:t>
-      </w:r>
-      <w:r>
-        <w:rPr>
-          <w:rFonts w:ascii="Consolas" w:hAnsi="Consolas"/>
-          <w:sz w:val="19"/>
-        </w:rPr>
-        <w:t>user_id</w:t>
-      </w:r>
-      <w:r>
-        <w:t xml:space="preserve">, </w:t>
-      </w:r>
-      <w:r>
-        <w:rPr>
-          <w:rFonts w:ascii="Consolas" w:hAnsi="Consolas"/>
-          <w:sz w:val="19"/>
-        </w:rPr>
-        <w:t>role</w:t>
-      </w:r>
-      <w:r>
-        <w:t xml:space="preserve"> (one of </w:t>
-      </w:r>
-      <w:r>
-        <w:rPr>
-          <w:rFonts w:ascii="Consolas" w:hAnsi="Consolas"/>
-          <w:sz w:val="19"/>
-        </w:rPr>
-        <w:t>school_admin</w:t>
-      </w:r>
-      <w:r>
-        <w:t xml:space="preserve">, </w:t>
-      </w:r>
-      <w:r>
-        <w:rPr>
-          <w:rFonts w:ascii="Consolas" w:hAnsi="Consolas"/>
-          <w:sz w:val="19"/>
-        </w:rPr>
-        <w:t>school_teacher</w:t>
-      </w:r>
-      <w:r>
-        <w:t xml:space="preserve">, </w:t>
-      </w:r>
-      <w:r>
-        <w:rPr>
-          <w:rFonts w:ascii="Consolas" w:hAnsi="Consolas"/>
-          <w:sz w:val="19"/>
-        </w:rPr>
-        <w:t>student</w:t>
-      </w:r>
-      <w:r>
-        <w:t xml:space="preserve">), and </w:t>
-      </w:r>
-      <w:r>
-        <w:rPr>
-          <w:rFonts w:ascii="Consolas" w:hAnsi="Consolas"/>
-          <w:sz w:val="19"/>
-        </w:rPr>
-        <w:t>school_id</w:t>
-      </w:r>
-      <w:r>
-        <w:t>.</w:t>
-      </w:r>
-    </w:p>
-    <w:p>
-      <w:r>
-        <w:rPr>
-          <w:b/>
-        </w:rPr>
-        <w:t>Suggested token payload:</w:t>
-      </w:r>
-    </w:p>
-    <w:p>
-      <w:pPr>
-        <w:shd w:val="clear" w:color="auto" w:fill="F5F5F5"/>
-        <w:spacing w:after="0" w:line="240" w:lineRule="auto"/>
-      </w:pPr>
-      <w:r>
-        <w:rPr>
-          <w:rFonts w:ascii="Consolas" w:hAnsi="Consolas"/>
-          <w:color w:val="333333"/>
-          <w:sz w:val="18"/>
-        </w:rPr>
-        <w:t>{</w:t>
-      </w:r>
-    </w:p>
-    <w:p>
-      <w:pPr>
-        <w:shd w:val="clear" w:color="auto" w:fill="F5F5F5"/>
-        <w:spacing w:after="0" w:line="240" w:lineRule="auto"/>
-      </w:pPr>
-      <w:r>
-        <w:rPr>
-          <w:rFonts w:ascii="Consolas" w:hAnsi="Consolas"/>
-          <w:color w:val="333333"/>
-          <w:sz w:val="18"/>
-        </w:rPr>
-        <w:t xml:space="preserve">  "sub": 1,</w:t>
-      </w:r>
-    </w:p>
-    <w:p>
-      <w:pPr>
-        <w:shd w:val="clear" w:color="auto" w:fill="F5F5F5"/>
-        <w:spacing w:after="0" w:line="240" w:lineRule="auto"/>
-      </w:pPr>
-      <w:r>
-        <w:rPr>
-          <w:rFonts w:ascii="Consolas" w:hAnsi="Consolas"/>
-          <w:color w:val="333333"/>
-          <w:sz w:val="18"/>
-        </w:rPr>
-        <w:t xml:space="preserve">  "role": "school_admin",</w:t>
-      </w:r>
-    </w:p>
-    <w:p>
-      <w:pPr>
-        <w:shd w:val="clear" w:color="auto" w:fill="F5F5F5"/>
-        <w:spacing w:after="0" w:line="240" w:lineRule="auto"/>
-      </w:pPr>
-      <w:r>
-        <w:rPr>
-          <w:rFonts w:ascii="Consolas" w:hAnsi="Consolas"/>
-          <w:color w:val="333333"/>
-          <w:sz w:val="18"/>
-        </w:rPr>
-        <w:t xml:space="preserve">  "school_id": 1,</w:t>
-      </w:r>
-    </w:p>
-    <w:p>
-      <w:pPr>
-        <w:shd w:val="clear" w:color="auto" w:fill="F5F5F5"/>
-        <w:spacing w:after="0" w:line="240" w:lineRule="auto"/>
-      </w:pPr>
-      <w:r>
-        <w:rPr>
-          <w:rFonts w:ascii="Consolas" w:hAnsi="Consolas"/>
-          <w:color w:val="333333"/>
-          <w:sz w:val="18"/>
-        </w:rPr>
-        <w:t xml:space="preserve">  "exp": 1711900800</w:t>
-      </w:r>
-    </w:p>
-    <w:p>
-      <w:pPr>
-        <w:shd w:val="clear" w:color="auto" w:fill="F5F5F5"/>
-        <w:spacing w:after="0" w:line="240" w:lineRule="auto"/>
-      </w:pPr>
-      <w:r>
-        <w:rPr>
-          <w:rFonts w:ascii="Consolas" w:hAnsi="Consolas"/>
-          <w:color w:val="333333"/>
-          <w:sz w:val="18"/>
-        </w:rPr>
-        <w:t>}</w:t>
-      </w:r>
-    </w:p>
-    <w:p>
-      <w:r>
-        <w:rPr>
-          <w:b/>
-        </w:rPr>
-        <w:t>Integration path: Delta's MockAuthMiddleware in all three services will be replaced with production middleware that reads authenticated user identity from gateway-injected headers or tokens.</w:t>
-      </w:r>
-      <w:r/>
+      <w:r>
+        <w:t xml:space="preserve"> Every authenticated endpoint across all three services requires a valid bearer token. The </w:t>
+      </w:r>
       <w:r>
         <w:rPr>
           <w:rFonts w:ascii="Consolas" w:hAnsi="Consolas"/>
           <w:color w:val="444444"/>
           <w:sz w:val="19"/>
         </w:rPr>
-      </w:r>
-      <w:r/>
+        <w:t>role</w:t>
+      </w:r>
+      <w:r>
+        <w:t xml:space="preserve"> is used for authorization checks (only </w:t>
+      </w:r>
       <w:r>
         <w:rPr>
           <w:rFonts w:ascii="Consolas" w:hAnsi="Consolas"/>
           <w:color w:val="444444"/>
           <w:sz w:val="19"/>
         </w:rPr>
-      </w:r>
-      <w:r/>
+        <w:t>school_admin</w:t>
+      </w:r>
+      <w:r>
+        <w:t xml:space="preserve"> and </w:t>
+      </w:r>
       <w:r>
         <w:rPr>
           <w:rFonts w:ascii="Consolas" w:hAnsi="Consolas"/>
           <w:color w:val="444444"/>
           <w:sz w:val="19"/>
         </w:rPr>
-      </w:r>
-      <w:r/>
+        <w:t>school_teacher</w:t>
+      </w:r>
+      <w:r>
+        <w:t xml:space="preserve"> are allowed), and </w:t>
+      </w:r>
       <w:r>
         <w:rPr>
           <w:rFonts w:ascii="Consolas" w:hAnsi="Consolas"/>
           <w:color w:val="444444"/>
           <w:sz w:val="19"/>
         </w:rPr>
-      </w:r>
-      <w:r/>
-      <w:r>
-        <w:rPr>
-          <w:rFonts w:ascii="Consolas" w:hAnsi="Consolas"/>
-          <w:color w:val="444444"/>
-          <w:sz w:val="19"/>
-        </w:rPr>
-      </w:r>
-      <w:r/>
-    </w:p>
-    <w:p>
-      <w:r>
-        <w:rPr>
-          <w:b/>
-        </w:rPr>
-        <w:t>Our endpoints that depend on this:</w:t>
-      </w:r>
-      <w:r>
-        <w:t xml:space="preserve"> Every authenticated endpoint across all three services requires a valid bearer token. The </w:t>
-      </w:r>
-      <w:r>
-        <w:rPr>
-          <w:rFonts w:ascii="Consolas" w:hAnsi="Consolas"/>
-          <w:color w:val="444444"/>
-          <w:sz w:val="19"/>
-        </w:rPr>
-        <w:t>role</w:t>
-      </w:r>
-      <w:r>
-        <w:t xml:space="preserve"> is used for authorization checks (only </w:t>
-      </w:r>
-      <w:r>
-        <w:rPr>
-          <w:rFonts w:ascii="Consolas" w:hAnsi="Consolas"/>
-          <w:color w:val="444444"/>
-          <w:sz w:val="19"/>
-        </w:rPr>
-        <w:t>school_admin</w:t>
-      </w:r>
-      <w:r>
-        <w:t xml:space="preserve"> and </w:t>
-      </w:r>
-      <w:r>
-        <w:rPr>
-          <w:rFonts w:ascii="Consolas" w:hAnsi="Consolas"/>
-          <w:color w:val="444444"/>
-          <w:sz w:val="19"/>
-        </w:rPr>
-        <w:t>school_teacher</w:t>
-      </w:r>
-      <w:r>
-        <w:t xml:space="preserve"> are allowed), and </w:t>
-      </w:r>
-      <w:r>
-        <w:rPr>
-          <w:rFonts w:ascii="Consolas" w:hAnsi="Consolas"/>
-          <w:color w:val="444444"/>
-          <w:sz w:val="19"/>
-        </w:rPr>
         <w:t>school_id</w:t>
       </w:r>
       <w:r>
@@ -17249,7 +17118,6 @@
       </w:r>
     </w:p>
     <w:p>
-      <w:pPr/>
       <w:r>
         <w:t>Delta seeds the users table identically across all three services. The minimum columns Delta requires:</w:t>
       </w:r>
@@ -17331,7 +17199,7 @@
         <w:pStyle w:val="ListBullet"/>
       </w:pPr>
       <w:r>
-        <w:t>Who owns the users table in production? RESOLVED: Quebec owns it (workpack Role B schema, table ownership: "Users &amp; Identity: users, sessions, parent_student_links → Quebec (Auth)"). Delta needs read access only.</w:t>
+        <w:t>How are new schools created? Karl owns the schema-per-school isolation strategy and school onboarding migration, but the specific mechanism for school records appearing in Delta’s database is not yet defined.</w:t>
       </w:r>
     </w:p>
     <w:p>
@@ -17339,14 +17207,6 @@
         <w:pStyle w:val="ListBullet"/>
       </w:pPr>
       <w:r>
-        <w:t>How are new schools created? PARTIALLY RESOLVED: Role B (Karl) owns the schema-per-school isolation strategy and school onboarding migration. Specific mechanism not yet defined — it is one of Karl's deliverables.</w:t>
-      </w:r>
-    </w:p>
-    <w:p>
-      <w:pPr>
-        <w:pStyle w:val="ListBullet"/>
-      </w:pPr>
-      <w:r>
         <w:t>Role assignment flow -- Does Quebec assign roles at signup, or can admins change roles later? Delta's middleware checks role on every request.</w:t>
       </w:r>
     </w:p>
@@ -17391,7 +17251,6 @@
           <w:color w:val="333333"/>
           <w:sz w:val="18"/>
         </w:rPr>
-        <w:lastRenderedPageBreak/>
         <w:t xml:space="preserve">  "error": true,</w:t>
       </w:r>
     </w:p>
@@ -17595,6 +17454,7 @@
               <w:rPr>
                 <w:sz w:val="20"/>
               </w:rPr>
+              <w:lastRenderedPageBreak/>
               <w:t>`NOT_FOUND`</w:t>
             </w:r>
           </w:p>
@@ -18119,7 +17979,6 @@
         <w:rPr>
           <w:b/>
         </w:rPr>
-        <w:lastRenderedPageBreak/>
         <w:t>Important:</w:t>
       </w:r>
       <w:r>
@@ -18240,6 +18099,7 @@
         <w:pStyle w:val="ListBullet"/>
       </w:pPr>
       <w:r>
+        <w:lastRenderedPageBreak/>
         <w:t xml:space="preserve">You do not need to pass a </w:t>
       </w:r>
       <w:r>
@@ -18278,15 +18138,6 @@
         </w:rPr>
         <w:t>All test tokens map to school_id = 1. Cross-school isolation can be verified by seeding a second school with its own token.</w:t>
       </w:r>
-      <w:r/>
-      <w:r>
-        <w:rPr>
-          <w:rFonts w:ascii="Consolas" w:hAnsi="Consolas"/>
-          <w:color w:val="444444"/>
-          <w:sz w:val="19"/>
-        </w:rPr>
-      </w:r>
-      <w:r/>
     </w:p>
     <w:sectPr>
       <w:pgSz w:w="12240" w:h="15840"/>

--- a/API-CONTRACT.docx
+++ b/API-CONTRACT.docx
@@ -194,7 +194,8 @@
     </w:p>
     <w:p>
       <w:r>
-        <w:t>Currently, authentication is mocked. Four hardcoded tokens are recognized:</w:t>
+        <w:rPr/>
+        <w:t>Currently, authentication is mocked. Six hardcoded tokens are recognized:</w:t>
       </w:r>
     </w:p>
     <w:tbl>
@@ -460,6 +461,90 @@
           <w:p>
             <w:r>
               <w:t>1</w:t>
+            </w:r>
+          </w:p>
+        </w:tc>
+      </w:tr>
+      <w:tr>
+        <w:tc>
+          <w:tcPr>
+            <w:tcW w:type="dxa" w:w="2351"/>
+          </w:tcPr>
+          <w:p>
+            <w:r>
+              <w:t>`test-hatchloom-teacher-token`</w:t>
+            </w:r>
+          </w:p>
+        </w:tc>
+        <w:tc>
+          <w:tcPr>
+            <w:tcW w:type="dxa" w:w="2351"/>
+          </w:tcPr>
+          <w:p>
+            <w:r>
+              <w:t>15</w:t>
+            </w:r>
+          </w:p>
+        </w:tc>
+        <w:tc>
+          <w:tcPr>
+            <w:tcW w:type="dxa" w:w="2351"/>
+          </w:tcPr>
+          <w:p>
+            <w:r>
+              <w:t>`hatchloom_teacher`</w:t>
+            </w:r>
+          </w:p>
+        </w:tc>
+        <w:tc>
+          <w:tcPr>
+            <w:tcW w:type="dxa" w:w="2351"/>
+          </w:tcPr>
+          <w:p>
+            <w:r>
+              <w:t>null</w:t>
+            </w:r>
+          </w:p>
+        </w:tc>
+      </w:tr>
+      <w:tr>
+        <w:tc>
+          <w:tcPr>
+            <w:tcW w:type="dxa" w:w="2351"/>
+          </w:tcPr>
+          <w:p>
+            <w:r>
+              <w:t>`test-hatchloom-admin-token`</w:t>
+            </w:r>
+          </w:p>
+        </w:tc>
+        <w:tc>
+          <w:tcPr>
+            <w:tcW w:type="dxa" w:w="2351"/>
+          </w:tcPr>
+          <w:p>
+            <w:r>
+              <w:t>16</w:t>
+            </w:r>
+          </w:p>
+        </w:tc>
+        <w:tc>
+          <w:tcPr>
+            <w:tcW w:type="dxa" w:w="2351"/>
+          </w:tcPr>
+          <w:p>
+            <w:r>
+              <w:t>`hatchloom_admin`</w:t>
+            </w:r>
+          </w:p>
+        </w:tc>
+        <w:tc>
+          <w:tcPr>
+            <w:tcW w:type="dxa" w:w="2351"/>
+          </w:tcPr>
+          <w:p>
+            <w:r>
+              <w:t>null</w:t>
             </w:r>
           </w:p>
         </w:tc>
@@ -16890,67 +16975,7 @@
         <w:pStyle w:val="ListBullet"/>
       </w:pPr>
       <w:r>
-        <w:t xml:space="preserve">The token payload should include (or allow us to derive): </w:t>
-      </w:r>
-      <w:r>
-        <w:rPr>
-          <w:rFonts w:ascii="Consolas" w:hAnsi="Consolas"/>
-          <w:sz w:val="19"/>
-        </w:rPr>
-        <w:t>user_id</w:t>
-      </w:r>
-      <w:r>
-        <w:t xml:space="preserve">, </w:t>
-      </w:r>
-      <w:r>
-        <w:rPr>
-          <w:rFonts w:ascii="Consolas" w:hAnsi="Consolas"/>
-          <w:sz w:val="19"/>
-        </w:rPr>
-        <w:t>role</w:t>
-      </w:r>
-      <w:r>
-        <w:t xml:space="preserve"> (one of </w:t>
-      </w:r>
-      <w:r>
-        <w:rPr>
-          <w:rFonts w:ascii="Consolas" w:hAnsi="Consolas"/>
-          <w:sz w:val="19"/>
-        </w:rPr>
-        <w:t>school_admin</w:t>
-      </w:r>
-      <w:r>
-        <w:t xml:space="preserve">, </w:t>
-      </w:r>
-      <w:r>
-        <w:rPr>
-          <w:rFonts w:ascii="Consolas" w:hAnsi="Consolas"/>
-          <w:sz w:val="19"/>
-        </w:rPr>
-        <w:t>school_teacher</w:t>
-      </w:r>
-      <w:r>
-        <w:t xml:space="preserve">, </w:t>
-      </w:r>
-      <w:r>
-        <w:rPr>
-          <w:rFonts w:ascii="Consolas" w:hAnsi="Consolas"/>
-          <w:sz w:val="19"/>
-        </w:rPr>
-        <w:t>student</w:t>
-      </w:r>
-      <w:r>
-        <w:t xml:space="preserve">), and </w:t>
-      </w:r>
-      <w:r>
-        <w:rPr>
-          <w:rFonts w:ascii="Consolas" w:hAnsi="Consolas"/>
-          <w:sz w:val="19"/>
-        </w:rPr>
-        <w:t>school_id</w:t>
-      </w:r>
-      <w:r>
-        <w:t>.</w:t>
+        <w:t>The token payload should include (or allow us to derive): user_id, role (one of school_admin, school_teacher, student, parent, hatchloom_teacher, hatchloom_admin), and school_id (nullable for platform-level roles).</w:t>
       </w:r>
     </w:p>
     <w:p>
@@ -17159,7 +17184,7 @@
         <w:pStyle w:val="ListBullet"/>
       </w:pPr>
       <w:r>
-        <w:t>role (varchar, not null) -- One of: school_admin, school_teacher, student, parent</w:t>
+        <w:t>role (varchar, not null) -- One of: school_admin, school_teacher, student, parent, hatchloom_teacher, hatchloom_admin</w:t>
       </w:r>
     </w:p>
     <w:p>
@@ -17167,7 +17192,7 @@
         <w:pStyle w:val="ListBullet"/>
       </w:pPr>
       <w:r>
-        <w:t>school_id (bigint FK, not null) -- References schools.id</w:t>
+        <w:t>school_id (bigint FK, nullable) -- References schools.id. Null for platform-level roles (hatchloom_teacher, hatchloom_admin).</w:t>
       </w:r>
     </w:p>
     <w:p>

--- a/API-CONTRACT.docx
+++ b/API-CONTRACT.docx
@@ -67,7 +67,7 @@
     </w:p>
     <w:p>
       <w:r>
-        <w:t>Current version: D2.4 (March 2026).</w:t>
+        <w:t>Current version: D2.5 (March 2026).</w:t>
       </w:r>
     </w:p>
     <w:p>
@@ -104,7 +104,7 @@
         <w:pStyle w:val="ListBullet"/>
       </w:pPr>
       <w:r>
-        <w:t>2 experiences: Business Foundations, Tech Explorers (with 5 courses total)</w:t>
+        <w:t>3 experiences: Business Foundations (active), Tech Explorers (active), Creative Problem Solving (draft) -- with 5 courses total</w:t>
       </w:r>
     </w:p>
     <w:p>
@@ -112,16 +112,12 @@
         <w:pStyle w:val="ListBullet"/>
       </w:pPr>
       <w:r>
-        <w:t>3 cohorts: Cohort A (active, 6 students), Cohort B (</w:t>
+        <w:t>4 cohorts: Cohort A (active, 6 students), Cohort B (not_started), Cohort C (active, 3 students), Cohort D (completed, 4 students)</w:t>
       </w:r>
       <w:proofErr w:type="spellStart"/>
-      <w:r>
-        <w:t>not_started</w:t>
-      </w:r>
+      <w:r/>
       <w:proofErr w:type="spellEnd"/>
-      <w:r>
-        <w:t>), Cohort C (active, 2 students)</w:t>
-      </w:r>
+      <w:r/>
     </w:p>
     <w:p>
       <w:pPr>
@@ -1082,10 +1078,7 @@
           </w:tcPr>
           <w:p>
             <w:r>
-              <w:rPr>
-                <w:sz w:val="20"/>
-              </w:rPr>
-              <w:t>Screens 301/302 -- experience CRUD and detail views</w:t>
+              <w:t>Screens 301/302 -- experience CRUD, detail views, and course catalogue</w:t>
             </w:r>
           </w:p>
         </w:tc>
@@ -1389,7 +1382,7 @@
         <w:rPr>
           <w:b/>
         </w:rPr>
-        <w:t>Response (200):</w:t>
+        <w:t>Example response (200):</w:t>
       </w:r>
     </w:p>
     <w:p>
@@ -1445,7 +1438,16 @@
           <w:color w:val="333333"/>
           <w:sz w:val="18"/>
         </w:rPr>
-        <w:t xml:space="preserve">  "timestamp": "2026-03-12T14:30:00+00:00"</w:t>
+        <w:t xml:space="preserve">  "timestamp": "2026-03-12T14:30:00+00:00",</w:t>
+      </w:r>
+    </w:p>
+    <w:p>
+      <w:pPr>
+        <w:shd w:val="clear" w:color="auto" w:fill="F5F5F5"/>
+        <w:spacing w:after="0" w:line="240" w:lineRule="auto"/>
+      </w:pPr>
+      <w:r>
+        <w:t>  "database": "connected"</w:t>
       </w:r>
     </w:p>
     <w:p>
@@ -1808,7 +1810,7 @@
         <w:rPr>
           <w:b/>
         </w:rPr>
-        <w:t>Response (200):</w:t>
+        <w:t>Example response (200):</w:t>
       </w:r>
     </w:p>
     <w:p>
@@ -3356,7 +3358,7 @@
         <w:rPr>
           <w:b/>
         </w:rPr>
-        <w:t>Response (201):</w:t>
+        <w:t>Example response (201):</w:t>
       </w:r>
     </w:p>
     <w:p>
@@ -3634,7 +3636,7 @@
         <w:rPr>
           <w:b/>
         </w:rPr>
-        <w:t>Error (422) -- Validation failure:</w:t>
+        <w:t>Example error (422) -- Validation failure:</w:t>
       </w:r>
     </w:p>
     <w:p>
@@ -3890,7 +3892,7 @@
         <w:rPr>
           <w:b/>
         </w:rPr>
-        <w:t>Response (200):</w:t>
+        <w:t>Example response (200):</w:t>
       </w:r>
     </w:p>
     <w:p>
@@ -4235,7 +4237,7 @@
         <w:rPr>
           <w:b/>
         </w:rPr>
-        <w:t>Error (404):</w:t>
+        <w:t>Example error (404):</w:t>
       </w:r>
     </w:p>
     <w:p>
@@ -4795,7 +4797,7 @@
         <w:rPr>
           <w:b/>
         </w:rPr>
-        <w:t>Response (200):</w:t>
+        <w:t>Example response (200):</w:t>
       </w:r>
     </w:p>
     <w:p>
@@ -5156,7 +5158,7 @@
         <w:rPr>
           <w:b/>
         </w:rPr>
-        <w:t>Response (200):</w:t>
+        <w:t>Example response (200):</w:t>
       </w:r>
     </w:p>
     <w:p>
@@ -5234,7 +5236,7 @@
         <w:rPr>
           <w:b/>
         </w:rPr>
-        <w:t>Error (409) -- Invalid state transition:</w:t>
+        <w:t>Example error (409) -- Invalid state transition:</w:t>
       </w:r>
     </w:p>
     <w:p>
@@ -5442,7 +5444,7 @@
         <w:rPr>
           <w:b/>
         </w:rPr>
-        <w:t>Response (200):</w:t>
+        <w:t>Example response (200):</w:t>
       </w:r>
     </w:p>
     <w:p>
@@ -5520,7 +5522,7 @@
         <w:rPr>
           <w:b/>
         </w:rPr>
-        <w:t>Error (409) -- Invalid state transition:</w:t>
+        <w:t>Example error (409) -- Invalid state transition:</w:t>
       </w:r>
     </w:p>
     <w:p>
@@ -6148,7 +6150,7 @@
         <w:rPr>
           <w:b/>
         </w:rPr>
-        <w:t>Response (200):</w:t>
+        <w:t>Example response (200):</w:t>
       </w:r>
     </w:p>
     <w:p>
@@ -7575,7 +7577,7 @@
         <w:rPr>
           <w:b/>
         </w:rPr>
-        <w:t>Response (201):</w:t>
+        <w:t>Example response (201):</w:t>
       </w:r>
     </w:p>
     <w:p>
@@ -7765,7 +7767,7 @@
         <w:rPr>
           <w:b/>
         </w:rPr>
-        <w:t>Error (422) -- Cohort not active:</w:t>
+        <w:t>Example error (422) -- Cohort not active:</w:t>
       </w:r>
     </w:p>
     <w:p>
@@ -7843,7 +7845,7 @@
         <w:rPr>
           <w:b/>
         </w:rPr>
-        <w:t>Error (422) -- Duplicate:</w:t>
+        <w:t>Example error (422) -- Duplicate:</w:t>
       </w:r>
     </w:p>
     <w:p>
@@ -7922,7 +7924,7 @@
         <w:rPr>
           <w:b/>
         </w:rPr>
-        <w:t>Error (422) -- At capacity:</w:t>
+        <w:t>Example error (422) -- At capacity:</w:t>
       </w:r>
     </w:p>
     <w:p>
@@ -8157,7 +8159,7 @@
         <w:rPr>
           <w:b/>
         </w:rPr>
-        <w:t>Response (200):</w:t>
+        <w:t>Example response (200):</w:t>
       </w:r>
     </w:p>
     <w:p>
@@ -8207,7 +8209,7 @@
         <w:rPr>
           <w:b/>
         </w:rPr>
-        <w:t>Error (404) -- Enrolment not found:</w:t>
+        <w:t>Example error (404) -- Enrolment not found:</w:t>
       </w:r>
     </w:p>
     <w:p>
@@ -8364,7 +8366,7 @@
         <w:rPr>
           <w:b/>
         </w:rPr>
-        <w:t>Response (200):</w:t>
+        <w:t>Example response (200):</w:t>
       </w:r>
     </w:p>
     <w:p>
@@ -9070,7 +9072,7 @@
         <w:rPr>
           <w:b/>
         </w:rPr>
-        <w:t>Response (200):</w:t>
+        <w:t>Example response (200):</w:t>
       </w:r>
     </w:p>
     <w:p>
@@ -9472,7 +9474,7 @@
           <w:color w:val="333333"/>
           <w:sz w:val="18"/>
         </w:rPr>
-        <w:t xml:space="preserve">    "</w:t>
+        <w:t xml:space="preserve">    "total_earned": 2,</w:t>
       </w:r>
       <w:proofErr w:type="spellStart"/>
       <w:proofErr w:type="gramStart"/>
@@ -9482,7 +9484,6 @@
           <w:color w:val="333333"/>
           <w:sz w:val="18"/>
         </w:rPr>
-        <w:t>total</w:t>
       </w:r>
       <w:proofErr w:type="gramEnd"/>
       <w:r>
@@ -9491,7 +9492,6 @@
           <w:color w:val="333333"/>
           <w:sz w:val="18"/>
         </w:rPr>
-        <w:t>_earned</w:t>
       </w:r>
       <w:proofErr w:type="spellEnd"/>
       <w:r>
@@ -9500,48 +9500,66 @@
           <w:color w:val="333333"/>
           <w:sz w:val="18"/>
         </w:rPr>
-        <w:t>": 0,</w:t>
-      </w:r>
-      <w:r>
-        <w:rPr>
-          <w:rFonts w:ascii="Consolas" w:hAnsi="Consolas"/>
-          <w:color w:val="333333"/>
-          <w:sz w:val="18"/>
-        </w:rPr>
+      </w:r>
+      <w:r>
+        <w:rPr>
+          <w:rFonts w:ascii="Consolas" w:hAnsi="Consolas"/>
+          <w:color w:val="333333"/>
+          <w:sz w:val="18"/>
+        </w:rPr>
+      </w:r>
+      <w:proofErr w:type="spellStart"/>
+      <w:r>
+        <w:rPr>
+          <w:rFonts w:ascii="Consolas" w:hAnsi="Consolas"/>
+          <w:color w:val="333333"/>
+          <w:sz w:val="18"/>
+        </w:rPr>
+      </w:r>
+      <w:proofErr w:type="spellEnd"/>
+      <w:r>
+        <w:rPr>
+          <w:rFonts w:ascii="Consolas" w:hAnsi="Consolas"/>
+          <w:color w:val="333333"/>
+          <w:sz w:val="18"/>
+        </w:rPr>
+      </w:r>
+    </w:p>
+    <w:p>
+      <w:pPr>
+        <w:shd w:val="clear" w:color="auto" w:fill="F5F5F5"/>
+        <w:spacing w:after="0" w:line="240" w:lineRule="auto"/>
+      </w:pPr>
+      <w:proofErr w:type="spellStart"/>
+      <w:proofErr w:type="gramStart"/>
+      <w:proofErr w:type="gramEnd"/>
+      <w:proofErr w:type="spellEnd"/>
+      <w:proofErr w:type="spellStart"/>
+      <w:proofErr w:type="spellEnd"/>
+      <w:r>
+        <w:t xml:space="preserve">    "in_progress": 1,</w:t>
+      </w:r>
+    </w:p>
+    <w:p>
+      <w:pPr>
+        <w:shd w:val="clear" w:color="auto" w:fill="F5F5F5"/>
+        <w:spacing w:after="0" w:line="240" w:lineRule="auto"/>
+      </w:pPr>
+      <w:r>
+        <w:rPr>
+          <w:rFonts w:ascii="Consolas" w:hAnsi="Consolas"/>
+          <w:color w:val="333333"/>
+          <w:sz w:val="18"/>
+        </w:rPr>
+        <w:t xml:space="preserve">    "details": [</w:t>
         <w:br/>
-        <w:t xml:space="preserve">    "</w:t>
-      </w:r>
-      <w:proofErr w:type="spellStart"/>
-      <w:r>
-        <w:rPr>
-          <w:rFonts w:ascii="Consolas" w:hAnsi="Consolas"/>
-          <w:color w:val="333333"/>
-          <w:sz w:val="18"/>
-        </w:rPr>
-        <w:t>in_progress</w:t>
-      </w:r>
-      <w:proofErr w:type="spellEnd"/>
-      <w:r>
-        <w:rPr>
-          <w:rFonts w:ascii="Consolas" w:hAnsi="Consolas"/>
-          <w:color w:val="333333"/>
-          <w:sz w:val="18"/>
-        </w:rPr>
-        <w:t>": 0,</w:t>
-      </w:r>
-    </w:p>
-    <w:p>
-      <w:pPr>
-        <w:shd w:val="clear" w:color="auto" w:fill="F5F5F5"/>
-        <w:spacing w:after="0" w:line="240" w:lineRule="auto"/>
-      </w:pPr>
-      <w:r>
-        <w:rPr>
-          <w:rFonts w:ascii="Consolas" w:hAnsi="Consolas"/>
-          <w:color w:val="333333"/>
-          <w:sz w:val="18"/>
-        </w:rPr>
-        <w:t xml:space="preserve">    "details": []</w:t>
+        <w:t xml:space="preserve">      { "id": 1, "name": "Entrepreneurial Thinking Foundations", "type": "credential", "status": "earned", "earned_at": "2026-02-15" },</w:t>
+        <w:br/>
+        <w:t xml:space="preserve">      { "id": 2, "name": "Financial Literacy Completion", "type": "certificate", "status": "earned", "earned_at": "2026-03-05" },</w:t>
+        <w:br/>
+        <w:t xml:space="preserve">      { "id": 3, "name": "Marketing Basics Badge", "type": "badge", "status": "in_progress", "earned_at": null }</w:t>
+        <w:br/>
+        <w:t xml:space="preserve">    ]</w:t>
       </w:r>
     </w:p>
     <w:p>
@@ -9577,7 +9595,7 @@
         <w:rPr>
           <w:b/>
         </w:rPr>
-        <w:t>Error (404):</w:t>
+        <w:t>Example error (404):</w:t>
       </w:r>
     </w:p>
     <w:p>
@@ -10492,7 +10510,7 @@
         <w:rPr>
           <w:b/>
         </w:rPr>
-        <w:t>Response (200):</w:t>
+        <w:t>Example response (200):</w:t>
       </w:r>
     </w:p>
     <w:p>
@@ -10548,7 +10566,25 @@
           <w:color w:val="333333"/>
           <w:sz w:val="18"/>
         </w:rPr>
-        <w:t xml:space="preserve">  "timestamp": "2026-03-12T14:30:00+00:00"</w:t>
+        <w:t xml:space="preserve">  "timestamp": "2026-03-12T14:30:00+00:00",</w:t>
+      </w:r>
+    </w:p>
+    <w:p>
+      <w:pPr>
+        <w:shd w:val="clear" w:color="auto" w:fill="F5F5F5"/>
+        <w:spacing w:after="0" w:line="240" w:lineRule="auto"/>
+      </w:pPr>
+      <w:r>
+        <w:t>  "database": "connected",</w:t>
+      </w:r>
+    </w:p>
+    <w:p>
+      <w:pPr>
+        <w:shd w:val="clear" w:color="auto" w:fill="F5F5F5"/>
+        <w:spacing w:after="0" w:line="240" w:lineRule="auto"/>
+      </w:pPr>
+      <w:r>
+        <w:t>  "downstream": { "enrolment-service": "reachable" }</w:t>
       </w:r>
     </w:p>
     <w:p>
@@ -10843,7 +10879,7 @@
         <w:rPr>
           <w:b/>
         </w:rPr>
-        <w:t>Response (200):</w:t>
+        <w:t>Example response (200):</w:t>
       </w:r>
     </w:p>
     <w:p>
@@ -11828,7 +11864,7 @@
         <w:rPr>
           <w:b/>
         </w:rPr>
-        <w:t>Response (201):</w:t>
+        <w:t>Example response (201):</w:t>
       </w:r>
     </w:p>
     <w:p>
@@ -12130,7 +12166,7 @@
         <w:rPr>
           <w:b/>
         </w:rPr>
-        <w:t>Error (422) -- Invalid course IDs:</w:t>
+        <w:t>Example error (422) -- Invalid course IDs:</w:t>
       </w:r>
     </w:p>
     <w:p>
@@ -12389,7 +12425,7 @@
         <w:rPr>
           <w:b/>
         </w:rPr>
-        <w:t>Response (200):</w:t>
+        <w:t>Example response (200):</w:t>
       </w:r>
     </w:p>
     <w:p>
@@ -13287,7 +13323,7 @@
         <w:rPr>
           <w:b/>
         </w:rPr>
-        <w:t>Response (200):</w:t>
+        <w:t>Example response (200):</w:t>
       </w:r>
     </w:p>
     <w:p>
@@ -13526,7 +13562,7 @@
         <w:rPr>
           <w:b/>
         </w:rPr>
-        <w:t>Response (200):</w:t>
+        <w:t>Example response (200):</w:t>
       </w:r>
     </w:p>
     <w:p>
@@ -13871,7 +13907,7 @@
         <w:rPr>
           <w:b/>
         </w:rPr>
-        <w:t>Response (200):</w:t>
+        <w:t>Example response (200):</w:t>
       </w:r>
     </w:p>
     <w:p>
@@ -14907,7 +14943,7 @@
         <w:rPr>
           <w:b/>
         </w:rPr>
-        <w:t>Response (200):</w:t>
+        <w:t>Example response (200):</w:t>
       </w:r>
     </w:p>
     <w:p>
@@ -15349,7 +15385,7 @@
         <w:rPr>
           <w:b/>
         </w:rPr>
-        <w:t>Error (404):</w:t>
+        <w:t>Example error (404):</w:t>
       </w:r>
     </w:p>
     <w:p>
@@ -16058,7 +16094,7 @@
         <w:rPr>
           <w:b/>
         </w:rPr>
-        <w:t>Error (404):</w:t>
+        <w:t>Example error (404):</w:t>
       </w:r>
     </w:p>
     <w:p>
@@ -16244,8 +16280,7 @@
         <w:rPr>
           <w:b/>
         </w:rPr>
-        <w:lastRenderedPageBreak/>
-        <w:t>Response (200):</w:t>
+        <w:t>Example response (200):</w:t>
       </w:r>
     </w:p>
     <w:p>
@@ -16441,7 +16476,7 @@
           <w:color w:val="333333"/>
           <w:sz w:val="18"/>
         </w:rPr>
-        <w:t xml:space="preserve">          "type": "lesson"</w:t>
+        <w:t xml:space="preserve">          "status": "active"</w:t>
       </w:r>
     </w:p>
     <w:p>
@@ -16506,7 +16541,7 @@
         <w:spacing w:after="0" w:line="240" w:lineRule="auto"/>
       </w:pPr>
       <w:r>
-        <w:t xml:space="preserve">          "type": "lesson"</w:t>
+        <w:t xml:space="preserve">          "status": "active"</w:t>
       </w:r>
     </w:p>
     <w:p>
@@ -16584,7 +16619,7 @@
         <w:rPr>
           <w:b/>
         </w:rPr>
-        <w:t>Error (404):</w:t>
+        <w:t>Example error (404):</w:t>
       </w:r>
     </w:p>
     <w:p>
@@ -16791,7 +16826,7 @@
         <w:rPr>
           <w:b/>
         </w:rPr>
-        <w:t>Response (200):</w:t>
+        <w:t>Example response (200):</w:t>
       </w:r>
     </w:p>
     <w:p>
@@ -17270,7 +17305,7 @@
         <w:rPr>
           <w:b/>
         </w:rPr>
-        <w:t>Error (404):</w:t>
+        <w:t>Example error (404):</w:t>
       </w:r>
     </w:p>
     <w:p>
@@ -17519,6 +17554,174 @@
     </w:p>
     <w:p>
       <w:pPr>
+        <w:pStyle w:val="Normal"/>
+      </w:pPr>
+      <w:r>
+        <w:t xml:space="preserve">Integration dependency: Course data comes from MockCourseDataProvider (implementing CourseDataProviderInterface). The mock provider has 5 courses with IDs 1-5. Real course data will come from Team Papa's Course Service. See the team-specific integration requirement documents for details.</w:t>
+      </w:r>
+    </w:p>
+    <w:p>
+      <w:pPr>
+        <w:pStyle w:val="Normal"/>
+      </w:pPr>
+      <w:r>
+        <w:t xml:space="preserve">}</w:t>
+      </w:r>
+    </w:p>
+    <w:p>
+      <w:pPr>
+        <w:pStyle w:val="Normal"/>
+      </w:pPr>
+      <w:r>
+        <w:t xml:space="preserve">  ]</w:t>
+      </w:r>
+    </w:p>
+    <w:p>
+      <w:pPr>
+        <w:pStyle w:val="Normal"/>
+      </w:pPr>
+      <w:r>
+        <w:t xml:space="preserve">    }</w:t>
+      </w:r>
+    </w:p>
+    <w:p>
+      <w:pPr>
+        <w:pStyle w:val="Normal"/>
+      </w:pPr>
+      <w:r>
+        <w:t xml:space="preserve">      ]</w:t>
+      </w:r>
+    </w:p>
+    <w:p>
+      <w:pPr>
+        <w:pStyle w:val="Normal"/>
+      </w:pPr>
+      <w:r>
+        <w:t xml:space="preserve">        { "id": 103, "name": "Business Plan Challenge", "status": "locked" }</w:t>
+      </w:r>
+    </w:p>
+    <w:p>
+      <w:pPr>
+        <w:pStyle w:val="Normal"/>
+      </w:pPr>
+      <w:r>
+        <w:t xml:space="preserve">        { "id": 102, "name": "Business Models", "status": "active" },</w:t>
+      </w:r>
+    </w:p>
+    <w:p>
+      <w:pPr>
+        <w:pStyle w:val="Normal"/>
+      </w:pPr>
+      <w:r>
+        <w:t xml:space="preserve">        { "id": 101, "name": "What is a Business?", "status": "complete" },</w:t>
+      </w:r>
+    </w:p>
+    <w:p>
+      <w:pPr>
+        <w:pStyle w:val="Normal"/>
+      </w:pPr>
+      <w:r>
+        <w:t xml:space="preserve">      "blocks": [</w:t>
+      </w:r>
+    </w:p>
+    <w:p>
+      <w:pPr>
+        <w:pStyle w:val="Normal"/>
+      </w:pPr>
+      <w:r>
+        <w:t xml:space="preserve">      "description": "Learn the basics of starting and running a business.",</w:t>
+      </w:r>
+    </w:p>
+    <w:p>
+      <w:pPr>
+        <w:pStyle w:val="Normal"/>
+      </w:pPr>
+      <w:r>
+        <w:t xml:space="preserve">      "name": "Intro to Entrepreneurship",</w:t>
+      </w:r>
+    </w:p>
+    <w:p>
+      <w:pPr>
+        <w:pStyle w:val="Normal"/>
+      </w:pPr>
+      <w:r>
+        <w:t xml:space="preserve">      "id": 1,</w:t>
+      </w:r>
+    </w:p>
+    <w:p>
+      <w:pPr>
+        <w:pStyle w:val="Normal"/>
+      </w:pPr>
+      <w:r>
+        <w:t xml:space="preserve">    {</w:t>
+      </w:r>
+    </w:p>
+    <w:p>
+      <w:pPr>
+        <w:pStyle w:val="Normal"/>
+      </w:pPr>
+      <w:r>
+        <w:t xml:space="preserve">  "data": [</w:t>
+      </w:r>
+    </w:p>
+    <w:p>
+      <w:pPr>
+        <w:pStyle w:val="Normal"/>
+      </w:pPr>
+      <w:r>
+        <w:t xml:space="preserve">{</w:t>
+      </w:r>
+    </w:p>
+    <w:p>
+      <w:pPr>
+        <w:pStyle w:val="Normal"/>
+      </w:pPr>
+      <w:r>
+        <w:t>Example response (200):</w:t>
+      </w:r>
+    </w:p>
+    <w:p>
+      <w:pPr>
+        <w:pStyle w:val="List Bullet"/>
+      </w:pPr>
+      <w:r>
+        <w:t xml:space="preserve">Authorization: Bearer {token} (required)</w:t>
+      </w:r>
+    </w:p>
+    <w:p>
+      <w:pPr>
+        <w:pStyle w:val="Normal"/>
+      </w:pPr>
+      <w:r>
+        <w:t xml:space="preserve">Headers:</w:t>
+      </w:r>
+    </w:p>
+    <w:p>
+      <w:pPr>
+        <w:pStyle w:val="Normal"/>
+      </w:pPr>
+      <w:r>
+        <w:t xml:space="preserve">Returns the full course catalogue from the (mock) course data provider. Used by frontends to populate course selection dropdowns when creating or editing an Experience. Admin and teacher only (students/parents get 403).</w:t>
+      </w:r>
+    </w:p>
+    <w:p>
+      <w:pPr>
+        <w:pStyle w:val="Normal"/>
+      </w:pPr>
+      <w:r>
+        <w:t xml:space="preserve">GET /api/school/courses</w:t>
+      </w:r>
+    </w:p>
+    <w:p>
+      <w:pPr>
+        <w:pStyle w:val="Heading 3"/>
+      </w:pPr>
+      <w:r>
+        <w:t xml:space="preserve">Course Catalogue</w:t>
+      </w:r>
+    </w:p>
+    <w:p>
+      <w:pPr>
         <w:pStyle w:val="Heading2"/>
       </w:pPr>
       <w:r>
@@ -17607,7 +17810,7 @@
         <w:rPr>
           <w:b/>
         </w:rPr>
-        <w:t>Response (200):</w:t>
+        <w:t>Example response (200):</w:t>
       </w:r>
     </w:p>
     <w:p>
@@ -17663,7 +17866,25 @@
           <w:color w:val="333333"/>
           <w:sz w:val="18"/>
         </w:rPr>
-        <w:t xml:space="preserve">  "timestamp": "2026-03-12T14:30:00+00:00"</w:t>
+        <w:t xml:space="preserve">  "timestamp": "2026-03-12T14:30:00+00:00",</w:t>
+      </w:r>
+    </w:p>
+    <w:p>
+      <w:pPr>
+        <w:shd w:val="clear" w:color="auto" w:fill="F5F5F5"/>
+        <w:spacing w:after="0" w:line="240" w:lineRule="auto"/>
+      </w:pPr>
+      <w:r>
+        <w:t>  "database": "connected",</w:t>
+      </w:r>
+    </w:p>
+    <w:p>
+      <w:pPr>
+        <w:shd w:val="clear" w:color="auto" w:fill="F5F5F5"/>
+        <w:spacing w:after="0" w:line="240" w:lineRule="auto"/>
+      </w:pPr>
+      <w:r>
+        <w:t>  "downstream": { "experience-service": "reachable", "enrolment-service": "reachable" }</w:t>
       </w:r>
     </w:p>
     <w:p>
@@ -17772,8 +17993,7 @@
         <w:rPr>
           <w:b/>
         </w:rPr>
-        <w:lastRenderedPageBreak/>
-        <w:t>Response (200):</w:t>
+        <w:t>Example response (200):</w:t>
       </w:r>
     </w:p>
     <w:p>
@@ -19142,7 +19362,7 @@
         <w:rPr>
           <w:b/>
         </w:rPr>
-        <w:t>Response (200):</w:t>
+        <w:t>Example response (200):</w:t>
       </w:r>
     </w:p>
     <w:p>
@@ -19670,21 +19890,51 @@
           <w:color w:val="333333"/>
           <w:sz w:val="18"/>
         </w:rPr>
-        <w:t xml:space="preserve">  "credentials": [],</w:t>
-      </w:r>
-    </w:p>
-    <w:p>
-      <w:pPr>
-        <w:shd w:val="clear" w:color="auto" w:fill="F5F5F5"/>
-        <w:spacing w:after="0" w:line="240" w:lineRule="auto"/>
-      </w:pPr>
-      <w:r>
-        <w:rPr>
-          <w:rFonts w:ascii="Consolas" w:hAnsi="Consolas"/>
-          <w:color w:val="333333"/>
-          <w:sz w:val="18"/>
-        </w:rPr>
-        <w:t xml:space="preserve">  "</w:t>
+        <w:t xml:space="preserve">  "credentials": [</w:t>
+        <w:br/>
+        <w:t xml:space="preserve">    { "id": 1, "type": "credential", "name": "Entrepreneurial Thinking Foundations", "issuing_course": "Intro to Entrepreneurship", "earned_at": "2026-02-15T00:00:00Z", "status": "earned" },</w:t>
+        <w:br/>
+        <w:t xml:space="preserve">    { "id": 2, "type": "badge", "name": "Entrepreneur's Choice Award", "issuing_course": "Marketing Basics", "earned_at": "2026-02-28T00:00:00Z", "status": "earned" },</w:t>
+        <w:br/>
+        <w:t xml:space="preserve">    { "id": 3, "type": "certificate", "name": "Financial Literacy Completion", "issuing_course": "Financial Literacy", "earned_at": "2026-03-05T00:00:00Z", "status": "earned" }</w:t>
+        <w:br/>
+        <w:t xml:space="preserve">  ],</w:t>
+      </w:r>
+    </w:p>
+    <w:p>
+      <w:pPr>
+        <w:shd w:val="clear" w:color="auto" w:fill="F5F5F5"/>
+        <w:spacing w:after="0" w:line="240" w:lineRule="auto"/>
+      </w:pPr>
+      <w:r>
+        <w:rPr>
+          <w:rFonts w:ascii="Consolas" w:hAnsi="Consolas"/>
+          <w:color w:val="333333"/>
+          <w:sz w:val="18"/>
+        </w:rPr>
+        <w:t xml:space="preserve">  "curriculum_mapping": {</w:t>
+        <w:br/>
+        <w:t xml:space="preserve">    "business_studies": {</w:t>
+        <w:br/>
+        <w:t xml:space="preserve">      "area_name": "Business Studies",</w:t>
+        <w:br/>
+        <w:t xml:space="preserve">      "requirements_met": [</w:t>
+        <w:br/>
+        <w:t xml:space="preserve">        { "code": "BS-1.1", "description": "Identify business opportunities", "met_by": "Intro to Entrepreneurship" }</w:t>
+        <w:br/>
+        <w:t xml:space="preserve">      ],</w:t>
+        <w:br/>
+        <w:t xml:space="preserve">      "total_requirements": 8,</w:t>
+        <w:br/>
+        <w:t xml:space="preserve">      "coverage_percentage": 0.38</w:t>
+        <w:br/>
+        <w:t xml:space="preserve">    },</w:t>
+        <w:br/>
+        <w:t xml:space="preserve">    "ctf_design_studies": { "area_name": "CTF Design Studies", "requirements_met": [...], "total_requirements": 7, "coverage_percentage": 0.29 },</w:t>
+        <w:br/>
+        <w:t xml:space="preserve">    "calm": { "area_name": "Career and Life Management", "requirements_met": [...], "total_requirements": 5, "coverage_percentage": 0.40 }</w:t>
+        <w:br/>
+        <w:t xml:space="preserve">  }</w:t>
       </w:r>
       <w:proofErr w:type="spellStart"/>
       <w:proofErr w:type="gramStart"/>
@@ -19694,7 +19944,6 @@
           <w:color w:val="333333"/>
           <w:sz w:val="18"/>
         </w:rPr>
-        <w:t>curriculum</w:t>
       </w:r>
       <w:proofErr w:type="gramEnd"/>
       <w:r>
@@ -19703,7 +19952,6 @@
           <w:color w:val="333333"/>
           <w:sz w:val="18"/>
         </w:rPr>
-        <w:t>_mapping</w:t>
       </w:r>
       <w:proofErr w:type="spellEnd"/>
       <w:r>
@@ -19712,7 +19960,6 @@
           <w:color w:val="333333"/>
           <w:sz w:val="18"/>
         </w:rPr>
-        <w:t>": []</w:t>
       </w:r>
     </w:p>
     <w:p>
@@ -19734,7 +19981,7 @@
         <w:rPr>
           <w:b/>
         </w:rPr>
-        <w:t>Error (404):</w:t>
+        <w:t>Example error (404):</w:t>
       </w:r>
     </w:p>
     <w:p>
@@ -20119,20 +20366,15 @@
         <w:rPr>
           <w:b/>
         </w:rPr>
-        <w:t>Response (200):</w:t>
-      </w:r>
-    </w:p>
-    <w:p>
-      <w:pPr>
-        <w:shd w:val="clear" w:color="auto" w:fill="F5F5F5"/>
-        <w:spacing w:after="0" w:line="240" w:lineRule="auto"/>
-      </w:pPr>
-      <w:r>
-        <w:rPr>
-          <w:rFonts w:ascii="Consolas" w:hAnsi="Consolas"/>
-          <w:color w:val="333333"/>
-          <w:sz w:val="18"/>
-        </w:rPr>
+        <w:t>Example response (200):</w:t>
+      </w:r>
+    </w:p>
+    <w:p>
+      <w:pPr>
+        <w:shd w:val="clear" w:color="auto" w:fill="F5F5F5"/>
+        <w:spacing w:after="0" w:line="240" w:lineRule="auto"/>
+      </w:pPr>
+      <w:r>
         <w:t>{</w:t>
       </w:r>
     </w:p>
@@ -20142,137 +20384,33 @@
         <w:spacing w:after="0" w:line="240" w:lineRule="auto"/>
       </w:pPr>
       <w:r>
-        <w:rPr>
-          <w:rFonts w:ascii="Consolas" w:hAnsi="Consolas"/>
-          <w:color w:val="333333"/>
-          <w:sz w:val="18"/>
-        </w:rPr>
-        <w:t xml:space="preserve">  "</w:t>
-      </w:r>
-      <w:proofErr w:type="spellStart"/>
-      <w:proofErr w:type="gramStart"/>
-      <w:r>
-        <w:rPr>
-          <w:rFonts w:ascii="Consolas" w:hAnsi="Consolas"/>
-          <w:color w:val="333333"/>
-          <w:sz w:val="18"/>
-        </w:rPr>
-        <w:t>school</w:t>
-      </w:r>
-      <w:proofErr w:type="gramEnd"/>
-      <w:r>
-        <w:rPr>
-          <w:rFonts w:ascii="Consolas" w:hAnsi="Consolas"/>
-          <w:color w:val="333333"/>
-          <w:sz w:val="18"/>
-        </w:rPr>
-        <w:t>_id</w:t>
-      </w:r>
-      <w:proofErr w:type="spellEnd"/>
-      <w:r>
-        <w:rPr>
-          <w:rFonts w:ascii="Consolas" w:hAnsi="Consolas"/>
-          <w:color w:val="333333"/>
-          <w:sz w:val="18"/>
-        </w:rPr>
-        <w:t>": 1,</w:t>
-      </w:r>
-    </w:p>
-    <w:p>
-      <w:pPr>
-        <w:shd w:val="clear" w:color="auto" w:fill="F5F5F5"/>
-        <w:spacing w:after="0" w:line="240" w:lineRule="auto"/>
-      </w:pPr>
-      <w:r>
-        <w:rPr>
-          <w:rFonts w:ascii="Consolas" w:hAnsi="Consolas"/>
-          <w:color w:val="333333"/>
-          <w:sz w:val="18"/>
-        </w:rPr>
-        <w:t xml:space="preserve">  "</w:t>
-      </w:r>
-      <w:proofErr w:type="spellStart"/>
-      <w:proofErr w:type="gramStart"/>
-      <w:r>
-        <w:rPr>
-          <w:rFonts w:ascii="Consolas" w:hAnsi="Consolas"/>
-          <w:color w:val="333333"/>
-          <w:sz w:val="18"/>
-        </w:rPr>
-        <w:t>pos</w:t>
-      </w:r>
-      <w:proofErr w:type="gramEnd"/>
-      <w:r>
-        <w:rPr>
-          <w:rFonts w:ascii="Consolas" w:hAnsi="Consolas"/>
-          <w:color w:val="333333"/>
-          <w:sz w:val="18"/>
-        </w:rPr>
-        <w:t>_areas</w:t>
-      </w:r>
-      <w:proofErr w:type="spellEnd"/>
-      <w:r>
-        <w:rPr>
-          <w:rFonts w:ascii="Consolas" w:hAnsi="Consolas"/>
-          <w:color w:val="333333"/>
-          <w:sz w:val="18"/>
-        </w:rPr>
-        <w:t>": ["Business Studies", "CTF Design Studies", "CALM"],</w:t>
-      </w:r>
-    </w:p>
-    <w:p>
-      <w:pPr>
-        <w:shd w:val="clear" w:color="auto" w:fill="F5F5F5"/>
-        <w:spacing w:after="0" w:line="240" w:lineRule="auto"/>
-      </w:pPr>
-      <w:r>
-        <w:rPr>
-          <w:rFonts w:ascii="Consolas" w:hAnsi="Consolas"/>
-          <w:color w:val="333333"/>
-          <w:sz w:val="18"/>
-        </w:rPr>
-        <w:t xml:space="preserve">  "</w:t>
-      </w:r>
-      <w:proofErr w:type="spellStart"/>
-      <w:proofErr w:type="gramStart"/>
-      <w:r>
-        <w:rPr>
-          <w:rFonts w:ascii="Consolas" w:hAnsi="Consolas"/>
-          <w:color w:val="333333"/>
-          <w:sz w:val="18"/>
-        </w:rPr>
-        <w:t>student</w:t>
-      </w:r>
-      <w:proofErr w:type="gramEnd"/>
-      <w:r>
-        <w:rPr>
-          <w:rFonts w:ascii="Consolas" w:hAnsi="Consolas"/>
-          <w:color w:val="333333"/>
-          <w:sz w:val="18"/>
-        </w:rPr>
-        <w:t>_coverage</w:t>
-      </w:r>
-      <w:proofErr w:type="spellEnd"/>
-      <w:r>
-        <w:rPr>
-          <w:rFonts w:ascii="Consolas" w:hAnsi="Consolas"/>
-          <w:color w:val="333333"/>
-          <w:sz w:val="18"/>
-        </w:rPr>
-        <w:t>": [</w:t>
-      </w:r>
-    </w:p>
-    <w:p>
-      <w:pPr>
-        <w:shd w:val="clear" w:color="auto" w:fill="F5F5F5"/>
-        <w:spacing w:after="0" w:line="240" w:lineRule="auto"/>
-      </w:pPr>
-      <w:r>
-        <w:rPr>
-          <w:rFonts w:ascii="Consolas" w:hAnsi="Consolas"/>
-          <w:color w:val="333333"/>
-          <w:sz w:val="18"/>
-        </w:rPr>
+        <w:t xml:space="preserve">  "school_id": 1,</w:t>
+      </w:r>
+    </w:p>
+    <w:p>
+      <w:pPr>
+        <w:shd w:val="clear" w:color="auto" w:fill="F5F5F5"/>
+        <w:spacing w:after="0" w:line="240" w:lineRule="auto"/>
+      </w:pPr>
+      <w:r>
+        <w:t xml:space="preserve">  "pos_areas": ["Business Studies", "CTF Design Studies", "CALM"],</w:t>
+      </w:r>
+    </w:p>
+    <w:p>
+      <w:pPr>
+        <w:shd w:val="clear" w:color="auto" w:fill="F5F5F5"/>
+        <w:spacing w:after="0" w:line="240" w:lineRule="auto"/>
+      </w:pPr>
+      <w:r>
+        <w:t xml:space="preserve">  "student_coverage": [</w:t>
+      </w:r>
+    </w:p>
+    <w:p>
+      <w:pPr>
+        <w:shd w:val="clear" w:color="auto" w:fill="F5F5F5"/>
+        <w:spacing w:after="0" w:line="240" w:lineRule="auto"/>
+      </w:pPr>
+      <w:r>
         <w:t xml:space="preserve">    {</w:t>
       </w:r>
     </w:p>
@@ -20282,275 +20420,249 @@
         <w:spacing w:after="0" w:line="240" w:lineRule="auto"/>
       </w:pPr>
       <w:r>
-        <w:rPr>
-          <w:rFonts w:ascii="Consolas" w:hAnsi="Consolas"/>
-          <w:color w:val="333333"/>
-          <w:sz w:val="18"/>
-        </w:rPr>
-        <w:t xml:space="preserve">      "</w:t>
-      </w:r>
-      <w:proofErr w:type="spellStart"/>
-      <w:proofErr w:type="gramStart"/>
-      <w:r>
-        <w:rPr>
-          <w:rFonts w:ascii="Consolas" w:hAnsi="Consolas"/>
-          <w:color w:val="333333"/>
-          <w:sz w:val="18"/>
-        </w:rPr>
-        <w:t>student</w:t>
-      </w:r>
-      <w:proofErr w:type="gramEnd"/>
-      <w:r>
-        <w:rPr>
-          <w:rFonts w:ascii="Consolas" w:hAnsi="Consolas"/>
-          <w:color w:val="333333"/>
-          <w:sz w:val="18"/>
-        </w:rPr>
-        <w:t>_id</w:t>
-      </w:r>
-      <w:proofErr w:type="spellEnd"/>
-      <w:r>
-        <w:rPr>
-          <w:rFonts w:ascii="Consolas" w:hAnsi="Consolas"/>
-          <w:color w:val="333333"/>
-          <w:sz w:val="18"/>
-        </w:rPr>
-        <w:t>": 3,</w:t>
-      </w:r>
-    </w:p>
-    <w:p>
-      <w:pPr>
-        <w:shd w:val="clear" w:color="auto" w:fill="F5F5F5"/>
-        <w:spacing w:after="0" w:line="240" w:lineRule="auto"/>
-      </w:pPr>
-      <w:r>
-        <w:rPr>
-          <w:rFonts w:ascii="Consolas" w:hAnsi="Consolas"/>
-          <w:color w:val="333333"/>
-          <w:sz w:val="18"/>
-        </w:rPr>
-        <w:t xml:space="preserve">      "name": "Alice Student",</w:t>
-      </w:r>
-    </w:p>
-    <w:p>
-      <w:pPr>
-        <w:shd w:val="clear" w:color="auto" w:fill="F5F5F5"/>
-        <w:spacing w:after="0" w:line="240" w:lineRule="auto"/>
-      </w:pPr>
-      <w:r>
-        <w:rPr>
-          <w:rFonts w:ascii="Consolas" w:hAnsi="Consolas"/>
-          <w:color w:val="333333"/>
-          <w:sz w:val="18"/>
-        </w:rPr>
-        <w:t xml:space="preserve">      "coverage</w:t>
-      </w:r>
-      <w:proofErr w:type="gramStart"/>
-      <w:r>
-        <w:rPr>
-          <w:rFonts w:ascii="Consolas" w:hAnsi="Consolas"/>
-          <w:color w:val="333333"/>
-          <w:sz w:val="18"/>
-        </w:rPr>
-        <w:t>": {</w:t>
-      </w:r>
-      <w:proofErr w:type="gramEnd"/>
-    </w:p>
-    <w:p>
-      <w:pPr>
-        <w:shd w:val="clear" w:color="auto" w:fill="F5F5F5"/>
-        <w:spacing w:after="0" w:line="240" w:lineRule="auto"/>
-      </w:pPr>
-      <w:r>
-        <w:rPr>
-          <w:rFonts w:ascii="Consolas" w:hAnsi="Consolas"/>
-          <w:color w:val="333333"/>
-          <w:sz w:val="18"/>
-        </w:rPr>
-        <w:t xml:space="preserve">        "Business Studies": 0.0,</w:t>
-      </w:r>
-    </w:p>
-    <w:p>
-      <w:pPr>
-        <w:shd w:val="clear" w:color="auto" w:fill="F5F5F5"/>
-        <w:spacing w:after="0" w:line="240" w:lineRule="auto"/>
-      </w:pPr>
-      <w:r>
-        <w:rPr>
-          <w:rFonts w:ascii="Consolas" w:hAnsi="Consolas"/>
-          <w:color w:val="333333"/>
-          <w:sz w:val="18"/>
-        </w:rPr>
-        <w:t xml:space="preserve">        "CTF Design Studies": 0.0,</w:t>
-      </w:r>
-    </w:p>
-    <w:p>
-      <w:pPr>
-        <w:shd w:val="clear" w:color="auto" w:fill="F5F5F5"/>
-        <w:spacing w:after="0" w:line="240" w:lineRule="auto"/>
-      </w:pPr>
-      <w:r>
-        <w:rPr>
-          <w:rFonts w:ascii="Consolas" w:hAnsi="Consolas"/>
-          <w:color w:val="333333"/>
-          <w:sz w:val="18"/>
-        </w:rPr>
-        <w:t xml:space="preserve">        "CALM": 0.0</w:t>
-      </w:r>
-    </w:p>
-    <w:p>
-      <w:pPr>
-        <w:shd w:val="clear" w:color="auto" w:fill="F5F5F5"/>
-        <w:spacing w:after="0" w:line="240" w:lineRule="auto"/>
-      </w:pPr>
-      <w:r>
-        <w:rPr>
-          <w:rFonts w:ascii="Consolas" w:hAnsi="Consolas"/>
-          <w:color w:val="333333"/>
-          <w:sz w:val="18"/>
-        </w:rPr>
-        <w:t xml:space="preserve">      }</w:t>
-      </w:r>
-    </w:p>
-    <w:p>
-      <w:pPr>
-        <w:shd w:val="clear" w:color="auto" w:fill="F5F5F5"/>
-        <w:spacing w:after="0" w:line="240" w:lineRule="auto"/>
-      </w:pPr>
-      <w:r>
-        <w:rPr>
-          <w:rFonts w:ascii="Consolas" w:hAnsi="Consolas"/>
-          <w:color w:val="333333"/>
-          <w:sz w:val="18"/>
-        </w:rPr>
-        <w:t xml:space="preserve">    }</w:t>
-      </w:r>
-    </w:p>
-    <w:p>
-      <w:pPr>
-        <w:shd w:val="clear" w:color="auto" w:fill="F5F5F5"/>
-        <w:spacing w:after="0" w:line="240" w:lineRule="auto"/>
-      </w:pPr>
-      <w:r>
-        <w:rPr>
-          <w:rFonts w:ascii="Consolas" w:hAnsi="Consolas"/>
-          <w:color w:val="333333"/>
-          <w:sz w:val="18"/>
-        </w:rPr>
-        <w:t xml:space="preserve">  ],</w:t>
-      </w:r>
-    </w:p>
-    <w:p>
-      <w:pPr>
-        <w:shd w:val="clear" w:color="auto" w:fill="F5F5F5"/>
-        <w:spacing w:after="0" w:line="240" w:lineRule="auto"/>
-      </w:pPr>
-      <w:r>
-        <w:rPr>
-          <w:rFonts w:ascii="Consolas" w:hAnsi="Consolas"/>
-          <w:color w:val="333333"/>
-          <w:sz w:val="18"/>
-        </w:rPr>
-        <w:t xml:space="preserve">  "</w:t>
-      </w:r>
-      <w:proofErr w:type="spellStart"/>
-      <w:proofErr w:type="gramStart"/>
-      <w:r>
-        <w:rPr>
-          <w:rFonts w:ascii="Consolas" w:hAnsi="Consolas"/>
-          <w:color w:val="333333"/>
-          <w:sz w:val="18"/>
-        </w:rPr>
-        <w:t>school</w:t>
-      </w:r>
-      <w:proofErr w:type="gramEnd"/>
-      <w:r>
-        <w:rPr>
-          <w:rFonts w:ascii="Consolas" w:hAnsi="Consolas"/>
-          <w:color w:val="333333"/>
-          <w:sz w:val="18"/>
-        </w:rPr>
-        <w:t>_averages</w:t>
-      </w:r>
-      <w:proofErr w:type="spellEnd"/>
-      <w:proofErr w:type="gramStart"/>
-      <w:r>
-        <w:rPr>
-          <w:rFonts w:ascii="Consolas" w:hAnsi="Consolas"/>
-          <w:color w:val="333333"/>
-          <w:sz w:val="18"/>
-        </w:rPr>
-        <w:t>": {</w:t>
-      </w:r>
-      <w:proofErr w:type="gramEnd"/>
-    </w:p>
-    <w:p>
-      <w:pPr>
-        <w:shd w:val="clear" w:color="auto" w:fill="F5F5F5"/>
-        <w:spacing w:after="0" w:line="240" w:lineRule="auto"/>
-      </w:pPr>
-      <w:r>
-        <w:rPr>
-          <w:rFonts w:ascii="Consolas" w:hAnsi="Consolas"/>
-          <w:color w:val="333333"/>
-          <w:sz w:val="18"/>
-        </w:rPr>
-        <w:t xml:space="preserve">    "Business Studies": 0.0,</w:t>
-      </w:r>
-    </w:p>
-    <w:p>
-      <w:pPr>
-        <w:shd w:val="clear" w:color="auto" w:fill="F5F5F5"/>
-        <w:spacing w:after="0" w:line="240" w:lineRule="auto"/>
-      </w:pPr>
-      <w:r>
-        <w:rPr>
-          <w:rFonts w:ascii="Consolas" w:hAnsi="Consolas"/>
-          <w:color w:val="333333"/>
-          <w:sz w:val="18"/>
-        </w:rPr>
-        <w:t xml:space="preserve">    "CTF Design Studies": 0.0,</w:t>
-      </w:r>
-    </w:p>
-    <w:p>
-      <w:pPr>
-        <w:shd w:val="clear" w:color="auto" w:fill="F5F5F5"/>
-        <w:spacing w:after="0" w:line="240" w:lineRule="auto"/>
-      </w:pPr>
-      <w:r>
-        <w:rPr>
-          <w:rFonts w:ascii="Consolas" w:hAnsi="Consolas"/>
-          <w:color w:val="333333"/>
-          <w:sz w:val="18"/>
-        </w:rPr>
-        <w:t xml:space="preserve">    "CALM": 0.0</w:t>
-      </w:r>
-    </w:p>
-    <w:p>
-      <w:pPr>
-        <w:shd w:val="clear" w:color="auto" w:fill="F5F5F5"/>
-        <w:spacing w:after="0" w:line="240" w:lineRule="auto"/>
-      </w:pPr>
-      <w:r>
-        <w:rPr>
-          <w:rFonts w:ascii="Consolas" w:hAnsi="Consolas"/>
-          <w:color w:val="333333"/>
-          <w:sz w:val="18"/>
-        </w:rPr>
-        <w:t xml:space="preserve">  }</w:t>
-      </w:r>
-    </w:p>
-    <w:p>
-      <w:pPr>
-        <w:shd w:val="clear" w:color="auto" w:fill="F5F5F5"/>
-        <w:spacing w:after="0" w:line="240" w:lineRule="auto"/>
-      </w:pPr>
-      <w:r>
-        <w:rPr>
-          <w:rFonts w:ascii="Consolas" w:hAnsi="Consolas"/>
-          <w:color w:val="333333"/>
-          <w:sz w:val="18"/>
-        </w:rPr>
+        <w:t xml:space="preserve">      "student_id": 4,</w:t>
+      </w:r>
+    </w:p>
+    <w:p>
+      <w:pPr>
+        <w:shd w:val="clear" w:color="auto" w:fill="F5F5F5"/>
+        <w:spacing w:after="0" w:line="240" w:lineRule="auto"/>
+      </w:pPr>
+      <w:r>
+        <w:t xml:space="preserve">      "student_name": "Student 1",</w:t>
+      </w:r>
+    </w:p>
+    <w:p>
+      <w:pPr>
+        <w:shd w:val="clear" w:color="auto" w:fill="F5F5F5"/>
+        <w:spacing w:after="0" w:line="240" w:lineRule="auto"/>
+      </w:pPr>
+      <w:r>
+        <w:t xml:space="preserve">      "coverage": {</w:t>
+      </w:r>
+    </w:p>
+    <w:p>
+      <w:pPr>
+        <w:shd w:val="clear" w:color="auto" w:fill="F5F5F5"/>
+        <w:spacing w:after="0" w:line="240" w:lineRule="auto"/>
+      </w:pPr>
+      <w:r>
+        <w:t xml:space="preserve">        "business_studies": {</w:t>
+      </w:r>
+    </w:p>
+    <w:p>
+      <w:pPr>
+        <w:shd w:val="clear" w:color="auto" w:fill="F5F5F5"/>
+        <w:spacing w:after="0" w:line="240" w:lineRule="auto"/>
+      </w:pPr>
+      <w:r>
+        <w:t xml:space="preserve">          "completed": 3,</w:t>
+      </w:r>
+    </w:p>
+    <w:p>
+      <w:pPr>
+        <w:shd w:val="clear" w:color="auto" w:fill="F5F5F5"/>
+        <w:spacing w:after="0" w:line="240" w:lineRule="auto"/>
+      </w:pPr>
+      <w:r>
+        <w:t xml:space="preserve">          "total": 8,</w:t>
+      </w:r>
+    </w:p>
+    <w:p>
+      <w:pPr>
+        <w:shd w:val="clear" w:color="auto" w:fill="F5F5F5"/>
+        <w:spacing w:after="0" w:line="240" w:lineRule="auto"/>
+      </w:pPr>
+      <w:r>
+        <w:t xml:space="preserve">          "percentage": 0.38</w:t>
+      </w:r>
+    </w:p>
+    <w:p>
+      <w:pPr>
+        <w:shd w:val="clear" w:color="auto" w:fill="F5F5F5"/>
+        <w:spacing w:after="0" w:line="240" w:lineRule="auto"/>
+      </w:pPr>
+      <w:r>
+        <w:t xml:space="preserve">        },</w:t>
+      </w:r>
+    </w:p>
+    <w:p>
+      <w:pPr>
+        <w:shd w:val="clear" w:color="auto" w:fill="F5F5F5"/>
+        <w:spacing w:after="0" w:line="240" w:lineRule="auto"/>
+      </w:pPr>
+      <w:r>
+        <w:t xml:space="preserve">        "ctf_design_studies": {</w:t>
+      </w:r>
+    </w:p>
+    <w:p>
+      <w:pPr>
+        <w:shd w:val="clear" w:color="auto" w:fill="F5F5F5"/>
+        <w:spacing w:after="0" w:line="240" w:lineRule="auto"/>
+      </w:pPr>
+      <w:r>
+        <w:t xml:space="preserve">          "completed": 2,</w:t>
+      </w:r>
+    </w:p>
+    <w:p>
+      <w:pPr>
+        <w:shd w:val="clear" w:color="auto" w:fill="F5F5F5"/>
+        <w:spacing w:after="0" w:line="240" w:lineRule="auto"/>
+      </w:pPr>
+      <w:r>
+        <w:t xml:space="preserve">          "total": 7,</w:t>
+      </w:r>
+    </w:p>
+    <w:p>
+      <w:pPr>
+        <w:shd w:val="clear" w:color="auto" w:fill="F5F5F5"/>
+        <w:spacing w:after="0" w:line="240" w:lineRule="auto"/>
+      </w:pPr>
+      <w:r>
+        <w:t xml:space="preserve">          "percentage": 0.29</w:t>
+      </w:r>
+    </w:p>
+    <w:p>
+      <w:pPr>
+        <w:shd w:val="clear" w:color="auto" w:fill="F5F5F5"/>
+        <w:spacing w:after="0" w:line="240" w:lineRule="auto"/>
+      </w:pPr>
+      <w:r>
+        <w:t xml:space="preserve">        },</w:t>
+      </w:r>
+    </w:p>
+    <w:p>
+      <w:pPr>
+        <w:shd w:val="clear" w:color="auto" w:fill="F5F5F5"/>
+        <w:spacing w:after="0" w:line="240" w:lineRule="auto"/>
+      </w:pPr>
+      <w:r>
+        <w:t xml:space="preserve">        "calm": {</w:t>
+      </w:r>
+    </w:p>
+    <w:p>
+      <w:pPr>
+        <w:shd w:val="clear" w:color="auto" w:fill="F5F5F5"/>
+        <w:spacing w:after="0" w:line="240" w:lineRule="auto"/>
+      </w:pPr>
+      <w:r>
+        <w:t xml:space="preserve">          "completed": 2,</w:t>
+      </w:r>
+    </w:p>
+    <w:p>
+      <w:pPr>
+        <w:shd w:val="clear" w:color="auto" w:fill="F5F5F5"/>
+        <w:spacing w:after="0" w:line="240" w:lineRule="auto"/>
+      </w:pPr>
+      <w:r>
+        <w:t>          "total": 5,</w:t>
+      </w:r>
+    </w:p>
+    <w:p>
+      <w:pPr>
+        <w:shd w:val="clear" w:color="auto" w:fill="F5F5F5"/>
+        <w:spacing w:after="0" w:line="240" w:lineRule="auto"/>
+      </w:pPr>
+      <w:r>
+        <w:t>          "percentage": 0.40</w:t>
+      </w:r>
+    </w:p>
+    <w:p>
+      <w:pPr>
+        <w:shd w:val="clear" w:color="auto" w:fill="F5F5F5"/>
+        <w:spacing w:after="0" w:line="240" w:lineRule="auto"/>
+      </w:pPr>
+      <w:r>
+        <w:t>        }</w:t>
+      </w:r>
+    </w:p>
+    <w:p>
+      <w:pPr>
+        <w:shd w:val="clear" w:color="auto" w:fill="F5F5F5"/>
+        <w:spacing w:after="0" w:line="240" w:lineRule="auto"/>
+      </w:pPr>
+      <w:r>
+        <w:t>      },</w:t>
+      </w:r>
+    </w:p>
+    <w:p>
+      <w:pPr>
+        <w:shd w:val="clear" w:color="auto" w:fill="F5F5F5"/>
+        <w:spacing w:after="0" w:line="240" w:lineRule="auto"/>
+      </w:pPr>
+      <w:r>
+        <w:t>      "overall_coverage": 0.35</w:t>
+      </w:r>
+    </w:p>
+    <w:p>
+      <w:pPr>
+        <w:shd w:val="clear" w:color="auto" w:fill="F5F5F5"/>
+        <w:spacing w:after="0" w:line="240" w:lineRule="auto"/>
+      </w:pPr>
+      <w:r>
+        <w:t>    }</w:t>
+      </w:r>
+    </w:p>
+    <w:p>
+      <w:pPr>
+        <w:shd w:val="clear" w:color="auto" w:fill="F5F5F5"/>
+        <w:spacing w:after="0" w:line="240" w:lineRule="auto"/>
+      </w:pPr>
+      <w:r>
+        <w:t>  ],</w:t>
+      </w:r>
+    </w:p>
+    <w:p>
+      <w:pPr>
+        <w:shd w:val="clear" w:color="auto" w:fill="F5F5F5"/>
+        <w:spacing w:after="0" w:line="240" w:lineRule="auto"/>
+      </w:pPr>
+      <w:r>
+        <w:t>  "school_averages": {</w:t>
+      </w:r>
+    </w:p>
+    <w:p>
+      <w:pPr>
+        <w:shd w:val="clear" w:color="auto" w:fill="F5F5F5"/>
+        <w:spacing w:after="0" w:line="240" w:lineRule="auto"/>
+      </w:pPr>
+      <w:r>
+        <w:t>    "business_studies": 0.45,</w:t>
+      </w:r>
+    </w:p>
+    <w:p>
+      <w:pPr>
+        <w:shd w:val="clear" w:color="auto" w:fill="F5F5F5"/>
+        <w:spacing w:after="0" w:line="240" w:lineRule="auto"/>
+      </w:pPr>
+      <w:r>
+        <w:t>    "ctf_design_studies": 0.38,</w:t>
+      </w:r>
+    </w:p>
+    <w:p>
+      <w:pPr>
+        <w:shd w:val="clear" w:color="auto" w:fill="F5F5F5"/>
+        <w:spacing w:after="0" w:line="240" w:lineRule="auto"/>
+      </w:pPr>
+      <w:r>
+        <w:t>    "calm": 0.52</w:t>
+      </w:r>
+    </w:p>
+    <w:p>
+      <w:pPr>
+        <w:shd w:val="clear" w:color="auto" w:fill="F5F5F5"/>
+        <w:spacing w:after="0" w:line="240" w:lineRule="auto"/>
+      </w:pPr>
+      <w:r>
+        <w:t>  }</w:t>
+      </w:r>
+    </w:p>
+    <w:p>
+      <w:pPr>
+        <w:shd w:val="clear" w:color="auto" w:fill="F5F5F5"/>
+        <w:spacing w:after="0" w:line="240" w:lineRule="auto"/>
+      </w:pPr>
+      <w:r>
         <w:t>}</w:t>
       </w:r>
     </w:p>
@@ -20694,20 +20806,15 @@
         <w:rPr>
           <w:b/>
         </w:rPr>
-        <w:t>Response (200):</w:t>
-      </w:r>
-    </w:p>
-    <w:p>
-      <w:pPr>
-        <w:shd w:val="clear" w:color="auto" w:fill="F5F5F5"/>
-        <w:spacing w:after="0" w:line="240" w:lineRule="auto"/>
-      </w:pPr>
-      <w:r>
-        <w:rPr>
-          <w:rFonts w:ascii="Consolas" w:hAnsi="Consolas"/>
-          <w:color w:val="333333"/>
-          <w:sz w:val="18"/>
-        </w:rPr>
+        <w:t>Example response (200):</w:t>
+      </w:r>
+    </w:p>
+    <w:p>
+      <w:pPr>
+        <w:shd w:val="clear" w:color="auto" w:fill="F5F5F5"/>
+        <w:spacing w:after="0" w:line="240" w:lineRule="auto"/>
+      </w:pPr>
+      <w:r>
         <w:t>{</w:t>
       </w:r>
     </w:p>
@@ -20717,53 +20824,15 @@
         <w:spacing w:after="0" w:line="240" w:lineRule="auto"/>
       </w:pPr>
       <w:r>
-        <w:rPr>
-          <w:rFonts w:ascii="Consolas" w:hAnsi="Consolas"/>
-          <w:color w:val="333333"/>
-          <w:sz w:val="18"/>
-        </w:rPr>
-        <w:t xml:space="preserve">  "</w:t>
-      </w:r>
-      <w:proofErr w:type="spellStart"/>
-      <w:proofErr w:type="gramStart"/>
-      <w:r>
-        <w:rPr>
-          <w:rFonts w:ascii="Consolas" w:hAnsi="Consolas"/>
-          <w:color w:val="333333"/>
-          <w:sz w:val="18"/>
-        </w:rPr>
-        <w:t>school</w:t>
-      </w:r>
-      <w:proofErr w:type="gramEnd"/>
-      <w:r>
-        <w:rPr>
-          <w:rFonts w:ascii="Consolas" w:hAnsi="Consolas"/>
-          <w:color w:val="333333"/>
-          <w:sz w:val="18"/>
-        </w:rPr>
-        <w:t>_id</w:t>
-      </w:r>
-      <w:proofErr w:type="spellEnd"/>
-      <w:r>
-        <w:rPr>
-          <w:rFonts w:ascii="Consolas" w:hAnsi="Consolas"/>
-          <w:color w:val="333333"/>
-          <w:sz w:val="18"/>
-        </w:rPr>
-        <w:t>": 1,</w:t>
-      </w:r>
-    </w:p>
-    <w:p>
-      <w:pPr>
-        <w:shd w:val="clear" w:color="auto" w:fill="F5F5F5"/>
-        <w:spacing w:after="0" w:line="240" w:lineRule="auto"/>
-      </w:pPr>
-      <w:r>
-        <w:rPr>
-          <w:rFonts w:ascii="Consolas" w:hAnsi="Consolas"/>
-          <w:color w:val="333333"/>
-          <w:sz w:val="18"/>
-        </w:rPr>
+        <w:t xml:space="preserve">  "school_id": 1,</w:t>
+      </w:r>
+    </w:p>
+    <w:p>
+      <w:pPr>
+        <w:shd w:val="clear" w:color="auto" w:fill="F5F5F5"/>
+        <w:spacing w:after="0" w:line="240" w:lineRule="auto"/>
+      </w:pPr>
+      <w:r>
         <w:t xml:space="preserve">  "period": "last_30_days",</w:t>
       </w:r>
     </w:p>
@@ -20773,181 +20842,42 @@
         <w:spacing w:after="0" w:line="240" w:lineRule="auto"/>
       </w:pPr>
       <w:r>
-        <w:rPr>
-          <w:rFonts w:ascii="Consolas" w:hAnsi="Consolas"/>
-          <w:color w:val="333333"/>
-          <w:sz w:val="18"/>
-        </w:rPr>
-        <w:t xml:space="preserve">  "</w:t>
-      </w:r>
-      <w:proofErr w:type="spellStart"/>
-      <w:proofErr w:type="gramStart"/>
-      <w:r>
-        <w:rPr>
-          <w:rFonts w:ascii="Consolas" w:hAnsi="Consolas"/>
-          <w:color w:val="333333"/>
-          <w:sz w:val="18"/>
-        </w:rPr>
-        <w:t>school</w:t>
-      </w:r>
-      <w:proofErr w:type="gramEnd"/>
-      <w:r>
-        <w:rPr>
-          <w:rFonts w:ascii="Consolas" w:hAnsi="Consolas"/>
-          <w:color w:val="333333"/>
-          <w:sz w:val="18"/>
-        </w:rPr>
-        <w:t>_averages</w:t>
-      </w:r>
-      <w:proofErr w:type="spellEnd"/>
-      <w:proofErr w:type="gramStart"/>
-      <w:r>
-        <w:rPr>
-          <w:rFonts w:ascii="Consolas" w:hAnsi="Consolas"/>
-          <w:color w:val="333333"/>
-          <w:sz w:val="18"/>
-        </w:rPr>
-        <w:t>": {</w:t>
-      </w:r>
-      <w:proofErr w:type="gramEnd"/>
-    </w:p>
-    <w:p>
-      <w:pPr>
-        <w:shd w:val="clear" w:color="auto" w:fill="F5F5F5"/>
-        <w:spacing w:after="0" w:line="240" w:lineRule="auto"/>
-      </w:pPr>
-      <w:r>
-        <w:rPr>
-          <w:rFonts w:ascii="Consolas" w:hAnsi="Consolas"/>
-          <w:color w:val="333333"/>
-          <w:sz w:val="18"/>
-        </w:rPr>
-        <w:t xml:space="preserve">    "</w:t>
-      </w:r>
-      <w:proofErr w:type="spellStart"/>
-      <w:proofErr w:type="gramStart"/>
-      <w:r>
-        <w:rPr>
-          <w:rFonts w:ascii="Consolas" w:hAnsi="Consolas"/>
-          <w:color w:val="333333"/>
-          <w:sz w:val="18"/>
-        </w:rPr>
-        <w:t>login</w:t>
-      </w:r>
-      <w:proofErr w:type="gramEnd"/>
-      <w:r>
-        <w:rPr>
-          <w:rFonts w:ascii="Consolas" w:hAnsi="Consolas"/>
-          <w:color w:val="333333"/>
-          <w:sz w:val="18"/>
-        </w:rPr>
-        <w:t>_frequency</w:t>
-      </w:r>
-      <w:proofErr w:type="spellEnd"/>
-      <w:r>
-        <w:rPr>
-          <w:rFonts w:ascii="Consolas" w:hAnsi="Consolas"/>
-          <w:color w:val="333333"/>
-          <w:sz w:val="18"/>
-        </w:rPr>
-        <w:t>": 0.0,</w:t>
-      </w:r>
-    </w:p>
-    <w:p>
-      <w:pPr>
-        <w:shd w:val="clear" w:color="auto" w:fill="F5F5F5"/>
-        <w:spacing w:after="0" w:line="240" w:lineRule="auto"/>
-      </w:pPr>
-      <w:r>
-        <w:rPr>
-          <w:rFonts w:ascii="Consolas" w:hAnsi="Consolas"/>
-          <w:color w:val="333333"/>
-          <w:sz w:val="18"/>
-        </w:rPr>
-        <w:t xml:space="preserve">    "</w:t>
-      </w:r>
-      <w:proofErr w:type="spellStart"/>
-      <w:proofErr w:type="gramStart"/>
-      <w:r>
-        <w:rPr>
-          <w:rFonts w:ascii="Consolas" w:hAnsi="Consolas"/>
-          <w:color w:val="333333"/>
-          <w:sz w:val="18"/>
-        </w:rPr>
-        <w:t>content</w:t>
-      </w:r>
-      <w:proofErr w:type="gramEnd"/>
-      <w:r>
-        <w:rPr>
-          <w:rFonts w:ascii="Consolas" w:hAnsi="Consolas"/>
-          <w:color w:val="333333"/>
-          <w:sz w:val="18"/>
-        </w:rPr>
-        <w:t>_interaction</w:t>
-      </w:r>
-      <w:proofErr w:type="spellEnd"/>
-      <w:r>
-        <w:rPr>
-          <w:rFonts w:ascii="Consolas" w:hAnsi="Consolas"/>
-          <w:color w:val="333333"/>
-          <w:sz w:val="18"/>
-        </w:rPr>
-        <w:t>": 0.0,</w:t>
-      </w:r>
-    </w:p>
-    <w:p>
-      <w:pPr>
-        <w:shd w:val="clear" w:color="auto" w:fill="F5F5F5"/>
-        <w:spacing w:after="0" w:line="240" w:lineRule="auto"/>
-      </w:pPr>
-      <w:r>
-        <w:rPr>
-          <w:rFonts w:ascii="Consolas" w:hAnsi="Consolas"/>
-          <w:color w:val="333333"/>
-          <w:sz w:val="18"/>
-        </w:rPr>
-        <w:t xml:space="preserve">    "</w:t>
-      </w:r>
-      <w:proofErr w:type="spellStart"/>
-      <w:proofErr w:type="gramStart"/>
-      <w:r>
-        <w:rPr>
-          <w:rFonts w:ascii="Consolas" w:hAnsi="Consolas"/>
-          <w:color w:val="333333"/>
-          <w:sz w:val="18"/>
-        </w:rPr>
-        <w:t>assignment</w:t>
-      </w:r>
-      <w:proofErr w:type="gramEnd"/>
-      <w:r>
-        <w:rPr>
-          <w:rFonts w:ascii="Consolas" w:hAnsi="Consolas"/>
-          <w:color w:val="333333"/>
-          <w:sz w:val="18"/>
-        </w:rPr>
-        <w:t>_completion</w:t>
-      </w:r>
-      <w:proofErr w:type="spellEnd"/>
-      <w:r>
-        <w:rPr>
-          <w:rFonts w:ascii="Consolas" w:hAnsi="Consolas"/>
-          <w:color w:val="333333"/>
-          <w:sz w:val="18"/>
-        </w:rPr>
-        <w:t>": 0.0</w:t>
-      </w:r>
-    </w:p>
-    <w:p>
-      <w:pPr>
-        <w:shd w:val="clear" w:color="auto" w:fill="F5F5F5"/>
-        <w:spacing w:after="0" w:line="240" w:lineRule="auto"/>
-      </w:pPr>
-      <w:r>
-        <w:rPr>
-          <w:rFonts w:ascii="Consolas" w:hAnsi="Consolas"/>
-          <w:color w:val="333333"/>
-          <w:sz w:val="18"/>
-        </w:rPr>
+        <w:t xml:space="preserve">  "school_averages": {</w:t>
+      </w:r>
+    </w:p>
+    <w:p>
+      <w:pPr>
+        <w:shd w:val="clear" w:color="auto" w:fill="F5F5F5"/>
+        <w:spacing w:after="0" w:line="240" w:lineRule="auto"/>
+      </w:pPr>
+      <w:r>
+        <w:t xml:space="preserve">    "avg_login_days": 12.5,</w:t>
+      </w:r>
+    </w:p>
+    <w:p>
+      <w:pPr>
+        <w:shd w:val="clear" w:color="auto" w:fill="F5F5F5"/>
+        <w:spacing w:after="0" w:line="240" w:lineRule="auto"/>
+      </w:pPr>
+      <w:r>
+        <w:t xml:space="preserve">    "avg_completion_rate": 0.65,</w:t>
+      </w:r>
+    </w:p>
+    <w:p>
+      <w:pPr>
+        <w:shd w:val="clear" w:color="auto" w:fill="F5F5F5"/>
+        <w:spacing w:after="0" w:line="240" w:lineRule="auto"/>
+      </w:pPr>
+      <w:r>
+        <w:t xml:space="preserve">    "active_student_count": 10</w:t>
+      </w:r>
+    </w:p>
+    <w:p>
+      <w:pPr>
+        <w:shd w:val="clear" w:color="auto" w:fill="F5F5F5"/>
+        <w:spacing w:after="0" w:line="240" w:lineRule="auto"/>
+      </w:pPr>
+      <w:r>
         <w:t xml:space="preserve">  },</w:t>
       </w:r>
     </w:p>
@@ -20957,53 +20887,15 @@
         <w:spacing w:after="0" w:line="240" w:lineRule="auto"/>
       </w:pPr>
       <w:r>
-        <w:rPr>
-          <w:rFonts w:ascii="Consolas" w:hAnsi="Consolas"/>
-          <w:color w:val="333333"/>
-          <w:sz w:val="18"/>
-        </w:rPr>
-        <w:t xml:space="preserve">  "</w:t>
-      </w:r>
-      <w:proofErr w:type="spellStart"/>
-      <w:proofErr w:type="gramStart"/>
-      <w:r>
-        <w:rPr>
-          <w:rFonts w:ascii="Consolas" w:hAnsi="Consolas"/>
-          <w:color w:val="333333"/>
-          <w:sz w:val="18"/>
-        </w:rPr>
-        <w:t>student</w:t>
-      </w:r>
-      <w:proofErr w:type="gramEnd"/>
-      <w:r>
-        <w:rPr>
-          <w:rFonts w:ascii="Consolas" w:hAnsi="Consolas"/>
-          <w:color w:val="333333"/>
-          <w:sz w:val="18"/>
-        </w:rPr>
-        <w:t>_engagement</w:t>
-      </w:r>
-      <w:proofErr w:type="spellEnd"/>
-      <w:r>
-        <w:rPr>
-          <w:rFonts w:ascii="Consolas" w:hAnsi="Consolas"/>
-          <w:color w:val="333333"/>
-          <w:sz w:val="18"/>
-        </w:rPr>
-        <w:t>": [</w:t>
-      </w:r>
-    </w:p>
-    <w:p>
-      <w:pPr>
-        <w:shd w:val="clear" w:color="auto" w:fill="F5F5F5"/>
-        <w:spacing w:after="0" w:line="240" w:lineRule="auto"/>
-      </w:pPr>
-      <w:r>
-        <w:rPr>
-          <w:rFonts w:ascii="Consolas" w:hAnsi="Consolas"/>
-          <w:color w:val="333333"/>
-          <w:sz w:val="18"/>
-        </w:rPr>
+        <w:t xml:space="preserve">  "student_engagement": [</w:t>
+      </w:r>
+    </w:p>
+    <w:p>
+      <w:pPr>
+        <w:shd w:val="clear" w:color="auto" w:fill="F5F5F5"/>
+        <w:spacing w:after="0" w:line="240" w:lineRule="auto"/>
+      </w:pPr>
+      <w:r>
         <w:t xml:space="preserve">    {</w:t>
       </w:r>
     </w:p>
@@ -21013,194 +20905,69 @@
         <w:spacing w:after="0" w:line="240" w:lineRule="auto"/>
       </w:pPr>
       <w:r>
-        <w:rPr>
-          <w:rFonts w:ascii="Consolas" w:hAnsi="Consolas"/>
-          <w:color w:val="333333"/>
-          <w:sz w:val="18"/>
-        </w:rPr>
-        <w:t xml:space="preserve">      "</w:t>
-      </w:r>
-      <w:proofErr w:type="spellStart"/>
-      <w:proofErr w:type="gramStart"/>
-      <w:r>
-        <w:rPr>
-          <w:rFonts w:ascii="Consolas" w:hAnsi="Consolas"/>
-          <w:color w:val="333333"/>
-          <w:sz w:val="18"/>
-        </w:rPr>
-        <w:t>student</w:t>
-      </w:r>
-      <w:proofErr w:type="gramEnd"/>
-      <w:r>
-        <w:rPr>
-          <w:rFonts w:ascii="Consolas" w:hAnsi="Consolas"/>
-          <w:color w:val="333333"/>
-          <w:sz w:val="18"/>
-        </w:rPr>
-        <w:t>_id</w:t>
-      </w:r>
-      <w:proofErr w:type="spellEnd"/>
-      <w:r>
-        <w:rPr>
-          <w:rFonts w:ascii="Consolas" w:hAnsi="Consolas"/>
-          <w:color w:val="333333"/>
-          <w:sz w:val="18"/>
-        </w:rPr>
-        <w:t>": 3,</w:t>
-      </w:r>
-    </w:p>
-    <w:p>
-      <w:pPr>
-        <w:shd w:val="clear" w:color="auto" w:fill="F5F5F5"/>
-        <w:spacing w:after="0" w:line="240" w:lineRule="auto"/>
-      </w:pPr>
-      <w:r>
-        <w:rPr>
-          <w:rFonts w:ascii="Consolas" w:hAnsi="Consolas"/>
-          <w:color w:val="333333"/>
-          <w:sz w:val="18"/>
-        </w:rPr>
-        <w:t xml:space="preserve">      "name": "Alice Student",</w:t>
-      </w:r>
-    </w:p>
-    <w:p>
-      <w:pPr>
-        <w:shd w:val="clear" w:color="auto" w:fill="F5F5F5"/>
-        <w:spacing w:after="0" w:line="240" w:lineRule="auto"/>
-      </w:pPr>
-      <w:r>
-        <w:rPr>
-          <w:rFonts w:ascii="Consolas" w:hAnsi="Consolas"/>
-          <w:color w:val="333333"/>
-          <w:sz w:val="18"/>
-        </w:rPr>
-        <w:lastRenderedPageBreak/>
-        <w:t xml:space="preserve">      "</w:t>
-      </w:r>
-      <w:proofErr w:type="spellStart"/>
-      <w:proofErr w:type="gramStart"/>
-      <w:r>
-        <w:rPr>
-          <w:rFonts w:ascii="Consolas" w:hAnsi="Consolas"/>
-          <w:color w:val="333333"/>
-          <w:sz w:val="18"/>
-        </w:rPr>
-        <w:t>login</w:t>
-      </w:r>
-      <w:proofErr w:type="gramEnd"/>
-      <w:r>
-        <w:rPr>
-          <w:rFonts w:ascii="Consolas" w:hAnsi="Consolas"/>
-          <w:color w:val="333333"/>
-          <w:sz w:val="18"/>
-        </w:rPr>
-        <w:t>_frequency</w:t>
-      </w:r>
-      <w:proofErr w:type="spellEnd"/>
-      <w:r>
-        <w:rPr>
-          <w:rFonts w:ascii="Consolas" w:hAnsi="Consolas"/>
-          <w:color w:val="333333"/>
-          <w:sz w:val="18"/>
-        </w:rPr>
-        <w:t>": 0.0,</w:t>
-      </w:r>
-    </w:p>
-    <w:p>
-      <w:pPr>
-        <w:shd w:val="clear" w:color="auto" w:fill="F5F5F5"/>
-        <w:spacing w:after="0" w:line="240" w:lineRule="auto"/>
-      </w:pPr>
-      <w:r>
-        <w:rPr>
-          <w:rFonts w:ascii="Consolas" w:hAnsi="Consolas"/>
-          <w:color w:val="333333"/>
-          <w:sz w:val="18"/>
-        </w:rPr>
-        <w:t xml:space="preserve">      "</w:t>
-      </w:r>
-      <w:proofErr w:type="spellStart"/>
-      <w:proofErr w:type="gramStart"/>
-      <w:r>
-        <w:rPr>
-          <w:rFonts w:ascii="Consolas" w:hAnsi="Consolas"/>
-          <w:color w:val="333333"/>
-          <w:sz w:val="18"/>
-        </w:rPr>
-        <w:t>content</w:t>
-      </w:r>
-      <w:proofErr w:type="gramEnd"/>
-      <w:r>
-        <w:rPr>
-          <w:rFonts w:ascii="Consolas" w:hAnsi="Consolas"/>
-          <w:color w:val="333333"/>
-          <w:sz w:val="18"/>
-        </w:rPr>
-        <w:t>_interaction</w:t>
-      </w:r>
-      <w:proofErr w:type="spellEnd"/>
-      <w:r>
-        <w:rPr>
-          <w:rFonts w:ascii="Consolas" w:hAnsi="Consolas"/>
-          <w:color w:val="333333"/>
-          <w:sz w:val="18"/>
-        </w:rPr>
-        <w:t>": 0.0,</w:t>
-      </w:r>
-    </w:p>
-    <w:p>
-      <w:pPr>
-        <w:shd w:val="clear" w:color="auto" w:fill="F5F5F5"/>
-        <w:spacing w:after="0" w:line="240" w:lineRule="auto"/>
-      </w:pPr>
-      <w:r>
-        <w:rPr>
-          <w:rFonts w:ascii="Consolas" w:hAnsi="Consolas"/>
-          <w:color w:val="333333"/>
-          <w:sz w:val="18"/>
-        </w:rPr>
-        <w:t xml:space="preserve">      "</w:t>
-      </w:r>
-      <w:proofErr w:type="spellStart"/>
-      <w:proofErr w:type="gramStart"/>
-      <w:r>
-        <w:rPr>
-          <w:rFonts w:ascii="Consolas" w:hAnsi="Consolas"/>
-          <w:color w:val="333333"/>
-          <w:sz w:val="18"/>
-        </w:rPr>
-        <w:t>assignment</w:t>
-      </w:r>
-      <w:proofErr w:type="gramEnd"/>
-      <w:r>
-        <w:rPr>
-          <w:rFonts w:ascii="Consolas" w:hAnsi="Consolas"/>
-          <w:color w:val="333333"/>
-          <w:sz w:val="18"/>
-        </w:rPr>
-        <w:t>_completion</w:t>
-      </w:r>
-      <w:proofErr w:type="spellEnd"/>
-      <w:r>
-        <w:rPr>
-          <w:rFonts w:ascii="Consolas" w:hAnsi="Consolas"/>
-          <w:color w:val="333333"/>
-          <w:sz w:val="18"/>
-        </w:rPr>
-        <w:t>": 0.0</w:t>
-      </w:r>
-    </w:p>
-    <w:p>
-      <w:pPr>
-        <w:shd w:val="clear" w:color="auto" w:fill="F5F5F5"/>
-        <w:spacing w:after="0" w:line="240" w:lineRule="auto"/>
-      </w:pPr>
-      <w:r>
-        <w:rPr>
-          <w:rFonts w:ascii="Consolas" w:hAnsi="Consolas"/>
-          <w:color w:val="333333"/>
-          <w:sz w:val="18"/>
-        </w:rPr>
+        <w:t xml:space="preserve">      "student_id": 4,</w:t>
+      </w:r>
+    </w:p>
+    <w:p>
+      <w:pPr>
+        <w:shd w:val="clear" w:color="auto" w:fill="F5F5F5"/>
+        <w:spacing w:after="0" w:line="240" w:lineRule="auto"/>
+      </w:pPr>
+      <w:r>
+        <w:t xml:space="preserve">      "student_name": "Student 1",</w:t>
+      </w:r>
+    </w:p>
+    <w:p>
+      <w:pPr>
+        <w:shd w:val="clear" w:color="auto" w:fill="F5F5F5"/>
+        <w:spacing w:after="0" w:line="240" w:lineRule="auto"/>
+      </w:pPr>
+      <w:r>
+        <w:t xml:space="preserve">      "login_days_last_30": 15,</w:t>
+      </w:r>
+    </w:p>
+    <w:p>
+      <w:pPr>
+        <w:shd w:val="clear" w:color="auto" w:fill="F5F5F5"/>
+        <w:spacing w:after="0" w:line="240" w:lineRule="auto"/>
+      </w:pPr>
+      <w:r>
+        <w:t xml:space="preserve">      "activities_completed": 20,</w:t>
+      </w:r>
+    </w:p>
+    <w:p>
+      <w:pPr>
+        <w:shd w:val="clear" w:color="auto" w:fill="F5F5F5"/>
+        <w:spacing w:after="0" w:line="240" w:lineRule="auto"/>
+      </w:pPr>
+      <w:r>
+        <w:t xml:space="preserve">      "total_activities": 30,</w:t>
+      </w:r>
+    </w:p>
+    <w:p>
+      <w:pPr>
+        <w:shd w:val="clear" w:color="auto" w:fill="F5F5F5"/>
+        <w:spacing w:after="0" w:line="240" w:lineRule="auto"/>
+      </w:pPr>
+      <w:r>
+        <w:t xml:space="preserve">      "completion_rate": 0.67,</w:t>
+      </w:r>
+    </w:p>
+    <w:p>
+      <w:pPr>
+        <w:shd w:val="clear" w:color="auto" w:fill="F5F5F5"/>
+        <w:spacing w:after="0" w:line="240" w:lineRule="auto"/>
+      </w:pPr>
+      <w:r>
+        <w:t xml:space="preserve">      "last_active_at": "2026-03-22T10:00:00+00:00"</w:t>
+      </w:r>
+    </w:p>
+    <w:p>
+      <w:pPr>
+        <w:shd w:val="clear" w:color="auto" w:fill="F5F5F5"/>
+        <w:spacing w:after="0" w:line="240" w:lineRule="auto"/>
+      </w:pPr>
+      <w:r>
         <w:t xml:space="preserve">    }</w:t>
       </w:r>
     </w:p>
@@ -21210,25 +20977,15 @@
         <w:spacing w:after="0" w:line="240" w:lineRule="auto"/>
       </w:pPr>
       <w:r>
-        <w:rPr>
-          <w:rFonts w:ascii="Consolas" w:hAnsi="Consolas"/>
-          <w:color w:val="333333"/>
-          <w:sz w:val="18"/>
-        </w:rPr>
-        <w:t xml:space="preserve">  ]</w:t>
-      </w:r>
-    </w:p>
-    <w:p>
-      <w:pPr>
-        <w:shd w:val="clear" w:color="auto" w:fill="F5F5F5"/>
-        <w:spacing w:after="0" w:line="240" w:lineRule="auto"/>
-      </w:pPr>
-      <w:r>
-        <w:rPr>
-          <w:rFonts w:ascii="Consolas" w:hAnsi="Consolas"/>
-          <w:color w:val="333333"/>
-          <w:sz w:val="18"/>
-        </w:rPr>
+        <w:t>  ]</w:t>
+      </w:r>
+    </w:p>
+    <w:p>
+      <w:pPr>
+        <w:shd w:val="clear" w:color="auto" w:fill="F5F5F5"/>
+        <w:spacing w:after="0" w:line="240" w:lineRule="auto"/>
+      </w:pPr>
+      <w:r>
         <w:t>}</w:t>
       </w:r>
     </w:p>
@@ -21237,11 +20994,9 @@
         <w:rPr>
           <w:b/>
         </w:rPr>
-        <w:t>Integration dependency:</w:t>
-      </w:r>
-      <w:r>
-        <w:t xml:space="preserve"> All engagement values come from a mock progress provider (</w:t>
-      </w:r>
+        <w:t>Integration dependency: All engagement values come from a mock progress provider (MockStudentProgressProvider implementing StudentProgressProviderInterface) and are 0.0. Real engagement metrics (login frequency, activity completion, and last-active timestamps) depend on Team Papa's Course Service. See the team-specific integration requirement documents for details.</w:t>
+      </w:r>
+      <w:r/>
       <w:proofErr w:type="spellStart"/>
       <w:r>
         <w:rPr>
@@ -21249,12 +21004,9 @@
           <w:color w:val="444444"/>
           <w:sz w:val="19"/>
         </w:rPr>
-        <w:t>MockStudentProgressProvider</w:t>
       </w:r>
       <w:proofErr w:type="spellEnd"/>
-      <w:r>
-        <w:t xml:space="preserve"> implementing </w:t>
-      </w:r>
+      <w:r/>
       <w:proofErr w:type="spellStart"/>
       <w:r>
         <w:rPr>
@@ -21262,23 +21014,17 @@
           <w:color w:val="444444"/>
           <w:sz w:val="19"/>
         </w:rPr>
-        <w:t>StudentProgressProviderInterface</w:t>
       </w:r>
       <w:proofErr w:type="spellEnd"/>
-      <w:r>
-        <w:t xml:space="preserve">) and are </w:t>
-      </w:r>
+      <w:r/>
       <w:r>
         <w:rPr>
           <w:rFonts w:ascii="Consolas" w:hAnsi="Consolas"/>
           <w:color w:val="444444"/>
           <w:sz w:val="19"/>
         </w:rPr>
-        <w:t>0.0</w:t>
-      </w:r>
-      <w:r>
-        <w:t>. Real engagement metrics (login frequency, content interaction, assignment completion) depend on Team Papa's Course Service. See the team-specific integration requirement documents for details.</w:t>
-      </w:r>
+      </w:r>
+      <w:r/>
     </w:p>
     <w:p>
       <w:pPr>
@@ -21364,7 +21110,7 @@
         <w:rPr>
           <w:b/>
         </w:rPr>
-        <w:t>Response (200):</w:t>
+        <w:t>Example response (200):</w:t>
       </w:r>
     </w:p>
     <w:p>
@@ -21963,7 +21709,7 @@
         <w:rPr>
           <w:b/>
         </w:rPr>
-        <w:t>Response (200):</w:t>
+        <w:t>Example response (200):</w:t>
       </w:r>
     </w:p>
     <w:p>
@@ -22055,7 +21801,7 @@
         <w:rPr>
           <w:b/>
         </w:rPr>
-        <w:t>Error (422) -- Unknown widget type:</w:t>
+        <w:t>Example error (422) -- Unknown widget type:</w:t>
       </w:r>
     </w:p>
     <w:p>

--- a/API-CONTRACT.docx
+++ b/API-CONTRACT.docx
@@ -67,7 +67,7 @@
     </w:p>
     <w:p>
       <w:r>
-        <w:t>Current version: D2.5 (March 2026).</w:t>
+        <w:t>Current version: D2.6 (March 2026).</w:t>
       </w:r>
     </w:p>
     <w:p>
@@ -690,11 +690,11 @@
       </w:r>
       <w:proofErr w:type="spellStart"/>
       <w:r>
-        <w:t>parent_of</w:t>
+        <w:t>parent_student_links</w:t>
       </w:r>
       <w:proofErr w:type="spellEnd"/>
       <w:r>
-        <w:t xml:space="preserve"> column. Students and parents receive 403 Forbidden on write attempts.</w:t>
+        <w:t xml:space="preserve"> table (many-to-many). Students and parents receive 403 Forbidden on write attempts.</w:t>
       </w:r>
     </w:p>
     <w:p>
@@ -767,24 +767,16 @@
         <w:pStyle w:val="ListBullet"/>
       </w:pPr>
       <w:r>
-        <w:t xml:space="preserve">Parents can only access their linked child's data. The same auto-filter applies, using the </w:t>
+        <w:t>Parents can only access their linked child's data. The same auto-filter applies, via the parent_student_links table (many-to-many join table per Karl Role B workpack).</w:t>
       </w:r>
       <w:proofErr w:type="spellStart"/>
-      <w:r>
-        <w:t>parent_of</w:t>
-      </w:r>
+      <w:r/>
       <w:proofErr w:type="spellEnd"/>
-      <w:r>
-        <w:t xml:space="preserve"> relationship (current: single FK; production: </w:t>
-      </w:r>
+      <w:r/>
       <w:proofErr w:type="spellStart"/>
-      <w:r>
-        <w:t>parent_student_links</w:t>
-      </w:r>
+      <w:r/>
       <w:proofErr w:type="spellEnd"/>
-      <w:r>
-        <w:t xml:space="preserve"> table).</w:t>
-      </w:r>
+      <w:r/>
     </w:p>
     <w:p>
       <w:pPr>
@@ -19297,42 +19289,26 @@
     </w:p>
     <w:p>
       <w:r>
-        <w:t xml:space="preserve">Returns detailed data for a single student including enrolments, progress, credentials, and curriculum mapping. Accessible by all roles, but students can only view their own record (403 if </w:t>
+        <w:t>Returns detailed data for a single student including enrolments, progress, credentials, and curriculum mapping. Accessible by all roles, but students can only view their own record (403 if studentId != self) and parents can only view their linked child (403 if no parent_student_links row exists).</w:t>
       </w:r>
       <w:proofErr w:type="spellStart"/>
       <w:proofErr w:type="gramStart"/>
-      <w:r>
-        <w:t>studentId</w:t>
-      </w:r>
+      <w:r/>
       <w:proofErr w:type="spellEnd"/>
-      <w:r>
-        <w:t xml:space="preserve"> !</w:t>
-      </w:r>
+      <w:r/>
       <w:proofErr w:type="gramEnd"/>
-      <w:r>
-        <w:t xml:space="preserve">= self) and parents can only view their linked child (403 if </w:t>
-      </w:r>
+      <w:r/>
       <w:proofErr w:type="spellStart"/>
       <w:proofErr w:type="gramStart"/>
-      <w:r>
-        <w:t>studentId</w:t>
-      </w:r>
+      <w:r/>
       <w:proofErr w:type="spellEnd"/>
-      <w:r>
-        <w:t xml:space="preserve"> !</w:t>
-      </w:r>
+      <w:r/>
       <w:proofErr w:type="gramEnd"/>
-      <w:r>
-        <w:t xml:space="preserve">= </w:t>
-      </w:r>
+      <w:r/>
       <w:proofErr w:type="spellStart"/>
-      <w:r>
-        <w:t>parent_of</w:t>
-      </w:r>
+      <w:r/>
       <w:proofErr w:type="spellEnd"/>
-      <w:r>
-        <w:t>).</w:t>
-      </w:r>
+      <w:r/>
     </w:p>
     <w:p>
       <w:r>
@@ -22185,56 +22161,32 @@
         <w:pStyle w:val="ListBullet"/>
       </w:pPr>
       <w:r>
-        <w:t xml:space="preserve">Parent-child relationships -- Team Quebec. </w:t>
+        <w:t>Parent-child relationships -- Team Quebec. Workpacks confirm: canonical schema uses parent_student_links table (parent_id, student_id), not a single FK. Delta now implements the canonical parent_student_links table with many-to-many support. All parent authorization guards query this table directly.</w:t>
       </w:r>
       <w:proofErr w:type="spellStart"/>
-      <w:r>
-        <w:t>Workpacks</w:t>
-      </w:r>
+      <w:r/>
       <w:proofErr w:type="spellEnd"/>
-      <w:r>
-        <w:t xml:space="preserve"> </w:t>
-      </w:r>
+      <w:r/>
       <w:proofErr w:type="gramStart"/>
-      <w:r>
-        <w:t>confirm:</w:t>
-      </w:r>
+      <w:r/>
       <w:proofErr w:type="gramEnd"/>
-      <w:r>
-        <w:t xml:space="preserve"> canonical schema uses </w:t>
-      </w:r>
+      <w:r/>
       <w:proofErr w:type="spellStart"/>
-      <w:r>
-        <w:t>parent_student_links</w:t>
-      </w:r>
+      <w:r/>
       <w:proofErr w:type="spellEnd"/>
-      <w:r>
-        <w:t xml:space="preserve"> table (</w:t>
-      </w:r>
+      <w:r/>
       <w:proofErr w:type="spellStart"/>
-      <w:r>
-        <w:t>parent_id</w:t>
-      </w:r>
+      <w:r/>
       <w:proofErr w:type="spellEnd"/>
-      <w:r>
-        <w:t xml:space="preserve">, </w:t>
-      </w:r>
+      <w:r/>
       <w:proofErr w:type="spellStart"/>
-      <w:r>
-        <w:t>student_id</w:t>
-      </w:r>
+      <w:r/>
       <w:proofErr w:type="spellEnd"/>
-      <w:r>
-        <w:t xml:space="preserve">), not a single FK. Delta's current </w:t>
-      </w:r>
+      <w:r/>
       <w:proofErr w:type="spellStart"/>
-      <w:r>
-        <w:t>parent_of</w:t>
-      </w:r>
+      <w:r/>
       <w:proofErr w:type="spellEnd"/>
-      <w:r>
-        <w:t xml:space="preserve"> column is a temporary simplification. Quebec owns the link table; Delta will migrate to querying this table when real auth is integrated.</w:t>
-      </w:r>
+      <w:r/>
     </w:p>
     <w:p>
       <w:pPr>

--- a/API-CONTRACT.docx
+++ b/API-CONTRACT.docx
@@ -7550,7 +7550,7 @@
     </w:p>
     <w:p>
       <w:r>
-        <w:t xml:space="preserve">5. Student must not already be enrolled in this cohort, including removed enrolments -- re-enrolment is not allowed (422 with code </w:t>
+        <w:t xml:space="preserve">5. Student must not already be enrolled in this cohort, a currently enrolled record blocks re-enrolment (422 with code </w:t>
       </w:r>
       <w:r>
         <w:rPr>

--- a/API-CONTRACT.docx
+++ b/API-CONTRACT.docx
@@ -67,7 +67,7 @@
     </w:p>
     <w:p>
       <w:r>
-        <w:t>Current version: D2.6 (March 2026).</w:t>
+        <w:t>Current version: D2.7 (March 2026).</w:t>
       </w:r>
     </w:p>
     <w:p>
@@ -148,7 +148,7 @@
         <w:pStyle w:val="ListBullet"/>
       </w:pPr>
       <w:r>
-        <w:t>Sample credential data: 2 earned + 1 in-progress per student (mock)</w:t>
+        <w:t>Sample credential data: 2 earned + 1 in-progress per student (mock mode); HTTP mode calls Karl’s Credential Engine</w:t>
       </w:r>
     </w:p>
     <w:p>
@@ -9662,53 +9662,7 @@
     </w:p>
     <w:p>
       <w:r>
-        <w:rPr>
-          <w:b/>
-        </w:rPr>
-        <w:lastRenderedPageBreak/>
-        <w:t>Integration dependency: The credentials field is populated by a mock credential data provider (</w:t>
-      </w:r>
-      <w:proofErr w:type="spellStart"/>
-      <w:r>
-        <w:rPr>
-          <w:b/>
-        </w:rPr>
-        <w:t>MockCredentialDataProvider</w:t>
-      </w:r>
-      <w:proofErr w:type="spellEnd"/>
-      <w:r>
-        <w:rPr>
-          <w:b/>
-        </w:rPr>
-        <w:t xml:space="preserve"> implementing </w:t>
-      </w:r>
-      <w:proofErr w:type="spellStart"/>
-      <w:r>
-        <w:rPr>
-          <w:b/>
-        </w:rPr>
-        <w:t>CredentialDataProviderInterface</w:t>
-      </w:r>
-      <w:proofErr w:type="spellEnd"/>
-      <w:r>
-        <w:rPr>
-          <w:b/>
-        </w:rPr>
-        <w:t xml:space="preserve">). It returns empty/zero data. Real credential data will come from Karl's credential engine. See the team-specific integration requirement documents for details. Student grades (8-12) are now seeded in the </w:t>
-      </w:r>
-      <w:proofErr w:type="gramStart"/>
-      <w:r>
-        <w:rPr>
-          <w:b/>
-        </w:rPr>
-        <w:t>users</w:t>
-      </w:r>
-      <w:proofErr w:type="gramEnd"/>
-      <w:r>
-        <w:rPr>
-          <w:b/>
-        </w:rPr>
-        <w:t xml:space="preserve"> table.</w:t>
+        <w:t>Integration dependency: The credentials field is populated via the CredentialDataProviderInterface (Strategy pattern). In mock mode (AUTH_MODE=mock), MockCredentialDataProvider returns sample data. In HTTP mode (AUTH_MODE=http), HttpCredentialDataProvider calls Karl’s Credential Engine API. Student grades (8-12) are now seeded in the users table.</w:t>
       </w:r>
     </w:p>
     <w:p>
@@ -20195,50 +20149,7 @@
         <w:pStyle w:val="ListBullet"/>
       </w:pPr>
       <w:r>
-        <w:rPr>
-          <w:rFonts w:ascii="Consolas" w:hAnsi="Consolas"/>
-          <w:sz w:val="19"/>
-        </w:rPr>
-        <w:t>credentials</w:t>
-      </w:r>
-      <w:r>
-        <w:t xml:space="preserve"> and </w:t>
-      </w:r>
-      <w:proofErr w:type="spellStart"/>
-      <w:r>
-        <w:rPr>
-          <w:rFonts w:ascii="Consolas" w:hAnsi="Consolas"/>
-          <w:sz w:val="19"/>
-        </w:rPr>
-        <w:t>curriculum_mapping</w:t>
-      </w:r>
-      <w:proofErr w:type="spellEnd"/>
-      <w:r>
-        <w:t xml:space="preserve"> come from a mock provider (</w:t>
-      </w:r>
-      <w:proofErr w:type="spellStart"/>
-      <w:r>
-        <w:rPr>
-          <w:rFonts w:ascii="Consolas" w:hAnsi="Consolas"/>
-          <w:sz w:val="19"/>
-        </w:rPr>
-        <w:t>MockCredentialDataProvider</w:t>
-      </w:r>
-      <w:proofErr w:type="spellEnd"/>
-      <w:r>
-        <w:t xml:space="preserve"> implementing </w:t>
-      </w:r>
-      <w:proofErr w:type="spellStart"/>
-      <w:r>
-        <w:rPr>
-          <w:rFonts w:ascii="Consolas" w:hAnsi="Consolas"/>
-          <w:sz w:val="19"/>
-        </w:rPr>
-        <w:t>CredentialDataProviderInterface</w:t>
-      </w:r>
-      <w:proofErr w:type="spellEnd"/>
-      <w:r>
-        <w:t>) and return empty arrays. Real data depends on Karl's credential engine.</w:t>
+        <w:t>credentials and curriculum_mapping are provided via the CredentialDataProviderInterface (Strategy pattern). In mock mode, MockCredentialDataProvider returns sample data. In HTTP mode, HttpCredentialDataProvider calls Karl’s Credential Engine. Ideal endpoints: GET /api/credentials/students/{studentId} and GET /api/credentials/students/{studentId}/curriculum-mapping.</w:t>
       </w:r>
     </w:p>
     <w:p>
@@ -22242,15 +22153,39 @@
         <w:pStyle w:val="ListBullet"/>
       </w:pPr>
       <w:r>
-        <w:t xml:space="preserve">Credential engine (real credentials) -- Karl (Role B). Delta uses </w:t>
+        <w:t>Credential engine (real credentials) -- Karl (Role B). Delta has HttpCredentialDataProvider ready; currently uses MockCredentialDataProvider when AUTH_MODE=mock.</w:t>
+      </w:r>
+    </w:p>
+    <w:p>
+      <w:pPr>
+        <w:pStyle w:val="ListBullet"/>
+      </w:pPr>
+      <w:r>
+        <w:t>Gamification (streaks, XP, badges) -- TBD (not assigned to any team).</w:t>
+      </w:r>
+    </w:p>
+    <w:p>
+      <w:pPr>
+        <w:pStyle w:val="ListBullet"/>
+      </w:pPr>
+      <w:r>
+        <w:t xml:space="preserve">Ventures / </w:t>
       </w:r>
       <w:proofErr w:type="spellStart"/>
       <w:r>
-        <w:t>MockCredentialDataProvider</w:t>
+        <w:t>LaunchPad</w:t>
       </w:r>
       <w:proofErr w:type="spellEnd"/>
       <w:r>
-        <w:t>.</w:t>
+        <w:t xml:space="preserve"> data -- Team Quebec (</w:t>
+      </w:r>
+      <w:proofErr w:type="spellStart"/>
+      <w:r>
+        <w:t>LaunchPad</w:t>
+      </w:r>
+      <w:proofErr w:type="spellEnd"/>
+      <w:r>
+        <w:t>).</w:t>
       </w:r>
     </w:p>
     <w:p>
@@ -22258,31 +22193,57 @@
         <w:pStyle w:val="ListBullet"/>
       </w:pPr>
       <w:r>
-        <w:t>Gamification (streaks, XP, badges) -- TBD (not assigned to any team).</w:t>
+        <w:t>Messaging and notifications -- Team Quebec (</w:t>
+      </w:r>
+      <w:proofErr w:type="spellStart"/>
+      <w:r>
+        <w:t>ConnectHub</w:t>
+      </w:r>
+      <w:proofErr w:type="spellEnd"/>
+      <w:r>
+        <w:t>).</w:t>
+      </w:r>
+    </w:p>
+    <w:p>
+      <w:pPr>
+        <w:pStyle w:val="Heading3"/>
+      </w:pPr>
+      <w:r>
+        <w:t>Strategy Pattern -- Ready for Swap</w:t>
+      </w:r>
+    </w:p>
+    <w:p>
+      <w:r>
+        <w:t xml:space="preserve">Delta uses the Strategy pattern for all external dependencies. When your real service is ready, swap the binding in </w:t>
+      </w:r>
+      <w:proofErr w:type="spellStart"/>
+      <w:r>
+        <w:t>AppServiceProvider</w:t>
+      </w:r>
+      <w:proofErr w:type="spellEnd"/>
+      <w:r>
+        <w:t xml:space="preserve"> -- no controller code changes needed:</w:t>
       </w:r>
     </w:p>
     <w:p>
       <w:pPr>
         <w:pStyle w:val="ListBullet"/>
       </w:pPr>
-      <w:r>
-        <w:t xml:space="preserve">Ventures / </w:t>
-      </w:r>
       <w:proofErr w:type="spellStart"/>
       <w:r>
-        <w:t>LaunchPad</w:t>
+        <w:t>CourseDataProviderInterface</w:t>
       </w:r>
       <w:proofErr w:type="spellEnd"/>
       <w:r>
-        <w:t xml:space="preserve"> data -- Team Quebec (</w:t>
+        <w:t xml:space="preserve">: </w:t>
       </w:r>
       <w:proofErr w:type="spellStart"/>
       <w:r>
-        <w:t>LaunchPad</w:t>
+        <w:t>MockCourseDataProvider</w:t>
       </w:r>
       <w:proofErr w:type="spellEnd"/>
       <w:r>
-        <w:t>).</w:t>
+        <w:t xml:space="preserve"> (5 courses) -&gt; real HTTP client to Papa (Experience Service)</w:t>
       </w:r>
     </w:p>
     <w:p>
@@ -22290,78 +22251,7 @@
         <w:pStyle w:val="ListBullet"/>
       </w:pPr>
       <w:r>
-        <w:t>Messaging and notifications -- Team Quebec (</w:t>
-      </w:r>
-      <w:proofErr w:type="spellStart"/>
-      <w:r>
-        <w:t>ConnectHub</w:t>
-      </w:r>
-      <w:proofErr w:type="spellEnd"/>
-      <w:r>
-        <w:t>).</w:t>
-      </w:r>
-    </w:p>
-    <w:p>
-      <w:pPr>
-        <w:pStyle w:val="Heading3"/>
-      </w:pPr>
-      <w:r>
-        <w:t>Strategy Pattern -- Ready for Swap</w:t>
-      </w:r>
-    </w:p>
-    <w:p>
-      <w:r>
-        <w:t xml:space="preserve">Delta uses the Strategy pattern for all external dependencies. When your real service is ready, swap the binding in </w:t>
-      </w:r>
-      <w:proofErr w:type="spellStart"/>
-      <w:r>
-        <w:t>AppServiceProvider</w:t>
-      </w:r>
-      <w:proofErr w:type="spellEnd"/>
-      <w:r>
-        <w:t xml:space="preserve"> -- no controller code changes needed:</w:t>
-      </w:r>
-    </w:p>
-    <w:p>
-      <w:pPr>
-        <w:pStyle w:val="ListBullet"/>
-      </w:pPr>
-      <w:proofErr w:type="spellStart"/>
-      <w:r>
-        <w:t>CourseDataProviderInterface</w:t>
-      </w:r>
-      <w:proofErr w:type="spellEnd"/>
-      <w:r>
-        <w:t xml:space="preserve">: </w:t>
-      </w:r>
-      <w:proofErr w:type="spellStart"/>
-      <w:r>
-        <w:t>MockCourseDataProvider</w:t>
-      </w:r>
-      <w:proofErr w:type="spellEnd"/>
-      <w:r>
-        <w:t xml:space="preserve"> (5 courses) -&gt; real HTTP client to Papa (Experience Service)</w:t>
-      </w:r>
-    </w:p>
-    <w:p>
-      <w:pPr>
-        <w:pStyle w:val="ListBullet"/>
-      </w:pPr>
-      <w:proofErr w:type="spellStart"/>
-      <w:r>
-        <w:t>CredentialDataProviderInterface</w:t>
-      </w:r>
-      <w:proofErr w:type="spellEnd"/>
-      <w:r>
-        <w:t xml:space="preserve">: </w:t>
-      </w:r>
-      <w:proofErr w:type="spellStart"/>
-      <w:r>
-        <w:t>MockCredentialDataProvider</w:t>
-      </w:r>
-      <w:proofErr w:type="spellEnd"/>
-      <w:r>
-        <w:t xml:space="preserve"> (3 credentials) -&gt; real HTTP client to Karl (Enrolment + Dashboard)</w:t>
+        <w:t>CredentialDataProviderInterface: MockCredentialDataProvider (3 credentials) / HttpCredentialDataProvider (HTTP ready) → Karl’s Credential Engine (Enrolment + Dashboard)</w:t>
       </w:r>
     </w:p>
     <w:p>

--- a/API-CONTRACT.docx
+++ b/API-CONTRACT.docx
@@ -67,7 +67,7 @@
     </w:p>
     <w:p>
       <w:r>
-        <w:t>Current version: D2.7 (March 2026).</w:t>
+        <w:t>Current version: D2.8 (March 2026).</w:t>
       </w:r>
     </w:p>
     <w:p>
@@ -96,7 +96,7 @@
         <w:pStyle w:val="ListBullet"/>
       </w:pPr>
       <w:r>
-        <w:t>14 users: 1 admin (id=1), 2 teachers (id=2,3), 10 students (id=4-13, grades 8-12), 1 parent (id=14, linked to student id=4)</w:t>
+        <w:t>16 users: 1 admin (id=1), 2 teachers (id=2,3), 10 students (id=4-13, grades 8-12), 1 parent (id=14, linked to students 4 and 5), 2 platform staff (id=15 hatchloom_teacher, id=16 hatchloom_admin)</w:t>
       </w:r>
     </w:p>
     <w:p>
@@ -9171,12 +9171,7 @@
         <w:spacing w:after="0" w:line="240" w:lineRule="auto"/>
       </w:pPr>
       <w:r>
-        <w:rPr>
-          <w:rFonts w:ascii="Consolas" w:hAnsi="Consolas"/>
-          <w:color w:val="333333"/>
-          <w:sz w:val="18"/>
-        </w:rPr>
-        <w:t xml:space="preserve">    "grade": null</w:t>
+        <w:t xml:space="preserve">    "grade": 10</w:t>
       </w:r>
     </w:p>
     <w:p>
@@ -22258,21 +22253,10 @@
       <w:pPr>
         <w:pStyle w:val="ListBullet"/>
       </w:pPr>
-      <w:proofErr w:type="spellStart"/>
-      <w:r>
-        <w:t>StudentProgressProviderInterface</w:t>
-      </w:r>
-      <w:proofErr w:type="spellEnd"/>
-      <w:r>
-        <w:t xml:space="preserve">: </w:t>
-      </w:r>
-      <w:proofErr w:type="spellStart"/>
-      <w:r>
-        <w:t>MockStudentProgressProvider</w:t>
-      </w:r>
-      <w:proofErr w:type="spellEnd"/>
-      <w:r>
-        <w:t xml:space="preserve"> (random metrics) -&gt; real aggregation from Papa + Karl (Dashboard)</w:t>
+      <w:r>
+        <w:t>StudentProgressProviderInterface: MockStudentProgressProvider (random metrics) -&gt; real aggregation from Papa + Karl (Dashboard)</w:t>
+        <w:br/>
+        <w:t>LaunchPadDataProviderInterface: MockLaunchPadDataProvider (sample ventures) / HttpLaunchPadDataProvider (HTTP ready) → Quebec’s LaunchPad Service (Dashboard)</w:t>
       </w:r>
     </w:p>
     <w:p>

--- a/API-CONTRACT.docx
+++ b/API-CONTRACT.docx
@@ -67,7 +67,7 @@
     </w:p>
     <w:p>
       <w:r>
-        <w:t>Current version: D2.8 (March 2026).</w:t>
+        <w:t>Current version: D2.9 (April 2026).</w:t>
       </w:r>
     </w:p>
     <w:p>
@@ -670,31 +670,7 @@
         <w:pStyle w:val="ListBullet"/>
       </w:pPr>
       <w:r>
-        <w:t xml:space="preserve">Valid token mapping to a user with role </w:t>
-      </w:r>
-      <w:proofErr w:type="spellStart"/>
-      <w:r>
-        <w:t>school_teacher</w:t>
-      </w:r>
-      <w:proofErr w:type="spellEnd"/>
-      <w:r>
-        <w:t xml:space="preserve"> grants full read/write access to experiences and cohorts. Users with role </w:t>
-      </w:r>
-      <w:proofErr w:type="spellStart"/>
-      <w:r>
-        <w:t>school_admin</w:t>
-      </w:r>
-      <w:proofErr w:type="spellEnd"/>
-      <w:r>
-        <w:t xml:space="preserve"> have read access to all data and write access limited to enrolment operations (enrolling and removing students from cohorts). Students (role=student) have read-only access scoped to their own data. Parents (role=parent) have read-only access scoped to their linked child's data via the </w:t>
-      </w:r>
-      <w:proofErr w:type="spellStart"/>
-      <w:r>
-        <w:t>parent_student_links</w:t>
-      </w:r>
-      <w:proofErr w:type="spellEnd"/>
-      <w:r>
-        <w:t xml:space="preserve"> table (many-to-many). Students and parents receive 403 Forbidden on write attempts.</w:t>
+        <w:t>Valid token mapping to a user with role school_admin grants unrestricted access -- full read/write to all endpoints including enrolment operations (enrolling and removing students from cohorts). Users with role school_teacher have read/write access to experiences and cohorts (create, update, activate, complete) but cannot enrol or remove students (admin-only). Students (role=student) have read-only access scoped to their own data. Parents (role=parent) have read-only access scoped to their linked children's data via the parent_student_links table (many-to-many). Students and parents receive 403 Forbidden on write attempts.</w:t>
       </w:r>
     </w:p>
     <w:p>
@@ -820,23 +796,7 @@
         <w:pStyle w:val="ListBullet"/>
       </w:pPr>
       <w:r>
-        <w:t xml:space="preserve">School-wide dashboard endpoints (GET /dashboard, GET /dashboard/reporting/*, GET /dashboard/widgets/*) are restricted to </w:t>
-      </w:r>
-      <w:proofErr w:type="spellStart"/>
-      <w:r>
-        <w:t>school_admin</w:t>
-      </w:r>
-      <w:proofErr w:type="spellEnd"/>
-      <w:r>
-        <w:t xml:space="preserve"> and </w:t>
-      </w:r>
-      <w:proofErr w:type="spellStart"/>
-      <w:r>
-        <w:t>school_teacher</w:t>
-      </w:r>
-      <w:proofErr w:type="spellEnd"/>
-      <w:r>
-        <w:t xml:space="preserve"> roles only. Students and parents cannot access aggregated school data.</w:t>
+        <w:t>School-wide dashboard endpoints (GET /dashboard, GET /dashboard/reporting/*, GET /dashboard/widgets/*) are restricted to school_admin and school_teacher roles. Students and parents cannot access aggregated school data.</w:t>
       </w:r>
     </w:p>
     <w:p>

--- a/API-CONTRACT.docx
+++ b/API-CONTRACT.docx
@@ -796,7 +796,7 @@
         <w:pStyle w:val="ListBullet"/>
       </w:pPr>
       <w:r>
-        <w:t>School-wide dashboard endpoints (GET /dashboard, GET /dashboard/reporting/*, GET /dashboard/widgets/*) are restricted to school_admin and school_teacher roles. Students and parents cannot access aggregated school data.</w:t>
+        <w:t>School-wide dashboard endpoints (GET /dashboard, GET /dashboard/reporting/*, GET /dashboard/widgets/*) are restricted to school_admin only. Teachers, students, and parents cannot access aggregated school data. The student drill-down endpoint (GET /dashboard/students/{studentId}) is accessible by all roles, but students and parents are restricted to their own/linked data by controller guards.</w:t>
       </w:r>
     </w:p>
     <w:p>

--- a/API-CONTRACT.docx
+++ b/API-CONTRACT.docx
@@ -6376,6 +6376,11 @@
       </w:r>
     </w:p>
     <w:p>
+      <w:r>
+        <w:t xml:space="preserve">          "experience_id": 1,</w:t>
+      </w:r>
+    </w:p>
+    <w:p>
       <w:pPr>
         <w:shd w:val="clear" w:color="auto" w:fill="F5F5F5"/>
         <w:spacing w:after="0" w:line="240" w:lineRule="auto"/>
@@ -9258,6 +9263,11 @@
           <w:sz w:val="18"/>
         </w:rPr>
         <w:t>": "Spring 2026 Cohort A",</w:t>
+      </w:r>
+    </w:p>
+    <w:p>
+      <w:r>
+        <w:t xml:space="preserve">      "experience_id": 1,</w:t>
       </w:r>
     </w:p>
     <w:p>
@@ -19472,6 +19482,11 @@
           <w:sz w:val="18"/>
         </w:rPr>
         <w:t>": "Spring 2026 Cohort A",</w:t>
+      </w:r>
+    </w:p>
+    <w:p>
+      <w:r>
+        <w:t xml:space="preserve">      "experience_id": 1,</w:t>
       </w:r>
     </w:p>
     <w:p>
